--- a/fuentes/72312205_CF01_DU.docx
+++ b/fuentes/72312205_CF01_DU.docx
@@ -12,7 +12,7 @@
           <w:lang w:eastAsia="es-CO"/>
         </w:rPr>
         <w:drawing>
-          <wp:anchor distT="0" distB="0" distL="114300" distR="114300" simplePos="0" relativeHeight="251659264" behindDoc="1" locked="0" layoutInCell="1" allowOverlap="1" wp14:anchorId="6A55977C" wp14:editId="704B399A">
+          <wp:anchor distT="0" distB="0" distL="114300" distR="114300" simplePos="0" relativeHeight="251659264" behindDoc="1" locked="0" layoutInCell="1" allowOverlap="1" wp14:anchorId="6D5952A9" wp14:editId="16C52072">
             <wp:simplePos x="0" y="0"/>
             <wp:positionH relativeFrom="column">
               <wp:posOffset>-749106</wp:posOffset>
@@ -136,7 +136,7 @@
         <mc:AlternateContent>
           <mc:Choice Requires="wps">
             <w:drawing>
-              <wp:anchor distT="0" distB="0" distL="114300" distR="114300" simplePos="0" relativeHeight="251661312" behindDoc="1" locked="0" layoutInCell="1" allowOverlap="1" wp14:anchorId="0853532D" wp14:editId="347E4CDE">
+              <wp:anchor distT="0" distB="0" distL="114300" distR="114300" simplePos="0" relativeHeight="251661312" behindDoc="1" locked="0" layoutInCell="1" allowOverlap="1" wp14:anchorId="237A836B" wp14:editId="2E1056B8">
                 <wp:simplePos x="0" y="0"/>
                 <wp:positionH relativeFrom="column">
                   <wp:posOffset>-710565</wp:posOffset>
@@ -205,7 +205,7 @@
               </wp:anchor>
             </w:drawing>
           </mc:Choice>
-          <mc:Fallback xmlns:oel="http://schemas.microsoft.com/office/2019/extlst">
+          <mc:Fallback xmlns:oel="http://schemas.microsoft.com/office/2019/extlst" xmlns:w16cei="http://schemas.microsoft.com/office/word/2026/wordml/cei" xmlns:w16du="http://schemas.microsoft.com/office/word/2023/wordml/word16du" xmlns:w16sdtfl="http://schemas.microsoft.com/office/word/2024/wordml/sdtformatlock">
             <w:pict>
               <v:rect w14:anchorId="4C256C62" id="Rectángulo 3" o:spid="_x0000_s1026" alt="&quot;&quot;" style="position:absolute;margin-left:-55.95pt;margin-top:26.4pt;width:613.85pt;height:164.25pt;z-index:-251655168;visibility:visible;mso-wrap-style:square;mso-height-percent:0;mso-wrap-distance-left:9pt;mso-wrap-distance-top:0;mso-wrap-distance-right:9pt;mso-wrap-distance-bottom:0;mso-position-horizontal:absolute;mso-position-horizontal-relative:text;mso-position-vertical:absolute;mso-position-vertical-relative:text;mso-height-percent:0;mso-height-relative:margin;v-text-anchor:middle" o:gfxdata="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" fillcolor="#00314d" stroked="f" strokeweight="1pt"/>
             </w:pict>
@@ -232,7 +232,7 @@
         <mc:AlternateContent>
           <mc:Choice Requires="wps">
             <w:drawing>
-              <wp:anchor distT="45720" distB="45720" distL="114300" distR="114300" simplePos="0" relativeHeight="251663360" behindDoc="0" locked="0" layoutInCell="1" allowOverlap="1" wp14:anchorId="2E2DABF6" wp14:editId="306B0905">
+              <wp:anchor distT="45720" distB="45720" distL="114300" distR="114300" simplePos="0" relativeHeight="251663360" behindDoc="0" locked="0" layoutInCell="1" allowOverlap="1" wp14:anchorId="43DBA92F" wp14:editId="5CF64FD5">
                 <wp:simplePos x="0" y="0"/>
                 <wp:positionH relativeFrom="margin">
                   <wp:posOffset>-320040</wp:posOffset>
@@ -314,7 +314,7 @@
           </mc:Choice>
           <mc:Fallback>
             <w:pict>
-              <v:shapetype w14:anchorId="2E2DABF6" id="_x0000_t202" coordsize="21600,21600" o:spt="202" path="m,l,21600r21600,l21600,xe">
+              <v:shapetype w14:anchorId="43DBA92F" id="_x0000_t202" coordsize="21600,21600" o:spt="202" path="m,l,21600r21600,l21600,xe">
                 <v:stroke joinstyle="miter"/>
                 <v:path gradientshapeok="t" o:connecttype="rect"/>
               </v:shapetype>
@@ -426,7 +426,7 @@
         <w:rPr>
           <w:rStyle w:val="TablaCar"/>
         </w:rPr>
-        <w:t>Este componente formativo aborda principios, prácticas y normatividad de la sanidad bovina, incluyendo bienestar animal, manejo de enfermedades, uso responsable de medicamentos, bioseguridad y Buenas Prácticas Ganaderas. Desarrolla competencias en prevención, diagnóstico y control sanitario del hato, garantizando inocuidad alimentaria e integrando conocimientos teóricos y prácticos para una producción sostenible, eficiente y acorde al sector agropecuario actual y competitivo global.</w:t>
+        <w:t>Este componente formativo aborda principios, prácticas y normatividad de la sanidad bovina, incluyendo bienestar animal, manejo de enfermedades, uso responsable de medicamentos, bioseguridad y buenas prácticas ganaderas. Desarrolla competencias en prevención, diagnóstico y control sanitario del hato, garantizando inocuidad alimentaria e integrando conocimientos teóricos y prácticos para una producción sostenible, eficiente y acorde al sector agropecuario actual y competitivo global.</w:t>
       </w:r>
     </w:p>
     <w:p>
@@ -456,7 +456,18 @@
           <w:kern w:val="0"/>
           <w14:ligatures w14:val="none"/>
         </w:rPr>
-        <w:t xml:space="preserve">Junio </w:t>
+        <w:t>Agosto</w:t>
+      </w:r>
+      <w:r>
+        <w:rPr>
+          <w:rFonts w:ascii="Calibri" w:hAnsi="Calibri"/>
+          <w:b/>
+          <w:bCs/>
+          <w:color w:val="000000" w:themeColor="text1"/>
+          <w:kern w:val="0"/>
+          <w14:ligatures w14:val="none"/>
+        </w:rPr>
+        <w:t xml:space="preserve"> </w:t>
       </w:r>
       <w:r>
         <w:rPr>
@@ -1975,7 +1986,7 @@
                 <w:sz w:val="26"/>
                 <w:szCs w:val="26"/>
               </w:rPr>
-              <w:t>21</w:t>
+              <w:t>20</w:t>
             </w:r>
             <w:r>
               <w:rPr>
@@ -2065,7 +2076,7 @@
                 <w:sz w:val="26"/>
                 <w:szCs w:val="26"/>
               </w:rPr>
-              <w:t>21</w:t>
+              <w:t>20</w:t>
             </w:r>
             <w:r>
               <w:rPr>
@@ -2155,7 +2166,7 @@
                 <w:sz w:val="26"/>
                 <w:szCs w:val="26"/>
               </w:rPr>
-              <w:t>22</w:t>
+              <w:t>21</w:t>
             </w:r>
             <w:r>
               <w:rPr>
@@ -2245,7 +2256,7 @@
                 <w:sz w:val="26"/>
                 <w:szCs w:val="26"/>
               </w:rPr>
-              <w:t>23</w:t>
+              <w:t>22</w:t>
             </w:r>
             <w:r>
               <w:rPr>
@@ -2335,7 +2346,7 @@
                 <w:sz w:val="26"/>
                 <w:szCs w:val="26"/>
               </w:rPr>
-              <w:t>23</w:t>
+              <w:t>22</w:t>
             </w:r>
             <w:r>
               <w:rPr>
@@ -2425,7 +2436,7 @@
                 <w:sz w:val="26"/>
                 <w:szCs w:val="26"/>
               </w:rPr>
-              <w:t>23</w:t>
+              <w:t>22</w:t>
             </w:r>
             <w:r>
               <w:rPr>
@@ -2515,7 +2526,7 @@
                 <w:sz w:val="26"/>
                 <w:szCs w:val="26"/>
               </w:rPr>
-              <w:t>24</w:t>
+              <w:t>23</w:t>
             </w:r>
             <w:r>
               <w:rPr>
@@ -2605,7 +2616,7 @@
                 <w:sz w:val="26"/>
                 <w:szCs w:val="26"/>
               </w:rPr>
-              <w:t>26</w:t>
+              <w:t>25</w:t>
             </w:r>
             <w:r>
               <w:rPr>
@@ -2695,7 +2706,7 @@
                 <w:sz w:val="26"/>
                 <w:szCs w:val="26"/>
               </w:rPr>
-              <w:t>26</w:t>
+              <w:t>25</w:t>
             </w:r>
             <w:r>
               <w:rPr>
@@ -2785,7 +2796,7 @@
                 <w:sz w:val="26"/>
                 <w:szCs w:val="26"/>
               </w:rPr>
-              <w:t>27</w:t>
+              <w:t>26</w:t>
             </w:r>
             <w:r>
               <w:rPr>
@@ -2875,7 +2886,7 @@
                 <w:sz w:val="26"/>
                 <w:szCs w:val="26"/>
               </w:rPr>
-              <w:t>27</w:t>
+              <w:t>26</w:t>
             </w:r>
             <w:r>
               <w:rPr>
@@ -2965,7 +2976,7 @@
                 <w:sz w:val="26"/>
                 <w:szCs w:val="26"/>
               </w:rPr>
-              <w:t>28</w:t>
+              <w:t>27</w:t>
             </w:r>
             <w:r>
               <w:rPr>
@@ -3002,7 +3013,7 @@
                 <w:sz w:val="26"/>
                 <w:szCs w:val="26"/>
               </w:rPr>
-              <w:t>4.5. Relación con Buenas Prácticas Ganaderas (BPG)</w:t>
+              <w:t>4.5. Relación con buenas prácticas ganaderas (BPG)</w:t>
             </w:r>
             <w:r>
               <w:rPr>
@@ -3055,7 +3066,7 @@
                 <w:sz w:val="26"/>
                 <w:szCs w:val="26"/>
               </w:rPr>
-              <w:t>28</w:t>
+              <w:t>27</w:t>
             </w:r>
             <w:r>
               <w:rPr>
@@ -3145,7 +3156,7 @@
                 <w:sz w:val="26"/>
                 <w:szCs w:val="26"/>
               </w:rPr>
-              <w:t>29</w:t>
+              <w:t>28</w:t>
             </w:r>
             <w:r>
               <w:rPr>
@@ -3235,7 +3246,7 @@
                 <w:sz w:val="26"/>
                 <w:szCs w:val="26"/>
               </w:rPr>
-              <w:t>29</w:t>
+              <w:t>28</w:t>
             </w:r>
             <w:r>
               <w:rPr>
@@ -3325,7 +3336,7 @@
                 <w:sz w:val="26"/>
                 <w:szCs w:val="26"/>
               </w:rPr>
-              <w:t>30</w:t>
+              <w:t>29</w:t>
             </w:r>
             <w:r>
               <w:rPr>
@@ -3415,7 +3426,7 @@
                 <w:sz w:val="26"/>
                 <w:szCs w:val="26"/>
               </w:rPr>
-              <w:t>31</w:t>
+              <w:t>30</w:t>
             </w:r>
             <w:r>
               <w:rPr>
@@ -3505,7 +3516,7 @@
                 <w:sz w:val="26"/>
                 <w:szCs w:val="26"/>
               </w:rPr>
-              <w:t>31</w:t>
+              <w:t>30</w:t>
             </w:r>
             <w:r>
               <w:rPr>
@@ -3595,7 +3606,7 @@
                 <w:sz w:val="26"/>
                 <w:szCs w:val="26"/>
               </w:rPr>
-              <w:t>32</w:t>
+              <w:t>31</w:t>
             </w:r>
             <w:r>
               <w:rPr>
@@ -3685,7 +3696,7 @@
                 <w:sz w:val="26"/>
                 <w:szCs w:val="26"/>
               </w:rPr>
-              <w:t>33</w:t>
+              <w:t>32</w:t>
             </w:r>
             <w:r>
               <w:rPr>
@@ -3775,7 +3786,7 @@
                 <w:sz w:val="26"/>
                 <w:szCs w:val="26"/>
               </w:rPr>
-              <w:t>34</w:t>
+              <w:t>33</w:t>
             </w:r>
             <w:r>
               <w:rPr>
@@ -3865,7 +3876,7 @@
                 <w:sz w:val="26"/>
                 <w:szCs w:val="26"/>
               </w:rPr>
-              <w:t>34</w:t>
+              <w:t>33</w:t>
             </w:r>
             <w:r>
               <w:rPr>
@@ -3955,7 +3966,7 @@
                 <w:sz w:val="26"/>
                 <w:szCs w:val="26"/>
               </w:rPr>
-              <w:t>35</w:t>
+              <w:t>34</w:t>
             </w:r>
             <w:r>
               <w:rPr>
@@ -4045,7 +4056,7 @@
                 <w:sz w:val="26"/>
                 <w:szCs w:val="26"/>
               </w:rPr>
-              <w:t>36</w:t>
+              <w:t>35</w:t>
             </w:r>
             <w:r>
               <w:rPr>
@@ -4135,7 +4146,7 @@
                 <w:sz w:val="26"/>
                 <w:szCs w:val="26"/>
               </w:rPr>
-              <w:t>36</w:t>
+              <w:t>35</w:t>
             </w:r>
             <w:r>
               <w:rPr>
@@ -4225,7 +4236,7 @@
                 <w:sz w:val="26"/>
                 <w:szCs w:val="26"/>
               </w:rPr>
-              <w:t>36</w:t>
+              <w:t>35</w:t>
             </w:r>
             <w:r>
               <w:rPr>
@@ -4315,7 +4326,7 @@
                 <w:sz w:val="26"/>
                 <w:szCs w:val="26"/>
               </w:rPr>
-              <w:t>37</w:t>
+              <w:t>36</w:t>
             </w:r>
             <w:r>
               <w:rPr>
@@ -4405,7 +4416,7 @@
                 <w:sz w:val="26"/>
                 <w:szCs w:val="26"/>
               </w:rPr>
-              <w:t>38</w:t>
+              <w:t>37</w:t>
             </w:r>
             <w:r>
               <w:rPr>
@@ -4495,7 +4506,7 @@
                 <w:sz w:val="26"/>
                 <w:szCs w:val="26"/>
               </w:rPr>
-              <w:t>38</w:t>
+              <w:t>37</w:t>
             </w:r>
             <w:r>
               <w:rPr>
@@ -4585,7 +4596,7 @@
                 <w:sz w:val="26"/>
                 <w:szCs w:val="26"/>
               </w:rPr>
-              <w:t>39</w:t>
+              <w:t>38</w:t>
             </w:r>
             <w:r>
               <w:rPr>
@@ -4675,7 +4686,7 @@
                 <w:sz w:val="26"/>
                 <w:szCs w:val="26"/>
               </w:rPr>
-              <w:t>40</w:t>
+              <w:t>39</w:t>
             </w:r>
             <w:r>
               <w:rPr>
@@ -4765,7 +4776,7 @@
                 <w:sz w:val="26"/>
                 <w:szCs w:val="26"/>
               </w:rPr>
-              <w:t>41</w:t>
+              <w:t>40</w:t>
             </w:r>
             <w:r>
               <w:rPr>
@@ -4855,7 +4866,7 @@
                 <w:sz w:val="26"/>
                 <w:szCs w:val="26"/>
               </w:rPr>
-              <w:t>41</w:t>
+              <w:t>40</w:t>
             </w:r>
             <w:r>
               <w:rPr>
@@ -4945,7 +4956,7 @@
                 <w:sz w:val="26"/>
                 <w:szCs w:val="26"/>
               </w:rPr>
-              <w:t>41</w:t>
+              <w:t>40</w:t>
             </w:r>
             <w:r>
               <w:rPr>
@@ -5035,7 +5046,7 @@
                 <w:sz w:val="26"/>
                 <w:szCs w:val="26"/>
               </w:rPr>
-              <w:t>42</w:t>
+              <w:t>41</w:t>
             </w:r>
             <w:r>
               <w:rPr>
@@ -5125,7 +5136,7 @@
                 <w:sz w:val="26"/>
                 <w:szCs w:val="26"/>
               </w:rPr>
-              <w:t>42</w:t>
+              <w:t>41</w:t>
             </w:r>
             <w:r>
               <w:rPr>
@@ -5215,7 +5226,7 @@
                 <w:sz w:val="26"/>
                 <w:szCs w:val="26"/>
               </w:rPr>
-              <w:t>44</w:t>
+              <w:t>43</w:t>
             </w:r>
             <w:r>
               <w:rPr>
@@ -5305,7 +5316,7 @@
                 <w:sz w:val="26"/>
                 <w:szCs w:val="26"/>
               </w:rPr>
-              <w:t>45</w:t>
+              <w:t>44</w:t>
             </w:r>
             <w:r>
               <w:rPr>
@@ -5395,7 +5406,7 @@
                 <w:sz w:val="26"/>
                 <w:szCs w:val="26"/>
               </w:rPr>
-              <w:t>47</w:t>
+              <w:t>46</w:t>
             </w:r>
             <w:r>
               <w:rPr>
@@ -5432,7 +5443,7 @@
                 <w:sz w:val="26"/>
                 <w:szCs w:val="26"/>
               </w:rPr>
-              <w:t>8.5. Plan sanitario del hato (Integración)</w:t>
+              <w:t>8.5. Plan sanitario del hato (integración)</w:t>
             </w:r>
             <w:r>
               <w:rPr>
@@ -5485,7 +5496,7 @@
                 <w:sz w:val="26"/>
                 <w:szCs w:val="26"/>
               </w:rPr>
-              <w:t>49</w:t>
+              <w:t>48</w:t>
             </w:r>
             <w:r>
               <w:rPr>
@@ -5575,7 +5586,7 @@
                 <w:sz w:val="26"/>
                 <w:szCs w:val="26"/>
               </w:rPr>
-              <w:t>50</w:t>
+              <w:t>49</w:t>
             </w:r>
             <w:r>
               <w:rPr>
@@ -5665,7 +5676,7 @@
                 <w:sz w:val="26"/>
                 <w:szCs w:val="26"/>
               </w:rPr>
-              <w:t>51</w:t>
+              <w:t>50</w:t>
             </w:r>
             <w:r>
               <w:rPr>
@@ -5755,7 +5766,7 @@
                 <w:sz w:val="26"/>
                 <w:szCs w:val="26"/>
               </w:rPr>
-              <w:t>51</w:t>
+              <w:t>50</w:t>
             </w:r>
             <w:r>
               <w:rPr>
@@ -5845,7 +5856,7 @@
                 <w:sz w:val="26"/>
                 <w:szCs w:val="26"/>
               </w:rPr>
-              <w:t>54</w:t>
+              <w:t>53</w:t>
             </w:r>
             <w:r>
               <w:rPr>
@@ -5935,7 +5946,7 @@
                 <w:sz w:val="26"/>
                 <w:szCs w:val="26"/>
               </w:rPr>
-              <w:t>57</w:t>
+              <w:t>56</w:t>
             </w:r>
             <w:r>
               <w:rPr>
@@ -6025,7 +6036,7 @@
                 <w:sz w:val="26"/>
                 <w:szCs w:val="26"/>
               </w:rPr>
-              <w:t>58</w:t>
+              <w:t>57</w:t>
             </w:r>
             <w:r>
               <w:rPr>
@@ -6115,7 +6126,7 @@
                 <w:sz w:val="26"/>
                 <w:szCs w:val="26"/>
               </w:rPr>
-              <w:t>59</w:t>
+              <w:t>58</w:t>
             </w:r>
             <w:r>
               <w:rPr>
@@ -6205,7 +6216,7 @@
                 <w:sz w:val="26"/>
                 <w:szCs w:val="26"/>
               </w:rPr>
-              <w:t>60</w:t>
+              <w:t>59</w:t>
             </w:r>
             <w:r>
               <w:rPr>
@@ -6242,7 +6253,7 @@
                 <w:sz w:val="26"/>
                 <w:szCs w:val="26"/>
               </w:rPr>
-              <w:t>9.7. Integración con Buenas Prácticas Ganaderas (BPG)</w:t>
+              <w:t>9.7. Integración con buenas prácticas ganaderas (BPG)</w:t>
             </w:r>
             <w:r>
               <w:rPr>
@@ -6295,7 +6306,7 @@
                 <w:sz w:val="26"/>
                 <w:szCs w:val="26"/>
               </w:rPr>
-              <w:t>60</w:t>
+              <w:t>59</w:t>
             </w:r>
             <w:r>
               <w:rPr>
@@ -6385,7 +6396,7 @@
                 <w:sz w:val="26"/>
                 <w:szCs w:val="26"/>
               </w:rPr>
-              <w:t>62</w:t>
+              <w:t>61</w:t>
             </w:r>
             <w:r>
               <w:rPr>
@@ -6475,7 +6486,7 @@
                 <w:sz w:val="26"/>
                 <w:szCs w:val="26"/>
               </w:rPr>
-              <w:t>62</w:t>
+              <w:t>61</w:t>
             </w:r>
             <w:r>
               <w:rPr>
@@ -6565,7 +6576,7 @@
                 <w:sz w:val="26"/>
                 <w:szCs w:val="26"/>
               </w:rPr>
-              <w:t>62</w:t>
+              <w:t>61</w:t>
             </w:r>
             <w:r>
               <w:rPr>
@@ -6655,7 +6666,7 @@
                 <w:sz w:val="26"/>
                 <w:szCs w:val="26"/>
               </w:rPr>
-              <w:t>62</w:t>
+              <w:t>61</w:t>
             </w:r>
             <w:r>
               <w:rPr>
@@ -6745,7 +6756,7 @@
                 <w:sz w:val="26"/>
                 <w:szCs w:val="26"/>
               </w:rPr>
-              <w:t>63</w:t>
+              <w:t>62</w:t>
             </w:r>
             <w:r>
               <w:rPr>
@@ -6835,7 +6846,7 @@
                 <w:sz w:val="26"/>
                 <w:szCs w:val="26"/>
               </w:rPr>
-              <w:t>63</w:t>
+              <w:t>62</w:t>
             </w:r>
             <w:r>
               <w:rPr>
@@ -6925,7 +6936,7 @@
                 <w:sz w:val="26"/>
                 <w:szCs w:val="26"/>
               </w:rPr>
-              <w:t>64</w:t>
+              <w:t>63</w:t>
             </w:r>
             <w:r>
               <w:rPr>
@@ -7015,7 +7026,7 @@
                 <w:sz w:val="26"/>
                 <w:szCs w:val="26"/>
               </w:rPr>
-              <w:t>65</w:t>
+              <w:t>64</w:t>
             </w:r>
             <w:r>
               <w:rPr>
@@ -7105,7 +7116,7 @@
                 <w:sz w:val="26"/>
                 <w:szCs w:val="26"/>
               </w:rPr>
-              <w:t>68</w:t>
+              <w:t>67</w:t>
             </w:r>
             <w:r>
               <w:rPr>
@@ -7195,7 +7206,7 @@
                 <w:sz w:val="26"/>
                 <w:szCs w:val="26"/>
               </w:rPr>
-              <w:t>70</w:t>
+              <w:t>69</w:t>
             </w:r>
             <w:r>
               <w:rPr>
@@ -7560,7 +7571,7 @@
         <w:rPr>
           <w:lang w:val="es-419" w:eastAsia="es-CO"/>
         </w:rPr>
-        <w:t>Un manejo inadecuado de medicamentos puede generar riesgos para la salud y la inocuidad. En Colombia, su uso es regulado por el ICA y las Buenas Prácticas Ganaderas.</w:t>
+        <w:t>Un manejo inadecuado de medicamentos puede generar riesgos para la salud y la inocuidad. En Colombia, su uso es regulado por el ICA y las buenas prácticas ganaderas.</w:t>
       </w:r>
     </w:p>
     <w:p>
@@ -7800,6 +7811,12 @@
         </w:rPr>
         <w:t>La implementación de estas acciones contribuye a reducir accidentes, proteger la salud del trabajador y mejorar la eficiencia en las actividades sanitarias</w:t>
       </w:r>
+      <w:r>
+        <w:rPr>
+          <w:lang w:val="es-419" w:eastAsia="es-CO"/>
+        </w:rPr>
+        <w:t>.</w:t>
+      </w:r>
     </w:p>
     <w:p>
       <w:pPr>
@@ -8082,7 +8099,7 @@
         <w:rPr>
           <w:lang w:val="es-419" w:eastAsia="es-CO"/>
         </w:rPr>
-        <w:t>Resolución 067449 de 2020 del ICA: relacionada con las Buenas Prácticas Ganaderas (BPG).</w:t>
+        <w:t>Resolución 067449 de 2020 del ICA: relacionada con las buenas prácticas ganaderas (BPG).</w:t>
       </w:r>
     </w:p>
     <w:p>
@@ -8228,7 +8245,7 @@
         <w:rPr>
           <w:lang w:val="es-419" w:eastAsia="es-CO"/>
         </w:rPr>
-        <w:t>El bienestar animal es un componente esencial en la producción bovina moderna y un pilar fundamental de las Buenas Prácticas Ganaderas (BPG). Su correcta aplicación garantiza animales sanos, productivos y alimentos inocuos, además de cumplir con la normatividad vigente en Colombia.</w:t>
+        <w:t>El bienestar animal es un componente esencial en la producción bovina moderna y un pilar fundamental de las buenas prácticas ganaderas (BPG). Su correcta aplicación garantiza animales sanos, productivos y alimentos inocuos, además de cumplir con la normatividad vigente en Colombia.</w:t>
       </w:r>
     </w:p>
     <w:p>
@@ -8390,7 +8407,19 @@
           <w:lang w:val="es-419" w:eastAsia="es-CO"/>
         </w:rPr>
         <w:lastRenderedPageBreak/>
-        <w:t>Estos principios están alineados con la normatividad colombiana. Como la Ley 1774 de 2016 y las resoluciones del ICA.</w:t>
+        <w:t>Estos principios están alineados con la normatividad colombiana</w:t>
+      </w:r>
+      <w:r>
+        <w:rPr>
+          <w:lang w:val="es-419" w:eastAsia="es-CO"/>
+        </w:rPr>
+        <w:t xml:space="preserve"> c</w:t>
+      </w:r>
+      <w:r>
+        <w:rPr>
+          <w:lang w:val="es-419" w:eastAsia="es-CO"/>
+        </w:rPr>
+        <w:t>omo la Ley 1774 de 2016 y las resoluciones del ICA.</w:t>
       </w:r>
     </w:p>
     <w:p>
@@ -8459,7 +8488,7 @@
         <w:rPr>
           <w:lang w:val="es-419" w:eastAsia="es-CO"/>
         </w:rPr>
-        <w:t>Las Buenas Prácticas Ganaderas (BPG) garantizan alimentos seguros y de calidad mediante manejo adecuado, uso responsable de medicamentos y control sanitario, base de una ganadería responsable. En el siguiente cuadro se resumen los principales requisitos sanitarios y de uso de medicamentos.</w:t>
+        <w:t>Las buenas prácticas ganaderas (BPG) garantizan alimentos seguros y de calidad mediante manejo adecuado, uso responsable de medicamentos y control sanitario, base de una ganadería responsable. En el siguiente cuadro se resumen los principales requisitos sanitarios y de uso de medicamentos.</w:t>
       </w:r>
     </w:p>
     <w:p>
@@ -8496,6 +8525,7 @@
         <w:tc>
           <w:tcPr>
             <w:tcW w:w="1221" w:type="pct"/>
+            <w:vAlign w:val="center"/>
             <w:hideMark/>
           </w:tcPr>
           <w:p>
@@ -8516,6 +8546,7 @@
         <w:tc>
           <w:tcPr>
             <w:tcW w:w="1307" w:type="pct"/>
+            <w:vAlign w:val="center"/>
             <w:hideMark/>
           </w:tcPr>
           <w:p>
@@ -8536,6 +8567,7 @@
         <w:tc>
           <w:tcPr>
             <w:tcW w:w="1652" w:type="pct"/>
+            <w:vAlign w:val="center"/>
             <w:hideMark/>
           </w:tcPr>
           <w:p>
@@ -8556,6 +8588,7 @@
         <w:tc>
           <w:tcPr>
             <w:tcW w:w="820" w:type="pct"/>
+            <w:vAlign w:val="center"/>
             <w:hideMark/>
           </w:tcPr>
           <w:p>
@@ -8581,7 +8614,10 @@
         <w:tc>
           <w:tcPr>
             <w:tcW w:w="1221" w:type="pct"/>
-            <w:vMerge w:val="restart"/>
+            <w:tcBorders>
+              <w:bottom w:val="nil"/>
+            </w:tcBorders>
+            <w:vAlign w:val="center"/>
             <w:hideMark/>
           </w:tcPr>
           <w:p>
@@ -8607,6 +8643,7 @@
         <w:tc>
           <w:tcPr>
             <w:tcW w:w="1307" w:type="pct"/>
+            <w:vAlign w:val="center"/>
             <w:hideMark/>
           </w:tcPr>
           <w:p>
@@ -8631,6 +8668,7 @@
         <w:tc>
           <w:tcPr>
             <w:tcW w:w="1652" w:type="pct"/>
+            <w:vAlign w:val="center"/>
             <w:hideMark/>
           </w:tcPr>
           <w:p>
@@ -8655,6 +8693,7 @@
         <w:tc>
           <w:tcPr>
             <w:tcW w:w="820" w:type="pct"/>
+            <w:vAlign w:val="center"/>
             <w:hideMark/>
           </w:tcPr>
           <w:p>
@@ -8681,7 +8720,11 @@
         <w:tc>
           <w:tcPr>
             <w:tcW w:w="1221" w:type="pct"/>
-            <w:vMerge/>
+            <w:tcBorders>
+              <w:top w:val="nil"/>
+              <w:bottom w:val="nil"/>
+            </w:tcBorders>
+            <w:vAlign w:val="center"/>
             <w:hideMark/>
           </w:tcPr>
           <w:p>
@@ -8698,6 +8741,7 @@
         <w:tc>
           <w:tcPr>
             <w:tcW w:w="1307" w:type="pct"/>
+            <w:vAlign w:val="center"/>
             <w:hideMark/>
           </w:tcPr>
           <w:p>
@@ -8722,6 +8766,7 @@
         <w:tc>
           <w:tcPr>
             <w:tcW w:w="1652" w:type="pct"/>
+            <w:vAlign w:val="center"/>
             <w:hideMark/>
           </w:tcPr>
           <w:p>
@@ -8746,6 +8791,7 @@
         <w:tc>
           <w:tcPr>
             <w:tcW w:w="820" w:type="pct"/>
+            <w:vAlign w:val="center"/>
             <w:hideMark/>
           </w:tcPr>
           <w:p>
@@ -8775,7 +8821,11 @@
         <w:tc>
           <w:tcPr>
             <w:tcW w:w="1221" w:type="pct"/>
-            <w:vMerge/>
+            <w:tcBorders>
+              <w:top w:val="nil"/>
+              <w:bottom w:val="nil"/>
+            </w:tcBorders>
+            <w:vAlign w:val="center"/>
             <w:hideMark/>
           </w:tcPr>
           <w:p>
@@ -8792,6 +8842,7 @@
         <w:tc>
           <w:tcPr>
             <w:tcW w:w="1307" w:type="pct"/>
+            <w:vAlign w:val="center"/>
             <w:hideMark/>
           </w:tcPr>
           <w:p>
@@ -8816,6 +8867,7 @@
         <w:tc>
           <w:tcPr>
             <w:tcW w:w="1652" w:type="pct"/>
+            <w:vAlign w:val="center"/>
             <w:hideMark/>
           </w:tcPr>
           <w:p>
@@ -8840,6 +8892,7 @@
         <w:tc>
           <w:tcPr>
             <w:tcW w:w="820" w:type="pct"/>
+            <w:vAlign w:val="center"/>
             <w:hideMark/>
           </w:tcPr>
           <w:p>
@@ -8866,7 +8919,11 @@
         <w:tc>
           <w:tcPr>
             <w:tcW w:w="1221" w:type="pct"/>
-            <w:vMerge/>
+            <w:tcBorders>
+              <w:top w:val="nil"/>
+              <w:bottom w:val="nil"/>
+            </w:tcBorders>
+            <w:vAlign w:val="center"/>
             <w:hideMark/>
           </w:tcPr>
           <w:p>
@@ -8883,6 +8940,7 @@
         <w:tc>
           <w:tcPr>
             <w:tcW w:w="1307" w:type="pct"/>
+            <w:vAlign w:val="center"/>
             <w:hideMark/>
           </w:tcPr>
           <w:p>
@@ -8907,6 +8965,7 @@
         <w:tc>
           <w:tcPr>
             <w:tcW w:w="1652" w:type="pct"/>
+            <w:vAlign w:val="center"/>
             <w:hideMark/>
           </w:tcPr>
           <w:p>
@@ -8931,6 +8990,7 @@
         <w:tc>
           <w:tcPr>
             <w:tcW w:w="820" w:type="pct"/>
+            <w:vAlign w:val="center"/>
             <w:hideMark/>
           </w:tcPr>
           <w:p>
@@ -8960,7 +9020,11 @@
         <w:tc>
           <w:tcPr>
             <w:tcW w:w="1221" w:type="pct"/>
-            <w:vMerge/>
+            <w:tcBorders>
+              <w:top w:val="nil"/>
+              <w:bottom w:val="nil"/>
+            </w:tcBorders>
+            <w:vAlign w:val="center"/>
             <w:hideMark/>
           </w:tcPr>
           <w:p>
@@ -8977,6 +9041,7 @@
         <w:tc>
           <w:tcPr>
             <w:tcW w:w="1307" w:type="pct"/>
+            <w:vAlign w:val="center"/>
             <w:hideMark/>
           </w:tcPr>
           <w:p>
@@ -9001,6 +9066,7 @@
         <w:tc>
           <w:tcPr>
             <w:tcW w:w="1652" w:type="pct"/>
+            <w:vAlign w:val="center"/>
             <w:hideMark/>
           </w:tcPr>
           <w:p>
@@ -9025,6 +9091,7 @@
         <w:tc>
           <w:tcPr>
             <w:tcW w:w="820" w:type="pct"/>
+            <w:vAlign w:val="center"/>
             <w:hideMark/>
           </w:tcPr>
           <w:p>
@@ -9051,7 +9118,11 @@
         <w:tc>
           <w:tcPr>
             <w:tcW w:w="1221" w:type="pct"/>
-            <w:vMerge/>
+            <w:tcBorders>
+              <w:top w:val="nil"/>
+              <w:bottom w:val="nil"/>
+            </w:tcBorders>
+            <w:vAlign w:val="center"/>
             <w:hideMark/>
           </w:tcPr>
           <w:p>
@@ -9068,6 +9139,7 @@
         <w:tc>
           <w:tcPr>
             <w:tcW w:w="1307" w:type="pct"/>
+            <w:vAlign w:val="center"/>
             <w:hideMark/>
           </w:tcPr>
           <w:p>
@@ -9092,6 +9164,7 @@
         <w:tc>
           <w:tcPr>
             <w:tcW w:w="1652" w:type="pct"/>
+            <w:vAlign w:val="center"/>
             <w:hideMark/>
           </w:tcPr>
           <w:p>
@@ -9116,6 +9189,7 @@
         <w:tc>
           <w:tcPr>
             <w:tcW w:w="820" w:type="pct"/>
+            <w:vAlign w:val="center"/>
             <w:hideMark/>
           </w:tcPr>
           <w:p>
@@ -9145,7 +9219,11 @@
         <w:tc>
           <w:tcPr>
             <w:tcW w:w="1221" w:type="pct"/>
-            <w:vMerge/>
+            <w:tcBorders>
+              <w:top w:val="nil"/>
+              <w:bottom w:val="nil"/>
+            </w:tcBorders>
+            <w:vAlign w:val="center"/>
             <w:hideMark/>
           </w:tcPr>
           <w:p>
@@ -9162,6 +9240,7 @@
         <w:tc>
           <w:tcPr>
             <w:tcW w:w="1307" w:type="pct"/>
+            <w:vAlign w:val="center"/>
             <w:hideMark/>
           </w:tcPr>
           <w:p>
@@ -9186,6 +9265,7 @@
         <w:tc>
           <w:tcPr>
             <w:tcW w:w="1652" w:type="pct"/>
+            <w:vAlign w:val="center"/>
             <w:hideMark/>
           </w:tcPr>
           <w:p>
@@ -9210,6 +9290,7 @@
         <w:tc>
           <w:tcPr>
             <w:tcW w:w="820" w:type="pct"/>
+            <w:vAlign w:val="center"/>
             <w:hideMark/>
           </w:tcPr>
           <w:p>
@@ -9236,7 +9317,10 @@
         <w:tc>
           <w:tcPr>
             <w:tcW w:w="1221" w:type="pct"/>
-            <w:vMerge/>
+            <w:tcBorders>
+              <w:top w:val="nil"/>
+            </w:tcBorders>
+            <w:vAlign w:val="center"/>
             <w:hideMark/>
           </w:tcPr>
           <w:p>
@@ -9253,6 +9337,7 @@
         <w:tc>
           <w:tcPr>
             <w:tcW w:w="1307" w:type="pct"/>
+            <w:vAlign w:val="center"/>
             <w:hideMark/>
           </w:tcPr>
           <w:p>
@@ -9277,6 +9362,7 @@
         <w:tc>
           <w:tcPr>
             <w:tcW w:w="1652" w:type="pct"/>
+            <w:vAlign w:val="center"/>
             <w:hideMark/>
           </w:tcPr>
           <w:p>
@@ -9301,6 +9387,7 @@
         <w:tc>
           <w:tcPr>
             <w:tcW w:w="820" w:type="pct"/>
+            <w:vAlign w:val="center"/>
             <w:hideMark/>
           </w:tcPr>
           <w:p>
@@ -9330,7 +9417,10 @@
         <w:tc>
           <w:tcPr>
             <w:tcW w:w="1221" w:type="pct"/>
-            <w:vMerge w:val="restart"/>
+            <w:tcBorders>
+              <w:bottom w:val="nil"/>
+            </w:tcBorders>
+            <w:vAlign w:val="center"/>
             <w:hideMark/>
           </w:tcPr>
           <w:p>
@@ -9356,6 +9446,7 @@
         <w:tc>
           <w:tcPr>
             <w:tcW w:w="1307" w:type="pct"/>
+            <w:vAlign w:val="center"/>
             <w:hideMark/>
           </w:tcPr>
           <w:p>
@@ -9380,6 +9471,7 @@
         <w:tc>
           <w:tcPr>
             <w:tcW w:w="1652" w:type="pct"/>
+            <w:vAlign w:val="center"/>
             <w:hideMark/>
           </w:tcPr>
           <w:p>
@@ -9404,6 +9496,7 @@
         <w:tc>
           <w:tcPr>
             <w:tcW w:w="820" w:type="pct"/>
+            <w:vAlign w:val="center"/>
             <w:hideMark/>
           </w:tcPr>
           <w:p>
@@ -9430,7 +9523,11 @@
         <w:tc>
           <w:tcPr>
             <w:tcW w:w="1221" w:type="pct"/>
-            <w:vMerge/>
+            <w:tcBorders>
+              <w:top w:val="nil"/>
+              <w:bottom w:val="nil"/>
+            </w:tcBorders>
+            <w:vAlign w:val="center"/>
             <w:hideMark/>
           </w:tcPr>
           <w:p>
@@ -9447,6 +9544,7 @@
         <w:tc>
           <w:tcPr>
             <w:tcW w:w="1307" w:type="pct"/>
+            <w:vAlign w:val="center"/>
             <w:hideMark/>
           </w:tcPr>
           <w:p>
@@ -9471,6 +9569,7 @@
         <w:tc>
           <w:tcPr>
             <w:tcW w:w="1652" w:type="pct"/>
+            <w:vAlign w:val="center"/>
             <w:hideMark/>
           </w:tcPr>
           <w:p>
@@ -9495,6 +9594,7 @@
         <w:tc>
           <w:tcPr>
             <w:tcW w:w="820" w:type="pct"/>
+            <w:vAlign w:val="center"/>
             <w:hideMark/>
           </w:tcPr>
           <w:p>
@@ -9524,7 +9624,11 @@
         <w:tc>
           <w:tcPr>
             <w:tcW w:w="1221" w:type="pct"/>
-            <w:vMerge/>
+            <w:tcBorders>
+              <w:top w:val="nil"/>
+              <w:bottom w:val="nil"/>
+            </w:tcBorders>
+            <w:vAlign w:val="center"/>
             <w:hideMark/>
           </w:tcPr>
           <w:p>
@@ -9541,6 +9645,7 @@
         <w:tc>
           <w:tcPr>
             <w:tcW w:w="1307" w:type="pct"/>
+            <w:vAlign w:val="center"/>
             <w:hideMark/>
           </w:tcPr>
           <w:p>
@@ -9565,6 +9670,7 @@
         <w:tc>
           <w:tcPr>
             <w:tcW w:w="1652" w:type="pct"/>
+            <w:vAlign w:val="center"/>
             <w:hideMark/>
           </w:tcPr>
           <w:p>
@@ -9589,6 +9695,7 @@
         <w:tc>
           <w:tcPr>
             <w:tcW w:w="820" w:type="pct"/>
+            <w:vAlign w:val="center"/>
             <w:hideMark/>
           </w:tcPr>
           <w:p>
@@ -9615,7 +9722,11 @@
         <w:tc>
           <w:tcPr>
             <w:tcW w:w="1221" w:type="pct"/>
-            <w:vMerge/>
+            <w:tcBorders>
+              <w:top w:val="nil"/>
+              <w:bottom w:val="nil"/>
+            </w:tcBorders>
+            <w:vAlign w:val="center"/>
             <w:hideMark/>
           </w:tcPr>
           <w:p>
@@ -9632,6 +9743,7 @@
         <w:tc>
           <w:tcPr>
             <w:tcW w:w="1307" w:type="pct"/>
+            <w:vAlign w:val="center"/>
             <w:hideMark/>
           </w:tcPr>
           <w:p>
@@ -9656,6 +9768,7 @@
         <w:tc>
           <w:tcPr>
             <w:tcW w:w="1652" w:type="pct"/>
+            <w:vAlign w:val="center"/>
             <w:hideMark/>
           </w:tcPr>
           <w:p>
@@ -9680,6 +9793,7 @@
         <w:tc>
           <w:tcPr>
             <w:tcW w:w="820" w:type="pct"/>
+            <w:vAlign w:val="center"/>
             <w:hideMark/>
           </w:tcPr>
           <w:p>
@@ -9709,7 +9823,11 @@
         <w:tc>
           <w:tcPr>
             <w:tcW w:w="1221" w:type="pct"/>
-            <w:vMerge/>
+            <w:tcBorders>
+              <w:top w:val="nil"/>
+              <w:bottom w:val="nil"/>
+            </w:tcBorders>
+            <w:vAlign w:val="center"/>
             <w:hideMark/>
           </w:tcPr>
           <w:p>
@@ -9726,6 +9844,7 @@
         <w:tc>
           <w:tcPr>
             <w:tcW w:w="1307" w:type="pct"/>
+            <w:vAlign w:val="center"/>
             <w:hideMark/>
           </w:tcPr>
           <w:p>
@@ -9750,6 +9869,7 @@
         <w:tc>
           <w:tcPr>
             <w:tcW w:w="1652" w:type="pct"/>
+            <w:vAlign w:val="center"/>
             <w:hideMark/>
           </w:tcPr>
           <w:p>
@@ -9774,6 +9894,7 @@
         <w:tc>
           <w:tcPr>
             <w:tcW w:w="820" w:type="pct"/>
+            <w:vAlign w:val="center"/>
             <w:hideMark/>
           </w:tcPr>
           <w:p>
@@ -9800,7 +9921,11 @@
         <w:tc>
           <w:tcPr>
             <w:tcW w:w="1221" w:type="pct"/>
-            <w:vMerge/>
+            <w:tcBorders>
+              <w:top w:val="nil"/>
+              <w:bottom w:val="nil"/>
+            </w:tcBorders>
+            <w:vAlign w:val="center"/>
             <w:hideMark/>
           </w:tcPr>
           <w:p>
@@ -9817,6 +9942,7 @@
         <w:tc>
           <w:tcPr>
             <w:tcW w:w="1307" w:type="pct"/>
+            <w:vAlign w:val="center"/>
             <w:hideMark/>
           </w:tcPr>
           <w:p>
@@ -9828,6 +9954,16 @@
                 <w:lang w:eastAsia="es-CO"/>
               </w:rPr>
             </w:pPr>
+          </w:p>
+          <w:p>
+            <w:pPr>
+              <w:pStyle w:val="Tablas"/>
+              <w:rPr>
+                <w:color w:val="12263F"/>
+                <w:sz w:val="24"/>
+                <w:lang w:eastAsia="es-CO"/>
+              </w:rPr>
+            </w:pPr>
             <w:r>
               <w:rPr>
                 <w:color w:val="12263F"/>
@@ -9841,6 +9977,7 @@
         <w:tc>
           <w:tcPr>
             <w:tcW w:w="1652" w:type="pct"/>
+            <w:vAlign w:val="center"/>
             <w:hideMark/>
           </w:tcPr>
           <w:p>
@@ -9865,6 +10002,7 @@
         <w:tc>
           <w:tcPr>
             <w:tcW w:w="820" w:type="pct"/>
+            <w:vAlign w:val="center"/>
             <w:hideMark/>
           </w:tcPr>
           <w:p>
@@ -9894,7 +10032,11 @@
         <w:tc>
           <w:tcPr>
             <w:tcW w:w="1221" w:type="pct"/>
-            <w:vMerge/>
+            <w:tcBorders>
+              <w:top w:val="nil"/>
+              <w:bottom w:val="nil"/>
+            </w:tcBorders>
+            <w:vAlign w:val="center"/>
             <w:hideMark/>
           </w:tcPr>
           <w:p>
@@ -9911,6 +10053,7 @@
         <w:tc>
           <w:tcPr>
             <w:tcW w:w="1307" w:type="pct"/>
+            <w:vAlign w:val="center"/>
             <w:hideMark/>
           </w:tcPr>
           <w:p>
@@ -9935,6 +10078,7 @@
         <w:tc>
           <w:tcPr>
             <w:tcW w:w="1652" w:type="pct"/>
+            <w:vAlign w:val="center"/>
             <w:hideMark/>
           </w:tcPr>
           <w:p>
@@ -9959,6 +10103,7 @@
         <w:tc>
           <w:tcPr>
             <w:tcW w:w="820" w:type="pct"/>
+            <w:vAlign w:val="center"/>
             <w:hideMark/>
           </w:tcPr>
           <w:p>
@@ -9985,7 +10130,11 @@
         <w:tc>
           <w:tcPr>
             <w:tcW w:w="1221" w:type="pct"/>
-            <w:vMerge/>
+            <w:tcBorders>
+              <w:top w:val="nil"/>
+              <w:bottom w:val="nil"/>
+            </w:tcBorders>
+            <w:vAlign w:val="center"/>
             <w:hideMark/>
           </w:tcPr>
           <w:p>
@@ -10002,6 +10151,7 @@
         <w:tc>
           <w:tcPr>
             <w:tcW w:w="1307" w:type="pct"/>
+            <w:vAlign w:val="center"/>
             <w:hideMark/>
           </w:tcPr>
           <w:p>
@@ -10026,6 +10176,7 @@
         <w:tc>
           <w:tcPr>
             <w:tcW w:w="1652" w:type="pct"/>
+            <w:vAlign w:val="center"/>
             <w:hideMark/>
           </w:tcPr>
           <w:p>
@@ -10050,6 +10201,7 @@
         <w:tc>
           <w:tcPr>
             <w:tcW w:w="820" w:type="pct"/>
+            <w:vAlign w:val="center"/>
             <w:hideMark/>
           </w:tcPr>
           <w:p>
@@ -10079,7 +10231,11 @@
         <w:tc>
           <w:tcPr>
             <w:tcW w:w="1221" w:type="pct"/>
-            <w:vMerge/>
+            <w:tcBorders>
+              <w:top w:val="nil"/>
+              <w:bottom w:val="nil"/>
+            </w:tcBorders>
+            <w:vAlign w:val="center"/>
             <w:hideMark/>
           </w:tcPr>
           <w:p>
@@ -10096,6 +10252,7 @@
         <w:tc>
           <w:tcPr>
             <w:tcW w:w="1307" w:type="pct"/>
+            <w:vAlign w:val="center"/>
             <w:hideMark/>
           </w:tcPr>
           <w:p>
@@ -10120,6 +10277,7 @@
         <w:tc>
           <w:tcPr>
             <w:tcW w:w="1652" w:type="pct"/>
+            <w:vAlign w:val="center"/>
             <w:hideMark/>
           </w:tcPr>
           <w:p>
@@ -10144,6 +10302,7 @@
         <w:tc>
           <w:tcPr>
             <w:tcW w:w="820" w:type="pct"/>
+            <w:vAlign w:val="center"/>
             <w:hideMark/>
           </w:tcPr>
           <w:p>
@@ -10170,7 +10329,11 @@
         <w:tc>
           <w:tcPr>
             <w:tcW w:w="1221" w:type="pct"/>
-            <w:vMerge/>
+            <w:tcBorders>
+              <w:top w:val="nil"/>
+              <w:bottom w:val="nil"/>
+            </w:tcBorders>
+            <w:vAlign w:val="center"/>
             <w:hideMark/>
           </w:tcPr>
           <w:p>
@@ -10187,6 +10350,7 @@
         <w:tc>
           <w:tcPr>
             <w:tcW w:w="1307" w:type="pct"/>
+            <w:vAlign w:val="center"/>
             <w:hideMark/>
           </w:tcPr>
           <w:p>
@@ -10211,6 +10375,7 @@
         <w:tc>
           <w:tcPr>
             <w:tcW w:w="1652" w:type="pct"/>
+            <w:vAlign w:val="center"/>
             <w:hideMark/>
           </w:tcPr>
           <w:p>
@@ -10235,6 +10400,7 @@
         <w:tc>
           <w:tcPr>
             <w:tcW w:w="820" w:type="pct"/>
+            <w:vAlign w:val="center"/>
             <w:hideMark/>
           </w:tcPr>
           <w:p>
@@ -10264,7 +10430,11 @@
         <w:tc>
           <w:tcPr>
             <w:tcW w:w="1221" w:type="pct"/>
-            <w:vMerge/>
+            <w:tcBorders>
+              <w:top w:val="nil"/>
+              <w:bottom w:val="nil"/>
+            </w:tcBorders>
+            <w:vAlign w:val="center"/>
             <w:hideMark/>
           </w:tcPr>
           <w:p>
@@ -10281,6 +10451,7 @@
         <w:tc>
           <w:tcPr>
             <w:tcW w:w="1307" w:type="pct"/>
+            <w:vAlign w:val="center"/>
             <w:hideMark/>
           </w:tcPr>
           <w:p>
@@ -10305,6 +10476,7 @@
         <w:tc>
           <w:tcPr>
             <w:tcW w:w="1652" w:type="pct"/>
+            <w:vAlign w:val="center"/>
             <w:hideMark/>
           </w:tcPr>
           <w:p>
@@ -10329,6 +10501,7 @@
         <w:tc>
           <w:tcPr>
             <w:tcW w:w="820" w:type="pct"/>
+            <w:vAlign w:val="center"/>
             <w:hideMark/>
           </w:tcPr>
           <w:p>
@@ -10355,7 +10528,10 @@
         <w:tc>
           <w:tcPr>
             <w:tcW w:w="1221" w:type="pct"/>
-            <w:vMerge/>
+            <w:tcBorders>
+              <w:top w:val="nil"/>
+            </w:tcBorders>
+            <w:vAlign w:val="center"/>
             <w:hideMark/>
           </w:tcPr>
           <w:p>
@@ -10372,6 +10548,7 @@
         <w:tc>
           <w:tcPr>
             <w:tcW w:w="1307" w:type="pct"/>
+            <w:vAlign w:val="center"/>
             <w:hideMark/>
           </w:tcPr>
           <w:p>
@@ -10396,6 +10573,7 @@
         <w:tc>
           <w:tcPr>
             <w:tcW w:w="1652" w:type="pct"/>
+            <w:vAlign w:val="center"/>
             <w:hideMark/>
           </w:tcPr>
           <w:p>
@@ -10420,6 +10598,7 @@
         <w:tc>
           <w:tcPr>
             <w:tcW w:w="820" w:type="pct"/>
+            <w:vAlign w:val="center"/>
             <w:hideMark/>
           </w:tcPr>
           <w:p>
@@ -10452,12 +10631,10 @@
     </w:p>
     <w:p>
       <w:pPr>
-        <w:pStyle w:val="Prrafodelista"/>
-        <w:numPr>
-          <w:ilvl w:val="0"/>
-          <w:numId w:val="13"/>
-        </w:numPr>
-        <w:ind w:left="993"/>
+        <w:tabs>
+          <w:tab w:val="left" w:pos="142"/>
+        </w:tabs>
+        <w:ind w:left="709" w:hanging="283"/>
         <w:rPr>
           <w:lang w:val="es-419" w:eastAsia="es-CO"/>
         </w:rPr>
@@ -10467,13 +10644,25 @@
           <w:rStyle w:val="Ttulo3Car"/>
         </w:rPr>
         <w:lastRenderedPageBreak/>
-        <w:t>Objetivos de las buenas prácticas ganaderas bovina.</w:t>
-      </w:r>
-      <w:r>
-        <w:rPr>
-          <w:lang w:val="es-419" w:eastAsia="es-CO"/>
-        </w:rPr>
-        <w:t xml:space="preserve"> Entender de manera clara y práctica cómo las Buenas Prácticas Ganaderas impactan la producción bovina es vital y para ello, tenemos un pódcast. A lo largo del episodio se descubrirá cómo la inocuidad, el control de enfermedades, el bienestar animal, la protección ambiental y la trazabilidad se integran para garantizar una producción segura, responsable y competitiva.</w:t>
+        <w:t>Objetivos de las buenas prácticas ganaderas bovina</w:t>
+      </w:r>
+      <w:r>
+        <w:rPr>
+          <w:rStyle w:val="Ttulo3Car"/>
+        </w:rPr>
+        <w:t>s</w:t>
+      </w:r>
+      <w:r>
+        <w:rPr>
+          <w:rStyle w:val="Ttulo3Car"/>
+        </w:rPr>
+        <w:t>.</w:t>
+      </w:r>
+      <w:r>
+        <w:rPr>
+          <w:lang w:val="es-419" w:eastAsia="es-CO"/>
+        </w:rPr>
+        <w:t xml:space="preserve"> Entender de manera clara y práctica cómo las buenas prácticas ganaderas impactan la producción bovina es vital y para ello, tenemos un pódcast. A lo largo del episodio se descubrirá cómo la inocuidad, el control de enfermedades, el bienestar animal, la protección ambiental y la trazabilidad se integran para garantizar una producción segura, responsable y competitiva.</w:t>
       </w:r>
     </w:p>
     <w:tbl>
@@ -10489,6 +10678,7 @@
         <w:tc>
           <w:tcPr>
             <w:tcW w:w="9962" w:type="dxa"/>
+            <w:vAlign w:val="center"/>
           </w:tcPr>
           <w:p>
             <w:pPr>
@@ -10520,6 +10710,7 @@
         <w:tc>
           <w:tcPr>
             <w:tcW w:w="9962" w:type="dxa"/>
+            <w:vAlign w:val="center"/>
           </w:tcPr>
           <w:p>
             <w:r>
@@ -10579,7 +10770,13 @@
               <w:t>a</w:t>
             </w:r>
             <w:r>
-              <w:t>y, Don Campos! A ver, sírvame un poquito de ese tinto que huele tan rico y no se deje meter cuentos, que ese es el error que más caro nos sale. Las Buenas Prácticas Ganaderas, o BPG, no son un lujo para los grandes o para los exportadores; son para asegurar que la carne que se come su familia y mis vecinos sea inocua. Eso significa que esté limpiecita de bacterias, de químicos y hasta de contaminantes físicos, como astillas o restos de metal, que pueden terminar en el producto final si no somos cuidadosos.</w:t>
+              <w:t xml:space="preserve">y, </w:t>
+            </w:r>
+            <w:r>
+              <w:t>d</w:t>
+            </w:r>
+            <w:r>
+              <w:t>on Campos! A ver, sírvame un poquito de ese tinto que huele tan rico y no se deje meter cuentos, que ese es el error que más caro nos sale. Las buenas prácticas ganaderas, o BPG, no son un lujo para los grandes o para los exportadores; son para asegurar que la carne que se come su familia y mis vecinos sea inocua. Eso significa que esté limpiecita de bacterias, de químicos y hasta de contaminantes físicos, como astillas o restos de metal, que pueden terminar en el producto final si no somos cuidadosos.</w:t>
             </w:r>
           </w:p>
           <w:p>
@@ -10630,7 +10827,13 @@
               <w:t>e</w:t>
             </w:r>
             <w:r>
-              <w:t>s que el objetivo es el mismo, Don Campos! El ICA busca seguridad alimentaria para todos. Si usted respeta el periodo de retiro de los medicamentos, evita que la gente del pueblo desarrolle resistencia a los antibióticos. Eso es salud pública pura, y de paso, garantiza que el carnicero siempre le reciba el ganado sin peros.</w:t>
+              <w:t xml:space="preserve">s que el objetivo es el mismo, </w:t>
+            </w:r>
+            <w:r>
+              <w:t>d</w:t>
+            </w:r>
+            <w:r>
+              <w:t>on Campos! El ICA busca seguridad alimentaria para todos. Si usted respeta el periodo de retiro de los medicamentos, evita que la gente del pueblo desarrolle resistencia a los antibióticos. Eso es salud pública pura, y de paso, garantiza que el carnicero siempre le reciba el ganado sin peros.</w:t>
             </w:r>
           </w:p>
           <w:p>
@@ -10698,7 +10901,27 @@
               <w:t>: p</w:t>
             </w:r>
             <w:r>
-              <w:t>or fin le pegó a una Don Campos. Las BPG nos hacen más competitivos. Un ganadero organizado, que cuida su medio ambiente y tiene registros al día, ahorra en tratamientos y gana confianza en el mercado. Fácil Don Campos, el que hace las cosas bien, sea con cinco o con cincuenta vacas, es el que asegura el futuro de su finca.</w:t>
+              <w:t xml:space="preserve">or fin le pegó a </w:t>
+            </w:r>
+            <w:proofErr w:type="gramStart"/>
+            <w:r>
+              <w:t xml:space="preserve">una </w:t>
+            </w:r>
+            <w:r>
+              <w:t>d</w:t>
+            </w:r>
+            <w:r>
+              <w:t>on</w:t>
+            </w:r>
+            <w:proofErr w:type="gramEnd"/>
+            <w:r>
+              <w:t xml:space="preserve"> Campos. Las BPG nos hacen más competitivos. Un ganadero organizado, que cuida su medio ambiente y tiene registros al día, ahorra en tratamientos y gana confianza en el mercado. Fácil </w:t>
+            </w:r>
+            <w:r>
+              <w:t>d</w:t>
+            </w:r>
+            <w:r>
+              <w:t>on Campos, el que hace las cosas bien, sea con cinco o con cincuenta vacas, es el que asegura el futuro de su finca.</w:t>
             </w:r>
           </w:p>
           <w:p>
@@ -10739,16 +10962,11 @@
     </w:tbl>
     <w:p>
       <w:pPr>
-        <w:spacing w:before="0" w:after="160" w:line="259" w:lineRule="auto"/>
-        <w:ind w:firstLine="0"/>
-      </w:pPr>
-    </w:p>
-    <w:p>
-      <w:pPr>
         <w:pStyle w:val="Ttulo2"/>
       </w:pPr>
       <w:bookmarkStart w:id="13" w:name="_Toc231452614"/>
       <w:r>
+        <w:lastRenderedPageBreak/>
         <w:t>Conducción e inmovilización de animales</w:t>
       </w:r>
       <w:bookmarkEnd w:id="13"/>
@@ -10925,7 +11143,10 @@
     </w:p>
     <w:p>
       <w:r>
-        <w:t>Este la tabla 2 presenta de forma clara y práctica los principios básicos para el manejo seguro del bovino, orientando acciones que protegen al animal y al operario.</w:t>
+        <w:t>L</w:t>
+      </w:r>
+      <w:r>
+        <w:t>a tabla 2 presenta de forma clara y práctica los principios básicos para el manejo seguro del bovino, orientando acciones que protegen al animal y al operario.</w:t>
       </w:r>
     </w:p>
     <w:p/>
@@ -10957,6 +11178,7 @@
         <w:tc>
           <w:tcPr>
             <w:tcW w:w="1327" w:type="pct"/>
+            <w:vAlign w:val="center"/>
             <w:hideMark/>
           </w:tcPr>
           <w:p>
@@ -10977,6 +11199,7 @@
         <w:tc>
           <w:tcPr>
             <w:tcW w:w="1735" w:type="pct"/>
+            <w:vAlign w:val="center"/>
             <w:hideMark/>
           </w:tcPr>
           <w:p>
@@ -10997,6 +11220,7 @@
         <w:tc>
           <w:tcPr>
             <w:tcW w:w="1937" w:type="pct"/>
+            <w:vAlign w:val="center"/>
             <w:hideMark/>
           </w:tcPr>
           <w:p>
@@ -11022,6 +11246,7 @@
         <w:tc>
           <w:tcPr>
             <w:tcW w:w="1327" w:type="pct"/>
+            <w:vAlign w:val="center"/>
             <w:hideMark/>
           </w:tcPr>
           <w:p>
@@ -11046,6 +11271,7 @@
         <w:tc>
           <w:tcPr>
             <w:tcW w:w="1735" w:type="pct"/>
+            <w:vAlign w:val="center"/>
             <w:hideMark/>
           </w:tcPr>
           <w:p>
@@ -11065,11 +11291,20 @@
               </w:rPr>
               <w:t>Guiar con calma y sin agresión</w:t>
             </w:r>
+            <w:r>
+              <w:rPr>
+                <w:color w:val="12263F"/>
+                <w:sz w:val="24"/>
+                <w:lang w:eastAsia="es-CO"/>
+              </w:rPr>
+              <w:t>.</w:t>
+            </w:r>
           </w:p>
         </w:tc>
         <w:tc>
           <w:tcPr>
             <w:tcW w:w="1937" w:type="pct"/>
+            <w:vAlign w:val="center"/>
             <w:hideMark/>
           </w:tcPr>
           <w:p>
@@ -11088,6 +11323,14 @@
                 <w:lang w:eastAsia="es-CO"/>
               </w:rPr>
               <w:t>Reduce estrés y evita accidentes</w:t>
+            </w:r>
+            <w:r>
+              <w:rPr>
+                <w:color w:val="12263F"/>
+                <w:sz w:val="24"/>
+                <w:lang w:eastAsia="es-CO"/>
+              </w:rPr>
+              <w:t>.</w:t>
             </w:r>
           </w:p>
         </w:tc>
@@ -11096,6 +11339,7 @@
         <w:tc>
           <w:tcPr>
             <w:tcW w:w="1327" w:type="pct"/>
+            <w:vAlign w:val="center"/>
             <w:hideMark/>
           </w:tcPr>
           <w:p>
@@ -11120,6 +11364,7 @@
         <w:tc>
           <w:tcPr>
             <w:tcW w:w="1735" w:type="pct"/>
+            <w:vAlign w:val="center"/>
             <w:hideMark/>
           </w:tcPr>
           <w:p>
@@ -11139,11 +11384,20 @@
               </w:rPr>
               <w:t>Usar brete o sujeción adecuada</w:t>
             </w:r>
+            <w:r>
+              <w:rPr>
+                <w:color w:val="12263F"/>
+                <w:sz w:val="24"/>
+                <w:lang w:eastAsia="es-CO"/>
+              </w:rPr>
+              <w:t>.</w:t>
+            </w:r>
           </w:p>
         </w:tc>
         <w:tc>
           <w:tcPr>
             <w:tcW w:w="1937" w:type="pct"/>
+            <w:vAlign w:val="center"/>
             <w:hideMark/>
           </w:tcPr>
           <w:p>
@@ -11162,6 +11416,14 @@
                 <w:lang w:eastAsia="es-CO"/>
               </w:rPr>
               <w:t>Facilita procedimientos seguros</w:t>
+            </w:r>
+            <w:r>
+              <w:rPr>
+                <w:color w:val="12263F"/>
+                <w:sz w:val="24"/>
+                <w:lang w:eastAsia="es-CO"/>
+              </w:rPr>
+              <w:t>.</w:t>
             </w:r>
           </w:p>
         </w:tc>
@@ -11173,6 +11435,7 @@
         <w:tc>
           <w:tcPr>
             <w:tcW w:w="1327" w:type="pct"/>
+            <w:vAlign w:val="center"/>
             <w:hideMark/>
           </w:tcPr>
           <w:p>
@@ -11197,6 +11460,7 @@
         <w:tc>
           <w:tcPr>
             <w:tcW w:w="1735" w:type="pct"/>
+            <w:vAlign w:val="center"/>
             <w:hideMark/>
           </w:tcPr>
           <w:p>
@@ -11216,11 +11480,20 @@
               </w:rPr>
               <w:t>Respetar zona de fuga</w:t>
             </w:r>
+            <w:r>
+              <w:rPr>
+                <w:color w:val="12263F"/>
+                <w:sz w:val="24"/>
+                <w:lang w:eastAsia="es-CO"/>
+              </w:rPr>
+              <w:t>.</w:t>
+            </w:r>
           </w:p>
         </w:tc>
         <w:tc>
           <w:tcPr>
             <w:tcW w:w="1937" w:type="pct"/>
+            <w:vAlign w:val="center"/>
             <w:hideMark/>
           </w:tcPr>
           <w:p>
@@ -11239,6 +11512,14 @@
                 <w:lang w:eastAsia="es-CO"/>
               </w:rPr>
               <w:t>Mejora la eficiencia del manejo</w:t>
+            </w:r>
+            <w:r>
+              <w:rPr>
+                <w:color w:val="12263F"/>
+                <w:sz w:val="24"/>
+                <w:lang w:eastAsia="es-CO"/>
+              </w:rPr>
+              <w:t>.</w:t>
             </w:r>
           </w:p>
         </w:tc>
@@ -11247,6 +11528,7 @@
         <w:tc>
           <w:tcPr>
             <w:tcW w:w="1327" w:type="pct"/>
+            <w:vAlign w:val="center"/>
             <w:hideMark/>
           </w:tcPr>
           <w:p>
@@ -11271,6 +11553,7 @@
         <w:tc>
           <w:tcPr>
             <w:tcW w:w="1735" w:type="pct"/>
+            <w:vAlign w:val="center"/>
             <w:hideMark/>
           </w:tcPr>
           <w:p>
@@ -11290,11 +11573,20 @@
               </w:rPr>
               <w:t>Evitar elementos agresivos</w:t>
             </w:r>
+            <w:r>
+              <w:rPr>
+                <w:color w:val="12263F"/>
+                <w:sz w:val="24"/>
+                <w:lang w:eastAsia="es-CO"/>
+              </w:rPr>
+              <w:t>.</w:t>
+            </w:r>
           </w:p>
         </w:tc>
         <w:tc>
           <w:tcPr>
             <w:tcW w:w="1937" w:type="pct"/>
+            <w:vAlign w:val="center"/>
             <w:hideMark/>
           </w:tcPr>
           <w:p>
@@ -11314,11 +11606,18 @@
               </w:rPr>
               <w:t>Protege al animal y al operario</w:t>
             </w:r>
+            <w:r>
+              <w:rPr>
+                <w:color w:val="12263F"/>
+                <w:sz w:val="24"/>
+                <w:lang w:eastAsia="es-CO"/>
+              </w:rPr>
+              <w:t>.</w:t>
+            </w:r>
           </w:p>
         </w:tc>
       </w:tr>
     </w:tbl>
-    <w:p/>
     <w:p>
       <w:pPr>
         <w:pStyle w:val="Ttulo2"/>
@@ -11524,28 +11823,9 @@
         <w:ind w:left="993"/>
       </w:pPr>
       <w:r>
-        <w:lastRenderedPageBreak/>
         <w:t>Favorece el cumplimiento de normativas de bienestar animal.</w:t>
       </w:r>
     </w:p>
-    <w:p/>
-    <w:p/>
-    <w:p/>
-    <w:p/>
-    <w:p/>
-    <w:p/>
-    <w:p/>
-    <w:p/>
-    <w:p/>
-    <w:p/>
-    <w:p/>
-    <w:p/>
-    <w:p/>
-    <w:p/>
-    <w:p/>
-    <w:p/>
-    <w:p/>
-    <w:p/>
     <w:p>
       <w:pPr>
         <w:pStyle w:val="Ttulo1"/>
@@ -11607,12 +11887,17 @@
         <w:rPr>
           <w:lang w:val="es-419" w:eastAsia="es-CO"/>
         </w:rPr>
-        <w:t xml:space="preserve"> Establece los requisitos para la certificación en Buenas Prácticas Ganaderas (BPG) en la producción de carne de bovinos y bufalinos. Define criterios en infraestructura, manejo sanitario, alimentación, bienestar animal, trazabilidad, uso de medicamentos y gestión ambiental. Esta resolución busca garantizar que la producción primaria cumpla estándares de inocuidad y calidad exigidos a nivel nacional e internacional.</w:t>
+        <w:t xml:space="preserve"> Establece los requisitos para la certificación en buenas prácticas ganaderas (BPG) en la producción de carne de bovinos y bufalinos. Define criterios en infraestructura, manejo sanitario, alimentación, bienestar animal, trazabilidad, uso de medicamentos y gestión ambiental. Esta resolución busca garantizar que la producción primaria cumpla estándares de inocuidad y calidad exigidos a nivel nacional e internacional.</w:t>
       </w:r>
     </w:p>
     <w:p>
       <w:pPr>
         <w:pStyle w:val="Ttulo5"/>
+        <w:numPr>
+          <w:ilvl w:val="4"/>
+          <w:numId w:val="84"/>
+        </w:numPr>
+        <w:ind w:left="993" w:hanging="284"/>
       </w:pPr>
       <w:r>
         <w:t>Resolución ICA 0000002341 de 2007</w:t>
@@ -11630,6 +11915,128 @@
         </w:rPr>
         <w:t>Reglamenta los requisitos para la certificación en BPG, incluyendo:</w:t>
       </w:r>
+    </w:p>
+    <w:p>
+      <w:pPr>
+        <w:pStyle w:val="Prrafodelista"/>
+        <w:numPr>
+          <w:ilvl w:val="0"/>
+          <w:numId w:val="17"/>
+        </w:numPr>
+        <w:ind w:left="1418"/>
+        <w:rPr>
+          <w:lang w:val="es-419" w:eastAsia="es-CO"/>
+        </w:rPr>
+      </w:pPr>
+      <w:r>
+        <w:rPr>
+          <w:lang w:val="es-419" w:eastAsia="es-CO"/>
+        </w:rPr>
+        <w:t>Manejo sanitario del hato.</w:t>
+      </w:r>
+    </w:p>
+    <w:p>
+      <w:pPr>
+        <w:pStyle w:val="Prrafodelista"/>
+        <w:numPr>
+          <w:ilvl w:val="0"/>
+          <w:numId w:val="17"/>
+        </w:numPr>
+        <w:ind w:left="1418"/>
+        <w:rPr>
+          <w:lang w:val="es-419" w:eastAsia="es-CO"/>
+        </w:rPr>
+      </w:pPr>
+      <w:r>
+        <w:rPr>
+          <w:lang w:val="es-419" w:eastAsia="es-CO"/>
+        </w:rPr>
+        <w:t>Programas de alimentación.</w:t>
+      </w:r>
+    </w:p>
+    <w:p>
+      <w:pPr>
+        <w:pStyle w:val="Prrafodelista"/>
+        <w:numPr>
+          <w:ilvl w:val="0"/>
+          <w:numId w:val="17"/>
+        </w:numPr>
+        <w:ind w:left="1418"/>
+        <w:rPr>
+          <w:lang w:val="es-419" w:eastAsia="es-CO"/>
+        </w:rPr>
+      </w:pPr>
+      <w:r>
+        <w:rPr>
+          <w:lang w:val="es-419" w:eastAsia="es-CO"/>
+        </w:rPr>
+        <w:t>Bienestar animal.</w:t>
+      </w:r>
+    </w:p>
+    <w:p>
+      <w:pPr>
+        <w:pStyle w:val="Prrafodelista"/>
+        <w:numPr>
+          <w:ilvl w:val="0"/>
+          <w:numId w:val="17"/>
+        </w:numPr>
+        <w:ind w:left="1418"/>
+        <w:rPr>
+          <w:lang w:val="es-419" w:eastAsia="es-CO"/>
+        </w:rPr>
+      </w:pPr>
+      <w:r>
+        <w:rPr>
+          <w:lang w:val="es-419" w:eastAsia="es-CO"/>
+        </w:rPr>
+        <w:t>Trazabilidad e identificación animal.</w:t>
+      </w:r>
+    </w:p>
+    <w:p>
+      <w:pPr>
+        <w:pStyle w:val="Prrafodelista"/>
+        <w:numPr>
+          <w:ilvl w:val="0"/>
+          <w:numId w:val="17"/>
+        </w:numPr>
+        <w:ind w:left="1418"/>
+        <w:rPr>
+          <w:lang w:val="es-419" w:eastAsia="es-CO"/>
+        </w:rPr>
+      </w:pPr>
+      <w:r>
+        <w:rPr>
+          <w:lang w:val="es-419" w:eastAsia="es-CO"/>
+        </w:rPr>
+        <w:t>Manejo ambiental y de residuos.</w:t>
+      </w:r>
+    </w:p>
+    <w:p>
+      <w:pPr>
+        <w:pStyle w:val="Prrafodelista"/>
+        <w:numPr>
+          <w:ilvl w:val="0"/>
+          <w:numId w:val="17"/>
+        </w:numPr>
+        <w:ind w:left="1418"/>
+        <w:rPr>
+          <w:lang w:val="es-419" w:eastAsia="es-CO"/>
+        </w:rPr>
+      </w:pPr>
+      <w:r>
+        <w:rPr>
+          <w:lang w:val="es-419" w:eastAsia="es-CO"/>
+        </w:rPr>
+        <w:t>Documentación y registros técnicos.</w:t>
+      </w:r>
+    </w:p>
+    <w:p>
+      <w:pPr>
+        <w:ind w:firstLine="0"/>
+        <w:rPr>
+          <w:lang w:val="es-419" w:eastAsia="es-CO"/>
+        </w:rPr>
+      </w:pPr>
     </w:p>
     <w:p>
       <w:pPr>
@@ -11645,9 +12052,16 @@
       </w:pPr>
       <w:r>
         <w:rPr>
-          <w:lang w:val="es-419" w:eastAsia="es-CO"/>
-        </w:rPr>
-        <w:t>Manejo sanitario del hato.</w:t>
+          <w:rStyle w:val="Ttulo5Car"/>
+        </w:rPr>
+        <w:lastRenderedPageBreak/>
+        <w:t>Decreto 1500 de 2007 (y Decreto 2270 de 2012).</w:t>
+      </w:r>
+      <w:r>
+        <w:rPr>
+          <w:lang w:val="es-419" w:eastAsia="es-CO"/>
+        </w:rPr>
+        <w:t xml:space="preserve"> Regula el sistema oficial de inspección, vigilancia y control de la carne y productos cárnicos. Aunque se enfoca en plantas de beneficio, impacta directamente la producción primaria, ya que exige condiciones sanitarias desde el predio hasta el consumidor final.</w:t>
       </w:r>
     </w:p>
     <w:p>
@@ -11664,9 +12078,21 @@
       </w:pPr>
       <w:r>
         <w:rPr>
-          <w:lang w:val="es-419" w:eastAsia="es-CO"/>
-        </w:rPr>
-        <w:t>Programas de alimentación.</w:t>
+          <w:rStyle w:val="Ttulo5Car"/>
+        </w:rPr>
+        <w:t>Ley 1774 de 2016.</w:t>
+      </w:r>
+      <w:r>
+        <w:rPr>
+          <w:lang w:val="es-419" w:eastAsia="es-CO"/>
+        </w:rPr>
+        <w:t xml:space="preserve"> </w:t>
+      </w:r>
+      <w:r>
+        <w:rPr>
+          <w:lang w:val="es-419" w:eastAsia="es-CO"/>
+        </w:rPr>
+        <w:t>Reconoce a los animales como seres sintientes y establece sanciones frente al maltrato animal. Es base legal para la implementación obligatoria del bienestar animal en los sistemas productivos.</w:t>
       </w:r>
     </w:p>
     <w:p>
@@ -11683,150 +12109,9 @@
       </w:pPr>
       <w:r>
         <w:rPr>
-          <w:lang w:val="es-419" w:eastAsia="es-CO"/>
-        </w:rPr>
-        <w:t>Bienestar animal.</w:t>
-      </w:r>
-    </w:p>
-    <w:p>
-      <w:pPr>
-        <w:pStyle w:val="Prrafodelista"/>
-        <w:numPr>
-          <w:ilvl w:val="0"/>
-          <w:numId w:val="17"/>
-        </w:numPr>
-        <w:ind w:left="993"/>
-        <w:rPr>
-          <w:lang w:val="es-419" w:eastAsia="es-CO"/>
-        </w:rPr>
-      </w:pPr>
-      <w:r>
-        <w:rPr>
-          <w:lang w:val="es-419" w:eastAsia="es-CO"/>
-        </w:rPr>
-        <w:t>Trazabilidad e identificación animal.</w:t>
-      </w:r>
-    </w:p>
-    <w:p>
-      <w:pPr>
-        <w:pStyle w:val="Prrafodelista"/>
-        <w:numPr>
-          <w:ilvl w:val="0"/>
-          <w:numId w:val="17"/>
-        </w:numPr>
-        <w:ind w:left="993"/>
-        <w:rPr>
-          <w:lang w:val="es-419" w:eastAsia="es-CO"/>
-        </w:rPr>
-      </w:pPr>
-      <w:r>
-        <w:rPr>
-          <w:lang w:val="es-419" w:eastAsia="es-CO"/>
-        </w:rPr>
-        <w:t>Manejo ambiental y de residuos.</w:t>
-      </w:r>
-    </w:p>
-    <w:p>
-      <w:pPr>
-        <w:pStyle w:val="Prrafodelista"/>
-        <w:numPr>
-          <w:ilvl w:val="0"/>
-          <w:numId w:val="17"/>
-        </w:numPr>
-        <w:ind w:left="993"/>
-        <w:rPr>
-          <w:lang w:val="es-419" w:eastAsia="es-CO"/>
-        </w:rPr>
-      </w:pPr>
-      <w:r>
-        <w:rPr>
-          <w:lang w:val="es-419" w:eastAsia="es-CO"/>
-        </w:rPr>
-        <w:t>Documentación y registros técnicos.</w:t>
-      </w:r>
-    </w:p>
-    <w:p>
-      <w:pPr>
-        <w:ind w:firstLine="0"/>
-        <w:rPr>
-          <w:lang w:val="es-419" w:eastAsia="es-CO"/>
-        </w:rPr>
-      </w:pPr>
-    </w:p>
-    <w:p>
-      <w:pPr>
-        <w:pStyle w:val="Prrafodelista"/>
-        <w:numPr>
-          <w:ilvl w:val="0"/>
-          <w:numId w:val="17"/>
-        </w:numPr>
-        <w:ind w:left="993"/>
-        <w:rPr>
-          <w:lang w:val="es-419" w:eastAsia="es-CO"/>
-        </w:rPr>
-      </w:pPr>
-      <w:r>
-        <w:rPr>
           <w:rStyle w:val="Ttulo5Car"/>
         </w:rPr>
-        <w:lastRenderedPageBreak/>
-        <w:t>Decreto 1500 de 2007 (y Decreto 2270 de 2012).</w:t>
-      </w:r>
-      <w:r>
-        <w:rPr>
-          <w:lang w:val="es-419" w:eastAsia="es-CO"/>
-        </w:rPr>
-        <w:t xml:space="preserve"> Regula el sistema oficial de inspección, vigilancia y control de la carne y productos cárnicos. Aunque se enfoca en plantas de beneficio, impacta directamente la producción primaria, ya que exige condiciones sanitarias desde el predio hasta el consumidor final.</w:t>
-      </w:r>
-    </w:p>
-    <w:p>
-      <w:pPr>
-        <w:pStyle w:val="Prrafodelista"/>
-        <w:numPr>
-          <w:ilvl w:val="0"/>
-          <w:numId w:val="17"/>
-        </w:numPr>
-        <w:ind w:left="993"/>
-        <w:rPr>
-          <w:lang w:val="es-419" w:eastAsia="es-CO"/>
-        </w:rPr>
-      </w:pPr>
-      <w:r>
-        <w:rPr>
-          <w:rStyle w:val="Ttulo5Car"/>
-        </w:rPr>
-        <w:t>Ley 1774 de 2016.</w:t>
-      </w:r>
-      <w:r>
-        <w:rPr>
-          <w:lang w:val="es-419" w:eastAsia="es-CO"/>
-        </w:rPr>
-        <w:t xml:space="preserve"> </w:t>
-      </w:r>
-      <w:r>
-        <w:rPr>
-          <w:lang w:val="es-419" w:eastAsia="es-CO"/>
-        </w:rPr>
-        <w:t>Reconoce a los animales como seres sintientes y establece sanciones frente al maltrato animal. Es base legal para la implementación obligatoria del bienestar animal en los sistemas productivos.</w:t>
-      </w:r>
-    </w:p>
-    <w:p>
-      <w:pPr>
-        <w:pStyle w:val="Prrafodelista"/>
-        <w:numPr>
-          <w:ilvl w:val="0"/>
-          <w:numId w:val="17"/>
-        </w:numPr>
-        <w:ind w:left="993"/>
-        <w:rPr>
-          <w:lang w:val="es-419" w:eastAsia="es-CO"/>
-        </w:rPr>
-      </w:pPr>
-      <w:r>
-        <w:rPr>
-          <w:rStyle w:val="Ttulo5Car"/>
-        </w:rPr>
-        <w:t>Manual de Buenas Prácticas Ganaderas del ICA.</w:t>
+        <w:t>Manual de buenas prácticas ganaderas del ICA.</w:t>
       </w:r>
       <w:r>
         <w:rPr>
@@ -12258,7 +12543,7 @@
         <w:rPr>
           <w:lang w:val="es-419" w:eastAsia="es-CO"/>
         </w:rPr>
-        <w:t>Aplicación de Buenas Prácticas Ganaderas (BPG).</w:t>
+        <w:t>Aplicación de buenas prácticas ganaderas (BPG).</w:t>
       </w:r>
     </w:p>
     <w:p>
@@ -12363,14 +12648,126 @@
     <w:p>
       <w:pPr>
         <w:rPr>
-          <w:lang w:val="es-419" w:eastAsia="es-CO"/>
-        </w:rPr>
-      </w:pPr>
-      <w:r>
-        <w:rPr>
-          <w:lang w:val="es-419" w:eastAsia="es-CO"/>
+          <w:b/>
+          <w:bCs/>
+          <w:lang w:val="es-419" w:eastAsia="es-CO"/>
+        </w:rPr>
+      </w:pPr>
+      <w:r>
+        <w:rPr>
+          <w:lang w:val="es-ES" w:eastAsia="es-CO"/>
         </w:rPr>
         <w:t>El bienestar animal y el uso de medicamentos están regulados por normas específicas; por lo cual, se invita a realizar la lectura de estas en los siguientes documentos anexos:</w:t>
+      </w:r>
+    </w:p>
+    <w:p>
+      <w:pPr>
+        <w:pStyle w:val="Prrafodelista"/>
+        <w:numPr>
+          <w:ilvl w:val="1"/>
+          <w:numId w:val="84"/>
+        </w:numPr>
+        <w:ind w:left="993"/>
+        <w:rPr>
+          <w:b/>
+          <w:bCs/>
+          <w:lang w:val="es-419" w:eastAsia="es-CO"/>
+        </w:rPr>
+      </w:pPr>
+      <w:r>
+        <w:rPr>
+          <w:b/>
+          <w:bCs/>
+          <w:lang w:val="es-419" w:eastAsia="es-CO"/>
+        </w:rPr>
+        <w:t>Resolución ICA No. 136 de 2020.</w:t>
+      </w:r>
+    </w:p>
+    <w:p>
+      <w:pPr>
+        <w:rPr>
+          <w:b/>
+          <w:bCs/>
+          <w:lang w:val="es-419" w:eastAsia="es-CO"/>
+        </w:rPr>
+      </w:pPr>
+      <w:r>
+        <w:rPr>
+          <w:lang w:val="es-ES" w:eastAsia="es-CO"/>
+        </w:rPr>
+        <w:t>Establece los requisitos para el manejo adecuado de animales de producción, incluyendo transporte, manejo y condiciones de bienestar.</w:t>
+      </w:r>
+    </w:p>
+    <w:p>
+      <w:pPr>
+        <w:pStyle w:val="Prrafodelista"/>
+        <w:numPr>
+          <w:ilvl w:val="1"/>
+          <w:numId w:val="84"/>
+        </w:numPr>
+        <w:ind w:left="993"/>
+        <w:rPr>
+          <w:b/>
+          <w:bCs/>
+          <w:lang w:val="es-419" w:eastAsia="es-CO"/>
+        </w:rPr>
+      </w:pPr>
+      <w:r>
+        <w:rPr>
+          <w:b/>
+          <w:bCs/>
+          <w:lang w:val="es-419" w:eastAsia="es-CO"/>
+        </w:rPr>
+        <w:t>Resolución ICA 067449 de 2020</w:t>
+      </w:r>
+    </w:p>
+    <w:p>
+      <w:pPr>
+        <w:rPr>
+          <w:lang w:eastAsia="es-CO"/>
+        </w:rPr>
+      </w:pPr>
+      <w:r>
+        <w:rPr>
+          <w:lang w:val="es-ES" w:eastAsia="es-CO"/>
+        </w:rPr>
+        <w:t>Condiciona la certificación en BPG al cumplimiento de estándares de bienestar animal.</w:t>
+      </w:r>
+    </w:p>
+    <w:p>
+      <w:pPr>
+        <w:pStyle w:val="Prrafodelista"/>
+        <w:numPr>
+          <w:ilvl w:val="1"/>
+          <w:numId w:val="84"/>
+        </w:numPr>
+        <w:ind w:left="993"/>
+        <w:rPr>
+          <w:b/>
+          <w:bCs/>
+          <w:lang w:val="es-419" w:eastAsia="es-CO"/>
+        </w:rPr>
+      </w:pPr>
+      <w:r>
+        <w:rPr>
+          <w:b/>
+          <w:bCs/>
+          <w:lang w:val="es-419" w:eastAsia="es-CO"/>
+        </w:rPr>
+        <w:t>Decreto 2113 de 2017</w:t>
+      </w:r>
+    </w:p>
+    <w:p>
+      <w:pPr>
+        <w:rPr>
+          <w:lang w:val="es-ES" w:eastAsia="es-CO"/>
+        </w:rPr>
+      </w:pPr>
+      <w:r>
+        <w:rPr>
+          <w:lang w:val="es-ES" w:eastAsia="es-CO"/>
+        </w:rPr>
+        <w:t>Reglamenta la movilización de animales, incluyendo condiciones de transporte que garanticen bienestar.</w:t>
       </w:r>
     </w:p>
     <w:p>
@@ -12378,35 +12775,98 @@
         <w:pStyle w:val="Prrafodelista"/>
         <w:numPr>
           <w:ilvl w:val="0"/>
-          <w:numId w:val="22"/>
+          <w:numId w:val="85"/>
         </w:numPr>
         <w:ind w:left="993"/>
         <w:rPr>
           <w:b/>
           <w:bCs/>
-          <w:lang w:val="es-419" w:eastAsia="es-CO"/>
+          <w:lang w:eastAsia="es-CO"/>
         </w:rPr>
       </w:pPr>
       <w:r>
         <w:rPr>
           <w:b/>
           <w:bCs/>
-          <w:lang w:val="es-419" w:eastAsia="es-CO"/>
-        </w:rPr>
-        <w:t>Resolución ICA No. 136 de 2020.</w:t>
-      </w:r>
-    </w:p>
-    <w:p>
-      <w:pPr>
-        <w:rPr>
-          <w:lang w:val="es-419" w:eastAsia="es-CO"/>
-        </w:rPr>
-      </w:pPr>
-      <w:r>
-        <w:rPr>
-          <w:lang w:val="es-419" w:eastAsia="es-CO"/>
-        </w:rPr>
-        <w:t>Establece los requisitos para el manejo adecuado de animales de producción, incluyendo transporte, manejo y condiciones de bienestar.</w:t>
+          <w:lang w:eastAsia="es-CO"/>
+        </w:rPr>
+        <w:lastRenderedPageBreak/>
+        <w:t>Resolución ICA 1325 de 2016</w:t>
+      </w:r>
+    </w:p>
+    <w:p>
+      <w:pPr>
+        <w:rPr>
+          <w:lang w:eastAsia="es-CO"/>
+        </w:rPr>
+      </w:pPr>
+      <w:r>
+        <w:rPr>
+          <w:lang w:eastAsia="es-CO"/>
+        </w:rPr>
+        <w:t>Regula la trazabilidad animal, permitiendo el seguimiento sanitario del ganado.</w:t>
+      </w:r>
+    </w:p>
+    <w:p>
+      <w:pPr>
+        <w:pStyle w:val="Prrafodelista"/>
+        <w:numPr>
+          <w:ilvl w:val="1"/>
+          <w:numId w:val="84"/>
+        </w:numPr>
+        <w:ind w:left="993"/>
+        <w:rPr>
+          <w:b/>
+          <w:bCs/>
+          <w:lang w:val="es-ES" w:eastAsia="es-CO"/>
+        </w:rPr>
+      </w:pPr>
+      <w:r>
+        <w:rPr>
+          <w:b/>
+          <w:bCs/>
+          <w:lang w:val="es-ES" w:eastAsia="es-CO"/>
+        </w:rPr>
+        <w:t>Resolución 1056 de 1996</w:t>
+      </w:r>
+    </w:p>
+    <w:p>
+      <w:pPr>
+        <w:rPr>
+          <w:lang w:val="es-419" w:eastAsia="es-CO"/>
+        </w:rPr>
+      </w:pPr>
+      <w:r>
+        <w:rPr>
+          <w:lang w:val="es-ES" w:eastAsia="es-CO"/>
+        </w:rPr>
+        <w:t>Define medidas sanitarias básicas en predios ganaderos.</w:t>
+      </w:r>
+    </w:p>
+    <w:p>
+      <w:pPr>
+        <w:rPr>
+          <w:lang w:val="es-419" w:eastAsia="es-CO"/>
+        </w:rPr>
+      </w:pPr>
+      <w:r>
+        <w:rPr>
+          <w:lang w:val="es-419" w:eastAsia="es-CO"/>
+        </w:rPr>
+        <w:t>El uso de medicamentos veterinarios debe realizarse de manera responsable y bajo criterios técnicos, con el fin de garantizar la salud animal y la inocuidad de los productos de origen animal.</w:t>
+      </w:r>
+    </w:p>
+    <w:p>
+      <w:pPr>
+        <w:rPr>
+          <w:lang w:val="es-419" w:eastAsia="es-CO"/>
+        </w:rPr>
+      </w:pPr>
+      <w:r>
+        <w:rPr>
+          <w:lang w:val="es-419" w:eastAsia="es-CO"/>
+        </w:rPr>
+        <w:t>Para ello, es importante tener en cuenta los siguientes aspectos:</w:t>
       </w:r>
     </w:p>
     <w:p>
@@ -12414,35 +12874,18 @@
         <w:pStyle w:val="Prrafodelista"/>
         <w:numPr>
           <w:ilvl w:val="0"/>
-          <w:numId w:val="22"/>
+          <w:numId w:val="85"/>
         </w:numPr>
         <w:ind w:left="993"/>
         <w:rPr>
-          <w:b/>
-          <w:bCs/>
-          <w:lang w:val="es-419" w:eastAsia="es-CO"/>
-        </w:rPr>
-      </w:pPr>
-      <w:r>
-        <w:rPr>
-          <w:b/>
-          <w:bCs/>
-          <w:lang w:val="es-419" w:eastAsia="es-CO"/>
-        </w:rPr>
-        <w:t>Resolución ICA 067449 de 2020</w:t>
-      </w:r>
-    </w:p>
-    <w:p>
-      <w:pPr>
-        <w:rPr>
-          <w:lang w:val="es-419" w:eastAsia="es-CO"/>
-        </w:rPr>
-      </w:pPr>
-      <w:r>
-        <w:rPr>
-          <w:lang w:val="es-419" w:eastAsia="es-CO"/>
-        </w:rPr>
-        <w:t>Condiciona la certificación en BPG al cumplimiento de estándares de bienestar animal.</w:t>
+          <w:lang w:val="es-419" w:eastAsia="es-CO"/>
+        </w:rPr>
+      </w:pPr>
+      <w:r>
+        <w:rPr>
+          <w:lang w:val="es-419" w:eastAsia="es-CO"/>
+        </w:rPr>
+        <w:t>Deben estar autorizados por el Instituto Colombiano Agropecuario (ICA).</w:t>
       </w:r>
     </w:p>
     <w:p>
@@ -12450,35 +12893,18 @@
         <w:pStyle w:val="Prrafodelista"/>
         <w:numPr>
           <w:ilvl w:val="0"/>
-          <w:numId w:val="22"/>
+          <w:numId w:val="85"/>
         </w:numPr>
         <w:ind w:left="993"/>
         <w:rPr>
-          <w:b/>
-          <w:bCs/>
-          <w:lang w:val="es-419" w:eastAsia="es-CO"/>
-        </w:rPr>
-      </w:pPr>
-      <w:r>
-        <w:rPr>
-          <w:b/>
-          <w:bCs/>
-          <w:lang w:val="es-419" w:eastAsia="es-CO"/>
-        </w:rPr>
-        <w:t>Decreto 2113 de 2017</w:t>
-      </w:r>
-    </w:p>
-    <w:p>
-      <w:pPr>
-        <w:rPr>
-          <w:lang w:val="es-419" w:eastAsia="es-CO"/>
-        </w:rPr>
-      </w:pPr>
-      <w:r>
-        <w:rPr>
-          <w:lang w:val="es-419" w:eastAsia="es-CO"/>
-        </w:rPr>
-        <w:t>Reglamenta la movilización de animales, incluyendo condiciones de transporte que garanticen bienestar.</w:t>
+          <w:lang w:val="es-419" w:eastAsia="es-CO"/>
+        </w:rPr>
+      </w:pPr>
+      <w:r>
+        <w:rPr>
+          <w:lang w:val="es-419" w:eastAsia="es-CO"/>
+        </w:rPr>
+        <w:t>Su aplicación debe realizarse bajo criterio técnico o supervisión de un médico veterinario.</w:t>
       </w:r>
     </w:p>
     <w:p>
@@ -12486,36 +12912,18 @@
         <w:pStyle w:val="Prrafodelista"/>
         <w:numPr>
           <w:ilvl w:val="0"/>
-          <w:numId w:val="22"/>
+          <w:numId w:val="85"/>
         </w:numPr>
         <w:ind w:left="993"/>
         <w:rPr>
-          <w:b/>
-          <w:bCs/>
-          <w:lang w:val="es-419" w:eastAsia="es-CO"/>
-        </w:rPr>
-      </w:pPr>
-      <w:r>
-        <w:rPr>
-          <w:b/>
-          <w:bCs/>
-          <w:lang w:val="es-419" w:eastAsia="es-CO"/>
-        </w:rPr>
-        <w:lastRenderedPageBreak/>
-        <w:t>Resolución ICA 1325 de 2016</w:t>
-      </w:r>
-    </w:p>
-    <w:p>
-      <w:pPr>
-        <w:rPr>
-          <w:lang w:val="es-419" w:eastAsia="es-CO"/>
-        </w:rPr>
-      </w:pPr>
-      <w:r>
-        <w:rPr>
-          <w:lang w:val="es-419" w:eastAsia="es-CO"/>
-        </w:rPr>
-        <w:t>Regula la trazabilidad animal, permitiendo el seguimiento sanitario del ganado.</w:t>
+          <w:lang w:val="es-419" w:eastAsia="es-CO"/>
+        </w:rPr>
+      </w:pPr>
+      <w:r>
+        <w:rPr>
+          <w:lang w:val="es-419" w:eastAsia="es-CO"/>
+        </w:rPr>
+        <w:t>Es obligatorio respetar la dosis, la vía de administración y los tiempos de retiro establecidos.</w:t>
       </w:r>
     </w:p>
     <w:p>
@@ -12523,129 +12931,10 @@
         <w:pStyle w:val="Prrafodelista"/>
         <w:numPr>
           <w:ilvl w:val="0"/>
-          <w:numId w:val="22"/>
+          <w:numId w:val="85"/>
         </w:numPr>
         <w:ind w:left="993"/>
         <w:rPr>
-          <w:b/>
-          <w:bCs/>
-          <w:lang w:val="es-419" w:eastAsia="es-CO"/>
-        </w:rPr>
-      </w:pPr>
-      <w:r>
-        <w:rPr>
-          <w:b/>
-          <w:bCs/>
-          <w:lang w:val="es-419" w:eastAsia="es-CO"/>
-        </w:rPr>
-        <w:t>Resolución 1056 de 1996</w:t>
-      </w:r>
-    </w:p>
-    <w:p>
-      <w:pPr>
-        <w:rPr>
-          <w:lang w:val="es-419" w:eastAsia="es-CO"/>
-        </w:rPr>
-      </w:pPr>
-      <w:r>
-        <w:rPr>
-          <w:lang w:val="es-419" w:eastAsia="es-CO"/>
-        </w:rPr>
-        <w:t>Define medidas sanitarias básicas en predios ganaderos.</w:t>
-      </w:r>
-    </w:p>
-    <w:p>
-      <w:pPr>
-        <w:rPr>
-          <w:lang w:val="es-419" w:eastAsia="es-CO"/>
-        </w:rPr>
-      </w:pPr>
-      <w:r>
-        <w:rPr>
-          <w:lang w:val="es-419" w:eastAsia="es-CO"/>
-        </w:rPr>
-        <w:t>El uso de medicamentos veterinarios debe realizarse de manera responsable y bajo criterios técnicos, con el fin de garantizar la salud animal y la inocuidad de los productos de origen animal.</w:t>
-      </w:r>
-    </w:p>
-    <w:p>
-      <w:pPr>
-        <w:rPr>
-          <w:lang w:val="es-419" w:eastAsia="es-CO"/>
-        </w:rPr>
-      </w:pPr>
-      <w:r>
-        <w:rPr>
-          <w:lang w:val="es-419" w:eastAsia="es-CO"/>
-        </w:rPr>
-        <w:t>Para ello, es importante tener en cuenta los siguientes aspectos:</w:t>
-      </w:r>
-    </w:p>
-    <w:p>
-      <w:pPr>
-        <w:pStyle w:val="Prrafodelista"/>
-        <w:numPr>
-          <w:ilvl w:val="0"/>
-          <w:numId w:val="22"/>
-        </w:numPr>
-        <w:ind w:left="993"/>
-        <w:rPr>
-          <w:lang w:val="es-419" w:eastAsia="es-CO"/>
-        </w:rPr>
-      </w:pPr>
-      <w:r>
-        <w:rPr>
-          <w:lang w:val="es-419" w:eastAsia="es-CO"/>
-        </w:rPr>
-        <w:t>Deben estar autorizados por el Instituto Colombiano Agropecuario (ICA).</w:t>
-      </w:r>
-    </w:p>
-    <w:p>
-      <w:pPr>
-        <w:pStyle w:val="Prrafodelista"/>
-        <w:numPr>
-          <w:ilvl w:val="0"/>
-          <w:numId w:val="22"/>
-        </w:numPr>
-        <w:ind w:left="993"/>
-        <w:rPr>
-          <w:lang w:val="es-419" w:eastAsia="es-CO"/>
-        </w:rPr>
-      </w:pPr>
-      <w:r>
-        <w:rPr>
-          <w:lang w:val="es-419" w:eastAsia="es-CO"/>
-        </w:rPr>
-        <w:t>Su aplicación debe realizarse bajo criterio técnico o supervisión de un médico veterinario.</w:t>
-      </w:r>
-    </w:p>
-    <w:p>
-      <w:pPr>
-        <w:pStyle w:val="Prrafodelista"/>
-        <w:numPr>
-          <w:ilvl w:val="0"/>
-          <w:numId w:val="22"/>
-        </w:numPr>
-        <w:ind w:left="993"/>
-        <w:rPr>
-          <w:lang w:val="es-419" w:eastAsia="es-CO"/>
-        </w:rPr>
-      </w:pPr>
-      <w:r>
-        <w:rPr>
-          <w:lang w:val="es-419" w:eastAsia="es-CO"/>
-        </w:rPr>
-        <w:t>Es obligatorio respetar la dosis, la vía de administración y los tiempos de retiro establecidos.</w:t>
-      </w:r>
-    </w:p>
-    <w:p>
-      <w:pPr>
-        <w:pStyle w:val="Prrafodelista"/>
-        <w:numPr>
-          <w:ilvl w:val="0"/>
-          <w:numId w:val="22"/>
-        </w:numPr>
-        <w:ind w:left="993"/>
-        <w:rPr>
           <w:lang w:val="es-419" w:eastAsia="es-CO"/>
         </w:rPr>
       </w:pPr>
@@ -12655,13 +12944,6 @@
         </w:rPr>
         <w:t>Todo uso debe registrarse en el historial sanitario del animal para asegurar la trazabilidad.</w:t>
       </w:r>
-    </w:p>
-    <w:p>
-      <w:pPr>
-        <w:rPr>
-          <w:lang w:val="es-419" w:eastAsia="es-CO"/>
-        </w:rPr>
-      </w:pPr>
     </w:p>
     <w:p>
       <w:pPr>
@@ -12773,6 +13055,11 @@
     <w:p>
       <w:pPr>
         <w:pStyle w:val="Ttulo5"/>
+        <w:numPr>
+          <w:ilvl w:val="0"/>
+          <w:numId w:val="23"/>
+        </w:numPr>
+        <w:ind w:left="993"/>
       </w:pPr>
       <w:r>
         <w:t>Clasificación</w:t>
@@ -12799,7 +13086,7 @@
           <w:ilvl w:val="0"/>
           <w:numId w:val="23"/>
         </w:numPr>
-        <w:ind w:left="993"/>
+        <w:ind w:left="1418"/>
         <w:rPr>
           <w:lang w:val="es-419" w:eastAsia="es-CO"/>
         </w:rPr>
@@ -12818,7 +13105,7 @@
           <w:ilvl w:val="0"/>
           <w:numId w:val="23"/>
         </w:numPr>
-        <w:ind w:left="993"/>
+        <w:ind w:left="1418"/>
         <w:rPr>
           <w:lang w:val="es-419" w:eastAsia="es-CO"/>
         </w:rPr>
@@ -12837,7 +13124,7 @@
           <w:ilvl w:val="0"/>
           <w:numId w:val="23"/>
         </w:numPr>
-        <w:ind w:left="993"/>
+        <w:ind w:left="1418"/>
         <w:rPr>
           <w:lang w:val="es-419" w:eastAsia="es-CO"/>
         </w:rPr>
@@ -13004,7 +13291,7 @@
         <w:rPr>
           <w:lang w:val="es-419" w:eastAsia="es-CO"/>
         </w:rPr>
-        <w:t>Estas prácticas mejoran la eficacia sanitaria, reducen el estrés animal, previenen accidentes y aseguran el cumplimiento de las Buenas Prácticas Ganaderas y normas del ICA.</w:t>
+        <w:t>Estas prácticas mejoran la eficacia sanitaria, reducen el estrés animal, previenen accidentes y aseguran el cumplimiento de las buenas prácticas ganaderas y normas del ICA.</w:t>
       </w:r>
     </w:p>
     <w:p>
@@ -13060,7 +13347,7 @@
       </w:pPr>
       <w:bookmarkStart w:id="27" w:name="_Toc231452628"/>
       <w:r>
-        <w:t>Relación con Buenas Prácticas Ganaderas (BPG)</w:t>
+        <w:t>Relación con buenas prácticas ganaderas (BPG)</w:t>
       </w:r>
       <w:bookmarkEnd w:id="27"/>
     </w:p>
@@ -13074,7 +13361,7 @@
         <w:rPr>
           <w:lang w:val="es-419" w:eastAsia="es-CO"/>
         </w:rPr>
-        <w:t>El manejo adecuado de implementos y equipos sanitarios es clave en las Buenas Prácticas Ganaderas, ya que garantiza inocuidad, bienestar animal y salud pública. Su correcto uso, junto con registros y bioseguridad, previene enfermedades, asegura trazabilidad y facilita la certificación.</w:t>
+        <w:t>El manejo adecuado de implementos y equipos sanitarios es clave en las buenas prácticas ganaderas, ya que garantiza inocuidad, bienestar animal y salud pública. Su correcto uso, junto con registros y bioseguridad, previene enfermedades, asegura trazabilidad y facilita la certificación.</w:t>
       </w:r>
     </w:p>
     <w:p>
@@ -13229,6 +13516,11 @@
     <w:p>
       <w:pPr>
         <w:pStyle w:val="Ttulo5"/>
+        <w:numPr>
+          <w:ilvl w:val="0"/>
+          <w:numId w:val="25"/>
+        </w:numPr>
+        <w:ind w:left="993"/>
       </w:pPr>
       <w:r>
         <w:t>Importancia en la sanidad animal</w:t>
@@ -13254,7 +13546,7 @@
           <w:ilvl w:val="0"/>
           <w:numId w:val="25"/>
         </w:numPr>
-        <w:ind w:left="993"/>
+        <w:ind w:left="1418" w:hanging="425"/>
         <w:rPr>
           <w:lang w:val="es-419" w:eastAsia="es-CO"/>
         </w:rPr>
@@ -13273,7 +13565,7 @@
           <w:ilvl w:val="0"/>
           <w:numId w:val="25"/>
         </w:numPr>
-        <w:ind w:left="993"/>
+        <w:ind w:left="1418" w:hanging="425"/>
         <w:rPr>
           <w:lang w:val="es-419" w:eastAsia="es-CO"/>
         </w:rPr>
@@ -13292,7 +13584,7 @@
           <w:ilvl w:val="0"/>
           <w:numId w:val="25"/>
         </w:numPr>
-        <w:ind w:left="993"/>
+        <w:ind w:left="1418" w:hanging="425"/>
         <w:rPr>
           <w:lang w:val="es-419" w:eastAsia="es-CO"/>
         </w:rPr>
@@ -13311,7 +13603,7 @@
           <w:ilvl w:val="0"/>
           <w:numId w:val="25"/>
         </w:numPr>
-        <w:ind w:left="993"/>
+        <w:ind w:left="1418" w:hanging="425"/>
         <w:rPr>
           <w:lang w:val="es-419" w:eastAsia="es-CO"/>
         </w:rPr>
@@ -13330,7 +13622,7 @@
           <w:ilvl w:val="0"/>
           <w:numId w:val="25"/>
         </w:numPr>
-        <w:ind w:left="993"/>
+        <w:ind w:left="1418" w:hanging="425"/>
         <w:rPr>
           <w:lang w:val="es-419" w:eastAsia="es-CO"/>
         </w:rPr>
@@ -13532,6 +13824,7 @@
         <w:tc>
           <w:tcPr>
             <w:tcW w:w="1015" w:type="pct"/>
+            <w:vAlign w:val="center"/>
             <w:hideMark/>
           </w:tcPr>
           <w:p>
@@ -13552,6 +13845,7 @@
         <w:tc>
           <w:tcPr>
             <w:tcW w:w="794" w:type="pct"/>
+            <w:vAlign w:val="center"/>
             <w:hideMark/>
           </w:tcPr>
           <w:p>
@@ -13572,6 +13866,7 @@
         <w:tc>
           <w:tcPr>
             <w:tcW w:w="1727" w:type="pct"/>
+            <w:vAlign w:val="center"/>
             <w:hideMark/>
           </w:tcPr>
           <w:p>
@@ -13592,6 +13887,7 @@
         <w:tc>
           <w:tcPr>
             <w:tcW w:w="1464" w:type="pct"/>
+            <w:vAlign w:val="center"/>
             <w:hideMark/>
           </w:tcPr>
           <w:p>
@@ -13617,20 +13913,21 @@
         <w:tc>
           <w:tcPr>
             <w:tcW w:w="1015" w:type="pct"/>
+            <w:vAlign w:val="center"/>
             <w:hideMark/>
           </w:tcPr>
           <w:p>
             <w:pPr>
               <w:pStyle w:val="Tablas"/>
               <w:rPr>
-                <w:color w:val="12263F"/>
+                <w:color w:val="auto"/>
                 <w:sz w:val="24"/>
                 <w:lang w:eastAsia="es-CO"/>
               </w:rPr>
             </w:pPr>
             <w:r>
               <w:rPr>
-                <w:color w:val="12263F"/>
+                <w:color w:val="auto"/>
                 <w:sz w:val="24"/>
                 <w:lang w:eastAsia="es-CO"/>
               </w:rPr>
@@ -13641,20 +13938,21 @@
         <w:tc>
           <w:tcPr>
             <w:tcW w:w="794" w:type="pct"/>
+            <w:vAlign w:val="center"/>
             <w:hideMark/>
           </w:tcPr>
           <w:p>
             <w:pPr>
               <w:pStyle w:val="Tablas"/>
               <w:rPr>
-                <w:color w:val="12263F"/>
+                <w:color w:val="auto"/>
                 <w:sz w:val="24"/>
                 <w:lang w:eastAsia="es-CO"/>
               </w:rPr>
             </w:pPr>
             <w:r>
               <w:rPr>
-                <w:color w:val="12263F"/>
+                <w:color w:val="auto"/>
                 <w:sz w:val="24"/>
                 <w:lang w:eastAsia="es-CO"/>
               </w:rPr>
@@ -13665,48 +13963,66 @@
         <w:tc>
           <w:tcPr>
             <w:tcW w:w="1727" w:type="pct"/>
+            <w:vAlign w:val="center"/>
             <w:hideMark/>
           </w:tcPr>
           <w:p>
             <w:pPr>
               <w:pStyle w:val="Tablas"/>
               <w:rPr>
-                <w:color w:val="12263F"/>
+                <w:color w:val="auto"/>
                 <w:sz w:val="24"/>
                 <w:lang w:eastAsia="es-CO"/>
               </w:rPr>
             </w:pPr>
             <w:r>
               <w:rPr>
-                <w:color w:val="12263F"/>
+                <w:color w:val="auto"/>
                 <w:sz w:val="24"/>
                 <w:lang w:eastAsia="es-CO"/>
               </w:rPr>
               <w:t>Se realiza con herramientas básicas</w:t>
+            </w:r>
+            <w:r>
+              <w:rPr>
+                <w:color w:val="auto"/>
+                <w:sz w:val="24"/>
+                <w:lang w:eastAsia="es-CO"/>
+              </w:rPr>
+              <w:t>.</w:t>
             </w:r>
           </w:p>
         </w:tc>
         <w:tc>
           <w:tcPr>
             <w:tcW w:w="1464" w:type="pct"/>
+            <w:vAlign w:val="center"/>
             <w:hideMark/>
           </w:tcPr>
           <w:p>
             <w:pPr>
               <w:pStyle w:val="Tablas"/>
               <w:rPr>
-                <w:color w:val="12263F"/>
+                <w:color w:val="auto"/>
                 <w:sz w:val="24"/>
                 <w:lang w:eastAsia="es-CO"/>
               </w:rPr>
             </w:pPr>
             <w:r>
               <w:rPr>
-                <w:color w:val="12263F"/>
+                <w:color w:val="auto"/>
                 <w:sz w:val="24"/>
                 <w:lang w:eastAsia="es-CO"/>
               </w:rPr>
               <w:t>Cepillos, escobas, agua</w:t>
+            </w:r>
+            <w:r>
+              <w:rPr>
+                <w:color w:val="auto"/>
+                <w:sz w:val="24"/>
+                <w:lang w:eastAsia="es-CO"/>
+              </w:rPr>
+              <w:t>.</w:t>
             </w:r>
           </w:p>
         </w:tc>
@@ -13715,20 +14031,21 @@
         <w:tc>
           <w:tcPr>
             <w:tcW w:w="1015" w:type="pct"/>
+            <w:vAlign w:val="center"/>
             <w:hideMark/>
           </w:tcPr>
           <w:p>
             <w:pPr>
               <w:pStyle w:val="Tablas"/>
               <w:rPr>
-                <w:color w:val="12263F"/>
+                <w:color w:val="auto"/>
                 <w:sz w:val="24"/>
                 <w:lang w:eastAsia="es-CO"/>
               </w:rPr>
             </w:pPr>
             <w:r>
               <w:rPr>
-                <w:color w:val="12263F"/>
+                <w:color w:val="auto"/>
                 <w:sz w:val="24"/>
                 <w:lang w:eastAsia="es-CO"/>
               </w:rPr>
@@ -13739,20 +14056,21 @@
         <w:tc>
           <w:tcPr>
             <w:tcW w:w="794" w:type="pct"/>
+            <w:vAlign w:val="center"/>
             <w:hideMark/>
           </w:tcPr>
           <w:p>
             <w:pPr>
               <w:pStyle w:val="Tablas"/>
               <w:rPr>
-                <w:color w:val="12263F"/>
+                <w:color w:val="auto"/>
                 <w:sz w:val="24"/>
                 <w:lang w:eastAsia="es-CO"/>
               </w:rPr>
             </w:pPr>
             <w:r>
               <w:rPr>
-                <w:color w:val="12263F"/>
+                <w:color w:val="auto"/>
                 <w:sz w:val="24"/>
                 <w:lang w:eastAsia="es-CO"/>
               </w:rPr>
@@ -13763,37 +14081,47 @@
         <w:tc>
           <w:tcPr>
             <w:tcW w:w="1727" w:type="pct"/>
+            <w:vAlign w:val="center"/>
             <w:hideMark/>
           </w:tcPr>
           <w:p>
             <w:pPr>
               <w:pStyle w:val="Tablas"/>
               <w:rPr>
-                <w:color w:val="12263F"/>
+                <w:color w:val="auto"/>
                 <w:sz w:val="24"/>
                 <w:lang w:eastAsia="es-CO"/>
               </w:rPr>
             </w:pPr>
             <w:r>
               <w:rPr>
-                <w:color w:val="12263F"/>
+                <w:color w:val="auto"/>
                 <w:sz w:val="24"/>
                 <w:lang w:eastAsia="es-CO"/>
               </w:rPr>
               <w:t>Utiliza equipos para facilitar el proceso</w:t>
+            </w:r>
+            <w:r>
+              <w:rPr>
+                <w:color w:val="auto"/>
+                <w:sz w:val="24"/>
+                <w:lang w:eastAsia="es-CO"/>
+              </w:rPr>
+              <w:t>.</w:t>
             </w:r>
           </w:p>
         </w:tc>
         <w:tc>
           <w:tcPr>
             <w:tcW w:w="1464" w:type="pct"/>
+            <w:vAlign w:val="center"/>
             <w:hideMark/>
           </w:tcPr>
           <w:p>
             <w:pPr>
               <w:pStyle w:val="Tablas"/>
               <w:rPr>
-                <w:color w:val="12263F"/>
+                <w:color w:val="auto"/>
                 <w:sz w:val="24"/>
                 <w:lang w:eastAsia="es-CO"/>
               </w:rPr>
@@ -13801,13 +14129,21 @@
             <w:proofErr w:type="spellStart"/>
             <w:r>
               <w:rPr>
-                <w:color w:val="12263F"/>
+                <w:color w:val="auto"/>
                 <w:sz w:val="24"/>
                 <w:lang w:eastAsia="es-CO"/>
               </w:rPr>
               <w:t>Hidrolavadoras</w:t>
             </w:r>
             <w:proofErr w:type="spellEnd"/>
+            <w:r>
+              <w:rPr>
+                <w:color w:val="auto"/>
+                <w:sz w:val="24"/>
+                <w:lang w:eastAsia="es-CO"/>
+              </w:rPr>
+              <w:t>.</w:t>
+            </w:r>
           </w:p>
         </w:tc>
       </w:tr>
@@ -13818,20 +14154,21 @@
         <w:tc>
           <w:tcPr>
             <w:tcW w:w="1015" w:type="pct"/>
+            <w:vAlign w:val="center"/>
             <w:hideMark/>
           </w:tcPr>
           <w:p>
             <w:pPr>
               <w:pStyle w:val="Tablas"/>
               <w:rPr>
-                <w:color w:val="12263F"/>
+                <w:color w:val="auto"/>
                 <w:sz w:val="24"/>
                 <w:lang w:eastAsia="es-CO"/>
               </w:rPr>
             </w:pPr>
             <w:r>
               <w:rPr>
-                <w:color w:val="12263F"/>
+                <w:color w:val="auto"/>
                 <w:sz w:val="24"/>
                 <w:lang w:eastAsia="es-CO"/>
               </w:rPr>
@@ -13843,20 +14180,21 @@
         <w:tc>
           <w:tcPr>
             <w:tcW w:w="794" w:type="pct"/>
+            <w:vAlign w:val="center"/>
             <w:hideMark/>
           </w:tcPr>
           <w:p>
             <w:pPr>
               <w:pStyle w:val="Tablas"/>
               <w:rPr>
-                <w:color w:val="12263F"/>
+                <w:color w:val="auto"/>
                 <w:sz w:val="24"/>
                 <w:lang w:eastAsia="es-CO"/>
               </w:rPr>
             </w:pPr>
             <w:r>
               <w:rPr>
-                <w:color w:val="12263F"/>
+                <w:color w:val="auto"/>
                 <w:sz w:val="24"/>
                 <w:lang w:eastAsia="es-CO"/>
               </w:rPr>
@@ -13867,48 +14205,66 @@
         <w:tc>
           <w:tcPr>
             <w:tcW w:w="1727" w:type="pct"/>
+            <w:vAlign w:val="center"/>
             <w:hideMark/>
           </w:tcPr>
           <w:p>
             <w:pPr>
               <w:pStyle w:val="Tablas"/>
               <w:rPr>
-                <w:color w:val="12263F"/>
+                <w:color w:val="auto"/>
                 <w:sz w:val="24"/>
                 <w:lang w:eastAsia="es-CO"/>
               </w:rPr>
             </w:pPr>
             <w:r>
               <w:rPr>
-                <w:color w:val="12263F"/>
+                <w:color w:val="auto"/>
                 <w:sz w:val="24"/>
                 <w:lang w:eastAsia="es-CO"/>
               </w:rPr>
               <w:t>Emplea calor para eliminar microorganismos</w:t>
+            </w:r>
+            <w:r>
+              <w:rPr>
+                <w:color w:val="auto"/>
+                <w:sz w:val="24"/>
+                <w:lang w:eastAsia="es-CO"/>
+              </w:rPr>
+              <w:t>.</w:t>
             </w:r>
           </w:p>
         </w:tc>
         <w:tc>
           <w:tcPr>
             <w:tcW w:w="1464" w:type="pct"/>
+            <w:vAlign w:val="center"/>
             <w:hideMark/>
           </w:tcPr>
           <w:p>
             <w:pPr>
               <w:pStyle w:val="Tablas"/>
               <w:rPr>
-                <w:color w:val="12263F"/>
+                <w:color w:val="auto"/>
                 <w:sz w:val="24"/>
                 <w:lang w:eastAsia="es-CO"/>
               </w:rPr>
             </w:pPr>
             <w:r>
               <w:rPr>
-                <w:color w:val="12263F"/>
+                <w:color w:val="auto"/>
                 <w:sz w:val="24"/>
                 <w:lang w:eastAsia="es-CO"/>
               </w:rPr>
               <w:t>Agua caliente, vapor</w:t>
+            </w:r>
+            <w:r>
+              <w:rPr>
+                <w:color w:val="auto"/>
+                <w:sz w:val="24"/>
+                <w:lang w:eastAsia="es-CO"/>
+              </w:rPr>
+              <w:t>.</w:t>
             </w:r>
           </w:p>
         </w:tc>
@@ -13917,20 +14273,21 @@
         <w:tc>
           <w:tcPr>
             <w:tcW w:w="1015" w:type="pct"/>
+            <w:vAlign w:val="center"/>
             <w:hideMark/>
           </w:tcPr>
           <w:p>
             <w:pPr>
               <w:pStyle w:val="Tablas"/>
               <w:rPr>
-                <w:color w:val="12263F"/>
+                <w:color w:val="auto"/>
                 <w:sz w:val="24"/>
                 <w:lang w:eastAsia="es-CO"/>
               </w:rPr>
             </w:pPr>
             <w:r>
               <w:rPr>
-                <w:color w:val="12263F"/>
+                <w:color w:val="auto"/>
                 <w:sz w:val="24"/>
                 <w:lang w:eastAsia="es-CO"/>
               </w:rPr>
@@ -13941,20 +14298,21 @@
         <w:tc>
           <w:tcPr>
             <w:tcW w:w="794" w:type="pct"/>
+            <w:vAlign w:val="center"/>
             <w:hideMark/>
           </w:tcPr>
           <w:p>
             <w:pPr>
               <w:pStyle w:val="Tablas"/>
               <w:rPr>
-                <w:color w:val="12263F"/>
+                <w:color w:val="auto"/>
                 <w:sz w:val="24"/>
                 <w:lang w:eastAsia="es-CO"/>
               </w:rPr>
             </w:pPr>
             <w:r>
               <w:rPr>
-                <w:color w:val="12263F"/>
+                <w:color w:val="auto"/>
                 <w:sz w:val="24"/>
                 <w:lang w:eastAsia="es-CO"/>
               </w:rPr>
@@ -13965,48 +14323,66 @@
         <w:tc>
           <w:tcPr>
             <w:tcW w:w="1727" w:type="pct"/>
+            <w:vAlign w:val="center"/>
             <w:hideMark/>
           </w:tcPr>
           <w:p>
             <w:pPr>
               <w:pStyle w:val="Tablas"/>
               <w:rPr>
-                <w:color w:val="12263F"/>
+                <w:color w:val="auto"/>
                 <w:sz w:val="24"/>
                 <w:lang w:eastAsia="es-CO"/>
               </w:rPr>
             </w:pPr>
             <w:r>
               <w:rPr>
-                <w:color w:val="12263F"/>
+                <w:color w:val="auto"/>
                 <w:sz w:val="24"/>
                 <w:lang w:eastAsia="es-CO"/>
               </w:rPr>
               <w:t>Uso de sustancias desinfectantes</w:t>
+            </w:r>
+            <w:r>
+              <w:rPr>
+                <w:color w:val="auto"/>
+                <w:sz w:val="24"/>
+                <w:lang w:eastAsia="es-CO"/>
+              </w:rPr>
+              <w:t>.</w:t>
             </w:r>
           </w:p>
         </w:tc>
         <w:tc>
           <w:tcPr>
             <w:tcW w:w="1464" w:type="pct"/>
+            <w:vAlign w:val="center"/>
             <w:hideMark/>
           </w:tcPr>
           <w:p>
             <w:pPr>
               <w:pStyle w:val="Tablas"/>
               <w:rPr>
-                <w:color w:val="12263F"/>
+                <w:color w:val="auto"/>
                 <w:sz w:val="24"/>
                 <w:lang w:eastAsia="es-CO"/>
               </w:rPr>
             </w:pPr>
             <w:r>
               <w:rPr>
-                <w:color w:val="12263F"/>
+                <w:color w:val="auto"/>
                 <w:sz w:val="24"/>
                 <w:lang w:eastAsia="es-CO"/>
               </w:rPr>
               <w:t>Cloro, yodo, amonios cuaternarios</w:t>
+            </w:r>
+            <w:r>
+              <w:rPr>
+                <w:color w:val="auto"/>
+                <w:sz w:val="24"/>
+                <w:lang w:eastAsia="es-CO"/>
+              </w:rPr>
+              <w:t>.</w:t>
             </w:r>
           </w:p>
         </w:tc>
@@ -14066,7 +14442,7 @@
         <w:pStyle w:val="Prrafodelista"/>
         <w:numPr>
           <w:ilvl w:val="0"/>
-          <w:numId w:val="28"/>
+          <w:numId w:val="86"/>
         </w:numPr>
         <w:ind w:left="993"/>
         <w:rPr>
@@ -14085,7 +14461,7 @@
         <w:pStyle w:val="Prrafodelista"/>
         <w:numPr>
           <w:ilvl w:val="0"/>
-          <w:numId w:val="28"/>
+          <w:numId w:val="86"/>
         </w:numPr>
         <w:ind w:left="993"/>
         <w:rPr>
@@ -14104,7 +14480,7 @@
         <w:pStyle w:val="Prrafodelista"/>
         <w:numPr>
           <w:ilvl w:val="0"/>
-          <w:numId w:val="28"/>
+          <w:numId w:val="86"/>
         </w:numPr>
         <w:ind w:left="993"/>
         <w:rPr>
@@ -14123,7 +14499,7 @@
         <w:pStyle w:val="Prrafodelista"/>
         <w:numPr>
           <w:ilvl w:val="0"/>
-          <w:numId w:val="28"/>
+          <w:numId w:val="86"/>
         </w:numPr>
         <w:ind w:left="993"/>
         <w:rPr>
@@ -14142,7 +14518,7 @@
         <w:pStyle w:val="Prrafodelista"/>
         <w:numPr>
           <w:ilvl w:val="0"/>
-          <w:numId w:val="28"/>
+          <w:numId w:val="86"/>
         </w:numPr>
         <w:ind w:left="993"/>
         <w:rPr>
@@ -14161,7 +14537,7 @@
         <w:pStyle w:val="Prrafodelista"/>
         <w:numPr>
           <w:ilvl w:val="0"/>
-          <w:numId w:val="28"/>
+          <w:numId w:val="86"/>
         </w:numPr>
         <w:ind w:left="993"/>
         <w:rPr>
@@ -14240,6 +14616,11 @@
     <w:p>
       <w:pPr>
         <w:pStyle w:val="Ttulo5"/>
+        <w:numPr>
+          <w:ilvl w:val="0"/>
+          <w:numId w:val="30"/>
+        </w:numPr>
+        <w:ind w:left="993"/>
       </w:pPr>
       <w:r>
         <w:t>Desinfectantes más comunes</w:t>
@@ -14252,7 +14633,7 @@
           <w:ilvl w:val="0"/>
           <w:numId w:val="29"/>
         </w:numPr>
-        <w:ind w:left="993"/>
+        <w:ind w:left="1276" w:hanging="283"/>
         <w:rPr>
           <w:lang w:val="es-419" w:eastAsia="es-CO"/>
         </w:rPr>
@@ -14271,7 +14652,7 @@
           <w:ilvl w:val="0"/>
           <w:numId w:val="29"/>
         </w:numPr>
-        <w:ind w:left="993"/>
+        <w:ind w:left="1276" w:hanging="283"/>
         <w:rPr>
           <w:lang w:val="es-419" w:eastAsia="es-CO"/>
         </w:rPr>
@@ -14298,7 +14679,7 @@
           <w:ilvl w:val="0"/>
           <w:numId w:val="29"/>
         </w:numPr>
-        <w:ind w:left="993"/>
+        <w:ind w:left="1276" w:hanging="283"/>
         <w:rPr>
           <w:lang w:val="es-419" w:eastAsia="es-CO"/>
         </w:rPr>
@@ -14317,7 +14698,7 @@
           <w:ilvl w:val="0"/>
           <w:numId w:val="29"/>
         </w:numPr>
-        <w:ind w:left="993"/>
+        <w:ind w:left="1276" w:hanging="283"/>
         <w:rPr>
           <w:lang w:val="es-419" w:eastAsia="es-CO"/>
         </w:rPr>
@@ -14336,7 +14717,7 @@
           <w:ilvl w:val="0"/>
           <w:numId w:val="29"/>
         </w:numPr>
-        <w:ind w:left="993"/>
+        <w:ind w:left="1276" w:hanging="283"/>
         <w:rPr>
           <w:lang w:val="es-419" w:eastAsia="es-CO"/>
         </w:rPr>
@@ -14355,7 +14736,7 @@
           <w:ilvl w:val="0"/>
           <w:numId w:val="29"/>
         </w:numPr>
-        <w:ind w:left="993"/>
+        <w:ind w:left="1276" w:hanging="283"/>
         <w:rPr>
           <w:lang w:val="es-419" w:eastAsia="es-CO"/>
         </w:rPr>
@@ -14418,6 +14799,11 @@
     <w:p>
       <w:pPr>
         <w:pStyle w:val="Ttulo5"/>
+        <w:numPr>
+          <w:ilvl w:val="0"/>
+          <w:numId w:val="31"/>
+        </w:numPr>
+        <w:ind w:left="993"/>
       </w:pPr>
       <w:r>
         <w:t>Concentraciones recomendadas de preparaciones</w:t>
@@ -14443,16 +14829,40 @@
           <w:ilvl w:val="0"/>
           <w:numId w:val="31"/>
         </w:numPr>
-        <w:ind w:left="993"/>
-        <w:rPr>
-          <w:lang w:val="es-419" w:eastAsia="es-CO"/>
-        </w:rPr>
-      </w:pPr>
-      <w:r>
-        <w:rPr>
-          <w:lang w:val="es-419" w:eastAsia="es-CO"/>
-        </w:rPr>
-        <w:t>Hipoclorito de sodio: 0.1% – 0.5% (para superficies generales).</w:t>
+        <w:ind w:left="1276"/>
+        <w:rPr>
+          <w:lang w:val="es-419" w:eastAsia="es-CO"/>
+        </w:rPr>
+      </w:pPr>
+      <w:r>
+        <w:rPr>
+          <w:lang w:val="es-419" w:eastAsia="es-CO"/>
+        </w:rPr>
+        <w:t>Hipoclorito de sodio: 0.1</w:t>
+      </w:r>
+      <w:r>
+        <w:rPr>
+          <w:lang w:val="es-419" w:eastAsia="es-CO"/>
+        </w:rPr>
+        <w:t xml:space="preserve"> </w:t>
+      </w:r>
+      <w:r>
+        <w:rPr>
+          <w:lang w:val="es-419" w:eastAsia="es-CO"/>
+        </w:rPr>
+        <w:t>% – 0.5</w:t>
+      </w:r>
+      <w:r>
+        <w:rPr>
+          <w:lang w:val="es-419" w:eastAsia="es-CO"/>
+        </w:rPr>
+        <w:t xml:space="preserve"> </w:t>
+      </w:r>
+      <w:r>
+        <w:rPr>
+          <w:lang w:val="es-419" w:eastAsia="es-CO"/>
+        </w:rPr>
+        <w:t>% (para superficies generales).</w:t>
       </w:r>
     </w:p>
     <w:p>
@@ -14462,7 +14872,7 @@
           <w:ilvl w:val="0"/>
           <w:numId w:val="31"/>
         </w:numPr>
-        <w:ind w:left="993"/>
+        <w:ind w:left="1276"/>
         <w:rPr>
           <w:lang w:val="es-419" w:eastAsia="es-CO"/>
         </w:rPr>
@@ -14479,7 +14889,31 @@
         <w:rPr>
           <w:lang w:val="es-419" w:eastAsia="es-CO"/>
         </w:rPr>
-        <w:t>: 0.5% – 1%.</w:t>
+        <w:t>: 0.5</w:t>
+      </w:r>
+      <w:r>
+        <w:rPr>
+          <w:lang w:val="es-419" w:eastAsia="es-CO"/>
+        </w:rPr>
+        <w:t xml:space="preserve"> </w:t>
+      </w:r>
+      <w:r>
+        <w:rPr>
+          <w:lang w:val="es-419" w:eastAsia="es-CO"/>
+        </w:rPr>
+        <w:t>% – 1</w:t>
+      </w:r>
+      <w:r>
+        <w:rPr>
+          <w:lang w:val="es-419" w:eastAsia="es-CO"/>
+        </w:rPr>
+        <w:t xml:space="preserve"> </w:t>
+      </w:r>
+      <w:r>
+        <w:rPr>
+          <w:lang w:val="es-419" w:eastAsia="es-CO"/>
+        </w:rPr>
+        <w:t>%.</w:t>
       </w:r>
     </w:p>
     <w:p>
@@ -14489,16 +14923,40 @@
           <w:ilvl w:val="0"/>
           <w:numId w:val="31"/>
         </w:numPr>
-        <w:ind w:left="993"/>
-        <w:rPr>
-          <w:lang w:val="es-419" w:eastAsia="es-CO"/>
-        </w:rPr>
-      </w:pPr>
-      <w:r>
-        <w:rPr>
-          <w:lang w:val="es-419" w:eastAsia="es-CO"/>
-        </w:rPr>
-        <w:t>Amonios cuaternarios: 0.1% – 0.2%.</w:t>
+        <w:ind w:left="1276"/>
+        <w:rPr>
+          <w:lang w:val="es-419" w:eastAsia="es-CO"/>
+        </w:rPr>
+      </w:pPr>
+      <w:r>
+        <w:rPr>
+          <w:lang w:val="es-419" w:eastAsia="es-CO"/>
+        </w:rPr>
+        <w:t>Amonios cuaternarios: 0.1</w:t>
+      </w:r>
+      <w:r>
+        <w:rPr>
+          <w:lang w:val="es-419" w:eastAsia="es-CO"/>
+        </w:rPr>
+        <w:t xml:space="preserve"> </w:t>
+      </w:r>
+      <w:r>
+        <w:rPr>
+          <w:lang w:val="es-419" w:eastAsia="es-CO"/>
+        </w:rPr>
+        <w:t>% – 0.2</w:t>
+      </w:r>
+      <w:r>
+        <w:rPr>
+          <w:lang w:val="es-419" w:eastAsia="es-CO"/>
+        </w:rPr>
+        <w:t xml:space="preserve"> </w:t>
+      </w:r>
+      <w:r>
+        <w:rPr>
+          <w:lang w:val="es-419" w:eastAsia="es-CO"/>
+        </w:rPr>
+        <w:t>%.</w:t>
       </w:r>
     </w:p>
     <w:p>
@@ -14508,16 +14966,28 @@
           <w:ilvl w:val="0"/>
           <w:numId w:val="31"/>
         </w:numPr>
-        <w:ind w:left="993"/>
-        <w:rPr>
-          <w:lang w:val="es-419" w:eastAsia="es-CO"/>
-        </w:rPr>
-      </w:pPr>
-      <w:r>
-        <w:rPr>
-          <w:lang w:val="es-419" w:eastAsia="es-CO"/>
-        </w:rPr>
-        <w:t>Glutaraldehído: 2% (desinfección de alto nivel en equipos).</w:t>
+        <w:ind w:left="1276"/>
+        <w:rPr>
+          <w:lang w:val="es-419" w:eastAsia="es-CO"/>
+        </w:rPr>
+      </w:pPr>
+      <w:r>
+        <w:rPr>
+          <w:lang w:val="es-419" w:eastAsia="es-CO"/>
+        </w:rPr>
+        <w:t>Glutaraldehído: 2</w:t>
+      </w:r>
+      <w:r>
+        <w:rPr>
+          <w:lang w:val="es-419" w:eastAsia="es-CO"/>
+        </w:rPr>
+        <w:t xml:space="preserve"> </w:t>
+      </w:r>
+      <w:r>
+        <w:rPr>
+          <w:lang w:val="es-419" w:eastAsia="es-CO"/>
+        </w:rPr>
+        <w:t>% (desinfección de alto nivel en equipos).</w:t>
       </w:r>
     </w:p>
     <w:p>
@@ -14527,21 +14997,50 @@
           <w:ilvl w:val="0"/>
           <w:numId w:val="31"/>
         </w:numPr>
+        <w:ind w:left="1276"/>
+        <w:rPr>
+          <w:lang w:val="es-419" w:eastAsia="es-CO"/>
+        </w:rPr>
+      </w:pPr>
+      <w:r>
+        <w:rPr>
+          <w:lang w:val="es-419" w:eastAsia="es-CO"/>
+        </w:rPr>
+        <w:t>Formaldehído: 2</w:t>
+      </w:r>
+      <w:r>
+        <w:rPr>
+          <w:lang w:val="es-419" w:eastAsia="es-CO"/>
+        </w:rPr>
+        <w:t xml:space="preserve"> </w:t>
+      </w:r>
+      <w:r>
+        <w:rPr>
+          <w:lang w:val="es-419" w:eastAsia="es-CO"/>
+        </w:rPr>
+        <w:t>% – 5</w:t>
+      </w:r>
+      <w:r>
+        <w:rPr>
+          <w:lang w:val="es-419" w:eastAsia="es-CO"/>
+        </w:rPr>
+        <w:t xml:space="preserve"> </w:t>
+      </w:r>
+      <w:r>
+        <w:rPr>
+          <w:lang w:val="es-419" w:eastAsia="es-CO"/>
+        </w:rPr>
+        <w:t>% (uso controlado).</w:t>
+      </w:r>
+    </w:p>
+    <w:p>
+      <w:pPr>
+        <w:pStyle w:val="Ttulo5"/>
+        <w:numPr>
+          <w:ilvl w:val="0"/>
+          <w:numId w:val="31"/>
+        </w:numPr>
         <w:ind w:left="993"/>
-        <w:rPr>
-          <w:lang w:val="es-419" w:eastAsia="es-CO"/>
-        </w:rPr>
-      </w:pPr>
-      <w:r>
-        <w:rPr>
-          <w:lang w:val="es-419" w:eastAsia="es-CO"/>
-        </w:rPr>
-        <w:t>Formaldehído: 2% – 5% (uso controlado).</w:t>
-      </w:r>
-    </w:p>
-    <w:p>
-      <w:pPr>
-        <w:pStyle w:val="Ttulo5"/>
       </w:pPr>
       <w:r>
         <w:lastRenderedPageBreak/>
@@ -14569,7 +15068,7 @@
           <w:ilvl w:val="0"/>
           <w:numId w:val="32"/>
         </w:numPr>
-        <w:ind w:left="993"/>
+        <w:ind w:left="1276"/>
         <w:rPr>
           <w:lang w:val="es-419" w:eastAsia="es-CO"/>
         </w:rPr>
@@ -14588,7 +15087,7 @@
           <w:ilvl w:val="0"/>
           <w:numId w:val="32"/>
         </w:numPr>
-        <w:ind w:left="993"/>
+        <w:ind w:left="1276"/>
         <w:rPr>
           <w:lang w:val="es-419" w:eastAsia="es-CO"/>
         </w:rPr>
@@ -14607,7 +15106,7 @@
           <w:ilvl w:val="0"/>
           <w:numId w:val="32"/>
         </w:numPr>
-        <w:ind w:left="993"/>
+        <w:ind w:left="1276"/>
         <w:rPr>
           <w:lang w:val="es-419" w:eastAsia="es-CO"/>
         </w:rPr>
@@ -14626,7 +15125,7 @@
           <w:ilvl w:val="0"/>
           <w:numId w:val="32"/>
         </w:numPr>
-        <w:ind w:left="993"/>
+        <w:ind w:left="1276"/>
         <w:rPr>
           <w:lang w:val="es-419" w:eastAsia="es-CO"/>
         </w:rPr>
@@ -14645,7 +15144,10 @@
           <w:ilvl w:val="0"/>
           <w:numId w:val="32"/>
         </w:numPr>
-        <w:ind w:left="993"/>
+        <w:tabs>
+          <w:tab w:val="left" w:pos="567"/>
+        </w:tabs>
+        <w:ind w:left="993" w:hanging="349"/>
         <w:rPr>
           <w:lang w:val="es-419" w:eastAsia="es-CO"/>
         </w:rPr>
@@ -15461,23 +15963,162 @@
       <w:bookmarkEnd w:id="40"/>
     </w:p>
     <w:p>
-      <w:pPr>
-        <w:rPr>
-          <w:lang w:val="es-419" w:eastAsia="es-CO"/>
-        </w:rPr>
-      </w:pPr>
-      <w:r>
-        <w:rPr>
-          <w:lang w:val="es-419" w:eastAsia="es-CO"/>
-        </w:rPr>
-        <w:t xml:space="preserve">Un manejo adecuado de los medicamentos en el predio permite mantener el control sanitario y la trazabilidad, mediante la clasificación de los productos por tipo, la </w:t>
-      </w:r>
-      <w:r>
-        <w:rPr>
-          <w:lang w:val="es-419" w:eastAsia="es-CO"/>
+      <w:r>
+        <w:t>La adecuada gestión de los medicamentos en el predio contribuye al control sanitario, previene riesgos y garantiza la trazabilidad de los tratamientos. Para ello, se aplican los siguientes pasos:</w:t>
+      </w:r>
+    </w:p>
+    <w:p>
+      <w:pPr>
+        <w:pStyle w:val="Prrafodelista"/>
+        <w:numPr>
+          <w:ilvl w:val="0"/>
+          <w:numId w:val="87"/>
+        </w:numPr>
+        <w:rPr>
+          <w:lang w:val="es-419" w:eastAsia="es-CO"/>
+        </w:rPr>
+      </w:pPr>
+      <w:r>
+        <w:rPr>
+          <w:b/>
+          <w:bCs/>
         </w:rPr>
         <w:lastRenderedPageBreak/>
-        <w:t>aplicación del sistema PEPS, el almacenamiento en lugares seguros y limpios, la eliminación correcta de productos vencidos y el registro de los tratamientos realizados.</w:t>
+        <w:t>Clasificar:</w:t>
+      </w:r>
+      <w:r>
+        <w:t xml:space="preserve"> o</w:t>
+      </w:r>
+      <w:r>
+        <w:t>rganizar los medicamentos según su tipo: antibióticos, vacunas, antiparasitarios y otros productos veterinarios.</w:t>
+      </w:r>
+    </w:p>
+    <w:p>
+      <w:pPr>
+        <w:pStyle w:val="Prrafodelista"/>
+        <w:numPr>
+          <w:ilvl w:val="0"/>
+          <w:numId w:val="87"/>
+        </w:numPr>
+        <w:rPr>
+          <w:lang w:val="es-419" w:eastAsia="es-CO"/>
+        </w:rPr>
+      </w:pPr>
+      <w:r>
+        <w:rPr>
+          <w:b/>
+          <w:bCs/>
+          <w:lang w:val="es-419" w:eastAsia="es-CO"/>
+        </w:rPr>
+        <w:t>Ordenar:</w:t>
+      </w:r>
+      <w:r>
+        <w:rPr>
+          <w:lang w:val="es-419" w:eastAsia="es-CO"/>
+        </w:rPr>
+        <w:t xml:space="preserve"> a</w:t>
+      </w:r>
+      <w:r>
+        <w:rPr>
+          <w:lang w:val="es-419" w:eastAsia="es-CO"/>
+        </w:rPr>
+        <w:t>plicar el sistema PEPS: primero en entrar, primero en salir, con el fin de utilizar inicialmente los productos más antiguos.</w:t>
+      </w:r>
+    </w:p>
+    <w:p>
+      <w:pPr>
+        <w:pStyle w:val="Prrafodelista"/>
+        <w:numPr>
+          <w:ilvl w:val="0"/>
+          <w:numId w:val="87"/>
+        </w:numPr>
+        <w:rPr>
+          <w:lang w:val="es-419" w:eastAsia="es-CO"/>
+        </w:rPr>
+      </w:pPr>
+      <w:r>
+        <w:rPr>
+          <w:b/>
+          <w:bCs/>
+          <w:lang w:val="es-419" w:eastAsia="es-CO"/>
+        </w:rPr>
+        <w:t>Almacenar:</w:t>
+      </w:r>
+      <w:r>
+        <w:rPr>
+          <w:lang w:val="es-419" w:eastAsia="es-CO"/>
+        </w:rPr>
+        <w:t xml:space="preserve"> u</w:t>
+      </w:r>
+      <w:r>
+        <w:rPr>
+          <w:lang w:val="es-419" w:eastAsia="es-CO"/>
+        </w:rPr>
+        <w:t>bicar los medicamentos en espacios seguros, limpios, señalizados y acordes con sus condiciones de conservación.</w:t>
+      </w:r>
+    </w:p>
+    <w:p>
+      <w:pPr>
+        <w:pStyle w:val="Prrafodelista"/>
+        <w:numPr>
+          <w:ilvl w:val="0"/>
+          <w:numId w:val="87"/>
+        </w:numPr>
+        <w:rPr>
+          <w:lang w:val="es-419" w:eastAsia="es-CO"/>
+        </w:rPr>
+      </w:pPr>
+      <w:r>
+        <w:rPr>
+          <w:b/>
+          <w:bCs/>
+          <w:lang w:val="es-419" w:eastAsia="es-CO"/>
+        </w:rPr>
+        <w:t>Disponer:</w:t>
+      </w:r>
+      <w:r>
+        <w:rPr>
+          <w:lang w:val="es-419" w:eastAsia="es-CO"/>
+        </w:rPr>
+        <w:t xml:space="preserve"> s</w:t>
+      </w:r>
+      <w:r>
+        <w:rPr>
+          <w:lang w:val="es-419" w:eastAsia="es-CO"/>
+        </w:rPr>
+        <w:t>eparar los productos vencidos y gestionarlos conforme a la normativa. Nunca deben eliminarse en fuentes de agua ni mezclarse con residuos comunes.</w:t>
+      </w:r>
+    </w:p>
+    <w:p>
+      <w:pPr>
+        <w:pStyle w:val="Prrafodelista"/>
+        <w:numPr>
+          <w:ilvl w:val="0"/>
+          <w:numId w:val="87"/>
+        </w:numPr>
+        <w:rPr>
+          <w:lang w:val="es-419" w:eastAsia="es-CO"/>
+        </w:rPr>
+      </w:pPr>
+      <w:r>
+        <w:rPr>
+          <w:b/>
+          <w:bCs/>
+          <w:lang w:val="es-419" w:eastAsia="es-CO"/>
+        </w:rPr>
+        <w:t>Registrar:</w:t>
+      </w:r>
+      <w:r>
+        <w:rPr>
+          <w:lang w:val="es-419" w:eastAsia="es-CO"/>
+        </w:rPr>
+        <w:t xml:space="preserve"> d</w:t>
+      </w:r>
+      <w:r>
+        <w:rPr>
+          <w:lang w:val="es-419" w:eastAsia="es-CO"/>
+        </w:rPr>
+        <w:t>ocumentar los medicamentos utilizados y los tratamientos aplicados para mantener el control sanitario y asegurar su trazabilidad.</w:t>
       </w:r>
     </w:p>
     <w:p>
@@ -15500,7 +16141,7 @@
         <w:rPr>
           <w:lang w:val="es-419" w:eastAsia="es-CO"/>
         </w:rPr>
-        <w:t>La correcta aplicación de medicamentos es un requisito fundamental dentro de las Buenas Prácticas Ganaderas (BPG). Estos son:</w:t>
+        <w:t>La correcta aplicación de medicamentos es un requisito fundamental dentro de las buenas prácticas ganaderas (BPG). Estos son:</w:t>
       </w:r>
     </w:p>
     <w:p>
@@ -15621,55 +16262,6 @@
     </w:p>
     <w:p>
       <w:pPr>
-        <w:rPr>
-          <w:lang w:val="es-419" w:eastAsia="es-CO"/>
-        </w:rPr>
-      </w:pPr>
-    </w:p>
-    <w:p>
-      <w:pPr>
-        <w:rPr>
-          <w:lang w:val="es-419" w:eastAsia="es-CO"/>
-        </w:rPr>
-      </w:pPr>
-    </w:p>
-    <w:p>
-      <w:pPr>
-        <w:rPr>
-          <w:lang w:val="es-419" w:eastAsia="es-CO"/>
-        </w:rPr>
-      </w:pPr>
-    </w:p>
-    <w:p>
-      <w:pPr>
-        <w:rPr>
-          <w:lang w:val="es-419" w:eastAsia="es-CO"/>
-        </w:rPr>
-      </w:pPr>
-    </w:p>
-    <w:p>
-      <w:pPr>
-        <w:rPr>
-          <w:lang w:val="es-419" w:eastAsia="es-CO"/>
-        </w:rPr>
-      </w:pPr>
-    </w:p>
-    <w:p>
-      <w:pPr>
-        <w:rPr>
-          <w:lang w:val="es-419" w:eastAsia="es-CO"/>
-        </w:rPr>
-      </w:pPr>
-    </w:p>
-    <w:p>
-      <w:pPr>
-        <w:rPr>
-          <w:lang w:val="es-419" w:eastAsia="es-CO"/>
-        </w:rPr>
-      </w:pPr>
-    </w:p>
-    <w:p>
-      <w:pPr>
         <w:pStyle w:val="Ttulo1"/>
       </w:pPr>
       <w:bookmarkStart w:id="42" w:name="_Toc231452643"/>
@@ -15876,7 +16468,6 @@
       <w:proofErr w:type="spellEnd"/>
       <w:r>
         <w:rPr>
-          <w:rStyle w:val="Extranjerismo"/>
           <w:lang w:val="es-419" w:eastAsia="es-CO"/>
         </w:rPr>
         <w:t>.</w:t>
@@ -15961,7 +16552,7 @@
         <w:rPr>
           <w:lang w:val="es-419" w:eastAsia="es-CO"/>
         </w:rPr>
-        <w:t>Para garantizar una aplicación segura y efectiva conforme a las Buenas Prácticas Ganaderas (BPG), es esencial usar la aguja adecuada, respetar el ángulo de inserción y evitar la contaminación. A continuación, se presentan recomendaciones sobre tipos de agujas, ángulos y buenas prácticas.</w:t>
+        <w:t>Para garantizar una aplicación segura y efectiva conforme a las buenas prácticas ganaderas (BPG), es esencial usar la aguja adecuada, respetar el ángulo de inserción y evitar la contaminación. A continuación, se presentan recomendaciones sobre tipos de agujas, ángulos y buenas prácticas.</w:t>
       </w:r>
     </w:p>
     <w:p>
@@ -16153,6 +16744,7 @@
       <w:proofErr w:type="spellStart"/>
       <w:r>
         <w:rPr>
+          <w:rStyle w:val="Extranjerismo"/>
           <w:lang w:val="es-419" w:eastAsia="es-CO"/>
         </w:rPr>
         <w:t>pour-on</w:t>
@@ -16386,11 +16978,19 @@
         <w:rPr>
           <w:lang w:val="es-419" w:eastAsia="es-CO"/>
         </w:rPr>
-        <w:t xml:space="preserve">Aplicar técnicas de manejo de bajo estrés (Low Stress </w:t>
+        <w:t>Aplicar técnicas de manejo de bajo estrés (</w:t>
+      </w:r>
+      <w:r>
+        <w:rPr>
+          <w:rStyle w:val="Extranjerismo"/>
+          <w:lang w:val="es-419" w:eastAsia="es-CO"/>
+        </w:rPr>
+        <w:t xml:space="preserve">Low Stress </w:t>
       </w:r>
       <w:proofErr w:type="spellStart"/>
       <w:r>
         <w:rPr>
+          <w:rStyle w:val="Extranjerismo"/>
           <w:lang w:val="es-419" w:eastAsia="es-CO"/>
         </w:rPr>
         <w:t>Handling</w:t>
@@ -16682,6 +17282,25 @@
     </w:p>
     <w:p>
       <w:pPr>
+        <w:pStyle w:val="Ttulo3"/>
+        <w:ind w:left="993"/>
+      </w:pPr>
+      <w:r>
+        <w:t>Enfermedades de control oficial (ICA)</w:t>
+      </w:r>
+    </w:p>
+    <w:p>
+      <w:pPr>
+        <w:rPr>
+          <w:lang w:val="es-419" w:eastAsia="es-CO"/>
+        </w:rPr>
+      </w:pPr>
+      <w:r>
+        <w:t>Son enfermedades de notificación obligatoria, bajo vigilancia del Estado debido a su impacto en la salud pública, la sanidad animal y la economía.</w:t>
+      </w:r>
+    </w:p>
+    <w:p>
+      <w:pPr>
         <w:pStyle w:val="Prrafodelista"/>
         <w:numPr>
           <w:ilvl w:val="0"/>
@@ -16694,21 +17313,15 @@
       </w:pPr>
       <w:r>
         <w:rPr>
-          <w:rStyle w:val="Ttulo3Car"/>
-        </w:rPr>
-        <w:t>Enfermedades de control oficial (ICA)</w:t>
-      </w:r>
-      <w:r>
-        <w:rPr>
-          <w:rStyle w:val="Ttulo3Car"/>
-        </w:rPr>
-        <w:t>.</w:t>
-      </w:r>
-      <w:r>
-        <w:rPr>
-          <w:lang w:val="es-419" w:eastAsia="es-CO"/>
-        </w:rPr>
-        <w:t xml:space="preserve"> Son enfermedades de notificación obligatoria, bajo vigilancia del Estado debido a su impacto en la salud pública, la sanidad animal y la economía.</w:t>
+          <w:rStyle w:val="Ttulo5Car"/>
+        </w:rPr>
+        <w:t>Fiebre aftosa.</w:t>
+      </w:r>
+      <w:r>
+        <w:rPr>
+          <w:lang w:val="es-419" w:eastAsia="es-CO"/>
+        </w:rPr>
+        <w:t xml:space="preserve"> Enfermedad viral altamente contagiosa que afecta a bovinos y otros animales. Presenta alta morbilidad en no vacunados y genera grandes pérdidas económicas, afectando el comercio internacional y la producción ganadera.</w:t>
       </w:r>
     </w:p>
     <w:p>
@@ -16727,13 +17340,13 @@
         <w:rPr>
           <w:rStyle w:val="Ttulo5Car"/>
         </w:rPr>
-        <w:t>Fiebre Aftosa.</w:t>
-      </w:r>
-      <w:r>
-        <w:rPr>
-          <w:lang w:val="es-419" w:eastAsia="es-CO"/>
-        </w:rPr>
-        <w:t xml:space="preserve"> Enfermedad viral altamente contagiosa que afecta a bovinos y otros animales. Presenta alta morbilidad en no vacunados y genera grandes pérdidas económicas, afectando el comercio internacional y la producción ganadera.</w:t>
+        <w:t>Encefalopatía espongiforme bovina (EEB).</w:t>
+      </w:r>
+      <w:r>
+        <w:rPr>
+          <w:lang w:val="es-419" w:eastAsia="es-CO"/>
+        </w:rPr>
+        <w:t xml:space="preserve"> Enfermedad neurológica degenerativa, progresiva y mortal del ganado adulto, causada por priones. Tiene largo periodo de incubación y representa riesgo para la salud pública y la producción.</w:t>
       </w:r>
     </w:p>
     <w:p>
@@ -16752,13 +17365,48 @@
         <w:rPr>
           <w:rStyle w:val="Ttulo5Car"/>
         </w:rPr>
-        <w:t>Encefalopatía Espongiforme Bovina (EEB).</w:t>
-      </w:r>
-      <w:r>
-        <w:rPr>
-          <w:lang w:val="es-419" w:eastAsia="es-CO"/>
-        </w:rPr>
-        <w:t xml:space="preserve"> Enfermedad neurológica degenerativa, progresiva y mortal del ganado adulto, causada por priones. Tiene largo periodo de incubación y representa riesgo para la salud pública y la producción.</w:t>
+        <w:t>Tuberculosis bovina.</w:t>
+      </w:r>
+      <w:r>
+        <w:rPr>
+          <w:lang w:val="es-419" w:eastAsia="es-CO"/>
+        </w:rPr>
+        <w:t xml:space="preserve"> Enfermedad infecciosa crónica causada por </w:t>
+      </w:r>
+      <w:proofErr w:type="spellStart"/>
+      <w:r>
+        <w:rPr>
+          <w:lang w:val="es-419" w:eastAsia="es-CO"/>
+        </w:rPr>
+        <w:t>Mycobacterium</w:t>
+      </w:r>
+      <w:proofErr w:type="spellEnd"/>
+      <w:r>
+        <w:rPr>
+          <w:lang w:val="es-419" w:eastAsia="es-CO"/>
+        </w:rPr>
+        <w:t xml:space="preserve"> </w:t>
+      </w:r>
+      <w:proofErr w:type="spellStart"/>
+      <w:r>
+        <w:rPr>
+          <w:lang w:val="es-419" w:eastAsia="es-CO"/>
+        </w:rPr>
+        <w:t>bovis</w:t>
+      </w:r>
+      <w:proofErr w:type="spellEnd"/>
+      <w:r>
+        <w:rPr>
+          <w:lang w:val="es-419" w:eastAsia="es-CO"/>
+        </w:rPr>
+        <w:t xml:space="preserve">, que forma lesiones granulomatosas. Es una zoonosis de </w:t>
+      </w:r>
+      <w:r>
+        <w:rPr>
+          <w:lang w:val="es-419" w:eastAsia="es-CO"/>
+        </w:rPr>
+        <w:lastRenderedPageBreak/>
+        <w:t>importancia en salud pública y limita la comercialización de productos pecuarios.</w:t>
       </w:r>
     </w:p>
     <w:p>
@@ -16777,50 +17425,13 @@
         <w:rPr>
           <w:rStyle w:val="Ttulo5Car"/>
         </w:rPr>
-        <w:t>Tuberculosis bovina.</w:t>
-      </w:r>
-      <w:r>
-        <w:rPr>
-          <w:lang w:val="es-419" w:eastAsia="es-CO"/>
-        </w:rPr>
-        <w:t xml:space="preserve"> Enfermedad infecciosa crónica causada por </w:t>
-      </w:r>
-      <w:proofErr w:type="spellStart"/>
-      <w:r>
-        <w:rPr>
-          <w:rStyle w:val="Extranjerismo"/>
-          <w:lang w:val="es-419" w:eastAsia="es-CO"/>
-        </w:rPr>
-        <w:t>Mycobacterium</w:t>
-      </w:r>
-      <w:proofErr w:type="spellEnd"/>
-      <w:r>
-        <w:rPr>
-          <w:lang w:val="es-419" w:eastAsia="es-CO"/>
-        </w:rPr>
-        <w:t xml:space="preserve"> </w:t>
-      </w:r>
-      <w:proofErr w:type="spellStart"/>
-      <w:r>
-        <w:rPr>
-          <w:rStyle w:val="Extranjerismo"/>
-          <w:lang w:val="es-419" w:eastAsia="es-CO"/>
-        </w:rPr>
-        <w:t>bovis</w:t>
-      </w:r>
-      <w:proofErr w:type="spellEnd"/>
-      <w:r>
-        <w:rPr>
-          <w:lang w:val="es-419" w:eastAsia="es-CO"/>
-        </w:rPr>
-        <w:t xml:space="preserve">, que forma lesiones granulomatosas. Es una zoonosis </w:t>
-      </w:r>
-      <w:r>
-        <w:rPr>
-          <w:lang w:val="es-419" w:eastAsia="es-CO"/>
-        </w:rPr>
-        <w:lastRenderedPageBreak/>
-        <w:t>de importancia en salud pública y limita la comercialización de productos pecuarios.</w:t>
+        <w:t>Estomatitis vesicular.</w:t>
+      </w:r>
+      <w:r>
+        <w:rPr>
+          <w:lang w:val="es-419" w:eastAsia="es-CO"/>
+        </w:rPr>
+        <w:t xml:space="preserve"> Enfermedad viral que afecta a bovinos y otras especies, causando lesiones en boca y patas. Puede transmitirse al ser humano y genera impacto sanitario y económico en la producción.</w:t>
       </w:r>
     </w:p>
     <w:p>
@@ -16839,13 +17450,13 @@
         <w:rPr>
           <w:rStyle w:val="Ttulo5Car"/>
         </w:rPr>
-        <w:t>Estomatitis vesicular.</w:t>
-      </w:r>
-      <w:r>
-        <w:rPr>
-          <w:lang w:val="es-419" w:eastAsia="es-CO"/>
-        </w:rPr>
-        <w:t xml:space="preserve"> Enfermedad viral que afecta a bovinos y otras especies, causando lesiones en boca y patas. Puede transmitirse al ser humano y genera impacto sanitario y económico en la producción.</w:t>
+        <w:t>Brucelosis.</w:t>
+      </w:r>
+      <w:r>
+        <w:rPr>
+          <w:lang w:val="es-419" w:eastAsia="es-CO"/>
+        </w:rPr>
+        <w:t xml:space="preserve"> Enfermedad bacteriana que provoca abortos en bovinos y afecta la reproducción. Es zoonótica, representa riesgo para la salud humana y afecta la productividad y el comercio ganadero.</w:t>
       </w:r>
     </w:p>
     <w:p>
@@ -16864,31 +17475,6 @@
         <w:rPr>
           <w:rStyle w:val="Ttulo5Car"/>
         </w:rPr>
-        <w:t>Brucelosis.</w:t>
-      </w:r>
-      <w:r>
-        <w:rPr>
-          <w:lang w:val="es-419" w:eastAsia="es-CO"/>
-        </w:rPr>
-        <w:t xml:space="preserve"> Enfermedad bacteriana que provoca abortos en bovinos y afecta la reproducción. Es zoonótica, representa riesgo para la salud humana y afecta la productividad y el comercio ganadero.</w:t>
-      </w:r>
-    </w:p>
-    <w:p>
-      <w:pPr>
-        <w:pStyle w:val="Prrafodelista"/>
-        <w:numPr>
-          <w:ilvl w:val="0"/>
-          <w:numId w:val="46"/>
-        </w:numPr>
-        <w:ind w:left="993"/>
-        <w:rPr>
-          <w:lang w:val="es-419" w:eastAsia="es-CO"/>
-        </w:rPr>
-      </w:pPr>
-      <w:r>
-        <w:rPr>
-          <w:rStyle w:val="Ttulo5Car"/>
-        </w:rPr>
         <w:t>Rabia bovina.</w:t>
       </w:r>
       <w:r>
@@ -17300,7 +17886,7 @@
         <w:rPr>
           <w:lang w:val="es-419" w:eastAsia="es-CO"/>
         </w:rPr>
-        <w:t>El control de la transmisión de enfermedades en el marco de las Buenas Prácticas Ganaderas (BPG) depende de la implementación de medidas de bioseguridad, la adecuada limpieza y desinfección de instalaciones y equipos, y el manejo controlado del ingreso de animales al predio.</w:t>
+        <w:t>El control de la transmisión de enfermedades en el marco de las buenas prácticas ganaderas (BPG) depende de la implementación de medidas de bioseguridad, la adecuada limpieza y desinfección de instalaciones y equipos, y el manejo controlado del ingreso de animales al predio.</w:t>
       </w:r>
     </w:p>
     <w:p>
@@ -17637,12 +18223,6 @@
     </w:p>
     <w:p>
       <w:pPr>
-        <w:pStyle w:val="Prrafodelista"/>
-        <w:numPr>
-          <w:ilvl w:val="0"/>
-          <w:numId w:val="52"/>
-        </w:numPr>
-        <w:ind w:left="993"/>
         <w:rPr>
           <w:lang w:val="es-419" w:eastAsia="es-CO"/>
         </w:rPr>
@@ -17739,6 +18319,9 @@
       </w:pPr>
       <w:r>
         <w:t>Fluidoterapia: tratamiento de la deshidratación</w:t>
+      </w:r>
+      <w:r>
+        <w:t>.</w:t>
       </w:r>
     </w:p>
     <w:p>
@@ -17839,6 +18422,7 @@
         <w:tc>
           <w:tcPr>
             <w:tcW w:w="889" w:type="pct"/>
+            <w:vAlign w:val="center"/>
             <w:hideMark/>
           </w:tcPr>
           <w:p>
@@ -17859,6 +18443,7 @@
         <w:tc>
           <w:tcPr>
             <w:tcW w:w="1211" w:type="pct"/>
+            <w:vAlign w:val="center"/>
             <w:hideMark/>
           </w:tcPr>
           <w:p>
@@ -17879,6 +18464,7 @@
         <w:tc>
           <w:tcPr>
             <w:tcW w:w="1482" w:type="pct"/>
+            <w:vAlign w:val="center"/>
             <w:hideMark/>
           </w:tcPr>
           <w:p>
@@ -17899,6 +18485,7 @@
         <w:tc>
           <w:tcPr>
             <w:tcW w:w="1418" w:type="pct"/>
+            <w:vAlign w:val="center"/>
             <w:hideMark/>
           </w:tcPr>
           <w:p>
@@ -17924,6 +18511,7 @@
         <w:tc>
           <w:tcPr>
             <w:tcW w:w="889" w:type="pct"/>
+            <w:vAlign w:val="center"/>
             <w:hideMark/>
           </w:tcPr>
           <w:p>
@@ -17948,6 +18536,7 @@
         <w:tc>
           <w:tcPr>
             <w:tcW w:w="1211" w:type="pct"/>
+            <w:vAlign w:val="center"/>
             <w:hideMark/>
           </w:tcPr>
           <w:p>
@@ -17972,6 +18561,7 @@
         <w:tc>
           <w:tcPr>
             <w:tcW w:w="1482" w:type="pct"/>
+            <w:vAlign w:val="center"/>
             <w:hideMark/>
           </w:tcPr>
           <w:p>
@@ -17991,11 +18581,20 @@
               </w:rPr>
               <w:t>Infecciones bacterianas</w:t>
             </w:r>
+            <w:r>
+              <w:rPr>
+                <w:color w:val="12263F"/>
+                <w:sz w:val="24"/>
+                <w:lang w:eastAsia="es-CO"/>
+              </w:rPr>
+              <w:t>.</w:t>
+            </w:r>
           </w:p>
         </w:tc>
         <w:tc>
           <w:tcPr>
             <w:tcW w:w="1418" w:type="pct"/>
+            <w:vAlign w:val="center"/>
             <w:hideMark/>
           </w:tcPr>
           <w:p>
@@ -18014,6 +18613,14 @@
                 <w:lang w:eastAsia="es-CO"/>
               </w:rPr>
               <w:t>Eliminar el agente causal</w:t>
+            </w:r>
+            <w:r>
+              <w:rPr>
+                <w:color w:val="12263F"/>
+                <w:sz w:val="24"/>
+                <w:lang w:eastAsia="es-CO"/>
+              </w:rPr>
+              <w:t>.</w:t>
             </w:r>
           </w:p>
         </w:tc>
@@ -18022,6 +18629,7 @@
         <w:tc>
           <w:tcPr>
             <w:tcW w:w="889" w:type="pct"/>
+            <w:vAlign w:val="center"/>
             <w:hideMark/>
           </w:tcPr>
           <w:p>
@@ -18046,6 +18654,7 @@
         <w:tc>
           <w:tcPr>
             <w:tcW w:w="1211" w:type="pct"/>
+            <w:vAlign w:val="center"/>
             <w:hideMark/>
           </w:tcPr>
           <w:p>
@@ -18070,6 +18679,7 @@
         <w:tc>
           <w:tcPr>
             <w:tcW w:w="1482" w:type="pct"/>
+            <w:vAlign w:val="center"/>
             <w:hideMark/>
           </w:tcPr>
           <w:p>
@@ -18089,11 +18699,20 @@
               </w:rPr>
               <w:t>Fiebre, dolor</w:t>
             </w:r>
+            <w:r>
+              <w:rPr>
+                <w:color w:val="12263F"/>
+                <w:sz w:val="24"/>
+                <w:lang w:eastAsia="es-CO"/>
+              </w:rPr>
+              <w:t>.</w:t>
+            </w:r>
           </w:p>
         </w:tc>
         <w:tc>
           <w:tcPr>
             <w:tcW w:w="1418" w:type="pct"/>
+            <w:vAlign w:val="center"/>
             <w:hideMark/>
           </w:tcPr>
           <w:p>
@@ -18112,6 +18731,14 @@
                 <w:lang w:eastAsia="es-CO"/>
               </w:rPr>
               <w:t>Reducir inflamación y malestar</w:t>
+            </w:r>
+            <w:r>
+              <w:rPr>
+                <w:color w:val="12263F"/>
+                <w:sz w:val="24"/>
+                <w:lang w:eastAsia="es-CO"/>
+              </w:rPr>
+              <w:t>.</w:t>
             </w:r>
           </w:p>
         </w:tc>
@@ -18123,6 +18750,7 @@
         <w:tc>
           <w:tcPr>
             <w:tcW w:w="889" w:type="pct"/>
+            <w:vAlign w:val="center"/>
             <w:hideMark/>
           </w:tcPr>
           <w:p>
@@ -18147,6 +18775,7 @@
         <w:tc>
           <w:tcPr>
             <w:tcW w:w="1211" w:type="pct"/>
+            <w:vAlign w:val="center"/>
             <w:hideMark/>
           </w:tcPr>
           <w:p>
@@ -18171,6 +18800,7 @@
         <w:tc>
           <w:tcPr>
             <w:tcW w:w="1482" w:type="pct"/>
+            <w:vAlign w:val="center"/>
             <w:hideMark/>
           </w:tcPr>
           <w:p>
@@ -18190,11 +18820,20 @@
               </w:rPr>
               <w:t>Parásitos internos/externos</w:t>
             </w:r>
+            <w:r>
+              <w:rPr>
+                <w:color w:val="12263F"/>
+                <w:sz w:val="24"/>
+                <w:lang w:eastAsia="es-CO"/>
+              </w:rPr>
+              <w:t>.</w:t>
+            </w:r>
           </w:p>
         </w:tc>
         <w:tc>
           <w:tcPr>
             <w:tcW w:w="1418" w:type="pct"/>
+            <w:vAlign w:val="center"/>
             <w:hideMark/>
           </w:tcPr>
           <w:p>
@@ -18213,6 +18852,14 @@
                 <w:lang w:eastAsia="es-CO"/>
               </w:rPr>
               <w:t>Controlar infestaciones</w:t>
+            </w:r>
+            <w:r>
+              <w:rPr>
+                <w:color w:val="12263F"/>
+                <w:sz w:val="24"/>
+                <w:lang w:eastAsia="es-CO"/>
+              </w:rPr>
+              <w:t>.</w:t>
             </w:r>
           </w:p>
         </w:tc>
@@ -18221,6 +18868,7 @@
         <w:tc>
           <w:tcPr>
             <w:tcW w:w="889" w:type="pct"/>
+            <w:vAlign w:val="center"/>
             <w:hideMark/>
           </w:tcPr>
           <w:p>
@@ -18245,6 +18893,7 @@
         <w:tc>
           <w:tcPr>
             <w:tcW w:w="1211" w:type="pct"/>
+            <w:vAlign w:val="center"/>
             <w:hideMark/>
           </w:tcPr>
           <w:p>
@@ -18269,6 +18918,7 @@
         <w:tc>
           <w:tcPr>
             <w:tcW w:w="1482" w:type="pct"/>
+            <w:vAlign w:val="center"/>
             <w:hideMark/>
           </w:tcPr>
           <w:p>
@@ -18288,11 +18938,20 @@
               </w:rPr>
               <w:t>Deshidratación</w:t>
             </w:r>
+            <w:r>
+              <w:rPr>
+                <w:color w:val="12263F"/>
+                <w:sz w:val="24"/>
+                <w:lang w:eastAsia="es-CO"/>
+              </w:rPr>
+              <w:t>.</w:t>
+            </w:r>
           </w:p>
         </w:tc>
         <w:tc>
           <w:tcPr>
             <w:tcW w:w="1418" w:type="pct"/>
+            <w:vAlign w:val="center"/>
             <w:hideMark/>
           </w:tcPr>
           <w:p>
@@ -18311,6 +18970,14 @@
                 <w:lang w:eastAsia="es-CO"/>
               </w:rPr>
               <w:t>Restablecer líquidos y electrolitos</w:t>
+            </w:r>
+            <w:r>
+              <w:rPr>
+                <w:color w:val="12263F"/>
+                <w:sz w:val="24"/>
+                <w:lang w:eastAsia="es-CO"/>
+              </w:rPr>
+              <w:t>.</w:t>
             </w:r>
           </w:p>
         </w:tc>
@@ -18322,6 +18989,7 @@
         <w:tc>
           <w:tcPr>
             <w:tcW w:w="889" w:type="pct"/>
+            <w:vAlign w:val="center"/>
             <w:hideMark/>
           </w:tcPr>
           <w:p>
@@ -18346,6 +19014,7 @@
         <w:tc>
           <w:tcPr>
             <w:tcW w:w="1211" w:type="pct"/>
+            <w:vAlign w:val="center"/>
             <w:hideMark/>
           </w:tcPr>
           <w:p>
@@ -18370,6 +19039,7 @@
         <w:tc>
           <w:tcPr>
             <w:tcW w:w="1482" w:type="pct"/>
+            <w:vAlign w:val="center"/>
             <w:hideMark/>
           </w:tcPr>
           <w:p>
@@ -18389,11 +19059,20 @@
               </w:rPr>
               <w:t>Fiebre aftosa, brucelosis</w:t>
             </w:r>
+            <w:r>
+              <w:rPr>
+                <w:color w:val="12263F"/>
+                <w:sz w:val="24"/>
+                <w:lang w:eastAsia="es-CO"/>
+              </w:rPr>
+              <w:t>.</w:t>
+            </w:r>
           </w:p>
         </w:tc>
         <w:tc>
           <w:tcPr>
             <w:tcW w:w="1418" w:type="pct"/>
+            <w:vAlign w:val="center"/>
             <w:hideMark/>
           </w:tcPr>
           <w:p>
@@ -18412,6 +19091,14 @@
                 <w:lang w:eastAsia="es-CO"/>
               </w:rPr>
               <w:t>Prevenir enfermedades</w:t>
+            </w:r>
+            <w:r>
+              <w:rPr>
+                <w:color w:val="12263F"/>
+                <w:sz w:val="24"/>
+                <w:lang w:eastAsia="es-CO"/>
+              </w:rPr>
+              <w:t>.</w:t>
             </w:r>
           </w:p>
         </w:tc>
@@ -18420,6 +19107,7 @@
         <w:tc>
           <w:tcPr>
             <w:tcW w:w="889" w:type="pct"/>
+            <w:vAlign w:val="center"/>
             <w:hideMark/>
           </w:tcPr>
           <w:p>
@@ -18444,6 +19132,7 @@
         <w:tc>
           <w:tcPr>
             <w:tcW w:w="1211" w:type="pct"/>
+            <w:vAlign w:val="center"/>
             <w:hideMark/>
           </w:tcPr>
           <w:p>
@@ -18468,6 +19157,7 @@
         <w:tc>
           <w:tcPr>
             <w:tcW w:w="1482" w:type="pct"/>
+            <w:vAlign w:val="center"/>
             <w:hideMark/>
           </w:tcPr>
           <w:p>
@@ -18487,11 +19177,20 @@
               </w:rPr>
               <w:t>Control periódico</w:t>
             </w:r>
+            <w:r>
+              <w:rPr>
+                <w:color w:val="12263F"/>
+                <w:sz w:val="24"/>
+                <w:lang w:eastAsia="es-CO"/>
+              </w:rPr>
+              <w:t>.</w:t>
+            </w:r>
           </w:p>
         </w:tc>
         <w:tc>
           <w:tcPr>
             <w:tcW w:w="1418" w:type="pct"/>
+            <w:vAlign w:val="center"/>
             <w:hideMark/>
           </w:tcPr>
           <w:p>
@@ -18510,6 +19209,14 @@
                 <w:lang w:eastAsia="es-CO"/>
               </w:rPr>
               <w:t>Reducir carga parasitaria</w:t>
+            </w:r>
+            <w:r>
+              <w:rPr>
+                <w:color w:val="12263F"/>
+                <w:sz w:val="24"/>
+                <w:lang w:eastAsia="es-CO"/>
+              </w:rPr>
+              <w:t>.</w:t>
             </w:r>
           </w:p>
         </w:tc>
@@ -18521,6 +19228,7 @@
         <w:tc>
           <w:tcPr>
             <w:tcW w:w="889" w:type="pct"/>
+            <w:vAlign w:val="center"/>
             <w:hideMark/>
           </w:tcPr>
           <w:p>
@@ -18545,6 +19253,7 @@
         <w:tc>
           <w:tcPr>
             <w:tcW w:w="1211" w:type="pct"/>
+            <w:vAlign w:val="center"/>
             <w:hideMark/>
           </w:tcPr>
           <w:p>
@@ -18569,6 +19278,7 @@
         <w:tc>
           <w:tcPr>
             <w:tcW w:w="1482" w:type="pct"/>
+            <w:vAlign w:val="center"/>
             <w:hideMark/>
           </w:tcPr>
           <w:p>
@@ -18588,11 +19298,20 @@
               </w:rPr>
               <w:t>Dieta balanceada</w:t>
             </w:r>
+            <w:r>
+              <w:rPr>
+                <w:color w:val="12263F"/>
+                <w:sz w:val="24"/>
+                <w:lang w:eastAsia="es-CO"/>
+              </w:rPr>
+              <w:t>.</w:t>
+            </w:r>
           </w:p>
         </w:tc>
         <w:tc>
           <w:tcPr>
             <w:tcW w:w="1418" w:type="pct"/>
+            <w:vAlign w:val="center"/>
             <w:hideMark/>
           </w:tcPr>
           <w:p>
@@ -18611,6 +19330,14 @@
                 <w:lang w:eastAsia="es-CO"/>
               </w:rPr>
               <w:t>Fortalecer el sistema inmune</w:t>
+            </w:r>
+            <w:r>
+              <w:rPr>
+                <w:color w:val="12263F"/>
+                <w:sz w:val="24"/>
+                <w:lang w:eastAsia="es-CO"/>
+              </w:rPr>
+              <w:t>.</w:t>
             </w:r>
           </w:p>
         </w:tc>
@@ -18619,6 +19346,7 @@
         <w:tc>
           <w:tcPr>
             <w:tcW w:w="889" w:type="pct"/>
+            <w:vAlign w:val="center"/>
             <w:hideMark/>
           </w:tcPr>
           <w:p>
@@ -18643,6 +19371,7 @@
         <w:tc>
           <w:tcPr>
             <w:tcW w:w="1211" w:type="pct"/>
+            <w:vAlign w:val="center"/>
             <w:hideMark/>
           </w:tcPr>
           <w:p>
@@ -18667,6 +19396,7 @@
         <w:tc>
           <w:tcPr>
             <w:tcW w:w="1482" w:type="pct"/>
+            <w:vAlign w:val="center"/>
             <w:hideMark/>
           </w:tcPr>
           <w:p>
@@ -18686,11 +19416,20 @@
               </w:rPr>
               <w:t>Control de ingreso, desinfección</w:t>
             </w:r>
+            <w:r>
+              <w:rPr>
+                <w:color w:val="12263F"/>
+                <w:sz w:val="24"/>
+                <w:lang w:eastAsia="es-CO"/>
+              </w:rPr>
+              <w:t>.</w:t>
+            </w:r>
           </w:p>
         </w:tc>
         <w:tc>
           <w:tcPr>
             <w:tcW w:w="1418" w:type="pct"/>
+            <w:vAlign w:val="center"/>
             <w:hideMark/>
           </w:tcPr>
           <w:p>
@@ -18709,6 +19448,14 @@
                 <w:lang w:eastAsia="es-CO"/>
               </w:rPr>
               <w:t>Evitar transmisión de enfermedades</w:t>
+            </w:r>
+            <w:r>
+              <w:rPr>
+                <w:color w:val="12263F"/>
+                <w:sz w:val="24"/>
+                <w:lang w:eastAsia="es-CO"/>
+              </w:rPr>
+              <w:t>.</w:t>
             </w:r>
           </w:p>
         </w:tc>
@@ -18920,6 +19667,9 @@
       </w:r>
     </w:p>
     <w:p>
+      <w:pPr>
+        <w:pStyle w:val="Ttulo4"/>
+      </w:pPr>
       <w:r>
         <w:t>Registro obligatorio de tratamientos</w:t>
       </w:r>
@@ -18957,6 +19707,7 @@
         <w:tc>
           <w:tcPr>
             <w:tcW w:w="1781" w:type="pct"/>
+            <w:vAlign w:val="center"/>
             <w:hideMark/>
           </w:tcPr>
           <w:p>
@@ -18977,6 +19728,7 @@
         <w:tc>
           <w:tcPr>
             <w:tcW w:w="3219" w:type="pct"/>
+            <w:vAlign w:val="center"/>
             <w:hideMark/>
           </w:tcPr>
           <w:p>
@@ -19002,6 +19754,7 @@
         <w:tc>
           <w:tcPr>
             <w:tcW w:w="1781" w:type="pct"/>
+            <w:vAlign w:val="center"/>
             <w:hideMark/>
           </w:tcPr>
           <w:p>
@@ -19026,6 +19779,7 @@
         <w:tc>
           <w:tcPr>
             <w:tcW w:w="3219" w:type="pct"/>
+            <w:vAlign w:val="center"/>
             <w:hideMark/>
           </w:tcPr>
           <w:p>
@@ -19052,6 +19806,7 @@
         <w:tc>
           <w:tcPr>
             <w:tcW w:w="1781" w:type="pct"/>
+            <w:vAlign w:val="center"/>
             <w:hideMark/>
           </w:tcPr>
           <w:p>
@@ -19076,6 +19831,7 @@
         <w:tc>
           <w:tcPr>
             <w:tcW w:w="3219" w:type="pct"/>
+            <w:vAlign w:val="center"/>
             <w:hideMark/>
           </w:tcPr>
           <w:p>
@@ -19105,6 +19861,7 @@
         <w:tc>
           <w:tcPr>
             <w:tcW w:w="1781" w:type="pct"/>
+            <w:vAlign w:val="center"/>
             <w:hideMark/>
           </w:tcPr>
           <w:p>
@@ -19129,6 +19886,7 @@
         <w:tc>
           <w:tcPr>
             <w:tcW w:w="3219" w:type="pct"/>
+            <w:vAlign w:val="center"/>
             <w:hideMark/>
           </w:tcPr>
           <w:p>
@@ -19155,6 +19913,7 @@
         <w:tc>
           <w:tcPr>
             <w:tcW w:w="1781" w:type="pct"/>
+            <w:vAlign w:val="center"/>
             <w:hideMark/>
           </w:tcPr>
           <w:p>
@@ -19179,6 +19938,7 @@
         <w:tc>
           <w:tcPr>
             <w:tcW w:w="3219" w:type="pct"/>
+            <w:vAlign w:val="center"/>
             <w:hideMark/>
           </w:tcPr>
           <w:p>
@@ -19208,6 +19968,7 @@
         <w:tc>
           <w:tcPr>
             <w:tcW w:w="1781" w:type="pct"/>
+            <w:vAlign w:val="center"/>
             <w:hideMark/>
           </w:tcPr>
           <w:p>
@@ -19232,6 +19993,7 @@
         <w:tc>
           <w:tcPr>
             <w:tcW w:w="3219" w:type="pct"/>
+            <w:vAlign w:val="center"/>
             <w:hideMark/>
           </w:tcPr>
           <w:p>
@@ -19258,6 +20020,7 @@
         <w:tc>
           <w:tcPr>
             <w:tcW w:w="1781" w:type="pct"/>
+            <w:vAlign w:val="center"/>
             <w:hideMark/>
           </w:tcPr>
           <w:p>
@@ -19282,6 +20045,7 @@
         <w:tc>
           <w:tcPr>
             <w:tcW w:w="3219" w:type="pct"/>
+            <w:vAlign w:val="center"/>
             <w:hideMark/>
           </w:tcPr>
           <w:p>
@@ -19311,6 +20075,7 @@
         <w:tc>
           <w:tcPr>
             <w:tcW w:w="1781" w:type="pct"/>
+            <w:vAlign w:val="center"/>
             <w:hideMark/>
           </w:tcPr>
           <w:p>
@@ -19335,6 +20100,7 @@
         <w:tc>
           <w:tcPr>
             <w:tcW w:w="3219" w:type="pct"/>
+            <w:vAlign w:val="center"/>
             <w:hideMark/>
           </w:tcPr>
           <w:p>
@@ -19361,6 +20127,7 @@
         <w:tc>
           <w:tcPr>
             <w:tcW w:w="1781" w:type="pct"/>
+            <w:vAlign w:val="center"/>
             <w:hideMark/>
           </w:tcPr>
           <w:p>
@@ -19385,6 +20152,7 @@
         <w:tc>
           <w:tcPr>
             <w:tcW w:w="3219" w:type="pct"/>
+            <w:vAlign w:val="center"/>
             <w:hideMark/>
           </w:tcPr>
           <w:p>
@@ -19414,6 +20182,7 @@
         <w:tc>
           <w:tcPr>
             <w:tcW w:w="1781" w:type="pct"/>
+            <w:vAlign w:val="center"/>
             <w:hideMark/>
           </w:tcPr>
           <w:p>
@@ -19438,6 +20207,7 @@
         <w:tc>
           <w:tcPr>
             <w:tcW w:w="3219" w:type="pct"/>
+            <w:vAlign w:val="center"/>
             <w:hideMark/>
           </w:tcPr>
           <w:p>
@@ -19464,6 +20234,7 @@
         <w:tc>
           <w:tcPr>
             <w:tcW w:w="1781" w:type="pct"/>
+            <w:vAlign w:val="center"/>
             <w:hideMark/>
           </w:tcPr>
           <w:p>
@@ -19488,6 +20259,7 @@
         <w:tc>
           <w:tcPr>
             <w:tcW w:w="3219" w:type="pct"/>
+            <w:vAlign w:val="center"/>
             <w:hideMark/>
           </w:tcPr>
           <w:p>
@@ -19511,14 +20283,18 @@
         </w:tc>
       </w:tr>
     </w:tbl>
-    <w:p/>
+    <w:p>
+      <w:r>
+        <w:t>Nota: Este registro es obligatorio según la normativa del ICA y las BPG.</w:t>
+      </w:r>
+    </w:p>
     <w:p>
       <w:pPr>
         <w:pStyle w:val="Ttulo2"/>
       </w:pPr>
       <w:bookmarkStart w:id="54" w:name="_Toc231452655"/>
       <w:r>
-        <w:t>Plan sanitario del hato (Integración)</w:t>
+        <w:t>Plan sanitario del hato (integración)</w:t>
       </w:r>
       <w:bookmarkEnd w:id="54"/>
     </w:p>
@@ -19599,7 +20375,7 @@
     </w:p>
     <w:p>
       <w:r>
-        <w:t>Nota: Es un requisito indispensable para la certificación en Buenas Prácticas Ganaderas (BPG) exigidas por el ICA.</w:t>
+        <w:t>Nota: Es un requisito indispensable para la certificación en buenas prácticas ganaderas (BPG) exigidas por el ICA.</w:t>
       </w:r>
     </w:p>
     <w:p>
@@ -19828,7 +20604,7 @@
         <w:rPr>
           <w:lang w:val="es-419" w:eastAsia="es-CO"/>
         </w:rPr>
-        <w:t>El plan y cronograma sanitario es un conjunto organizado de actividades programadas en el tiempo que orientan la prevención, control y tratamiento de enfermedades en el hato bovino, incluyendo vacunaciones, desparasitaciones y otras acciones sanitarias, con el fin de garantizar la salud animal, la productividad y el cumplimiento de las Buenas Prácticas Ganaderas.</w:t>
+        <w:t>El plan y cronograma sanitario es un conjunto organizado de actividades programadas en el tiempo que orientan la prevención, control y tratamiento de enfermedades en el hato bovino, incluyendo vacunaciones, desparasitaciones y otras acciones sanitarias, con el fin de garantizar la salud animal, la productividad y el cumplimiento de las buenas prácticas ganaderas.</w:t>
       </w:r>
     </w:p>
     <w:p>
@@ -19871,7 +20647,7 @@
           <w:noProof/>
         </w:rPr>
         <w:drawing>
-          <wp:inline distT="0" distB="0" distL="0" distR="0" wp14:anchorId="7FC43252" wp14:editId="3A54A566">
+          <wp:inline distT="0" distB="0" distL="0" distR="0" wp14:anchorId="70617D76" wp14:editId="671704F6">
             <wp:extent cx="4680000" cy="2632500"/>
             <wp:effectExtent l="0" t="0" r="6350" b="0"/>
             <wp:docPr id="6" name="Imagen 6">
@@ -19963,6 +20739,7 @@
         <w:tc>
           <w:tcPr>
             <w:tcW w:w="9972" w:type="dxa"/>
+            <w:vAlign w:val="center"/>
           </w:tcPr>
           <w:p>
             <w:pPr>
@@ -19971,15 +20748,25 @@
             <w:r>
               <w:rPr>
                 <w:b/>
+                <w:bCs/>
               </w:rPr>
               <w:lastRenderedPageBreak/>
-              <w:t>Síntesis</w:t>
+              <w:t>Transcripción</w:t>
+            </w:r>
+            <w:r>
+              <w:t xml:space="preserve"> </w:t>
             </w:r>
             <w:r>
               <w:rPr>
                 <w:b/>
               </w:rPr>
-              <w:t xml:space="preserve"> del video. </w:t>
+              <w:t>del</w:t>
+            </w:r>
+            <w:r>
+              <w:rPr>
+                <w:b/>
+              </w:rPr>
+              <w:t xml:space="preserve"> video. </w:t>
             </w:r>
             <w:r>
               <w:rPr>
@@ -19994,6 +20781,7 @@
         <w:tc>
           <w:tcPr>
             <w:tcW w:w="9972" w:type="dxa"/>
+            <w:vAlign w:val="center"/>
           </w:tcPr>
           <w:p>
             <w:r>
@@ -20077,7 +20865,7 @@
           <w:p>
             <w:r>
               <w:lastRenderedPageBreak/>
-              <w:t xml:space="preserve">Este también garantiza la inocuidad de la carne y la leche, evitando la presencia de residuos químicos y permite el cumplimiento de los requisitos para la certificación en Buenas Prácticas Ganaderas (BPG).   </w:t>
+              <w:t xml:space="preserve">Este también garantiza la inocuidad de la carne y la leche, evitando la presencia de residuos químicos y permite el cumplimiento de los requisitos para la certificación en buenas prácticas ganaderas (BPG).   </w:t>
             </w:r>
           </w:p>
           <w:p>
@@ -20161,6 +20949,7 @@
       </w:pPr>
       <w:r>
         <w:rPr>
+          <w:b/>
           <w:lang w:val="es-419" w:eastAsia="es-CO"/>
         </w:rPr>
         <w:t>Programa de vacunación</w:t>
@@ -20227,6 +21016,7 @@
         <w:rPr>
           <w:lang w:val="es-419" w:eastAsia="es-CO"/>
         </w:rPr>
+        <w:lastRenderedPageBreak/>
         <w:t>Vacunación contra brucelosis (en hembras jóvenes según lineamientos oficiales).</w:t>
       </w:r>
     </w:p>
@@ -20246,7 +21036,6 @@
         <w:rPr>
           <w:lang w:val="es-419" w:eastAsia="es-CO"/>
         </w:rPr>
-        <w:lastRenderedPageBreak/>
         <w:t xml:space="preserve">Vacunas contra </w:t>
       </w:r>
       <w:proofErr w:type="spellStart"/>
@@ -20366,6 +21155,7 @@
       </w:pPr>
       <w:r>
         <w:rPr>
+          <w:b/>
           <w:lang w:val="es-419" w:eastAsia="es-CO"/>
         </w:rPr>
         <w:t>Programa de desparasitación</w:t>
@@ -20512,8 +21302,12 @@
           <w:ilvl w:val="0"/>
           <w:numId w:val="61"/>
         </w:numPr>
-      </w:pPr>
-      <w:r>
+        <w:ind w:left="993"/>
+      </w:pPr>
+      <w:r>
+        <w:rPr>
+          <w:b/>
+        </w:rPr>
         <w:t>Manejo de enfermedades</w:t>
       </w:r>
     </w:p>
@@ -20537,6 +21331,7 @@
         <w:ind w:left="993"/>
       </w:pPr>
       <w:r>
+        <w:lastRenderedPageBreak/>
         <w:t>Protocolos de diagnóstico clínico y confirmación por laboratorio.</w:t>
       </w:r>
     </w:p>
@@ -20550,7 +21345,6 @@
         <w:ind w:left="993"/>
       </w:pPr>
       <w:r>
-        <w:lastRenderedPageBreak/>
         <w:t>Tratamientos bajo prescripción de un médico veterinario.</w:t>
       </w:r>
     </w:p>
@@ -20589,6 +21383,9 @@
         </w:numPr>
       </w:pPr>
       <w:r>
+        <w:rPr>
+          <w:b/>
+        </w:rPr>
         <w:t>Bioseguridad</w:t>
       </w:r>
     </w:p>
@@ -20663,6 +21460,9 @@
         </w:numPr>
       </w:pPr>
       <w:r>
+        <w:rPr>
+          <w:b/>
+        </w:rPr>
         <w:t>Registros sanitarios</w:t>
       </w:r>
     </w:p>
@@ -20780,6 +21580,9 @@
       <w:r>
         <w:t>Estado sanitario actual</w:t>
       </w:r>
+      <w:r>
+        <w:t>.</w:t>
+      </w:r>
     </w:p>
     <w:p>
       <w:pPr>
@@ -20793,6 +21596,9 @@
       <w:r>
         <w:t>Historial de enfermedades</w:t>
       </w:r>
+      <w:r>
+        <w:t>.</w:t>
+      </w:r>
     </w:p>
     <w:p>
       <w:pPr>
@@ -20806,16 +21612,16 @@
       <w:r>
         <w:t>Condición productiva del sistema (leche o carne)</w:t>
       </w:r>
+      <w:r>
+        <w:t>.</w:t>
+      </w:r>
     </w:p>
     <w:p>
       <w:pPr>
         <w:pStyle w:val="Ttulo5"/>
       </w:pPr>
       <w:r>
-        <w:t xml:space="preserve">B. </w:t>
-      </w:r>
-      <w:r>
-        <w:t>Identificación de riesgos</w:t>
+        <w:t>B. Identificación de riesgos</w:t>
       </w:r>
     </w:p>
     <w:p>
@@ -20830,6 +21636,9 @@
       <w:r>
         <w:t>Ubicación geográfica del predio</w:t>
       </w:r>
+      <w:r>
+        <w:t>.</w:t>
+      </w:r>
     </w:p>
     <w:p>
       <w:pPr>
@@ -20843,6 +21652,9 @@
       <w:r>
         <w:t>Condiciones climáticas (épocas de lluvia y sequía)</w:t>
       </w:r>
+      <w:r>
+        <w:t>.</w:t>
+      </w:r>
     </w:p>
     <w:p>
       <w:pPr>
@@ -20856,16 +21668,16 @@
       <w:r>
         <w:t>Tipo de sistema productivo</w:t>
       </w:r>
+      <w:r>
+        <w:t>.</w:t>
+      </w:r>
     </w:p>
     <w:p>
       <w:pPr>
         <w:pStyle w:val="Ttulo5"/>
       </w:pPr>
       <w:r>
-        <w:t xml:space="preserve">C. </w:t>
-      </w:r>
-      <w:r>
-        <w:t>Definición de actividades sanitarias</w:t>
+        <w:t>C. Definición de actividades sanitarias</w:t>
       </w:r>
     </w:p>
     <w:p>
@@ -20880,6 +21692,9 @@
       <w:r>
         <w:t>Vacunación</w:t>
       </w:r>
+      <w:r>
+        <w:t>.</w:t>
+      </w:r>
     </w:p>
     <w:p>
       <w:pPr>
@@ -20893,6 +21708,9 @@
       <w:r>
         <w:t>Desparasitación</w:t>
       </w:r>
+      <w:r>
+        <w:t>.</w:t>
+      </w:r>
     </w:p>
     <w:p>
       <w:pPr>
@@ -20906,6 +21724,9 @@
       <w:r>
         <w:t>Monitoreo sanitario</w:t>
       </w:r>
+      <w:r>
+        <w:t>.</w:t>
+      </w:r>
     </w:p>
     <w:p>
       <w:pPr>
@@ -20919,16 +21740,16 @@
       <w:r>
         <w:t>Limpieza y desinfección</w:t>
       </w:r>
+      <w:r>
+        <w:t>.</w:t>
+      </w:r>
     </w:p>
     <w:p>
       <w:pPr>
         <w:pStyle w:val="Ttulo5"/>
       </w:pPr>
       <w:r>
-        <w:t xml:space="preserve">D. </w:t>
-      </w:r>
-      <w:r>
-        <w:t>Programación de actividades</w:t>
+        <w:t>D. Programación de actividades</w:t>
       </w:r>
     </w:p>
     <w:p>
@@ -20943,6 +21764,9 @@
       <w:r>
         <w:t>Mensual</w:t>
       </w:r>
+      <w:r>
+        <w:t>.</w:t>
+      </w:r>
     </w:p>
     <w:p>
       <w:pPr>
@@ -20956,6 +21780,9 @@
       <w:r>
         <w:t>Trimestral</w:t>
       </w:r>
+      <w:r>
+        <w:t>.</w:t>
+      </w:r>
     </w:p>
     <w:p>
       <w:pPr>
@@ -20969,6 +21796,9 @@
       <w:r>
         <w:t>Semestral</w:t>
       </w:r>
+      <w:r>
+        <w:t>.</w:t>
+      </w:r>
     </w:p>
     <w:p>
       <w:pPr>
@@ -20983,16 +21813,16 @@
         <w:lastRenderedPageBreak/>
         <w:t>Anual</w:t>
       </w:r>
+      <w:r>
+        <w:t>.</w:t>
+      </w:r>
     </w:p>
     <w:p>
       <w:pPr>
         <w:pStyle w:val="Ttulo5"/>
       </w:pPr>
       <w:r>
-        <w:t xml:space="preserve">E. </w:t>
-      </w:r>
-      <w:r>
-        <w:t>Asignación de responsables</w:t>
+        <w:t>E. Asignación de responsables</w:t>
       </w:r>
     </w:p>
     <w:p>
@@ -21005,7 +21835,7 @@
         <w:ind w:left="993"/>
       </w:pPr>
       <w:r>
-        <w:t>Médico veterinario</w:t>
+        <w:t>Médico veterinario.</w:t>
       </w:r>
     </w:p>
     <w:p>
@@ -21018,7 +21848,7 @@
         <w:ind w:left="993"/>
       </w:pPr>
       <w:r>
-        <w:t>Personal operativo u operarios del predio</w:t>
+        <w:t>Personal operativo u operarios del predio.</w:t>
       </w:r>
     </w:p>
     <w:p>
@@ -21052,6 +21882,7 @@
         <w:tc>
           <w:tcPr>
             <w:tcW w:w="2206" w:type="pct"/>
+            <w:vAlign w:val="center"/>
             <w:hideMark/>
           </w:tcPr>
           <w:p>
@@ -21072,6 +21903,7 @@
         <w:tc>
           <w:tcPr>
             <w:tcW w:w="1057" w:type="pct"/>
+            <w:vAlign w:val="center"/>
             <w:hideMark/>
           </w:tcPr>
           <w:p>
@@ -21092,6 +21924,7 @@
         <w:tc>
           <w:tcPr>
             <w:tcW w:w="1737" w:type="pct"/>
+            <w:vAlign w:val="center"/>
             <w:hideMark/>
           </w:tcPr>
           <w:p>
@@ -21117,6 +21950,7 @@
         <w:tc>
           <w:tcPr>
             <w:tcW w:w="2206" w:type="pct"/>
+            <w:vAlign w:val="center"/>
             <w:hideMark/>
           </w:tcPr>
           <w:p>
@@ -21141,6 +21975,7 @@
         <w:tc>
           <w:tcPr>
             <w:tcW w:w="1057" w:type="pct"/>
+            <w:vAlign w:val="center"/>
             <w:hideMark/>
           </w:tcPr>
           <w:p>
@@ -21165,6 +22000,7 @@
         <w:tc>
           <w:tcPr>
             <w:tcW w:w="1737" w:type="pct"/>
+            <w:vAlign w:val="center"/>
             <w:hideMark/>
           </w:tcPr>
           <w:p>
@@ -21191,6 +22027,7 @@
         <w:tc>
           <w:tcPr>
             <w:tcW w:w="2206" w:type="pct"/>
+            <w:vAlign w:val="center"/>
             <w:hideMark/>
           </w:tcPr>
           <w:p>
@@ -21215,6 +22052,7 @@
         <w:tc>
           <w:tcPr>
             <w:tcW w:w="1057" w:type="pct"/>
+            <w:vAlign w:val="center"/>
             <w:hideMark/>
           </w:tcPr>
           <w:p>
@@ -21239,6 +22077,7 @@
         <w:tc>
           <w:tcPr>
             <w:tcW w:w="1737" w:type="pct"/>
+            <w:vAlign w:val="center"/>
             <w:hideMark/>
           </w:tcPr>
           <w:p>
@@ -21268,6 +22107,7 @@
         <w:tc>
           <w:tcPr>
             <w:tcW w:w="2206" w:type="pct"/>
+            <w:vAlign w:val="center"/>
             <w:hideMark/>
           </w:tcPr>
           <w:p>
@@ -21292,6 +22132,7 @@
         <w:tc>
           <w:tcPr>
             <w:tcW w:w="1057" w:type="pct"/>
+            <w:vAlign w:val="center"/>
             <w:hideMark/>
           </w:tcPr>
           <w:p>
@@ -21316,6 +22157,7 @@
         <w:tc>
           <w:tcPr>
             <w:tcW w:w="1737" w:type="pct"/>
+            <w:vAlign w:val="center"/>
             <w:hideMark/>
           </w:tcPr>
           <w:p>
@@ -21342,6 +22184,7 @@
         <w:tc>
           <w:tcPr>
             <w:tcW w:w="2206" w:type="pct"/>
+            <w:vAlign w:val="center"/>
             <w:hideMark/>
           </w:tcPr>
           <w:p>
@@ -21366,6 +22209,7 @@
         <w:tc>
           <w:tcPr>
             <w:tcW w:w="1057" w:type="pct"/>
+            <w:vAlign w:val="center"/>
             <w:hideMark/>
           </w:tcPr>
           <w:p>
@@ -21390,6 +22234,7 @@
         <w:tc>
           <w:tcPr>
             <w:tcW w:w="1737" w:type="pct"/>
+            <w:vAlign w:val="center"/>
             <w:hideMark/>
           </w:tcPr>
           <w:p>
@@ -21447,7 +22292,7 @@
         <w:ind w:left="993"/>
       </w:pPr>
       <w:r>
-        <w:t>Verificación del cumplimiento del cronograma</w:t>
+        <w:t>Verificación del cumplimiento del cronograma.</w:t>
       </w:r>
     </w:p>
     <w:p>
@@ -21460,7 +22305,7 @@
         <w:ind w:left="993"/>
       </w:pPr>
       <w:r>
-        <w:t>Evaluación de resultados sanitarios</w:t>
+        <w:t>Evaluación de resultados sanitarios.</w:t>
       </w:r>
     </w:p>
     <w:p>
@@ -21473,7 +22318,7 @@
         <w:ind w:left="993"/>
       </w:pPr>
       <w:r>
-        <w:t>Identificación de fallas o desviaciones</w:t>
+        <w:t>Identificación de fallas o desviaciones.</w:t>
       </w:r>
     </w:p>
     <w:p>
@@ -21486,7 +22331,7 @@
         <w:ind w:left="993"/>
       </w:pPr>
       <w:r>
-        <w:t>Implementación de acciones de mejora</w:t>
+        <w:t>Implementación de acciones de mejora.</w:t>
       </w:r>
     </w:p>
     <w:p>
@@ -21510,6 +22355,9 @@
       <w:r>
         <w:t>Mortalidad</w:t>
       </w:r>
+      <w:r>
+        <w:t>.</w:t>
+      </w:r>
     </w:p>
     <w:p>
       <w:pPr>
@@ -21523,6 +22371,9 @@
       <w:r>
         <w:t>Morbilidad</w:t>
       </w:r>
+      <w:r>
+        <w:t>.</w:t>
+      </w:r>
     </w:p>
     <w:p>
       <w:pPr>
@@ -21536,6 +22387,9 @@
       <w:r>
         <w:t>Niveles de producción</w:t>
       </w:r>
+      <w:r>
+        <w:t>.</w:t>
+      </w:r>
     </w:p>
     <w:p>
       <w:pPr>
@@ -21549,6 +22403,9 @@
       <w:r>
         <w:t>Incidencia y prevalencia de enfermedades</w:t>
       </w:r>
+      <w:r>
+        <w:t>.</w:t>
+      </w:r>
     </w:p>
     <w:p>
       <w:r>
@@ -21590,6 +22447,9 @@
       <w:r>
         <w:t>Procedimiento paso a paso</w:t>
       </w:r>
+      <w:r>
+        <w:t>.</w:t>
+      </w:r>
     </w:p>
     <w:p>
       <w:pPr>
@@ -21603,6 +22463,9 @@
       <w:r>
         <w:t>Equipos e insumos necesarios</w:t>
       </w:r>
+      <w:r>
+        <w:t>.</w:t>
+      </w:r>
     </w:p>
     <w:p>
       <w:pPr>
@@ -21616,6 +22479,9 @@
       <w:r>
         <w:t>Dosis y medicamentos recomendados</w:t>
       </w:r>
+      <w:r>
+        <w:t>.</w:t>
+      </w:r>
     </w:p>
     <w:p>
       <w:pPr>
@@ -21629,13 +22495,16 @@
       <w:r>
         <w:t>Medidas de bioseguridad</w:t>
       </w:r>
+      <w:r>
+        <w:t>.</w:t>
+      </w:r>
     </w:p>
     <w:p>
       <w:pPr>
         <w:pStyle w:val="Ttulo5"/>
       </w:pPr>
       <w:r>
-        <w:t>Ejemplo: Protocolo de vacunación</w:t>
+        <w:t>Ejemplo: protocolo de vacunación</w:t>
       </w:r>
     </w:p>
     <w:p>
@@ -21650,6 +22519,9 @@
       <w:r>
         <w:t>Verificar la cadena de frío del biológico</w:t>
       </w:r>
+      <w:r>
+        <w:t>.</w:t>
+      </w:r>
     </w:p>
     <w:p>
       <w:pPr>
@@ -21663,6 +22535,9 @@
       <w:r>
         <w:t>Desinfectar el sitio de aplicación</w:t>
       </w:r>
+      <w:r>
+        <w:t>.</w:t>
+      </w:r>
     </w:p>
     <w:p>
       <w:pPr>
@@ -21676,6 +22551,9 @@
       <w:r>
         <w:t>Aplicar la vacuna según la técnica indicada</w:t>
       </w:r>
+      <w:r>
+        <w:t>.</w:t>
+      </w:r>
     </w:p>
     <w:p>
       <w:pPr>
@@ -21688,6 +22566,9 @@
       </w:pPr>
       <w:r>
         <w:t>Registrar la información en el sistema sanitario</w:t>
+      </w:r>
+      <w:r>
+        <w:t>.</w:t>
       </w:r>
     </w:p>
     <w:p>
@@ -21736,6 +22617,7 @@
         <w:tc>
           <w:tcPr>
             <w:tcW w:w="2003" w:type="pct"/>
+            <w:vAlign w:val="center"/>
             <w:hideMark/>
           </w:tcPr>
           <w:p>
@@ -21749,6 +22631,12 @@
               <w:rPr>
                 <w:lang w:eastAsia="es-CO"/>
               </w:rPr>
+              <w:t>C</w:t>
+            </w:r>
+            <w:r>
+              <w:rPr>
+                <w:lang w:eastAsia="es-CO"/>
+              </w:rPr>
               <w:t>ampo</w:t>
             </w:r>
           </w:p>
@@ -21756,6 +22644,7 @@
         <w:tc>
           <w:tcPr>
             <w:tcW w:w="2997" w:type="pct"/>
+            <w:vAlign w:val="center"/>
             <w:hideMark/>
           </w:tcPr>
           <w:p>
@@ -21781,6 +22670,7 @@
         <w:tc>
           <w:tcPr>
             <w:tcW w:w="2003" w:type="pct"/>
+            <w:vAlign w:val="center"/>
             <w:hideMark/>
           </w:tcPr>
           <w:p>
@@ -21805,6 +22695,7 @@
         <w:tc>
           <w:tcPr>
             <w:tcW w:w="2997" w:type="pct"/>
+            <w:vAlign w:val="center"/>
             <w:hideMark/>
           </w:tcPr>
           <w:p>
@@ -21831,6 +22722,7 @@
         <w:tc>
           <w:tcPr>
             <w:tcW w:w="2003" w:type="pct"/>
+            <w:vAlign w:val="center"/>
             <w:hideMark/>
           </w:tcPr>
           <w:p>
@@ -21855,6 +22747,7 @@
         <w:tc>
           <w:tcPr>
             <w:tcW w:w="2997" w:type="pct"/>
+            <w:vAlign w:val="center"/>
             <w:hideMark/>
           </w:tcPr>
           <w:p>
@@ -21884,6 +22777,7 @@
         <w:tc>
           <w:tcPr>
             <w:tcW w:w="2003" w:type="pct"/>
+            <w:vAlign w:val="center"/>
             <w:hideMark/>
           </w:tcPr>
           <w:p>
@@ -21908,6 +22802,7 @@
         <w:tc>
           <w:tcPr>
             <w:tcW w:w="2997" w:type="pct"/>
+            <w:vAlign w:val="center"/>
             <w:hideMark/>
           </w:tcPr>
           <w:p>
@@ -21934,6 +22829,7 @@
         <w:tc>
           <w:tcPr>
             <w:tcW w:w="2003" w:type="pct"/>
+            <w:vAlign w:val="center"/>
             <w:hideMark/>
           </w:tcPr>
           <w:p>
@@ -21958,6 +22854,7 @@
         <w:tc>
           <w:tcPr>
             <w:tcW w:w="2997" w:type="pct"/>
+            <w:vAlign w:val="center"/>
             <w:hideMark/>
           </w:tcPr>
           <w:p>
@@ -21987,6 +22884,7 @@
         <w:tc>
           <w:tcPr>
             <w:tcW w:w="2003" w:type="pct"/>
+            <w:vAlign w:val="center"/>
             <w:hideMark/>
           </w:tcPr>
           <w:p>
@@ -22011,6 +22909,7 @@
         <w:tc>
           <w:tcPr>
             <w:tcW w:w="2997" w:type="pct"/>
+            <w:vAlign w:val="center"/>
             <w:hideMark/>
           </w:tcPr>
           <w:p>
@@ -22037,6 +22936,7 @@
         <w:tc>
           <w:tcPr>
             <w:tcW w:w="2003" w:type="pct"/>
+            <w:vAlign w:val="center"/>
             <w:hideMark/>
           </w:tcPr>
           <w:p>
@@ -22061,6 +22961,7 @@
         <w:tc>
           <w:tcPr>
             <w:tcW w:w="2997" w:type="pct"/>
+            <w:vAlign w:val="center"/>
             <w:hideMark/>
           </w:tcPr>
           <w:p>
@@ -22090,6 +22991,7 @@
         <w:tc>
           <w:tcPr>
             <w:tcW w:w="2003" w:type="pct"/>
+            <w:vAlign w:val="center"/>
             <w:hideMark/>
           </w:tcPr>
           <w:p>
@@ -22114,6 +23016,7 @@
         <w:tc>
           <w:tcPr>
             <w:tcW w:w="2997" w:type="pct"/>
+            <w:vAlign w:val="center"/>
             <w:hideMark/>
           </w:tcPr>
           <w:p>
@@ -22140,6 +23043,7 @@
         <w:tc>
           <w:tcPr>
             <w:tcW w:w="2003" w:type="pct"/>
+            <w:vAlign w:val="center"/>
             <w:hideMark/>
           </w:tcPr>
           <w:p>
@@ -22164,6 +23068,7 @@
         <w:tc>
           <w:tcPr>
             <w:tcW w:w="2997" w:type="pct"/>
+            <w:vAlign w:val="center"/>
             <w:hideMark/>
           </w:tcPr>
           <w:p>
@@ -22198,13 +23103,13 @@
       </w:pPr>
       <w:bookmarkStart w:id="63" w:name="_Toc231452664"/>
       <w:r>
-        <w:t>Integración con Buenas Prácticas Ganaderas (BPG)</w:t>
+        <w:t>Integración con buenas prácticas ganaderas (BPG)</w:t>
       </w:r>
       <w:bookmarkEnd w:id="63"/>
     </w:p>
     <w:p>
       <w:r>
-        <w:t xml:space="preserve">El plan sanitario constituye un pilar esencial dentro del sistema de Buenas Prácticas Ganaderas (BPG), ya que articula las acciones sanitarias con los estándares de </w:t>
+        <w:t xml:space="preserve">El plan sanitario constituye un pilar esencial dentro del sistema de buenas prácticas ganaderas (BPG), ya que articula las acciones sanitarias con los estándares de </w:t>
       </w:r>
       <w:r>
         <w:lastRenderedPageBreak/>
@@ -22352,7 +23257,7 @@
     </w:p>
     <w:p>
       <w:r>
-        <w:t>Los cálculos matemáticos en ganadería permiten dosificar medicamentos correctamente, controlar la producción y optimizar recursos, mejorando la eficiencia, la toma de decisiones y el cumplimiento de las Buenas Prácticas Ganaderas.</w:t>
+        <w:t>Los cálculos matemáticos en ganadería permiten dosificar medicamentos correctamente, controlar la producción y optimizar recursos, mejorando la eficiencia, la toma de decisiones y el cumplimiento de las buenas prácticas ganaderas.</w:t>
       </w:r>
     </w:p>
     <w:p>
@@ -22377,10 +23282,9 @@
           <w:ilvl w:val="0"/>
           <w:numId w:val="80"/>
         </w:numPr>
-        <w:ind w:left="993"/>
-      </w:pPr>
-      <w:r>
-        <w:t>Dosis = Peso (kg) × mg / kg</w:t>
+      </w:pPr>
+      <w:r>
+        <w:t>Dosis = peso (kg) × mg / kg</w:t>
       </w:r>
     </w:p>
     <w:p>
@@ -22452,22 +23356,9 @@
           <w:ilvl w:val="0"/>
           <w:numId w:val="81"/>
         </w:numPr>
-        <w:ind w:left="993"/>
-      </w:pPr>
-      <w:r>
-        <w:t>C =</w:t>
-      </w:r>
-      <w:r>
-        <w:t xml:space="preserve"> </w:t>
-      </w:r>
-      <w:r>
-        <w:t>m</w:t>
-      </w:r>
-      <w:r>
-        <w:t>/</w:t>
-      </w:r>
-      <w:r>
-        <w:t>VC</w:t>
+      </w:pPr>
+      <w:r>
+        <w:t>C = m/VC</w:t>
       </w:r>
     </w:p>
     <w:p>
@@ -22511,6 +23402,7 @@
         <w:tc>
           <w:tcPr>
             <w:tcW w:w="1911" w:type="pct"/>
+            <w:vAlign w:val="center"/>
             <w:hideMark/>
           </w:tcPr>
           <w:p>
@@ -22525,6 +23417,7 @@
         <w:tc>
           <w:tcPr>
             <w:tcW w:w="3089" w:type="pct"/>
+            <w:vAlign w:val="center"/>
             <w:hideMark/>
           </w:tcPr>
           <w:p>
@@ -22544,6 +23437,7 @@
         <w:tc>
           <w:tcPr>
             <w:tcW w:w="1911" w:type="pct"/>
+            <w:vAlign w:val="center"/>
             <w:hideMark/>
           </w:tcPr>
           <w:p>
@@ -22558,6 +23452,7 @@
         <w:tc>
           <w:tcPr>
             <w:tcW w:w="3089" w:type="pct"/>
+            <w:vAlign w:val="center"/>
             <w:hideMark/>
           </w:tcPr>
           <w:p>
@@ -22574,6 +23469,7 @@
         <w:tc>
           <w:tcPr>
             <w:tcW w:w="1911" w:type="pct"/>
+            <w:vAlign w:val="center"/>
             <w:hideMark/>
           </w:tcPr>
           <w:p>
@@ -22589,6 +23485,7 @@
         <w:tc>
           <w:tcPr>
             <w:tcW w:w="3089" w:type="pct"/>
+            <w:vAlign w:val="center"/>
             <w:hideMark/>
           </w:tcPr>
           <w:p>
@@ -22608,6 +23505,7 @@
         <w:tc>
           <w:tcPr>
             <w:tcW w:w="1911" w:type="pct"/>
+            <w:vAlign w:val="center"/>
             <w:hideMark/>
           </w:tcPr>
           <w:p>
@@ -22627,6 +23525,7 @@
         <w:tc>
           <w:tcPr>
             <w:tcW w:w="3089" w:type="pct"/>
+            <w:vAlign w:val="center"/>
             <w:hideMark/>
           </w:tcPr>
           <w:p>
@@ -22796,7 +23695,7 @@
     </w:p>
     <w:p>
       <w:r>
-        <w:t>El plan sanitario, junto con los cálculos matemáticos aplicados en el manejo pecuario, constituye una base fundamental para la producción ganadera moderna, ya que permite una producción segura y eficiente, garantiza el cumplimiento normativo del ICA, fortalece el bienestar animal, contribuye a la sostenibilidad, facilita la certificación en Buenas Prácticas Ganaderas y asegura la inocuidad de los alimentos, protegiendo la salud pública.</w:t>
+        <w:t>El plan sanitario, junto con los cálculos matemáticos aplicados en el manejo pecuario, constituye una base fundamental para la producción ganadera moderna, ya que permite una producción segura y eficiente, garantiza el cumplimiento normativo del ICA, fortalece el bienestar animal, contribuye a la sostenibilidad, facilita la certificación en buenas prácticas ganaderas y asegura la inocuidad de los alimentos, protegiendo la salud pública.</w:t>
       </w:r>
       <w:r>
         <w:br w:type="page"/>
@@ -22849,7 +23748,7 @@
           <w:lang w:eastAsia="es-CO"/>
         </w:rPr>
         <w:drawing>
-          <wp:inline distT="0" distB="0" distL="0" distR="0" wp14:anchorId="7904B1DA" wp14:editId="44272FC0">
+          <wp:inline distT="0" distB="0" distL="0" distR="0" wp14:anchorId="79263D30" wp14:editId="4B0642E3">
             <wp:extent cx="3050865" cy="6533262"/>
             <wp:effectExtent l="0" t="0" r="0" b="1270"/>
             <wp:docPr id="2" name="Gráfico 2" descr="El esquema organiza de forma integral la sanidad y bioseguridad en la producción bovina, abordando normativa, bienestar animal, manejo sanitario, medicamentos, diagnóstico, tratamientos, limpieza, planificación sanitaria y cálculos aplicados, orientados a garantizar inocuidad, productividad y sostenibilidad del sistema ganadero."/>
@@ -23364,6 +24263,7 @@
               <w:bottom w:w="60" w:type="dxa"/>
               <w:right w:w="80" w:type="dxa"/>
             </w:tcMar>
+            <w:vAlign w:val="center"/>
           </w:tcPr>
           <w:p>
             <w:pPr>
@@ -23390,6 +24290,7 @@
               <w:bottom w:w="60" w:type="dxa"/>
               <w:right w:w="80" w:type="dxa"/>
             </w:tcMar>
+            <w:vAlign w:val="center"/>
           </w:tcPr>
           <w:p>
             <w:pPr>
@@ -23416,6 +24317,7 @@
               <w:bottom w:w="60" w:type="dxa"/>
               <w:right w:w="80" w:type="dxa"/>
             </w:tcMar>
+            <w:vAlign w:val="center"/>
           </w:tcPr>
           <w:p>
             <w:pPr>
@@ -23442,6 +24344,208 @@
                 <w:lang w:eastAsia="es-CO"/>
               </w:rPr>
               <w:t>Regional</w:t>
+            </w:r>
+          </w:p>
+        </w:tc>
+      </w:tr>
+      <w:tr>
+        <w:trPr>
+          <w:cnfStyle w:val="000000100000" w:firstRow="0" w:lastRow="0" w:firstColumn="0" w:lastColumn="0" w:oddVBand="0" w:evenVBand="0" w:oddHBand="1" w:evenHBand="0" w:firstRowFirstColumn="0" w:firstRowLastColumn="0" w:lastRowFirstColumn="0" w:lastRowLastColumn="0"/>
+          <w:trHeight w:val="1203"/>
+        </w:trPr>
+        <w:tc>
+          <w:tcPr>
+            <w:tcW w:w="2830" w:type="dxa"/>
+            <w:tcMar>
+              <w:top w:w="60" w:type="dxa"/>
+              <w:left w:w="80" w:type="dxa"/>
+              <w:bottom w:w="60" w:type="dxa"/>
+              <w:right w:w="80" w:type="dxa"/>
+            </w:tcMar>
+            <w:vAlign w:val="center"/>
+          </w:tcPr>
+          <w:p>
+            <w:pPr>
+              <w:pStyle w:val="TextoTablas"/>
+              <w:spacing w:before="0" w:after="0"/>
+              <w:rPr>
+                <w:lang w:val="es-CO"/>
+              </w:rPr>
+            </w:pPr>
+            <w:r>
+              <w:rPr>
+                <w:lang w:val="es-CO"/>
+              </w:rPr>
+              <w:t>Claudia Johanna Gómez Pérez</w:t>
+            </w:r>
+          </w:p>
+        </w:tc>
+        <w:tc>
+          <w:tcPr>
+            <w:tcW w:w="3261" w:type="dxa"/>
+            <w:tcMar>
+              <w:top w:w="60" w:type="dxa"/>
+              <w:left w:w="80" w:type="dxa"/>
+              <w:bottom w:w="60" w:type="dxa"/>
+              <w:right w:w="80" w:type="dxa"/>
+            </w:tcMar>
+            <w:vAlign w:val="center"/>
+          </w:tcPr>
+          <w:p>
+            <w:pPr>
+              <w:pStyle w:val="TextoTablas"/>
+              <w:spacing w:before="0" w:after="0"/>
+              <w:rPr>
+                <w:lang w:val="es-CO"/>
+              </w:rPr>
+            </w:pPr>
+            <w:r>
+              <w:rPr>
+                <w:lang w:val="es-CO"/>
+              </w:rPr>
+              <w:t>Profesional 06 </w:t>
+            </w:r>
+          </w:p>
+          <w:p>
+            <w:pPr>
+              <w:pStyle w:val="TextoTablas"/>
+              <w:spacing w:before="0" w:after="0"/>
+              <w:rPr>
+                <w:lang w:val="es-CO"/>
+              </w:rPr>
+            </w:pPr>
+            <w:r>
+              <w:rPr>
+                <w:lang w:val="es-CO"/>
+              </w:rPr>
+              <w:t>Responsable Ecosistema Virtual de Recursos Educativos Digitales </w:t>
+            </w:r>
+          </w:p>
+          <w:p>
+            <w:pPr>
+              <w:pStyle w:val="TextoTablas"/>
+              <w:spacing w:before="0" w:after="0"/>
+              <w:rPr>
+                <w:lang w:val="es-CO"/>
+              </w:rPr>
+            </w:pPr>
+          </w:p>
+        </w:tc>
+        <w:tc>
+          <w:tcPr>
+            <w:tcW w:w="3969" w:type="dxa"/>
+            <w:tcMar>
+              <w:top w:w="60" w:type="dxa"/>
+              <w:left w:w="80" w:type="dxa"/>
+              <w:bottom w:w="60" w:type="dxa"/>
+              <w:right w:w="80" w:type="dxa"/>
+            </w:tcMar>
+            <w:vAlign w:val="center"/>
+          </w:tcPr>
+          <w:p>
+            <w:pPr>
+              <w:pStyle w:val="TextoTablas"/>
+              <w:spacing w:before="0" w:after="0"/>
+              <w:rPr>
+                <w:lang w:val="es-CO"/>
+              </w:rPr>
+            </w:pPr>
+            <w:r>
+              <w:rPr>
+                <w:lang w:val="es-CO"/>
+              </w:rPr>
+              <w:t>Centro Agroturístico - Regional Santander</w:t>
+            </w:r>
+          </w:p>
+        </w:tc>
+      </w:tr>
+      <w:tr>
+        <w:tc>
+          <w:tcPr>
+            <w:tcW w:w="2830" w:type="dxa"/>
+            <w:tcMar>
+              <w:top w:w="60" w:type="dxa"/>
+              <w:left w:w="80" w:type="dxa"/>
+              <w:bottom w:w="60" w:type="dxa"/>
+              <w:right w:w="80" w:type="dxa"/>
+            </w:tcMar>
+            <w:vAlign w:val="center"/>
+          </w:tcPr>
+          <w:p>
+            <w:pPr>
+              <w:pStyle w:val="TextoTablas"/>
+              <w:spacing w:before="0" w:after="0"/>
+              <w:rPr>
+                <w:lang w:val="es-CO"/>
+              </w:rPr>
+            </w:pPr>
+            <w:r>
+              <w:rPr>
+                <w:lang w:val="es-CO"/>
+              </w:rPr>
+              <w:t xml:space="preserve">Olga Constanza Bermúdez </w:t>
+            </w:r>
+            <w:proofErr w:type="spellStart"/>
+            <w:r>
+              <w:rPr>
+                <w:lang w:val="es-CO"/>
+              </w:rPr>
+              <w:t>Jaimes</w:t>
+            </w:r>
+            <w:proofErr w:type="spellEnd"/>
+          </w:p>
+        </w:tc>
+        <w:tc>
+          <w:tcPr>
+            <w:tcW w:w="3261" w:type="dxa"/>
+            <w:tcMar>
+              <w:top w:w="60" w:type="dxa"/>
+              <w:left w:w="80" w:type="dxa"/>
+              <w:bottom w:w="60" w:type="dxa"/>
+              <w:right w:w="80" w:type="dxa"/>
+            </w:tcMar>
+            <w:vAlign w:val="center"/>
+          </w:tcPr>
+          <w:p>
+            <w:pPr>
+              <w:pStyle w:val="TextoTablas"/>
+              <w:spacing w:before="0" w:after="0"/>
+              <w:rPr>
+                <w:lang w:val="es-CO"/>
+              </w:rPr>
+            </w:pPr>
+            <w:r>
+              <w:rPr>
+                <w:lang w:val="es-CO"/>
+              </w:rPr>
+              <w:t>Responsable de línea de producción Huila</w:t>
+            </w:r>
+          </w:p>
+        </w:tc>
+        <w:tc>
+          <w:tcPr>
+            <w:tcW w:w="3969" w:type="dxa"/>
+            <w:tcMar>
+              <w:top w:w="60" w:type="dxa"/>
+              <w:left w:w="80" w:type="dxa"/>
+              <w:bottom w:w="60" w:type="dxa"/>
+              <w:right w:w="80" w:type="dxa"/>
+            </w:tcMar>
+            <w:vAlign w:val="center"/>
+          </w:tcPr>
+          <w:p>
+            <w:pPr>
+              <w:pStyle w:val="TextoTablas"/>
+              <w:spacing w:before="0" w:after="0"/>
+              <w:rPr>
+                <w:lang w:val="es-CO"/>
+              </w:rPr>
+            </w:pPr>
+            <w:r>
+              <w:rPr>
+                <w:lang w:val="es-CO"/>
+              </w:rPr>
+              <w:t>Dirección General</w:t>
             </w:r>
           </w:p>
         </w:tc>
@@ -23459,6 +24563,7 @@
               <w:bottom w:w="60" w:type="dxa"/>
               <w:right w:w="80" w:type="dxa"/>
             </w:tcMar>
+            <w:vAlign w:val="center"/>
           </w:tcPr>
           <w:p>
             <w:pPr>
@@ -23472,7 +24577,7 @@
               <w:rPr>
                 <w:lang w:val="es-CO"/>
               </w:rPr>
-              <w:t>Claudia Johanna Gómez Pérez</w:t>
+              <w:t>Eliana Audrey Manchola Pérez</w:t>
             </w:r>
           </w:p>
         </w:tc>
@@ -23485,52 +24590,40 @@
               <w:bottom w:w="60" w:type="dxa"/>
               <w:right w:w="80" w:type="dxa"/>
             </w:tcMar>
+            <w:vAlign w:val="center"/>
           </w:tcPr>
           <w:p>
             <w:pPr>
               <w:pStyle w:val="TextoTablas"/>
-              <w:rPr>
-                <w:lang w:val="es-ES"/>
+              <w:spacing w:before="0" w:after="0"/>
+              <w:rPr>
+                <w:lang w:val="es-CO"/>
               </w:rPr>
             </w:pPr>
             <w:r>
-              <w:t>P</w:t>
-            </w:r>
-            <w:r>
-              <w:t>rofesional 06</w:t>
-            </w:r>
-            <w:r>
-              <w:rPr>
-                <w:lang w:val="es-ES"/>
-              </w:rPr>
-              <w:t> </w:t>
-            </w:r>
-          </w:p>
-          <w:p>
-            <w:pPr>
-              <w:pStyle w:val="TextoTablas"/>
-              <w:rPr>
-                <w:lang w:val="es-ES"/>
-              </w:rPr>
-            </w:pPr>
-            <w:r>
-              <w:t>Responsable Ecosistema Virtual de Recursos Educativos Digitales</w:t>
-            </w:r>
-            <w:r>
-              <w:rPr>
-                <w:lang w:val="es-ES"/>
-              </w:rPr>
-              <w:t> </w:t>
-            </w:r>
-          </w:p>
-          <w:p>
-            <w:pPr>
-              <w:pStyle w:val="TextoTablas"/>
-              <w:spacing w:before="0" w:after="0"/>
               <w:rPr>
                 <w:lang w:val="es-CO"/>
               </w:rPr>
-            </w:pPr>
+              <w:t>Expert</w:t>
+            </w:r>
+            <w:r>
+              <w:rPr>
+                <w:lang w:val="es-CO"/>
+              </w:rPr>
+              <w:t xml:space="preserve">a </w:t>
+            </w:r>
+            <w:r>
+              <w:rPr>
+                <w:lang w:val="es-CO"/>
+              </w:rPr>
+              <w:t>temátic</w:t>
+            </w:r>
+            <w:r>
+              <w:rPr>
+                <w:lang w:val="es-CO"/>
+              </w:rPr>
+              <w:t>a</w:t>
+            </w:r>
           </w:p>
         </w:tc>
         <w:tc>
@@ -23542,6 +24635,7 @@
               <w:bottom w:w="60" w:type="dxa"/>
               <w:right w:w="80" w:type="dxa"/>
             </w:tcMar>
+            <w:vAlign w:val="center"/>
           </w:tcPr>
           <w:p>
             <w:pPr>
@@ -23555,7 +24649,7 @@
               <w:rPr>
                 <w:lang w:val="es-CO"/>
               </w:rPr>
-              <w:t>Centro Agroturístico - Regional Santander</w:t>
+              <w:t>Centro Agroempresarial y Desarrollo Pecuario - Regional Huila</w:t>
             </w:r>
           </w:p>
         </w:tc>
@@ -23570,6 +24664,7 @@
               <w:bottom w:w="60" w:type="dxa"/>
               <w:right w:w="80" w:type="dxa"/>
             </w:tcMar>
+            <w:vAlign w:val="center"/>
           </w:tcPr>
           <w:p>
             <w:pPr>
@@ -23583,16 +24678,8 @@
               <w:rPr>
                 <w:lang w:val="es-CO"/>
               </w:rPr>
-              <w:t xml:space="preserve">Olga Constanza Bermúdez </w:t>
-            </w:r>
-            <w:proofErr w:type="spellStart"/>
-            <w:r>
-              <w:rPr>
-                <w:lang w:val="es-CO"/>
-              </w:rPr>
-              <w:t>Jaimes</w:t>
-            </w:r>
-            <w:proofErr w:type="spellEnd"/>
+              <w:t>Paula Marcela Vidal Quintero</w:t>
+            </w:r>
           </w:p>
         </w:tc>
         <w:tc>
@@ -23604,6 +24691,7 @@
               <w:bottom w:w="60" w:type="dxa"/>
               <w:right w:w="80" w:type="dxa"/>
             </w:tcMar>
+            <w:vAlign w:val="center"/>
           </w:tcPr>
           <w:p>
             <w:pPr>
@@ -23617,7 +24705,13 @@
               <w:rPr>
                 <w:lang w:val="es-CO"/>
               </w:rPr>
-              <w:t>Responsable de línea de producción Huila</w:t>
+              <w:t>E</w:t>
+            </w:r>
+            <w:r>
+              <w:rPr>
+                <w:lang w:val="es-CO"/>
+              </w:rPr>
+              <w:t>valuadora instruccional</w:t>
             </w:r>
           </w:p>
         </w:tc>
@@ -23630,6 +24724,7 @@
               <w:bottom w:w="60" w:type="dxa"/>
               <w:right w:w="80" w:type="dxa"/>
             </w:tcMar>
+            <w:vAlign w:val="center"/>
           </w:tcPr>
           <w:p>
             <w:pPr>
@@ -23643,7 +24738,7 @@
               <w:rPr>
                 <w:lang w:val="es-CO"/>
               </w:rPr>
-              <w:t>Dirección General</w:t>
+              <w:t>Centro Agroempresarial y Desarrollo Pecuario - Regional Huila</w:t>
             </w:r>
           </w:p>
         </w:tc>
@@ -23661,6 +24756,7 @@
               <w:bottom w:w="60" w:type="dxa"/>
               <w:right w:w="80" w:type="dxa"/>
             </w:tcMar>
+            <w:vAlign w:val="center"/>
           </w:tcPr>
           <w:p>
             <w:pPr>
@@ -23674,8 +24770,44 @@
               <w:rPr>
                 <w:lang w:val="es-CO"/>
               </w:rPr>
-              <w:t>Eliana Audrey Manchola Pérez</w:t>
-            </w:r>
+              <w:t xml:space="preserve">Carlos </w:t>
+            </w:r>
+            <w:proofErr w:type="spellStart"/>
+            <w:r>
+              <w:rPr>
+                <w:lang w:val="es-CO"/>
+              </w:rPr>
+              <w:t>Julian</w:t>
+            </w:r>
+            <w:proofErr w:type="spellEnd"/>
+            <w:r>
+              <w:rPr>
+                <w:lang w:val="es-CO"/>
+              </w:rPr>
+              <w:t xml:space="preserve"> </w:t>
+            </w:r>
+            <w:proofErr w:type="spellStart"/>
+            <w:r>
+              <w:rPr>
+                <w:lang w:val="es-CO"/>
+              </w:rPr>
+              <w:t>Ramirez</w:t>
+            </w:r>
+            <w:proofErr w:type="spellEnd"/>
+            <w:r>
+              <w:rPr>
+                <w:lang w:val="es-CO"/>
+              </w:rPr>
+              <w:t xml:space="preserve"> </w:t>
+            </w:r>
+            <w:proofErr w:type="spellStart"/>
+            <w:r>
+              <w:rPr>
+                <w:lang w:val="es-CO"/>
+              </w:rPr>
+              <w:t>Benitez</w:t>
+            </w:r>
+            <w:proofErr w:type="spellEnd"/>
           </w:p>
         </w:tc>
         <w:tc>
@@ -23687,6 +24819,7 @@
               <w:bottom w:w="60" w:type="dxa"/>
               <w:right w:w="80" w:type="dxa"/>
             </w:tcMar>
+            <w:vAlign w:val="center"/>
           </w:tcPr>
           <w:p>
             <w:pPr>
@@ -23700,25 +24833,7 @@
               <w:rPr>
                 <w:lang w:val="es-CO"/>
               </w:rPr>
-              <w:t>Expert</w:t>
-            </w:r>
-            <w:r>
-              <w:rPr>
-                <w:lang w:val="es-CO"/>
-              </w:rPr>
-              <w:t xml:space="preserve">a </w:t>
-            </w:r>
-            <w:r>
-              <w:rPr>
-                <w:lang w:val="es-CO"/>
-              </w:rPr>
-              <w:t>temátic</w:t>
-            </w:r>
-            <w:r>
-              <w:rPr>
-                <w:lang w:val="es-CO"/>
-              </w:rPr>
-              <w:t>a</w:t>
+              <w:t>Diseñador de contenidos digitales</w:t>
             </w:r>
           </w:p>
         </w:tc>
@@ -23731,6 +24846,7 @@
               <w:bottom w:w="60" w:type="dxa"/>
               <w:right w:w="80" w:type="dxa"/>
             </w:tcMar>
+            <w:vAlign w:val="center"/>
           </w:tcPr>
           <w:p>
             <w:pPr>
@@ -23744,7 +24860,19 @@
               <w:rPr>
                 <w:lang w:val="es-CO"/>
               </w:rPr>
-              <w:t>Centro Agroempresarial y Desarrollo Pecuario - Regional Huila</w:t>
+              <w:t>Centro Agroempresarial y Desarrollo Pecuario</w:t>
+            </w:r>
+            <w:r>
+              <w:rPr>
+                <w:lang w:val="es-CO"/>
+              </w:rPr>
+              <w:t xml:space="preserve"> - </w:t>
+            </w:r>
+            <w:r>
+              <w:rPr>
+                <w:lang w:val="es-CO"/>
+              </w:rPr>
+              <w:t>Regional Huila</w:t>
             </w:r>
           </w:p>
         </w:tc>
@@ -23759,20 +24887,15 @@
               <w:bottom w:w="60" w:type="dxa"/>
               <w:right w:w="80" w:type="dxa"/>
             </w:tcMar>
+            <w:vAlign w:val="center"/>
           </w:tcPr>
           <w:p>
             <w:pPr>
               <w:pStyle w:val="TextoTablas"/>
               <w:spacing w:before="0" w:after="0"/>
-              <w:rPr>
-                <w:lang w:val="es-CO"/>
-              </w:rPr>
             </w:pPr>
             <w:r>
-              <w:rPr>
-                <w:lang w:val="es-CO"/>
-              </w:rPr>
-              <w:t>Paula Marcela Vidal Quintero</w:t>
+              <w:t>Robinson Javier Ordoñez Barreiro</w:t>
             </w:r>
           </w:p>
         </w:tc>
@@ -23785,6 +24908,7 @@
               <w:bottom w:w="60" w:type="dxa"/>
               <w:right w:w="80" w:type="dxa"/>
             </w:tcMar>
+            <w:vAlign w:val="center"/>
           </w:tcPr>
           <w:p>
             <w:pPr>
@@ -23798,14 +24922,22 @@
               <w:rPr>
                 <w:lang w:val="es-CO"/>
               </w:rPr>
-              <w:t>E</w:t>
+              <w:t>D</w:t>
             </w:r>
             <w:r>
               <w:rPr>
                 <w:lang w:val="es-CO"/>
               </w:rPr>
-              <w:t>valuadora instruccional</w:t>
-            </w:r>
+              <w:t xml:space="preserve">esarrollador full </w:t>
+            </w:r>
+            <w:proofErr w:type="spellStart"/>
+            <w:r>
+              <w:rPr>
+                <w:lang w:val="es-CO"/>
+              </w:rPr>
+              <w:t>stack</w:t>
+            </w:r>
+            <w:proofErr w:type="spellEnd"/>
           </w:p>
         </w:tc>
         <w:tc>
@@ -23817,6 +24949,7 @@
               <w:bottom w:w="60" w:type="dxa"/>
               <w:right w:w="80" w:type="dxa"/>
             </w:tcMar>
+            <w:vAlign w:val="center"/>
           </w:tcPr>
           <w:p>
             <w:pPr>
@@ -23830,7 +24963,19 @@
               <w:rPr>
                 <w:lang w:val="es-CO"/>
               </w:rPr>
-              <w:t>Centro Agroempresarial y Desarrollo Pecuario - Regional Huila</w:t>
+              <w:t>Centro Agroempresarial y Desarrollo Pecuario</w:t>
+            </w:r>
+            <w:r>
+              <w:rPr>
+                <w:lang w:val="es-CO"/>
+              </w:rPr>
+              <w:t xml:space="preserve"> - </w:t>
+            </w:r>
+            <w:r>
+              <w:rPr>
+                <w:lang w:val="es-CO"/>
+              </w:rPr>
+              <w:t>Regional Huila</w:t>
             </w:r>
           </w:p>
         </w:tc>
@@ -23848,57 +24993,16 @@
               <w:bottom w:w="60" w:type="dxa"/>
               <w:right w:w="80" w:type="dxa"/>
             </w:tcMar>
+            <w:vAlign w:val="center"/>
           </w:tcPr>
           <w:p>
             <w:pPr>
               <w:pStyle w:val="TextoTablas"/>
               <w:spacing w:before="0" w:after="0"/>
-              <w:rPr>
-                <w:lang w:val="es-CO"/>
-              </w:rPr>
             </w:pPr>
             <w:r>
-              <w:rPr>
-                <w:lang w:val="es-CO"/>
-              </w:rPr>
-              <w:t xml:space="preserve">Carlos </w:t>
-            </w:r>
-            <w:proofErr w:type="spellStart"/>
-            <w:r>
-              <w:rPr>
-                <w:lang w:val="es-CO"/>
-              </w:rPr>
-              <w:t>Julian</w:t>
-            </w:r>
-            <w:proofErr w:type="spellEnd"/>
-            <w:r>
-              <w:rPr>
-                <w:lang w:val="es-CO"/>
-              </w:rPr>
-              <w:t xml:space="preserve"> </w:t>
-            </w:r>
-            <w:proofErr w:type="spellStart"/>
-            <w:r>
-              <w:rPr>
-                <w:lang w:val="es-CO"/>
-              </w:rPr>
-              <w:t>Ramirez</w:t>
-            </w:r>
-            <w:proofErr w:type="spellEnd"/>
-            <w:r>
-              <w:rPr>
-                <w:lang w:val="es-CO"/>
-              </w:rPr>
-              <w:t xml:space="preserve"> </w:t>
-            </w:r>
-            <w:proofErr w:type="spellStart"/>
-            <w:r>
-              <w:rPr>
-                <w:lang w:val="es-CO"/>
-              </w:rPr>
-              <w:t>Benitez</w:t>
-            </w:r>
-            <w:proofErr w:type="spellEnd"/>
+              <w:t>Alejandro Delgado Acosta</w:t>
+            </w:r>
           </w:p>
         </w:tc>
         <w:tc>
@@ -23910,6 +25014,7 @@
               <w:bottom w:w="60" w:type="dxa"/>
               <w:right w:w="80" w:type="dxa"/>
             </w:tcMar>
+            <w:vAlign w:val="center"/>
           </w:tcPr>
           <w:p>
             <w:pPr>
@@ -23923,7 +25028,7 @@
               <w:rPr>
                 <w:lang w:val="es-CO"/>
               </w:rPr>
-              <w:t>Diseñador de contenidos digitales</w:t>
+              <w:t>Intérprete lenguaje de señas </w:t>
             </w:r>
           </w:p>
         </w:tc>
@@ -23936,6 +25041,7 @@
               <w:bottom w:w="60" w:type="dxa"/>
               <w:right w:w="80" w:type="dxa"/>
             </w:tcMar>
+            <w:vAlign w:val="center"/>
           </w:tcPr>
           <w:p>
             <w:pPr>
@@ -23949,19 +25055,7 @@
               <w:rPr>
                 <w:lang w:val="es-CO"/>
               </w:rPr>
-              <w:t>Centro Agroempresarial y Desarrollo Pecuario</w:t>
-            </w:r>
-            <w:r>
-              <w:rPr>
-                <w:lang w:val="es-CO"/>
-              </w:rPr>
-              <w:t xml:space="preserve"> - </w:t>
-            </w:r>
-            <w:r>
-              <w:rPr>
-                <w:lang w:val="es-CO"/>
-              </w:rPr>
-              <w:t>Regional Huila</w:t>
+              <w:t>Centro Agroempresarial y Desarrollo Pecuario - Regional Huila </w:t>
             </w:r>
           </w:p>
         </w:tc>
@@ -23976,6 +25070,7 @@
               <w:bottom w:w="60" w:type="dxa"/>
               <w:right w:w="80" w:type="dxa"/>
             </w:tcMar>
+            <w:vAlign w:val="center"/>
           </w:tcPr>
           <w:p>
             <w:pPr>
@@ -23983,7 +25078,7 @@
               <w:spacing w:before="0" w:after="0"/>
             </w:pPr>
             <w:r>
-              <w:t>Robinson Javier Ordoñez Barreiro</w:t>
+              <w:t>Cristhian Giovanni Gordillo Segura</w:t>
             </w:r>
           </w:p>
         </w:tc>
@@ -23996,6 +25091,7 @@
               <w:bottom w:w="60" w:type="dxa"/>
               <w:right w:w="80" w:type="dxa"/>
             </w:tcMar>
+            <w:vAlign w:val="center"/>
           </w:tcPr>
           <w:p>
             <w:pPr>
@@ -24009,36 +25105,8 @@
               <w:rPr>
                 <w:lang w:val="es-CO"/>
               </w:rPr>
-              <w:t>D</w:t>
-            </w:r>
-            <w:r>
-              <w:rPr>
-                <w:lang w:val="es-CO"/>
-              </w:rPr>
-              <w:t xml:space="preserve">esarrollador </w:t>
-            </w:r>
-            <w:r>
-              <w:rPr>
-                <w:rStyle w:val="Extranjerismo"/>
-                <w:lang w:val="es-CO"/>
-              </w:rPr>
-              <w:t>full</w:t>
-            </w:r>
-            <w:r>
-              <w:rPr>
-                <w:lang w:val="es-CO"/>
-              </w:rPr>
-              <w:t xml:space="preserve"> </w:t>
-            </w:r>
-            <w:proofErr w:type="spellStart"/>
-            <w:r>
-              <w:rPr>
-                <w:rStyle w:val="Extranjerismo"/>
-                <w:lang w:val="es-CO"/>
-              </w:rPr>
-              <w:t>stack</w:t>
-            </w:r>
-            <w:proofErr w:type="spellEnd"/>
+              <w:t>Intérprete Lenguaje de señas</w:t>
+            </w:r>
           </w:p>
         </w:tc>
         <w:tc>
@@ -24050,6 +25118,7 @@
               <w:bottom w:w="60" w:type="dxa"/>
               <w:right w:w="80" w:type="dxa"/>
             </w:tcMar>
+            <w:vAlign w:val="center"/>
           </w:tcPr>
           <w:p>
             <w:pPr>
@@ -24063,19 +25132,7 @@
               <w:rPr>
                 <w:lang w:val="es-CO"/>
               </w:rPr>
-              <w:t>Centro Agroempresarial y Desarrollo Pecuario</w:t>
-            </w:r>
-            <w:r>
-              <w:rPr>
-                <w:lang w:val="es-CO"/>
-              </w:rPr>
-              <w:t xml:space="preserve"> - </w:t>
-            </w:r>
-            <w:r>
-              <w:rPr>
-                <w:lang w:val="es-CO"/>
-              </w:rPr>
-              <w:t>Regional Huila</w:t>
+              <w:t>Centro Agroempresarial y Desarrollo Pecuario - Regional Huila</w:t>
             </w:r>
           </w:p>
         </w:tc>
@@ -24093,14 +25150,21 @@
               <w:bottom w:w="60" w:type="dxa"/>
               <w:right w:w="80" w:type="dxa"/>
             </w:tcMar>
+            <w:vAlign w:val="center"/>
           </w:tcPr>
           <w:p>
             <w:pPr>
               <w:pStyle w:val="TextoTablas"/>
               <w:spacing w:before="0" w:after="0"/>
+              <w:rPr>
+                <w:lang w:val="es-CO"/>
+              </w:rPr>
             </w:pPr>
             <w:r>
-              <w:t>Alejandro Delgado Acosta</w:t>
+              <w:rPr>
+                <w:lang w:val="es-CO"/>
+              </w:rPr>
+              <w:t>Juan Pablo Rojas Polania</w:t>
             </w:r>
           </w:p>
         </w:tc>
@@ -24113,6 +25177,7 @@
               <w:bottom w:w="60" w:type="dxa"/>
               <w:right w:w="80" w:type="dxa"/>
             </w:tcMar>
+            <w:vAlign w:val="center"/>
           </w:tcPr>
           <w:p>
             <w:pPr>
@@ -24126,7 +25191,7 @@
               <w:rPr>
                 <w:lang w:val="es-CO"/>
               </w:rPr>
-              <w:t>Intérprete lenguaje de señas </w:t>
+              <w:t>Animador y productor audiovisual</w:t>
             </w:r>
           </w:p>
         </w:tc>
@@ -24139,6 +25204,7 @@
               <w:bottom w:w="60" w:type="dxa"/>
               <w:right w:w="80" w:type="dxa"/>
             </w:tcMar>
+            <w:vAlign w:val="center"/>
           </w:tcPr>
           <w:p>
             <w:pPr>
@@ -24152,7 +25218,7 @@
               <w:rPr>
                 <w:lang w:val="es-CO"/>
               </w:rPr>
-              <w:t>Centro Agroempresarial y Desarrollo Pecuario - Regional Huila </w:t>
+              <w:t>Centro Agroempresarial y Desarrollo Pecuario - Regional Huila</w:t>
             </w:r>
           </w:p>
         </w:tc>
@@ -24167,14 +25233,21 @@
               <w:bottom w:w="60" w:type="dxa"/>
               <w:right w:w="80" w:type="dxa"/>
             </w:tcMar>
+            <w:vAlign w:val="center"/>
           </w:tcPr>
           <w:p>
             <w:pPr>
               <w:pStyle w:val="TextoTablas"/>
               <w:spacing w:before="0" w:after="0"/>
+              <w:rPr>
+                <w:lang w:val="es-CO"/>
+              </w:rPr>
             </w:pPr>
             <w:r>
-              <w:t>Cristhian Giovanni Gordillo Segura</w:t>
+              <w:rPr>
+                <w:lang w:val="es-CO"/>
+              </w:rPr>
+              <w:t>Carlos Eduardo Garavito Parada</w:t>
             </w:r>
           </w:p>
         </w:tc>
@@ -24187,6 +25260,7 @@
               <w:bottom w:w="60" w:type="dxa"/>
               <w:right w:w="80" w:type="dxa"/>
             </w:tcMar>
+            <w:vAlign w:val="center"/>
           </w:tcPr>
           <w:p>
             <w:pPr>
@@ -24200,7 +25274,7 @@
               <w:rPr>
                 <w:lang w:val="es-CO"/>
               </w:rPr>
-              <w:t>Intérprete Lenguaje de señas</w:t>
+              <w:t>Animador y productor audiovisual</w:t>
             </w:r>
           </w:p>
         </w:tc>
@@ -24213,6 +25287,7 @@
               <w:bottom w:w="60" w:type="dxa"/>
               <w:right w:w="80" w:type="dxa"/>
             </w:tcMar>
+            <w:vAlign w:val="center"/>
           </w:tcPr>
           <w:p>
             <w:pPr>
@@ -24244,6 +25319,7 @@
               <w:bottom w:w="60" w:type="dxa"/>
               <w:right w:w="80" w:type="dxa"/>
             </w:tcMar>
+            <w:vAlign w:val="center"/>
           </w:tcPr>
           <w:p>
             <w:pPr>
@@ -24253,12 +25329,28 @@
                 <w:lang w:val="es-CO"/>
               </w:rPr>
             </w:pPr>
+            <w:proofErr w:type="spellStart"/>
             <w:r>
               <w:rPr>
                 <w:lang w:val="es-CO"/>
               </w:rPr>
-              <w:t>Juan Pablo Rojas Polania</w:t>
-            </w:r>
+              <w:t>Maria</w:t>
+            </w:r>
+            <w:proofErr w:type="spellEnd"/>
+            <w:r>
+              <w:rPr>
+                <w:lang w:val="es-CO"/>
+              </w:rPr>
+              <w:t xml:space="preserve"> Carolina Tamayo </w:t>
+            </w:r>
+            <w:proofErr w:type="spellStart"/>
+            <w:r>
+              <w:rPr>
+                <w:lang w:val="es-CO"/>
+              </w:rPr>
+              <w:t>Lopez</w:t>
+            </w:r>
+            <w:proofErr w:type="spellEnd"/>
           </w:p>
         </w:tc>
         <w:tc>
@@ -24270,6 +25362,7 @@
               <w:bottom w:w="60" w:type="dxa"/>
               <w:right w:w="80" w:type="dxa"/>
             </w:tcMar>
+            <w:vAlign w:val="center"/>
           </w:tcPr>
           <w:p>
             <w:pPr>
@@ -24283,7 +25376,7 @@
               <w:rPr>
                 <w:lang w:val="es-CO"/>
               </w:rPr>
-              <w:t>Animador y productor audiovisual</w:t>
+              <w:t>Locución</w:t>
             </w:r>
           </w:p>
         </w:tc>
@@ -24296,6 +25389,7 @@
               <w:bottom w:w="60" w:type="dxa"/>
               <w:right w:w="80" w:type="dxa"/>
             </w:tcMar>
+            <w:vAlign w:val="center"/>
           </w:tcPr>
           <w:p>
             <w:pPr>
@@ -24324,6 +25418,7 @@
               <w:bottom w:w="60" w:type="dxa"/>
               <w:right w:w="80" w:type="dxa"/>
             </w:tcMar>
+            <w:vAlign w:val="center"/>
           </w:tcPr>
           <w:p>
             <w:pPr>
@@ -24337,7 +25432,7 @@
               <w:rPr>
                 <w:lang w:val="es-CO"/>
               </w:rPr>
-              <w:t>Carlos Eduardo Garavito Parada</w:t>
+              <w:t>German Acosta Ramos</w:t>
             </w:r>
           </w:p>
         </w:tc>
@@ -24350,6 +25445,7 @@
               <w:bottom w:w="60" w:type="dxa"/>
               <w:right w:w="80" w:type="dxa"/>
             </w:tcMar>
+            <w:vAlign w:val="center"/>
           </w:tcPr>
           <w:p>
             <w:pPr>
@@ -24363,7 +25459,7 @@
               <w:rPr>
                 <w:lang w:val="es-CO"/>
               </w:rPr>
-              <w:t>Animador y productor audiovisual</w:t>
+              <w:t>Locución</w:t>
             </w:r>
           </w:p>
         </w:tc>
@@ -24376,6 +25472,7 @@
               <w:bottom w:w="60" w:type="dxa"/>
               <w:right w:w="80" w:type="dxa"/>
             </w:tcMar>
+            <w:vAlign w:val="center"/>
           </w:tcPr>
           <w:p>
             <w:pPr>
@@ -24407,6 +25504,7 @@
               <w:bottom w:w="60" w:type="dxa"/>
               <w:right w:w="80" w:type="dxa"/>
             </w:tcMar>
+            <w:vAlign w:val="center"/>
           </w:tcPr>
           <w:p>
             <w:pPr>
@@ -24416,28 +25514,12 @@
                 <w:lang w:val="es-CO"/>
               </w:rPr>
             </w:pPr>
-            <w:proofErr w:type="spellStart"/>
             <w:r>
               <w:rPr>
                 <w:lang w:val="es-CO"/>
               </w:rPr>
-              <w:t>Maria</w:t>
-            </w:r>
-            <w:proofErr w:type="spellEnd"/>
-            <w:r>
-              <w:rPr>
-                <w:lang w:val="es-CO"/>
-              </w:rPr>
-              <w:t xml:space="preserve"> Carolina Tamayo </w:t>
-            </w:r>
-            <w:proofErr w:type="spellStart"/>
-            <w:r>
-              <w:rPr>
-                <w:lang w:val="es-CO"/>
-              </w:rPr>
-              <w:t>Lopez</w:t>
-            </w:r>
-            <w:proofErr w:type="spellEnd"/>
+              <w:t>Ricardo Oliveros Zambrano</w:t>
+            </w:r>
           </w:p>
         </w:tc>
         <w:tc>
@@ -24449,6 +25531,7 @@
               <w:bottom w:w="60" w:type="dxa"/>
               <w:right w:w="80" w:type="dxa"/>
             </w:tcMar>
+            <w:vAlign w:val="center"/>
           </w:tcPr>
           <w:p>
             <w:pPr>
@@ -24462,7 +25545,7 @@
               <w:rPr>
                 <w:lang w:val="es-CO"/>
               </w:rPr>
-              <w:t>Locución</w:t>
+              <w:t>Validador de recursos educativos digitales</w:t>
             </w:r>
           </w:p>
         </w:tc>
@@ -24475,6 +25558,7 @@
               <w:bottom w:w="60" w:type="dxa"/>
               <w:right w:w="80" w:type="dxa"/>
             </w:tcMar>
+            <w:vAlign w:val="center"/>
           </w:tcPr>
           <w:p>
             <w:pPr>
@@ -24503,6 +25587,7 @@
               <w:bottom w:w="60" w:type="dxa"/>
               <w:right w:w="80" w:type="dxa"/>
             </w:tcMar>
+            <w:vAlign w:val="center"/>
           </w:tcPr>
           <w:p>
             <w:pPr>
@@ -24516,7 +25601,7 @@
               <w:rPr>
                 <w:lang w:val="es-CO"/>
               </w:rPr>
-              <w:t>German Acosta Ramos</w:t>
+              <w:t>Aixa Natalia Sendoya Fernández</w:t>
             </w:r>
           </w:p>
         </w:tc>
@@ -24529,6 +25614,7 @@
               <w:bottom w:w="60" w:type="dxa"/>
               <w:right w:w="80" w:type="dxa"/>
             </w:tcMar>
+            <w:vAlign w:val="center"/>
           </w:tcPr>
           <w:p>
             <w:pPr>
@@ -24542,7 +25628,13 @@
               <w:rPr>
                 <w:lang w:val="es-CO"/>
               </w:rPr>
-              <w:t>Locución</w:t>
+              <w:t>V</w:t>
+            </w:r>
+            <w:r>
+              <w:rPr>
+                <w:lang w:val="es-CO"/>
+              </w:rPr>
+              <w:t>alidador de recursos educativos digitales</w:t>
             </w:r>
           </w:p>
         </w:tc>
@@ -24555,6 +25647,7 @@
               <w:bottom w:w="60" w:type="dxa"/>
               <w:right w:w="80" w:type="dxa"/>
             </w:tcMar>
+            <w:vAlign w:val="center"/>
           </w:tcPr>
           <w:p>
             <w:pPr>
@@ -24568,7 +25661,19 @@
               <w:rPr>
                 <w:lang w:val="es-CO"/>
               </w:rPr>
-              <w:t>Centro Agroempresarial y Desarrollo Pecuario - Regional Huila</w:t>
+              <w:t>Centro Agroempresarial y Desarrollo Pecuario</w:t>
+            </w:r>
+            <w:r>
+              <w:rPr>
+                <w:lang w:val="es-CO"/>
+              </w:rPr>
+              <w:t xml:space="preserve"> - </w:t>
+            </w:r>
+            <w:r>
+              <w:rPr>
+                <w:lang w:val="es-CO"/>
+              </w:rPr>
+              <w:t>Regional Huila</w:t>
             </w:r>
           </w:p>
         </w:tc>
@@ -24586,6 +25691,7 @@
               <w:bottom w:w="60" w:type="dxa"/>
               <w:right w:w="80" w:type="dxa"/>
             </w:tcMar>
+            <w:vAlign w:val="center"/>
           </w:tcPr>
           <w:p>
             <w:pPr>
@@ -24599,7 +25705,8 @@
               <w:rPr>
                 <w:lang w:val="es-CO"/>
               </w:rPr>
-              <w:t>Ricardo Oliveros Zambrano</w:t>
+              <w:lastRenderedPageBreak/>
+              <w:t>Daniel Ricardo Mutis Gómez</w:t>
             </w:r>
           </w:p>
         </w:tc>
@@ -24612,6 +25719,7 @@
               <w:bottom w:w="60" w:type="dxa"/>
               <w:right w:w="80" w:type="dxa"/>
             </w:tcMar>
+            <w:vAlign w:val="center"/>
           </w:tcPr>
           <w:p>
             <w:pPr>
@@ -24625,7 +25733,13 @@
               <w:rPr>
                 <w:lang w:val="es-CO"/>
               </w:rPr>
-              <w:t>Validador de recursos educativos digitales</w:t>
+              <w:t>E</w:t>
+            </w:r>
+            <w:r>
+              <w:rPr>
+                <w:lang w:val="es-CO"/>
+              </w:rPr>
+              <w:t>valuador para contenidos inclusivos y accesibles</w:t>
             </w:r>
           </w:p>
         </w:tc>
@@ -24638,6 +25752,7 @@
               <w:bottom w:w="60" w:type="dxa"/>
               <w:right w:w="80" w:type="dxa"/>
             </w:tcMar>
+            <w:vAlign w:val="center"/>
           </w:tcPr>
           <w:p>
             <w:pPr>
@@ -24651,7 +25766,19 @@
               <w:rPr>
                 <w:lang w:val="es-CO"/>
               </w:rPr>
-              <w:t>Centro Agroempresarial y Desarrollo Pecuario - Regional Huila</w:t>
+              <w:t>Centro Agroempresarial y Desarrollo Pecuario</w:t>
+            </w:r>
+            <w:r>
+              <w:rPr>
+                <w:lang w:val="es-CO"/>
+              </w:rPr>
+              <w:t xml:space="preserve"> - </w:t>
+            </w:r>
+            <w:r>
+              <w:rPr>
+                <w:lang w:val="es-CO"/>
+              </w:rPr>
+              <w:t>Regional Huila</w:t>
             </w:r>
           </w:p>
         </w:tc>
@@ -24666,6 +25793,7 @@
               <w:bottom w:w="60" w:type="dxa"/>
               <w:right w:w="80" w:type="dxa"/>
             </w:tcMar>
+            <w:vAlign w:val="center"/>
           </w:tcPr>
           <w:p>
             <w:pPr>
@@ -24675,12 +25803,33 @@
                 <w:lang w:val="es-CO"/>
               </w:rPr>
             </w:pPr>
+            <w:proofErr w:type="spellStart"/>
             <w:r>
               <w:rPr>
                 <w:lang w:val="es-CO"/>
               </w:rPr>
-              <w:lastRenderedPageBreak/>
-              <w:t>Aixa Natalia Sendoya Fernández</w:t>
+              <w:t>Anyerson</w:t>
+            </w:r>
+            <w:proofErr w:type="spellEnd"/>
+            <w:r>
+              <w:rPr>
+                <w:lang w:val="es-CO"/>
+              </w:rPr>
+              <w:t xml:space="preserve"> Wilfredo </w:t>
+            </w:r>
+            <w:proofErr w:type="spellStart"/>
+            <w:r>
+              <w:rPr>
+                <w:lang w:val="es-CO"/>
+              </w:rPr>
+              <w:t>Pizo</w:t>
+            </w:r>
+            <w:proofErr w:type="spellEnd"/>
+            <w:r>
+              <w:rPr>
+                <w:lang w:val="es-CO"/>
+              </w:rPr>
+              <w:t xml:space="preserve"> Ossa</w:t>
             </w:r>
           </w:p>
         </w:tc>
@@ -24693,6 +25842,7 @@
               <w:bottom w:w="60" w:type="dxa"/>
               <w:right w:w="80" w:type="dxa"/>
             </w:tcMar>
+            <w:vAlign w:val="center"/>
           </w:tcPr>
           <w:p>
             <w:pPr>
@@ -24706,13 +25856,13 @@
               <w:rPr>
                 <w:lang w:val="es-CO"/>
               </w:rPr>
-              <w:t>V</w:t>
+              <w:t>E</w:t>
             </w:r>
             <w:r>
               <w:rPr>
                 <w:lang w:val="es-CO"/>
               </w:rPr>
-              <w:t>alidador de recursos educativos digitales</w:t>
+              <w:t>valuador para contenidos inclusivos y accesibles</w:t>
             </w:r>
           </w:p>
         </w:tc>
@@ -24725,227 +25875,7 @@
               <w:bottom w:w="60" w:type="dxa"/>
               <w:right w:w="80" w:type="dxa"/>
             </w:tcMar>
-          </w:tcPr>
-          <w:p>
-            <w:pPr>
-              <w:pStyle w:val="TextoTablas"/>
-              <w:spacing w:before="0" w:after="0"/>
-              <w:rPr>
-                <w:lang w:val="es-CO"/>
-              </w:rPr>
-            </w:pPr>
-            <w:r>
-              <w:rPr>
-                <w:lang w:val="es-CO"/>
-              </w:rPr>
-              <w:t>Centro Agroempresarial y Desarrollo Pecuario</w:t>
-            </w:r>
-            <w:r>
-              <w:rPr>
-                <w:lang w:val="es-CO"/>
-              </w:rPr>
-              <w:t xml:space="preserve"> - </w:t>
-            </w:r>
-            <w:r>
-              <w:rPr>
-                <w:lang w:val="es-CO"/>
-              </w:rPr>
-              <w:t>Regional Huila</w:t>
-            </w:r>
-          </w:p>
-        </w:tc>
-      </w:tr>
-      <w:tr>
-        <w:trPr>
-          <w:cnfStyle w:val="000000100000" w:firstRow="0" w:lastRow="0" w:firstColumn="0" w:lastColumn="0" w:oddVBand="0" w:evenVBand="0" w:oddHBand="1" w:evenHBand="0" w:firstRowFirstColumn="0" w:firstRowLastColumn="0" w:lastRowFirstColumn="0" w:lastRowLastColumn="0"/>
-        </w:trPr>
-        <w:tc>
-          <w:tcPr>
-            <w:tcW w:w="2830" w:type="dxa"/>
-            <w:tcMar>
-              <w:top w:w="60" w:type="dxa"/>
-              <w:left w:w="80" w:type="dxa"/>
-              <w:bottom w:w="60" w:type="dxa"/>
-              <w:right w:w="80" w:type="dxa"/>
-            </w:tcMar>
-          </w:tcPr>
-          <w:p>
-            <w:pPr>
-              <w:pStyle w:val="TextoTablas"/>
-              <w:spacing w:before="0" w:after="0"/>
-              <w:rPr>
-                <w:lang w:val="es-CO"/>
-              </w:rPr>
-            </w:pPr>
-            <w:r>
-              <w:rPr>
-                <w:lang w:val="es-CO"/>
-              </w:rPr>
-              <w:t>Daniel Ricardo Mutis Gómez</w:t>
-            </w:r>
-          </w:p>
-        </w:tc>
-        <w:tc>
-          <w:tcPr>
-            <w:tcW w:w="3261" w:type="dxa"/>
-            <w:tcMar>
-              <w:top w:w="60" w:type="dxa"/>
-              <w:left w:w="80" w:type="dxa"/>
-              <w:bottom w:w="60" w:type="dxa"/>
-              <w:right w:w="80" w:type="dxa"/>
-            </w:tcMar>
-          </w:tcPr>
-          <w:p>
-            <w:pPr>
-              <w:pStyle w:val="TextoTablas"/>
-              <w:spacing w:before="0" w:after="0"/>
-              <w:rPr>
-                <w:lang w:val="es-CO"/>
-              </w:rPr>
-            </w:pPr>
-            <w:r>
-              <w:rPr>
-                <w:lang w:val="es-CO"/>
-              </w:rPr>
-              <w:t>E</w:t>
-            </w:r>
-            <w:r>
-              <w:rPr>
-                <w:lang w:val="es-CO"/>
-              </w:rPr>
-              <w:t>valuador para contenidos inclusivos y accesibles</w:t>
-            </w:r>
-          </w:p>
-        </w:tc>
-        <w:tc>
-          <w:tcPr>
-            <w:tcW w:w="3969" w:type="dxa"/>
-            <w:tcMar>
-              <w:top w:w="60" w:type="dxa"/>
-              <w:left w:w="80" w:type="dxa"/>
-              <w:bottom w:w="60" w:type="dxa"/>
-              <w:right w:w="80" w:type="dxa"/>
-            </w:tcMar>
-          </w:tcPr>
-          <w:p>
-            <w:pPr>
-              <w:pStyle w:val="TextoTablas"/>
-              <w:spacing w:before="0" w:after="0"/>
-              <w:rPr>
-                <w:lang w:val="es-CO"/>
-              </w:rPr>
-            </w:pPr>
-            <w:r>
-              <w:rPr>
-                <w:lang w:val="es-CO"/>
-              </w:rPr>
-              <w:t>Centro Agroempresarial y Desarrollo Pecuario</w:t>
-            </w:r>
-            <w:r>
-              <w:rPr>
-                <w:lang w:val="es-CO"/>
-              </w:rPr>
-              <w:t xml:space="preserve"> - </w:t>
-            </w:r>
-            <w:r>
-              <w:rPr>
-                <w:lang w:val="es-CO"/>
-              </w:rPr>
-              <w:t>Regional Huila</w:t>
-            </w:r>
-          </w:p>
-        </w:tc>
-      </w:tr>
-      <w:tr>
-        <w:tc>
-          <w:tcPr>
-            <w:tcW w:w="2830" w:type="dxa"/>
-            <w:tcMar>
-              <w:top w:w="60" w:type="dxa"/>
-              <w:left w:w="80" w:type="dxa"/>
-              <w:bottom w:w="60" w:type="dxa"/>
-              <w:right w:w="80" w:type="dxa"/>
-            </w:tcMar>
-          </w:tcPr>
-          <w:p>
-            <w:pPr>
-              <w:pStyle w:val="TextoTablas"/>
-              <w:spacing w:before="0" w:after="0"/>
-              <w:rPr>
-                <w:lang w:val="es-CO"/>
-              </w:rPr>
-            </w:pPr>
-            <w:proofErr w:type="spellStart"/>
-            <w:r>
-              <w:rPr>
-                <w:lang w:val="es-CO"/>
-              </w:rPr>
-              <w:t>Anyerson</w:t>
-            </w:r>
-            <w:proofErr w:type="spellEnd"/>
-            <w:r>
-              <w:rPr>
-                <w:lang w:val="es-CO"/>
-              </w:rPr>
-              <w:t xml:space="preserve"> Wilfredo </w:t>
-            </w:r>
-            <w:proofErr w:type="spellStart"/>
-            <w:r>
-              <w:rPr>
-                <w:lang w:val="es-CO"/>
-              </w:rPr>
-              <w:t>Pizo</w:t>
-            </w:r>
-            <w:proofErr w:type="spellEnd"/>
-            <w:r>
-              <w:rPr>
-                <w:lang w:val="es-CO"/>
-              </w:rPr>
-              <w:t xml:space="preserve"> Ossa</w:t>
-            </w:r>
-          </w:p>
-        </w:tc>
-        <w:tc>
-          <w:tcPr>
-            <w:tcW w:w="3261" w:type="dxa"/>
-            <w:tcMar>
-              <w:top w:w="60" w:type="dxa"/>
-              <w:left w:w="80" w:type="dxa"/>
-              <w:bottom w:w="60" w:type="dxa"/>
-              <w:right w:w="80" w:type="dxa"/>
-            </w:tcMar>
-          </w:tcPr>
-          <w:p>
-            <w:pPr>
-              <w:pStyle w:val="TextoTablas"/>
-              <w:spacing w:before="0" w:after="0"/>
-              <w:rPr>
-                <w:lang w:val="es-CO"/>
-              </w:rPr>
-            </w:pPr>
-            <w:r>
-              <w:rPr>
-                <w:lang w:val="es-CO"/>
-              </w:rPr>
-              <w:t>E</w:t>
-            </w:r>
-            <w:r>
-              <w:rPr>
-                <w:lang w:val="es-CO"/>
-              </w:rPr>
-              <w:t>valuador para contenidos inclusivos y accesibles</w:t>
-            </w:r>
-          </w:p>
-        </w:tc>
-        <w:tc>
-          <w:tcPr>
-            <w:tcW w:w="3969" w:type="dxa"/>
-            <w:tcMar>
-              <w:top w:w="60" w:type="dxa"/>
-              <w:left w:w="80" w:type="dxa"/>
-              <w:bottom w:w="60" w:type="dxa"/>
-              <w:right w:w="80" w:type="dxa"/>
-            </w:tcMar>
+            <w:vAlign w:val="center"/>
           </w:tcPr>
           <w:p>
             <w:pPr>
@@ -25107,7 +26037,7 @@
         <w:lang w:eastAsia="es-CO"/>
       </w:rPr>
       <w:drawing>
-        <wp:anchor distT="0" distB="0" distL="114300" distR="114300" simplePos="0" relativeHeight="251659264" behindDoc="0" locked="0" layoutInCell="1" allowOverlap="1" wp14:anchorId="7C04AEC5" wp14:editId="2C10C219">
+        <wp:anchor distT="0" distB="0" distL="114300" distR="114300" simplePos="0" relativeHeight="251659264" behindDoc="0" locked="0" layoutInCell="1" allowOverlap="1" wp14:anchorId="13799235" wp14:editId="39EAC7C2">
           <wp:simplePos x="0" y="0"/>
           <wp:positionH relativeFrom="margin">
             <wp:posOffset>6201104</wp:posOffset>
@@ -26109,6 +27039,120 @@
     </w:lvl>
   </w:abstractNum>
   <w:abstractNum w:abstractNumId="9" w15:restartNumberingAfterBreak="0">
+    <w:nsid w:val="0A8245DF"/>
+    <w:multiLevelType w:val="multilevel"/>
+    <w:tmpl w:val="9F34379C"/>
+    <w:lvl w:ilvl="0">
+      <w:start w:val="1"/>
+      <w:numFmt w:val="decimal"/>
+      <w:suff w:val="space"/>
+      <w:lvlText w:val="%1."/>
+      <w:lvlJc w:val="left"/>
+      <w:pPr>
+        <w:ind w:left="360" w:hanging="360"/>
+      </w:pPr>
+      <w:rPr>
+        <w:rFonts w:hint="default"/>
+      </w:rPr>
+    </w:lvl>
+    <w:lvl w:ilvl="1">
+      <w:start w:val="1"/>
+      <w:numFmt w:val="bullet"/>
+      <w:lvlText w:val=""/>
+      <w:lvlJc w:val="left"/>
+      <w:pPr>
+        <w:ind w:left="360" w:hanging="360"/>
+      </w:pPr>
+      <w:rPr>
+        <w:rFonts w:ascii="Symbol" w:hAnsi="Symbol" w:hint="default"/>
+      </w:rPr>
+    </w:lvl>
+    <w:lvl w:ilvl="2">
+      <w:start w:val="1"/>
+      <w:numFmt w:val="none"/>
+      <w:lvlText w:val=""/>
+      <w:lvlJc w:val="left"/>
+      <w:pPr>
+        <w:ind w:left="0" w:firstLine="0"/>
+      </w:pPr>
+      <w:rPr>
+        <w:rFonts w:hint="default"/>
+      </w:rPr>
+    </w:lvl>
+    <w:lvl w:ilvl="3">
+      <w:start w:val="1"/>
+      <w:numFmt w:val="none"/>
+      <w:lvlText w:val=""/>
+      <w:lvlJc w:val="left"/>
+      <w:pPr>
+        <w:ind w:left="0" w:firstLine="0"/>
+      </w:pPr>
+      <w:rPr>
+        <w:rFonts w:hint="default"/>
+      </w:rPr>
+    </w:lvl>
+    <w:lvl w:ilvl="4">
+      <w:start w:val="1"/>
+      <w:numFmt w:val="bullet"/>
+      <w:lvlText w:val=""/>
+      <w:lvlJc w:val="left"/>
+      <w:pPr>
+        <w:ind w:left="1429" w:hanging="360"/>
+      </w:pPr>
+      <w:rPr>
+        <w:rFonts w:ascii="Symbol" w:hAnsi="Symbol" w:hint="default"/>
+      </w:rPr>
+    </w:lvl>
+    <w:lvl w:ilvl="5">
+      <w:start w:val="1"/>
+      <w:numFmt w:val="lowerRoman"/>
+      <w:lvlText w:val="(%6)"/>
+      <w:lvlJc w:val="left"/>
+      <w:pPr>
+        <w:ind w:left="2160" w:hanging="360"/>
+      </w:pPr>
+      <w:rPr>
+        <w:rFonts w:hint="default"/>
+      </w:rPr>
+    </w:lvl>
+    <w:lvl w:ilvl="6">
+      <w:start w:val="1"/>
+      <w:numFmt w:val="decimal"/>
+      <w:lvlText w:val="%7."/>
+      <w:lvlJc w:val="left"/>
+      <w:pPr>
+        <w:ind w:left="2520" w:hanging="360"/>
+      </w:pPr>
+      <w:rPr>
+        <w:rFonts w:hint="default"/>
+      </w:rPr>
+    </w:lvl>
+    <w:lvl w:ilvl="7">
+      <w:start w:val="1"/>
+      <w:numFmt w:val="lowerLetter"/>
+      <w:lvlText w:val="%8."/>
+      <w:lvlJc w:val="left"/>
+      <w:pPr>
+        <w:ind w:left="2880" w:hanging="360"/>
+      </w:pPr>
+      <w:rPr>
+        <w:rFonts w:hint="default"/>
+      </w:rPr>
+    </w:lvl>
+    <w:lvl w:ilvl="8">
+      <w:start w:val="1"/>
+      <w:numFmt w:val="lowerRoman"/>
+      <w:lvlText w:val="%9."/>
+      <w:lvlJc w:val="left"/>
+      <w:pPr>
+        <w:ind w:left="3240" w:hanging="360"/>
+      </w:pPr>
+      <w:rPr>
+        <w:rFonts w:hint="default"/>
+      </w:rPr>
+    </w:lvl>
+  </w:abstractNum>
+  <w:abstractNum w:abstractNumId="10" w15:restartNumberingAfterBreak="0">
     <w:nsid w:val="0B281D80"/>
     <w:multiLevelType w:val="hybridMultilevel"/>
     <w:tmpl w:val="4DAC44E0"/>
@@ -26221,7 +27265,7 @@
       </w:rPr>
     </w:lvl>
   </w:abstractNum>
-  <w:abstractNum w:abstractNumId="10" w15:restartNumberingAfterBreak="0">
+  <w:abstractNum w:abstractNumId="11" w15:restartNumberingAfterBreak="0">
     <w:nsid w:val="13364288"/>
     <w:multiLevelType w:val="hybridMultilevel"/>
     <w:tmpl w:val="414A1FE6"/>
@@ -26334,7 +27378,7 @@
       </w:rPr>
     </w:lvl>
   </w:abstractNum>
-  <w:abstractNum w:abstractNumId="11" w15:restartNumberingAfterBreak="0">
+  <w:abstractNum w:abstractNumId="12" w15:restartNumberingAfterBreak="0">
     <w:nsid w:val="1794316C"/>
     <w:multiLevelType w:val="hybridMultilevel"/>
     <w:tmpl w:val="57224442"/>
@@ -26447,7 +27491,7 @@
       </w:rPr>
     </w:lvl>
   </w:abstractNum>
-  <w:abstractNum w:abstractNumId="12" w15:restartNumberingAfterBreak="0">
+  <w:abstractNum w:abstractNumId="13" w15:restartNumberingAfterBreak="0">
     <w:nsid w:val="1FEF3A11"/>
     <w:multiLevelType w:val="hybridMultilevel"/>
     <w:tmpl w:val="C6380ED8"/>
@@ -26560,7 +27604,7 @@
       </w:rPr>
     </w:lvl>
   </w:abstractNum>
-  <w:abstractNum w:abstractNumId="13" w15:restartNumberingAfterBreak="0">
+  <w:abstractNum w:abstractNumId="14" w15:restartNumberingAfterBreak="0">
     <w:nsid w:val="228E4D68"/>
     <w:multiLevelType w:val="hybridMultilevel"/>
     <w:tmpl w:val="BFFE245A"/>
@@ -26673,7 +27717,7 @@
       </w:rPr>
     </w:lvl>
   </w:abstractNum>
-  <w:abstractNum w:abstractNumId="14" w15:restartNumberingAfterBreak="0">
+  <w:abstractNum w:abstractNumId="15" w15:restartNumberingAfterBreak="0">
     <w:nsid w:val="22A07F83"/>
     <w:multiLevelType w:val="hybridMultilevel"/>
     <w:tmpl w:val="35C2C9A6"/>
@@ -26786,7 +27830,120 @@
       </w:rPr>
     </w:lvl>
   </w:abstractNum>
-  <w:abstractNum w:abstractNumId="15" w15:restartNumberingAfterBreak="0">
+  <w:abstractNum w:abstractNumId="16" w15:restartNumberingAfterBreak="0">
+    <w:nsid w:val="22BF320C"/>
+    <w:multiLevelType w:val="hybridMultilevel"/>
+    <w:tmpl w:val="579C7EEE"/>
+    <w:lvl w:ilvl="0" w:tplc="240A0001">
+      <w:start w:val="1"/>
+      <w:numFmt w:val="bullet"/>
+      <w:lvlText w:val=""/>
+      <w:lvlJc w:val="left"/>
+      <w:pPr>
+        <w:ind w:left="1069" w:hanging="360"/>
+      </w:pPr>
+      <w:rPr>
+        <w:rFonts w:ascii="Symbol" w:hAnsi="Symbol" w:hint="default"/>
+      </w:rPr>
+    </w:lvl>
+    <w:lvl w:ilvl="1" w:tplc="240A0003" w:tentative="1">
+      <w:start w:val="1"/>
+      <w:numFmt w:val="bullet"/>
+      <w:lvlText w:val="o"/>
+      <w:lvlJc w:val="left"/>
+      <w:pPr>
+        <w:ind w:left="1789" w:hanging="360"/>
+      </w:pPr>
+      <w:rPr>
+        <w:rFonts w:ascii="Courier New" w:hAnsi="Courier New" w:cs="Courier New" w:hint="default"/>
+      </w:rPr>
+    </w:lvl>
+    <w:lvl w:ilvl="2" w:tplc="240A0005" w:tentative="1">
+      <w:start w:val="1"/>
+      <w:numFmt w:val="bullet"/>
+      <w:lvlText w:val=""/>
+      <w:lvlJc w:val="left"/>
+      <w:pPr>
+        <w:ind w:left="2509" w:hanging="360"/>
+      </w:pPr>
+      <w:rPr>
+        <w:rFonts w:ascii="Wingdings" w:hAnsi="Wingdings" w:hint="default"/>
+      </w:rPr>
+    </w:lvl>
+    <w:lvl w:ilvl="3" w:tplc="240A0001" w:tentative="1">
+      <w:start w:val="1"/>
+      <w:numFmt w:val="bullet"/>
+      <w:lvlText w:val=""/>
+      <w:lvlJc w:val="left"/>
+      <w:pPr>
+        <w:ind w:left="3229" w:hanging="360"/>
+      </w:pPr>
+      <w:rPr>
+        <w:rFonts w:ascii="Symbol" w:hAnsi="Symbol" w:hint="default"/>
+      </w:rPr>
+    </w:lvl>
+    <w:lvl w:ilvl="4" w:tplc="240A0003" w:tentative="1">
+      <w:start w:val="1"/>
+      <w:numFmt w:val="bullet"/>
+      <w:lvlText w:val="o"/>
+      <w:lvlJc w:val="left"/>
+      <w:pPr>
+        <w:ind w:left="3949" w:hanging="360"/>
+      </w:pPr>
+      <w:rPr>
+        <w:rFonts w:ascii="Courier New" w:hAnsi="Courier New" w:cs="Courier New" w:hint="default"/>
+      </w:rPr>
+    </w:lvl>
+    <w:lvl w:ilvl="5" w:tplc="240A0005" w:tentative="1">
+      <w:start w:val="1"/>
+      <w:numFmt w:val="bullet"/>
+      <w:lvlText w:val=""/>
+      <w:lvlJc w:val="left"/>
+      <w:pPr>
+        <w:ind w:left="4669" w:hanging="360"/>
+      </w:pPr>
+      <w:rPr>
+        <w:rFonts w:ascii="Wingdings" w:hAnsi="Wingdings" w:hint="default"/>
+      </w:rPr>
+    </w:lvl>
+    <w:lvl w:ilvl="6" w:tplc="240A0001" w:tentative="1">
+      <w:start w:val="1"/>
+      <w:numFmt w:val="bullet"/>
+      <w:lvlText w:val=""/>
+      <w:lvlJc w:val="left"/>
+      <w:pPr>
+        <w:ind w:left="5389" w:hanging="360"/>
+      </w:pPr>
+      <w:rPr>
+        <w:rFonts w:ascii="Symbol" w:hAnsi="Symbol" w:hint="default"/>
+      </w:rPr>
+    </w:lvl>
+    <w:lvl w:ilvl="7" w:tplc="240A0003" w:tentative="1">
+      <w:start w:val="1"/>
+      <w:numFmt w:val="bullet"/>
+      <w:lvlText w:val="o"/>
+      <w:lvlJc w:val="left"/>
+      <w:pPr>
+        <w:ind w:left="6109" w:hanging="360"/>
+      </w:pPr>
+      <w:rPr>
+        <w:rFonts w:ascii="Courier New" w:hAnsi="Courier New" w:cs="Courier New" w:hint="default"/>
+      </w:rPr>
+    </w:lvl>
+    <w:lvl w:ilvl="8" w:tplc="240A0005" w:tentative="1">
+      <w:start w:val="1"/>
+      <w:numFmt w:val="bullet"/>
+      <w:lvlText w:val=""/>
+      <w:lvlJc w:val="left"/>
+      <w:pPr>
+        <w:ind w:left="6829" w:hanging="360"/>
+      </w:pPr>
+      <w:rPr>
+        <w:rFonts w:ascii="Wingdings" w:hAnsi="Wingdings" w:hint="default"/>
+      </w:rPr>
+    </w:lvl>
+  </w:abstractNum>
+  <w:abstractNum w:abstractNumId="17" w15:restartNumberingAfterBreak="0">
     <w:nsid w:val="241C7C98"/>
     <w:multiLevelType w:val="hybridMultilevel"/>
     <w:tmpl w:val="497EF23A"/>
@@ -26899,7 +28056,122 @@
       </w:rPr>
     </w:lvl>
   </w:abstractNum>
-  <w:abstractNum w:abstractNumId="16" w15:restartNumberingAfterBreak="0">
+  <w:abstractNum w:abstractNumId="18" w15:restartNumberingAfterBreak="0">
+    <w:nsid w:val="247F58AA"/>
+    <w:multiLevelType w:val="multilevel"/>
+    <w:tmpl w:val="CBE00D3E"/>
+    <w:lvl w:ilvl="0">
+      <w:start w:val="1"/>
+      <w:numFmt w:val="decimal"/>
+      <w:suff w:val="space"/>
+      <w:lvlText w:val="%1."/>
+      <w:lvlJc w:val="left"/>
+      <w:pPr>
+        <w:ind w:left="360" w:hanging="360"/>
+      </w:pPr>
+      <w:rPr>
+        <w:rFonts w:hint="default"/>
+      </w:rPr>
+    </w:lvl>
+    <w:lvl w:ilvl="1">
+      <w:start w:val="1"/>
+      <w:numFmt w:val="decimal"/>
+      <w:suff w:val="space"/>
+      <w:lvlText w:val="%1.%2."/>
+      <w:lvlJc w:val="left"/>
+      <w:pPr>
+        <w:ind w:left="357" w:hanging="357"/>
+      </w:pPr>
+      <w:rPr>
+        <w:rFonts w:hint="default"/>
+      </w:rPr>
+    </w:lvl>
+    <w:lvl w:ilvl="2">
+      <w:start w:val="1"/>
+      <w:numFmt w:val="none"/>
+      <w:lvlText w:val=""/>
+      <w:lvlJc w:val="left"/>
+      <w:pPr>
+        <w:ind w:left="0" w:firstLine="0"/>
+      </w:pPr>
+      <w:rPr>
+        <w:rFonts w:hint="default"/>
+      </w:rPr>
+    </w:lvl>
+    <w:lvl w:ilvl="3">
+      <w:start w:val="1"/>
+      <w:numFmt w:val="none"/>
+      <w:lvlText w:val=""/>
+      <w:lvlJc w:val="left"/>
+      <w:pPr>
+        <w:ind w:left="0" w:firstLine="0"/>
+      </w:pPr>
+      <w:rPr>
+        <w:rFonts w:hint="default"/>
+      </w:rPr>
+    </w:lvl>
+    <w:lvl w:ilvl="4">
+      <w:start w:val="1"/>
+      <w:numFmt w:val="bullet"/>
+      <w:lvlText w:val=""/>
+      <w:lvlJc w:val="left"/>
+      <w:pPr>
+        <w:ind w:left="360" w:hanging="360"/>
+      </w:pPr>
+      <w:rPr>
+        <w:rFonts w:ascii="Symbol" w:hAnsi="Symbol" w:hint="default"/>
+      </w:rPr>
+    </w:lvl>
+    <w:lvl w:ilvl="5">
+      <w:start w:val="1"/>
+      <w:numFmt w:val="lowerRoman"/>
+      <w:lvlText w:val="(%6)"/>
+      <w:lvlJc w:val="left"/>
+      <w:pPr>
+        <w:ind w:left="2160" w:hanging="360"/>
+      </w:pPr>
+      <w:rPr>
+        <w:rFonts w:hint="default"/>
+      </w:rPr>
+    </w:lvl>
+    <w:lvl w:ilvl="6">
+      <w:start w:val="1"/>
+      <w:numFmt w:val="decimal"/>
+      <w:lvlText w:val="%7."/>
+      <w:lvlJc w:val="left"/>
+      <w:pPr>
+        <w:ind w:left="2520" w:hanging="360"/>
+      </w:pPr>
+      <w:rPr>
+        <w:rFonts w:hint="default"/>
+      </w:rPr>
+    </w:lvl>
+    <w:lvl w:ilvl="7">
+      <w:start w:val="1"/>
+      <w:numFmt w:val="lowerLetter"/>
+      <w:lvlText w:val="%8."/>
+      <w:lvlJc w:val="left"/>
+      <w:pPr>
+        <w:ind w:left="2880" w:hanging="360"/>
+      </w:pPr>
+      <w:rPr>
+        <w:rFonts w:hint="default"/>
+      </w:rPr>
+    </w:lvl>
+    <w:lvl w:ilvl="8">
+      <w:start w:val="1"/>
+      <w:numFmt w:val="lowerRoman"/>
+      <w:lvlText w:val="%9."/>
+      <w:lvlJc w:val="left"/>
+      <w:pPr>
+        <w:ind w:left="3240" w:hanging="360"/>
+      </w:pPr>
+      <w:rPr>
+        <w:rFonts w:hint="default"/>
+      </w:rPr>
+    </w:lvl>
+  </w:abstractNum>
+  <w:abstractNum w:abstractNumId="19" w15:restartNumberingAfterBreak="0">
     <w:nsid w:val="27412B07"/>
     <w:multiLevelType w:val="hybridMultilevel"/>
     <w:tmpl w:val="9FDADF5E"/>
@@ -26990,7 +28262,7 @@
       </w:pPr>
     </w:lvl>
   </w:abstractNum>
-  <w:abstractNum w:abstractNumId="17" w15:restartNumberingAfterBreak="0">
+  <w:abstractNum w:abstractNumId="20" w15:restartNumberingAfterBreak="0">
     <w:nsid w:val="28074ABE"/>
     <w:multiLevelType w:val="hybridMultilevel"/>
     <w:tmpl w:val="5928AF76"/>
@@ -27103,7 +28375,7 @@
       </w:rPr>
     </w:lvl>
   </w:abstractNum>
-  <w:abstractNum w:abstractNumId="18" w15:restartNumberingAfterBreak="0">
+  <w:abstractNum w:abstractNumId="21" w15:restartNumberingAfterBreak="0">
     <w:nsid w:val="283E1FB7"/>
     <w:multiLevelType w:val="hybridMultilevel"/>
     <w:tmpl w:val="EC60DCF8"/>
@@ -27216,7 +28488,7 @@
       </w:rPr>
     </w:lvl>
   </w:abstractNum>
-  <w:abstractNum w:abstractNumId="19" w15:restartNumberingAfterBreak="0">
+  <w:abstractNum w:abstractNumId="22" w15:restartNumberingAfterBreak="0">
     <w:nsid w:val="296119A0"/>
     <w:multiLevelType w:val="hybridMultilevel"/>
     <w:tmpl w:val="FB92D35A"/>
@@ -27329,7 +28601,7 @@
       </w:rPr>
     </w:lvl>
   </w:abstractNum>
-  <w:abstractNum w:abstractNumId="20" w15:restartNumberingAfterBreak="0">
+  <w:abstractNum w:abstractNumId="23" w15:restartNumberingAfterBreak="0">
     <w:nsid w:val="2A111784"/>
     <w:multiLevelType w:val="hybridMultilevel"/>
     <w:tmpl w:val="CE7E67AE"/>
@@ -27442,7 +28714,7 @@
       </w:rPr>
     </w:lvl>
   </w:abstractNum>
-  <w:abstractNum w:abstractNumId="21" w15:restartNumberingAfterBreak="0">
+  <w:abstractNum w:abstractNumId="24" w15:restartNumberingAfterBreak="0">
     <w:nsid w:val="2AE13A5D"/>
     <w:multiLevelType w:val="hybridMultilevel"/>
     <w:tmpl w:val="7DD2590C"/>
@@ -27555,10 +28827,10 @@
       </w:rPr>
     </w:lvl>
   </w:abstractNum>
-  <w:abstractNum w:abstractNumId="22" w15:restartNumberingAfterBreak="0">
+  <w:abstractNum w:abstractNumId="25" w15:restartNumberingAfterBreak="0">
     <w:nsid w:val="2AF23B57"/>
     <w:multiLevelType w:val="hybridMultilevel"/>
-    <w:tmpl w:val="36D86492"/>
+    <w:tmpl w:val="145EAE70"/>
     <w:lvl w:ilvl="0" w:tplc="240A0001">
       <w:start w:val="1"/>
       <w:numFmt w:val="bullet"/>
@@ -27571,7 +28843,7 @@
         <w:rFonts w:ascii="Symbol" w:hAnsi="Symbol" w:hint="default"/>
       </w:rPr>
     </w:lvl>
-    <w:lvl w:ilvl="1" w:tplc="240A0003" w:tentative="1">
+    <w:lvl w:ilvl="1" w:tplc="240A0003">
       <w:start w:val="1"/>
       <w:numFmt w:val="bullet"/>
       <w:lvlText w:val="o"/>
@@ -27668,7 +28940,7 @@
       </w:rPr>
     </w:lvl>
   </w:abstractNum>
-  <w:abstractNum w:abstractNumId="23" w15:restartNumberingAfterBreak="0">
+  <w:abstractNum w:abstractNumId="26" w15:restartNumberingAfterBreak="0">
     <w:nsid w:val="2DD75AD9"/>
     <w:multiLevelType w:val="hybridMultilevel"/>
     <w:tmpl w:val="EFBEF1DE"/>
@@ -27781,7 +29053,7 @@
       </w:rPr>
     </w:lvl>
   </w:abstractNum>
-  <w:abstractNum w:abstractNumId="24" w15:restartNumberingAfterBreak="0">
+  <w:abstractNum w:abstractNumId="27" w15:restartNumberingAfterBreak="0">
     <w:nsid w:val="2E6057EC"/>
     <w:multiLevelType w:val="hybridMultilevel"/>
     <w:tmpl w:val="96441A92"/>
@@ -27894,7 +29166,7 @@
       </w:rPr>
     </w:lvl>
   </w:abstractNum>
-  <w:abstractNum w:abstractNumId="25" w15:restartNumberingAfterBreak="0">
+  <w:abstractNum w:abstractNumId="28" w15:restartNumberingAfterBreak="0">
     <w:nsid w:val="2EDE30D1"/>
     <w:multiLevelType w:val="hybridMultilevel"/>
     <w:tmpl w:val="E4F8B396"/>
@@ -28007,7 +29279,7 @@
       </w:rPr>
     </w:lvl>
   </w:abstractNum>
-  <w:abstractNum w:abstractNumId="26" w15:restartNumberingAfterBreak="0">
+  <w:abstractNum w:abstractNumId="29" w15:restartNumberingAfterBreak="0">
     <w:nsid w:val="2EE66BFF"/>
     <w:multiLevelType w:val="hybridMultilevel"/>
     <w:tmpl w:val="AF921A3C"/>
@@ -28120,7 +29392,7 @@
       </w:rPr>
     </w:lvl>
   </w:abstractNum>
-  <w:abstractNum w:abstractNumId="27" w15:restartNumberingAfterBreak="0">
+  <w:abstractNum w:abstractNumId="30" w15:restartNumberingAfterBreak="0">
     <w:nsid w:val="33452E79"/>
     <w:multiLevelType w:val="hybridMultilevel"/>
     <w:tmpl w:val="11FEAD2E"/>
@@ -28233,7 +29505,7 @@
       </w:rPr>
     </w:lvl>
   </w:abstractNum>
-  <w:abstractNum w:abstractNumId="28" w15:restartNumberingAfterBreak="0">
+  <w:abstractNum w:abstractNumId="31" w15:restartNumberingAfterBreak="0">
     <w:nsid w:val="34640D3F"/>
     <w:multiLevelType w:val="hybridMultilevel"/>
     <w:tmpl w:val="D430E750"/>
@@ -28346,7 +29618,7 @@
       </w:rPr>
     </w:lvl>
   </w:abstractNum>
-  <w:abstractNum w:abstractNumId="29" w15:restartNumberingAfterBreak="0">
+  <w:abstractNum w:abstractNumId="32" w15:restartNumberingAfterBreak="0">
     <w:nsid w:val="368E176E"/>
     <w:multiLevelType w:val="hybridMultilevel"/>
     <w:tmpl w:val="BDF054FE"/>
@@ -28440,7 +29712,7 @@
       </w:pPr>
     </w:lvl>
   </w:abstractNum>
-  <w:abstractNum w:abstractNumId="30" w15:restartNumberingAfterBreak="0">
+  <w:abstractNum w:abstractNumId="33" w15:restartNumberingAfterBreak="0">
     <w:nsid w:val="37F60B96"/>
     <w:multiLevelType w:val="hybridMultilevel"/>
     <w:tmpl w:val="336AF7A2"/>
@@ -28553,7 +29825,7 @@
       </w:rPr>
     </w:lvl>
   </w:abstractNum>
-  <w:abstractNum w:abstractNumId="31" w15:restartNumberingAfterBreak="0">
+  <w:abstractNum w:abstractNumId="34" w15:restartNumberingAfterBreak="0">
     <w:nsid w:val="3D4E13A5"/>
     <w:multiLevelType w:val="hybridMultilevel"/>
     <w:tmpl w:val="AFBA177A"/>
@@ -28666,10 +29938,10 @@
       </w:rPr>
     </w:lvl>
   </w:abstractNum>
-  <w:abstractNum w:abstractNumId="32" w15:restartNumberingAfterBreak="0">
+  <w:abstractNum w:abstractNumId="35" w15:restartNumberingAfterBreak="0">
     <w:nsid w:val="3DDF6562"/>
     <w:multiLevelType w:val="multilevel"/>
-    <w:tmpl w:val="6C7AF928"/>
+    <w:tmpl w:val="5A943314"/>
     <w:styleLink w:val="SENALista"/>
     <w:lvl w:ilvl="0">
       <w:start w:val="1"/>
@@ -28787,7 +30059,7 @@
       </w:rPr>
     </w:lvl>
   </w:abstractNum>
-  <w:abstractNum w:abstractNumId="33" w15:restartNumberingAfterBreak="0">
+  <w:abstractNum w:abstractNumId="36" w15:restartNumberingAfterBreak="0">
     <w:nsid w:val="41756B16"/>
     <w:multiLevelType w:val="hybridMultilevel"/>
     <w:tmpl w:val="0840CCF4"/>
@@ -28900,7 +30172,7 @@
       </w:rPr>
     </w:lvl>
   </w:abstractNum>
-  <w:abstractNum w:abstractNumId="34" w15:restartNumberingAfterBreak="0">
+  <w:abstractNum w:abstractNumId="37" w15:restartNumberingAfterBreak="0">
     <w:nsid w:val="42557676"/>
     <w:multiLevelType w:val="hybridMultilevel"/>
     <w:tmpl w:val="BC1E6DD6"/>
@@ -29013,7 +30285,7 @@
       </w:rPr>
     </w:lvl>
   </w:abstractNum>
-  <w:abstractNum w:abstractNumId="35" w15:restartNumberingAfterBreak="0">
+  <w:abstractNum w:abstractNumId="38" w15:restartNumberingAfterBreak="0">
     <w:nsid w:val="44AE0D19"/>
     <w:multiLevelType w:val="hybridMultilevel"/>
     <w:tmpl w:val="54D25CA6"/>
@@ -29126,7 +30398,7 @@
       </w:rPr>
     </w:lvl>
   </w:abstractNum>
-  <w:abstractNum w:abstractNumId="36" w15:restartNumberingAfterBreak="0">
+  <w:abstractNum w:abstractNumId="39" w15:restartNumberingAfterBreak="0">
     <w:nsid w:val="44EF3CD0"/>
     <w:multiLevelType w:val="hybridMultilevel"/>
     <w:tmpl w:val="6B50678A"/>
@@ -29239,7 +30511,7 @@
       </w:rPr>
     </w:lvl>
   </w:abstractNum>
-  <w:abstractNum w:abstractNumId="37" w15:restartNumberingAfterBreak="0">
+  <w:abstractNum w:abstractNumId="40" w15:restartNumberingAfterBreak="0">
     <w:nsid w:val="456A3B46"/>
     <w:multiLevelType w:val="hybridMultilevel"/>
     <w:tmpl w:val="5E988B1E"/>
@@ -29352,7 +30624,7 @@
       </w:rPr>
     </w:lvl>
   </w:abstractNum>
-  <w:abstractNum w:abstractNumId="38" w15:restartNumberingAfterBreak="0">
+  <w:abstractNum w:abstractNumId="41" w15:restartNumberingAfterBreak="0">
     <w:nsid w:val="47780EC0"/>
     <w:multiLevelType w:val="hybridMultilevel"/>
     <w:tmpl w:val="4790BAEA"/>
@@ -29465,7 +30737,7 @@
       </w:rPr>
     </w:lvl>
   </w:abstractNum>
-  <w:abstractNum w:abstractNumId="39" w15:restartNumberingAfterBreak="0">
+  <w:abstractNum w:abstractNumId="42" w15:restartNumberingAfterBreak="0">
     <w:nsid w:val="49D659B7"/>
     <w:multiLevelType w:val="hybridMultilevel"/>
     <w:tmpl w:val="FCA03C66"/>
@@ -29578,7 +30850,7 @@
       </w:rPr>
     </w:lvl>
   </w:abstractNum>
-  <w:abstractNum w:abstractNumId="40" w15:restartNumberingAfterBreak="0">
+  <w:abstractNum w:abstractNumId="43" w15:restartNumberingAfterBreak="0">
     <w:nsid w:val="4A7F2784"/>
     <w:multiLevelType w:val="hybridMultilevel"/>
     <w:tmpl w:val="666C9AFE"/>
@@ -29691,7 +30963,7 @@
       </w:rPr>
     </w:lvl>
   </w:abstractNum>
-  <w:abstractNum w:abstractNumId="41" w15:restartNumberingAfterBreak="0">
+  <w:abstractNum w:abstractNumId="44" w15:restartNumberingAfterBreak="0">
     <w:nsid w:val="4ABE149B"/>
     <w:multiLevelType w:val="hybridMultilevel"/>
     <w:tmpl w:val="773007AA"/>
@@ -29804,7 +31076,7 @@
       </w:rPr>
     </w:lvl>
   </w:abstractNum>
-  <w:abstractNum w:abstractNumId="42" w15:restartNumberingAfterBreak="0">
+  <w:abstractNum w:abstractNumId="45" w15:restartNumberingAfterBreak="0">
     <w:nsid w:val="4BC632F9"/>
     <w:multiLevelType w:val="hybridMultilevel"/>
     <w:tmpl w:val="90FC7DCE"/>
@@ -29917,7 +31189,7 @@
       </w:rPr>
     </w:lvl>
   </w:abstractNum>
-  <w:abstractNum w:abstractNumId="43" w15:restartNumberingAfterBreak="0">
+  <w:abstractNum w:abstractNumId="46" w15:restartNumberingAfterBreak="0">
     <w:nsid w:val="4EBE1EF6"/>
     <w:multiLevelType w:val="hybridMultilevel"/>
     <w:tmpl w:val="AF3C2E24"/>
@@ -30008,7 +31280,7 @@
       </w:pPr>
     </w:lvl>
   </w:abstractNum>
-  <w:abstractNum w:abstractNumId="44" w15:restartNumberingAfterBreak="0">
+  <w:abstractNum w:abstractNumId="47" w15:restartNumberingAfterBreak="0">
     <w:nsid w:val="4EBE248C"/>
     <w:multiLevelType w:val="hybridMultilevel"/>
     <w:tmpl w:val="8C9CAF1A"/>
@@ -30121,7 +31393,7 @@
       </w:rPr>
     </w:lvl>
   </w:abstractNum>
-  <w:abstractNum w:abstractNumId="45" w15:restartNumberingAfterBreak="0">
+  <w:abstractNum w:abstractNumId="48" w15:restartNumberingAfterBreak="0">
     <w:nsid w:val="4EF1286B"/>
     <w:multiLevelType w:val="hybridMultilevel"/>
     <w:tmpl w:val="A100FEF8"/>
@@ -30234,7 +31506,7 @@
       </w:rPr>
     </w:lvl>
   </w:abstractNum>
-  <w:abstractNum w:abstractNumId="46" w15:restartNumberingAfterBreak="0">
+  <w:abstractNum w:abstractNumId="49" w15:restartNumberingAfterBreak="0">
     <w:nsid w:val="523035D9"/>
     <w:multiLevelType w:val="hybridMultilevel"/>
     <w:tmpl w:val="1262A054"/>
@@ -30347,7 +31619,7 @@
       </w:rPr>
     </w:lvl>
   </w:abstractNum>
-  <w:abstractNum w:abstractNumId="47" w15:restartNumberingAfterBreak="0">
+  <w:abstractNum w:abstractNumId="50" w15:restartNumberingAfterBreak="0">
     <w:nsid w:val="57412CC7"/>
     <w:multiLevelType w:val="hybridMultilevel"/>
     <w:tmpl w:val="01989D0E"/>
@@ -30460,7 +31732,7 @@
       </w:rPr>
     </w:lvl>
   </w:abstractNum>
-  <w:abstractNum w:abstractNumId="48" w15:restartNumberingAfterBreak="0">
+  <w:abstractNum w:abstractNumId="51" w15:restartNumberingAfterBreak="0">
     <w:nsid w:val="578314B7"/>
     <w:multiLevelType w:val="hybridMultilevel"/>
     <w:tmpl w:val="865AC4B6"/>
@@ -30575,7 +31847,7 @@
       </w:rPr>
     </w:lvl>
   </w:abstractNum>
-  <w:abstractNum w:abstractNumId="49" w15:restartNumberingAfterBreak="0">
+  <w:abstractNum w:abstractNumId="52" w15:restartNumberingAfterBreak="0">
     <w:nsid w:val="595563B1"/>
     <w:multiLevelType w:val="hybridMultilevel"/>
     <w:tmpl w:val="8C66909A"/>
@@ -30688,7 +31960,7 @@
       </w:rPr>
     </w:lvl>
   </w:abstractNum>
-  <w:abstractNum w:abstractNumId="50" w15:restartNumberingAfterBreak="0">
+  <w:abstractNum w:abstractNumId="53" w15:restartNumberingAfterBreak="0">
     <w:nsid w:val="5B1908BC"/>
     <w:multiLevelType w:val="hybridMultilevel"/>
     <w:tmpl w:val="21EEFA64"/>
@@ -30779,7 +32051,7 @@
       </w:pPr>
     </w:lvl>
   </w:abstractNum>
-  <w:abstractNum w:abstractNumId="51" w15:restartNumberingAfterBreak="0">
+  <w:abstractNum w:abstractNumId="54" w15:restartNumberingAfterBreak="0">
     <w:nsid w:val="5D6F42E8"/>
     <w:multiLevelType w:val="hybridMultilevel"/>
     <w:tmpl w:val="1F426852"/>
@@ -30892,10 +32164,10 @@
       </w:rPr>
     </w:lvl>
   </w:abstractNum>
-  <w:abstractNum w:abstractNumId="52" w15:restartNumberingAfterBreak="0">
+  <w:abstractNum w:abstractNumId="55" w15:restartNumberingAfterBreak="0">
     <w:nsid w:val="5F3C51F1"/>
     <w:multiLevelType w:val="hybridMultilevel"/>
-    <w:tmpl w:val="8C925DC6"/>
+    <w:tmpl w:val="E2766D04"/>
     <w:lvl w:ilvl="0" w:tplc="240A0001">
       <w:start w:val="1"/>
       <w:numFmt w:val="bullet"/>
@@ -31005,7 +32277,7 @@
       </w:rPr>
     </w:lvl>
   </w:abstractNum>
-  <w:abstractNum w:abstractNumId="53" w15:restartNumberingAfterBreak="0">
+  <w:abstractNum w:abstractNumId="56" w15:restartNumberingAfterBreak="0">
     <w:nsid w:val="5F546150"/>
     <w:multiLevelType w:val="hybridMultilevel"/>
     <w:tmpl w:val="242E52B8"/>
@@ -31118,7 +32390,7 @@
       </w:rPr>
     </w:lvl>
   </w:abstractNum>
-  <w:abstractNum w:abstractNumId="54" w15:restartNumberingAfterBreak="0">
+  <w:abstractNum w:abstractNumId="57" w15:restartNumberingAfterBreak="0">
     <w:nsid w:val="60EF7E5B"/>
     <w:multiLevelType w:val="hybridMultilevel"/>
     <w:tmpl w:val="7082BFA2"/>
@@ -31231,7 +32503,7 @@
       </w:rPr>
     </w:lvl>
   </w:abstractNum>
-  <w:abstractNum w:abstractNumId="55" w15:restartNumberingAfterBreak="0">
+  <w:abstractNum w:abstractNumId="58" w15:restartNumberingAfterBreak="0">
     <w:nsid w:val="614F69CD"/>
     <w:multiLevelType w:val="hybridMultilevel"/>
     <w:tmpl w:val="A0C419C2"/>
@@ -31344,7 +32616,7 @@
       </w:rPr>
     </w:lvl>
   </w:abstractNum>
-  <w:abstractNum w:abstractNumId="56" w15:restartNumberingAfterBreak="0">
+  <w:abstractNum w:abstractNumId="59" w15:restartNumberingAfterBreak="0">
     <w:nsid w:val="61542B78"/>
     <w:multiLevelType w:val="hybridMultilevel"/>
     <w:tmpl w:val="9B325CCE"/>
@@ -31457,7 +32729,7 @@
       </w:rPr>
     </w:lvl>
   </w:abstractNum>
-  <w:abstractNum w:abstractNumId="57" w15:restartNumberingAfterBreak="0">
+  <w:abstractNum w:abstractNumId="60" w15:restartNumberingAfterBreak="0">
     <w:nsid w:val="62011AC8"/>
     <w:multiLevelType w:val="hybridMultilevel"/>
     <w:tmpl w:val="628AA8F4"/>
@@ -31570,7 +32842,7 @@
       </w:rPr>
     </w:lvl>
   </w:abstractNum>
-  <w:abstractNum w:abstractNumId="58" w15:restartNumberingAfterBreak="0">
+  <w:abstractNum w:abstractNumId="61" w15:restartNumberingAfterBreak="0">
     <w:nsid w:val="629B1D52"/>
     <w:multiLevelType w:val="hybridMultilevel"/>
     <w:tmpl w:val="09F66C7A"/>
@@ -31683,7 +32955,7 @@
       </w:rPr>
     </w:lvl>
   </w:abstractNum>
-  <w:abstractNum w:abstractNumId="59" w15:restartNumberingAfterBreak="0">
+  <w:abstractNum w:abstractNumId="62" w15:restartNumberingAfterBreak="0">
     <w:nsid w:val="637F4AF8"/>
     <w:multiLevelType w:val="hybridMultilevel"/>
     <w:tmpl w:val="800E39BA"/>
@@ -31796,7 +33068,7 @@
       </w:rPr>
     </w:lvl>
   </w:abstractNum>
-  <w:abstractNum w:abstractNumId="60" w15:restartNumberingAfterBreak="0">
+  <w:abstractNum w:abstractNumId="63" w15:restartNumberingAfterBreak="0">
     <w:nsid w:val="646E2D74"/>
     <w:multiLevelType w:val="hybridMultilevel"/>
     <w:tmpl w:val="D89EE4B0"/>
@@ -31909,7 +33181,7 @@
       </w:rPr>
     </w:lvl>
   </w:abstractNum>
-  <w:abstractNum w:abstractNumId="61" w15:restartNumberingAfterBreak="0">
+  <w:abstractNum w:abstractNumId="64" w15:restartNumberingAfterBreak="0">
     <w:nsid w:val="657A520F"/>
     <w:multiLevelType w:val="hybridMultilevel"/>
     <w:tmpl w:val="B0622B8E"/>
@@ -32022,7 +33294,7 @@
       </w:rPr>
     </w:lvl>
   </w:abstractNum>
-  <w:abstractNum w:abstractNumId="62" w15:restartNumberingAfterBreak="0">
+  <w:abstractNum w:abstractNumId="65" w15:restartNumberingAfterBreak="0">
     <w:nsid w:val="65E372B3"/>
     <w:multiLevelType w:val="hybridMultilevel"/>
     <w:tmpl w:val="C09E107C"/>
@@ -32135,7 +33407,7 @@
       </w:rPr>
     </w:lvl>
   </w:abstractNum>
-  <w:abstractNum w:abstractNumId="63" w15:restartNumberingAfterBreak="0">
+  <w:abstractNum w:abstractNumId="66" w15:restartNumberingAfterBreak="0">
     <w:nsid w:val="66E52C21"/>
     <w:multiLevelType w:val="hybridMultilevel"/>
     <w:tmpl w:val="6F823A06"/>
@@ -32248,10 +33520,10 @@
       </w:rPr>
     </w:lvl>
   </w:abstractNum>
-  <w:abstractNum w:abstractNumId="64" w15:restartNumberingAfterBreak="0">
+  <w:abstractNum w:abstractNumId="67" w15:restartNumberingAfterBreak="0">
     <w:nsid w:val="67E76249"/>
     <w:multiLevelType w:val="hybridMultilevel"/>
-    <w:tmpl w:val="9C0E33E8"/>
+    <w:tmpl w:val="C36EDD4A"/>
     <w:lvl w:ilvl="0" w:tplc="240A0001">
       <w:start w:val="1"/>
       <w:numFmt w:val="bullet"/>
@@ -32361,10 +33633,10 @@
       </w:rPr>
     </w:lvl>
   </w:abstractNum>
-  <w:abstractNum w:abstractNumId="65" w15:restartNumberingAfterBreak="0">
+  <w:abstractNum w:abstractNumId="68" w15:restartNumberingAfterBreak="0">
     <w:nsid w:val="693610AC"/>
     <w:multiLevelType w:val="hybridMultilevel"/>
-    <w:tmpl w:val="8E1095F6"/>
+    <w:tmpl w:val="C638CA7E"/>
     <w:lvl w:ilvl="0" w:tplc="240A0001">
       <w:start w:val="1"/>
       <w:numFmt w:val="bullet"/>
@@ -32474,7 +33746,120 @@
       </w:rPr>
     </w:lvl>
   </w:abstractNum>
-  <w:abstractNum w:abstractNumId="66" w15:restartNumberingAfterBreak="0">
+  <w:abstractNum w:abstractNumId="69" w15:restartNumberingAfterBreak="0">
+    <w:nsid w:val="699D6C4E"/>
+    <w:multiLevelType w:val="hybridMultilevel"/>
+    <w:tmpl w:val="F452B874"/>
+    <w:lvl w:ilvl="0" w:tplc="04090001">
+      <w:start w:val="1"/>
+      <w:numFmt w:val="bullet"/>
+      <w:lvlText w:val=""/>
+      <w:lvlJc w:val="left"/>
+      <w:pPr>
+        <w:ind w:left="1429" w:hanging="360"/>
+      </w:pPr>
+      <w:rPr>
+        <w:rFonts w:ascii="Symbol" w:hAnsi="Symbol" w:hint="default"/>
+      </w:rPr>
+    </w:lvl>
+    <w:lvl w:ilvl="1" w:tplc="04090003" w:tentative="1">
+      <w:start w:val="1"/>
+      <w:numFmt w:val="bullet"/>
+      <w:lvlText w:val="o"/>
+      <w:lvlJc w:val="left"/>
+      <w:pPr>
+        <w:ind w:left="2149" w:hanging="360"/>
+      </w:pPr>
+      <w:rPr>
+        <w:rFonts w:ascii="Courier New" w:hAnsi="Courier New" w:cs="Courier New" w:hint="default"/>
+      </w:rPr>
+    </w:lvl>
+    <w:lvl w:ilvl="2" w:tplc="04090005" w:tentative="1">
+      <w:start w:val="1"/>
+      <w:numFmt w:val="bullet"/>
+      <w:lvlText w:val=""/>
+      <w:lvlJc w:val="left"/>
+      <w:pPr>
+        <w:ind w:left="2869" w:hanging="360"/>
+      </w:pPr>
+      <w:rPr>
+        <w:rFonts w:ascii="Wingdings" w:hAnsi="Wingdings" w:hint="default"/>
+      </w:rPr>
+    </w:lvl>
+    <w:lvl w:ilvl="3" w:tplc="04090001" w:tentative="1">
+      <w:start w:val="1"/>
+      <w:numFmt w:val="bullet"/>
+      <w:lvlText w:val=""/>
+      <w:lvlJc w:val="left"/>
+      <w:pPr>
+        <w:ind w:left="3589" w:hanging="360"/>
+      </w:pPr>
+      <w:rPr>
+        <w:rFonts w:ascii="Symbol" w:hAnsi="Symbol" w:hint="default"/>
+      </w:rPr>
+    </w:lvl>
+    <w:lvl w:ilvl="4" w:tplc="04090003" w:tentative="1">
+      <w:start w:val="1"/>
+      <w:numFmt w:val="bullet"/>
+      <w:lvlText w:val="o"/>
+      <w:lvlJc w:val="left"/>
+      <w:pPr>
+        <w:ind w:left="4309" w:hanging="360"/>
+      </w:pPr>
+      <w:rPr>
+        <w:rFonts w:ascii="Courier New" w:hAnsi="Courier New" w:cs="Courier New" w:hint="default"/>
+      </w:rPr>
+    </w:lvl>
+    <w:lvl w:ilvl="5" w:tplc="04090005" w:tentative="1">
+      <w:start w:val="1"/>
+      <w:numFmt w:val="bullet"/>
+      <w:lvlText w:val=""/>
+      <w:lvlJc w:val="left"/>
+      <w:pPr>
+        <w:ind w:left="5029" w:hanging="360"/>
+      </w:pPr>
+      <w:rPr>
+        <w:rFonts w:ascii="Wingdings" w:hAnsi="Wingdings" w:hint="default"/>
+      </w:rPr>
+    </w:lvl>
+    <w:lvl w:ilvl="6" w:tplc="04090001" w:tentative="1">
+      <w:start w:val="1"/>
+      <w:numFmt w:val="bullet"/>
+      <w:lvlText w:val=""/>
+      <w:lvlJc w:val="left"/>
+      <w:pPr>
+        <w:ind w:left="5749" w:hanging="360"/>
+      </w:pPr>
+      <w:rPr>
+        <w:rFonts w:ascii="Symbol" w:hAnsi="Symbol" w:hint="default"/>
+      </w:rPr>
+    </w:lvl>
+    <w:lvl w:ilvl="7" w:tplc="04090003" w:tentative="1">
+      <w:start w:val="1"/>
+      <w:numFmt w:val="bullet"/>
+      <w:lvlText w:val="o"/>
+      <w:lvlJc w:val="left"/>
+      <w:pPr>
+        <w:ind w:left="6469" w:hanging="360"/>
+      </w:pPr>
+      <w:rPr>
+        <w:rFonts w:ascii="Courier New" w:hAnsi="Courier New" w:cs="Courier New" w:hint="default"/>
+      </w:rPr>
+    </w:lvl>
+    <w:lvl w:ilvl="8" w:tplc="04090005" w:tentative="1">
+      <w:start w:val="1"/>
+      <w:numFmt w:val="bullet"/>
+      <w:lvlText w:val=""/>
+      <w:lvlJc w:val="left"/>
+      <w:pPr>
+        <w:ind w:left="7189" w:hanging="360"/>
+      </w:pPr>
+      <w:rPr>
+        <w:rFonts w:ascii="Wingdings" w:hAnsi="Wingdings" w:hint="default"/>
+      </w:rPr>
+    </w:lvl>
+  </w:abstractNum>
+  <w:abstractNum w:abstractNumId="70" w15:restartNumberingAfterBreak="0">
     <w:nsid w:val="6B282A1B"/>
     <w:multiLevelType w:val="hybridMultilevel"/>
     <w:tmpl w:val="0D0E4092"/>
@@ -32587,7 +33972,7 @@
       </w:rPr>
     </w:lvl>
   </w:abstractNum>
-  <w:abstractNum w:abstractNumId="67" w15:restartNumberingAfterBreak="0">
+  <w:abstractNum w:abstractNumId="71" w15:restartNumberingAfterBreak="0">
     <w:nsid w:val="6E086FA2"/>
     <w:multiLevelType w:val="hybridMultilevel"/>
     <w:tmpl w:val="E97C00EE"/>
@@ -32700,7 +34085,7 @@
       </w:rPr>
     </w:lvl>
   </w:abstractNum>
-  <w:abstractNum w:abstractNumId="68" w15:restartNumberingAfterBreak="0">
+  <w:abstractNum w:abstractNumId="72" w15:restartNumberingAfterBreak="0">
     <w:nsid w:val="70331CB8"/>
     <w:multiLevelType w:val="hybridMultilevel"/>
     <w:tmpl w:val="FCEC88A2"/>
@@ -32813,7 +34198,7 @@
       </w:rPr>
     </w:lvl>
   </w:abstractNum>
-  <w:abstractNum w:abstractNumId="69" w15:restartNumberingAfterBreak="0">
+  <w:abstractNum w:abstractNumId="73" w15:restartNumberingAfterBreak="0">
     <w:nsid w:val="707A52D7"/>
     <w:multiLevelType w:val="hybridMultilevel"/>
     <w:tmpl w:val="79E26FBA"/>
@@ -32926,7 +34311,7 @@
       </w:rPr>
     </w:lvl>
   </w:abstractNum>
-  <w:abstractNum w:abstractNumId="70" w15:restartNumberingAfterBreak="0">
+  <w:abstractNum w:abstractNumId="74" w15:restartNumberingAfterBreak="0">
     <w:nsid w:val="71B91D1D"/>
     <w:multiLevelType w:val="hybridMultilevel"/>
     <w:tmpl w:val="332452BA"/>
@@ -33039,7 +34424,7 @@
       </w:rPr>
     </w:lvl>
   </w:abstractNum>
-  <w:abstractNum w:abstractNumId="71" w15:restartNumberingAfterBreak="0">
+  <w:abstractNum w:abstractNumId="75" w15:restartNumberingAfterBreak="0">
     <w:nsid w:val="720C18C9"/>
     <w:multiLevelType w:val="hybridMultilevel"/>
     <w:tmpl w:val="32C2BC14"/>
@@ -33152,7 +34537,7 @@
       </w:rPr>
     </w:lvl>
   </w:abstractNum>
-  <w:abstractNum w:abstractNumId="72" w15:restartNumberingAfterBreak="0">
+  <w:abstractNum w:abstractNumId="76" w15:restartNumberingAfterBreak="0">
     <w:nsid w:val="72AF0517"/>
     <w:multiLevelType w:val="hybridMultilevel"/>
     <w:tmpl w:val="F56A9524"/>
@@ -33265,7 +34650,7 @@
       </w:rPr>
     </w:lvl>
   </w:abstractNum>
-  <w:abstractNum w:abstractNumId="73" w15:restartNumberingAfterBreak="0">
+  <w:abstractNum w:abstractNumId="77" w15:restartNumberingAfterBreak="0">
     <w:nsid w:val="730B4713"/>
     <w:multiLevelType w:val="hybridMultilevel"/>
     <w:tmpl w:val="66B003C0"/>
@@ -33378,10 +34763,10 @@
       </w:rPr>
     </w:lvl>
   </w:abstractNum>
-  <w:abstractNum w:abstractNumId="74" w15:restartNumberingAfterBreak="0">
+  <w:abstractNum w:abstractNumId="78" w15:restartNumberingAfterBreak="0">
     <w:nsid w:val="73803882"/>
     <w:multiLevelType w:val="hybridMultilevel"/>
-    <w:tmpl w:val="5112A098"/>
+    <w:tmpl w:val="E612E6DA"/>
     <w:lvl w:ilvl="0" w:tplc="240A0001">
       <w:start w:val="1"/>
       <w:numFmt w:val="bullet"/>
@@ -33491,7 +34876,7 @@
       </w:rPr>
     </w:lvl>
   </w:abstractNum>
-  <w:abstractNum w:abstractNumId="75" w15:restartNumberingAfterBreak="0">
+  <w:abstractNum w:abstractNumId="79" w15:restartNumberingAfterBreak="0">
     <w:nsid w:val="75837CE5"/>
     <w:multiLevelType w:val="hybridMultilevel"/>
     <w:tmpl w:val="85EAC4EC"/>
@@ -33604,7 +34989,7 @@
       </w:rPr>
     </w:lvl>
   </w:abstractNum>
-  <w:abstractNum w:abstractNumId="76" w15:restartNumberingAfterBreak="0">
+  <w:abstractNum w:abstractNumId="80" w15:restartNumberingAfterBreak="0">
     <w:nsid w:val="75D301D0"/>
     <w:multiLevelType w:val="hybridMultilevel"/>
     <w:tmpl w:val="8FEE46F0"/>
@@ -33717,7 +35102,7 @@
       </w:rPr>
     </w:lvl>
   </w:abstractNum>
-  <w:abstractNum w:abstractNumId="77" w15:restartNumberingAfterBreak="0">
+  <w:abstractNum w:abstractNumId="81" w15:restartNumberingAfterBreak="0">
     <w:nsid w:val="75D96656"/>
     <w:multiLevelType w:val="hybridMultilevel"/>
     <w:tmpl w:val="65FAA4EA"/>
@@ -33830,7 +35215,7 @@
       </w:rPr>
     </w:lvl>
   </w:abstractNum>
-  <w:abstractNum w:abstractNumId="78" w15:restartNumberingAfterBreak="0">
+  <w:abstractNum w:abstractNumId="82" w15:restartNumberingAfterBreak="0">
     <w:nsid w:val="770963FB"/>
     <w:multiLevelType w:val="hybridMultilevel"/>
     <w:tmpl w:val="A8A448B8"/>
@@ -33943,7 +35328,7 @@
       </w:rPr>
     </w:lvl>
   </w:abstractNum>
-  <w:abstractNum w:abstractNumId="79" w15:restartNumberingAfterBreak="0">
+  <w:abstractNum w:abstractNumId="83" w15:restartNumberingAfterBreak="0">
     <w:nsid w:val="780F24AA"/>
     <w:multiLevelType w:val="hybridMultilevel"/>
     <w:tmpl w:val="9A926846"/>
@@ -34056,7 +35441,122 @@
       </w:rPr>
     </w:lvl>
   </w:abstractNum>
-  <w:abstractNum w:abstractNumId="80" w15:restartNumberingAfterBreak="0">
+  <w:abstractNum w:abstractNumId="84" w15:restartNumberingAfterBreak="0">
+    <w:nsid w:val="7B507B45"/>
+    <w:multiLevelType w:val="hybridMultilevel"/>
+    <w:tmpl w:val="3C76C31E"/>
+    <w:lvl w:ilvl="0" w:tplc="D50CA53C">
+      <w:start w:val="1"/>
+      <w:numFmt w:val="upperLetter"/>
+      <w:lvlText w:val="%1."/>
+      <w:lvlJc w:val="left"/>
+      <w:pPr>
+        <w:ind w:left="1429" w:hanging="360"/>
+      </w:pPr>
+      <w:rPr>
+        <w:rFonts w:hint="default"/>
+        <w:b/>
+        <w:bCs/>
+      </w:rPr>
+    </w:lvl>
+    <w:lvl w:ilvl="1" w:tplc="FFFFFFFF" w:tentative="1">
+      <w:start w:val="1"/>
+      <w:numFmt w:val="bullet"/>
+      <w:lvlText w:val="o"/>
+      <w:lvlJc w:val="left"/>
+      <w:pPr>
+        <w:ind w:left="2149" w:hanging="360"/>
+      </w:pPr>
+      <w:rPr>
+        <w:rFonts w:ascii="Courier New" w:hAnsi="Courier New" w:cs="Courier New" w:hint="default"/>
+      </w:rPr>
+    </w:lvl>
+    <w:lvl w:ilvl="2" w:tplc="FFFFFFFF" w:tentative="1">
+      <w:start w:val="1"/>
+      <w:numFmt w:val="bullet"/>
+      <w:lvlText w:val=""/>
+      <w:lvlJc w:val="left"/>
+      <w:pPr>
+        <w:ind w:left="2869" w:hanging="360"/>
+      </w:pPr>
+      <w:rPr>
+        <w:rFonts w:ascii="Wingdings" w:hAnsi="Wingdings" w:hint="default"/>
+      </w:rPr>
+    </w:lvl>
+    <w:lvl w:ilvl="3" w:tplc="FFFFFFFF" w:tentative="1">
+      <w:start w:val="1"/>
+      <w:numFmt w:val="bullet"/>
+      <w:lvlText w:val=""/>
+      <w:lvlJc w:val="left"/>
+      <w:pPr>
+        <w:ind w:left="3589" w:hanging="360"/>
+      </w:pPr>
+      <w:rPr>
+        <w:rFonts w:ascii="Symbol" w:hAnsi="Symbol" w:hint="default"/>
+      </w:rPr>
+    </w:lvl>
+    <w:lvl w:ilvl="4" w:tplc="FFFFFFFF" w:tentative="1">
+      <w:start w:val="1"/>
+      <w:numFmt w:val="bullet"/>
+      <w:lvlText w:val="o"/>
+      <w:lvlJc w:val="left"/>
+      <w:pPr>
+        <w:ind w:left="4309" w:hanging="360"/>
+      </w:pPr>
+      <w:rPr>
+        <w:rFonts w:ascii="Courier New" w:hAnsi="Courier New" w:cs="Courier New" w:hint="default"/>
+      </w:rPr>
+    </w:lvl>
+    <w:lvl w:ilvl="5" w:tplc="FFFFFFFF" w:tentative="1">
+      <w:start w:val="1"/>
+      <w:numFmt w:val="bullet"/>
+      <w:lvlText w:val=""/>
+      <w:lvlJc w:val="left"/>
+      <w:pPr>
+        <w:ind w:left="5029" w:hanging="360"/>
+      </w:pPr>
+      <w:rPr>
+        <w:rFonts w:ascii="Wingdings" w:hAnsi="Wingdings" w:hint="default"/>
+      </w:rPr>
+    </w:lvl>
+    <w:lvl w:ilvl="6" w:tplc="FFFFFFFF" w:tentative="1">
+      <w:start w:val="1"/>
+      <w:numFmt w:val="bullet"/>
+      <w:lvlText w:val=""/>
+      <w:lvlJc w:val="left"/>
+      <w:pPr>
+        <w:ind w:left="5749" w:hanging="360"/>
+      </w:pPr>
+      <w:rPr>
+        <w:rFonts w:ascii="Symbol" w:hAnsi="Symbol" w:hint="default"/>
+      </w:rPr>
+    </w:lvl>
+    <w:lvl w:ilvl="7" w:tplc="FFFFFFFF" w:tentative="1">
+      <w:start w:val="1"/>
+      <w:numFmt w:val="bullet"/>
+      <w:lvlText w:val="o"/>
+      <w:lvlJc w:val="left"/>
+      <w:pPr>
+        <w:ind w:left="6469" w:hanging="360"/>
+      </w:pPr>
+      <w:rPr>
+        <w:rFonts w:ascii="Courier New" w:hAnsi="Courier New" w:cs="Courier New" w:hint="default"/>
+      </w:rPr>
+    </w:lvl>
+    <w:lvl w:ilvl="8" w:tplc="FFFFFFFF" w:tentative="1">
+      <w:start w:val="1"/>
+      <w:numFmt w:val="bullet"/>
+      <w:lvlText w:val=""/>
+      <w:lvlJc w:val="left"/>
+      <w:pPr>
+        <w:ind w:left="7189" w:hanging="360"/>
+      </w:pPr>
+      <w:rPr>
+        <w:rFonts w:ascii="Wingdings" w:hAnsi="Wingdings" w:hint="default"/>
+      </w:rPr>
+    </w:lvl>
+  </w:abstractNum>
+  <w:abstractNum w:abstractNumId="85" w15:restartNumberingAfterBreak="0">
     <w:nsid w:val="7EFC5084"/>
     <w:multiLevelType w:val="hybridMultilevel"/>
     <w:tmpl w:val="1848FAC0"/>
@@ -34169,7 +35669,7 @@
       </w:rPr>
     </w:lvl>
   </w:abstractNum>
-  <w:abstractNum w:abstractNumId="81" w15:restartNumberingAfterBreak="0">
+  <w:abstractNum w:abstractNumId="86" w15:restartNumberingAfterBreak="0">
     <w:nsid w:val="7F7D385A"/>
     <w:multiLevelType w:val="hybridMultilevel"/>
     <w:tmpl w:val="29F4FB6C"/>
@@ -34286,145 +35786,145 @@
     <w:abstractNumId w:val="0"/>
   </w:num>
   <w:num w:numId="2">
-    <w:abstractNumId w:val="16"/>
+    <w:abstractNumId w:val="19"/>
   </w:num>
   <w:num w:numId="3">
-    <w:abstractNumId w:val="43"/>
+    <w:abstractNumId w:val="46"/>
   </w:num>
   <w:num w:numId="4">
-    <w:abstractNumId w:val="29"/>
+    <w:abstractNumId w:val="32"/>
   </w:num>
   <w:num w:numId="5">
-    <w:abstractNumId w:val="32"/>
+    <w:abstractNumId w:val="35"/>
   </w:num>
   <w:num w:numId="6">
     <w:abstractNumId w:val="2"/>
   </w:num>
   <w:num w:numId="7">
-    <w:abstractNumId w:val="45"/>
+    <w:abstractNumId w:val="48"/>
   </w:num>
   <w:num w:numId="8">
-    <w:abstractNumId w:val="69"/>
+    <w:abstractNumId w:val="73"/>
   </w:num>
   <w:num w:numId="9">
-    <w:abstractNumId w:val="48"/>
+    <w:abstractNumId w:val="51"/>
   </w:num>
   <w:num w:numId="10">
-    <w:abstractNumId w:val="60"/>
+    <w:abstractNumId w:val="63"/>
   </w:num>
   <w:num w:numId="11">
+    <w:abstractNumId w:val="85"/>
+  </w:num>
+  <w:num w:numId="12">
+    <w:abstractNumId w:val="82"/>
+  </w:num>
+  <w:num w:numId="13">
+    <w:abstractNumId w:val="22"/>
+  </w:num>
+  <w:num w:numId="14">
+    <w:abstractNumId w:val="26"/>
+  </w:num>
+  <w:num w:numId="15">
+    <w:abstractNumId w:val="72"/>
+  </w:num>
+  <w:num w:numId="16">
+    <w:abstractNumId w:val="83"/>
+  </w:num>
+  <w:num w:numId="17">
+    <w:abstractNumId w:val="65"/>
+  </w:num>
+  <w:num w:numId="18">
+    <w:abstractNumId w:val="14"/>
+  </w:num>
+  <w:num w:numId="19">
+    <w:abstractNumId w:val="21"/>
+  </w:num>
+  <w:num w:numId="20">
     <w:abstractNumId w:val="80"/>
   </w:num>
-  <w:num w:numId="12">
+  <w:num w:numId="21">
+    <w:abstractNumId w:val="59"/>
+  </w:num>
+  <w:num w:numId="22">
+    <w:abstractNumId w:val="41"/>
+  </w:num>
+  <w:num w:numId="23">
+    <w:abstractNumId w:val="25"/>
+  </w:num>
+  <w:num w:numId="24">
+    <w:abstractNumId w:val="36"/>
+  </w:num>
+  <w:num w:numId="25">
     <w:abstractNumId w:val="78"/>
   </w:num>
-  <w:num w:numId="13">
-    <w:abstractNumId w:val="19"/>
+  <w:num w:numId="26">
+    <w:abstractNumId w:val="71"/>
   </w:num>
-  <w:num w:numId="14">
-    <w:abstractNumId w:val="23"/>
+  <w:num w:numId="27">
+    <w:abstractNumId w:val="31"/>
   </w:num>
-  <w:num w:numId="15">
+  <w:num w:numId="28">
+    <w:abstractNumId w:val="13"/>
+  </w:num>
+  <w:num w:numId="29">
+    <w:abstractNumId w:val="56"/>
+  </w:num>
+  <w:num w:numId="30">
+    <w:abstractNumId w:val="67"/>
+  </w:num>
+  <w:num w:numId="31">
     <w:abstractNumId w:val="68"/>
   </w:num>
-  <w:num w:numId="16">
+  <w:num w:numId="32">
+    <w:abstractNumId w:val="55"/>
+  </w:num>
+  <w:num w:numId="33">
+    <w:abstractNumId w:val="28"/>
+  </w:num>
+  <w:num w:numId="34">
+    <w:abstractNumId w:val="61"/>
+  </w:num>
+  <w:num w:numId="35">
+    <w:abstractNumId w:val="86"/>
+  </w:num>
+  <w:num w:numId="36">
+    <w:abstractNumId w:val="52"/>
+  </w:num>
+  <w:num w:numId="37">
+    <w:abstractNumId w:val="33"/>
+  </w:num>
+  <w:num w:numId="38">
+    <w:abstractNumId w:val="27"/>
+  </w:num>
+  <w:num w:numId="39">
+    <w:abstractNumId w:val="62"/>
+  </w:num>
+  <w:num w:numId="40">
+    <w:abstractNumId w:val="34"/>
+  </w:num>
+  <w:num w:numId="41">
+    <w:abstractNumId w:val="54"/>
+  </w:num>
+  <w:num w:numId="42">
+    <w:abstractNumId w:val="15"/>
+  </w:num>
+  <w:num w:numId="43">
+    <w:abstractNumId w:val="70"/>
+  </w:num>
+  <w:num w:numId="44">
     <w:abstractNumId w:val="79"/>
   </w:num>
-  <w:num w:numId="17">
-    <w:abstractNumId w:val="62"/>
-  </w:num>
-  <w:num w:numId="18">
-    <w:abstractNumId w:val="13"/>
-  </w:num>
-  <w:num w:numId="19">
-    <w:abstractNumId w:val="18"/>
-  </w:num>
-  <w:num w:numId="20">
-    <w:abstractNumId w:val="76"/>
-  </w:num>
-  <w:num w:numId="21">
-    <w:abstractNumId w:val="56"/>
-  </w:num>
-  <w:num w:numId="22">
-    <w:abstractNumId w:val="38"/>
-  </w:num>
-  <w:num w:numId="23">
-    <w:abstractNumId w:val="22"/>
-  </w:num>
-  <w:num w:numId="24">
-    <w:abstractNumId w:val="33"/>
-  </w:num>
-  <w:num w:numId="25">
-    <w:abstractNumId w:val="74"/>
-  </w:num>
-  <w:num w:numId="26">
-    <w:abstractNumId w:val="67"/>
-  </w:num>
-  <w:num w:numId="27">
-    <w:abstractNumId w:val="28"/>
-  </w:num>
-  <w:num w:numId="28">
-    <w:abstractNumId w:val="12"/>
-  </w:num>
-  <w:num w:numId="29">
-    <w:abstractNumId w:val="53"/>
-  </w:num>
-  <w:num w:numId="30">
-    <w:abstractNumId w:val="64"/>
-  </w:num>
-  <w:num w:numId="31">
-    <w:abstractNumId w:val="65"/>
-  </w:num>
-  <w:num w:numId="32">
-    <w:abstractNumId w:val="52"/>
-  </w:num>
-  <w:num w:numId="33">
-    <w:abstractNumId w:val="25"/>
-  </w:num>
-  <w:num w:numId="34">
-    <w:abstractNumId w:val="58"/>
-  </w:num>
-  <w:num w:numId="35">
-    <w:abstractNumId w:val="81"/>
-  </w:num>
-  <w:num w:numId="36">
-    <w:abstractNumId w:val="49"/>
-  </w:num>
-  <w:num w:numId="37">
-    <w:abstractNumId w:val="30"/>
-  </w:num>
-  <w:num w:numId="38">
-    <w:abstractNumId w:val="24"/>
-  </w:num>
-  <w:num w:numId="39">
-    <w:abstractNumId w:val="59"/>
-  </w:num>
-  <w:num w:numId="40">
-    <w:abstractNumId w:val="31"/>
-  </w:num>
-  <w:num w:numId="41">
-    <w:abstractNumId w:val="51"/>
-  </w:num>
-  <w:num w:numId="42">
-    <w:abstractNumId w:val="14"/>
-  </w:num>
-  <w:num w:numId="43">
-    <w:abstractNumId w:val="66"/>
-  </w:num>
-  <w:num w:numId="44">
-    <w:abstractNumId w:val="75"/>
-  </w:num>
   <w:num w:numId="45">
-    <w:abstractNumId w:val="44"/>
+    <w:abstractNumId w:val="47"/>
   </w:num>
   <w:num w:numId="46">
-    <w:abstractNumId w:val="9"/>
+    <w:abstractNumId w:val="10"/>
   </w:num>
   <w:num w:numId="47">
     <w:abstractNumId w:val="5"/>
   </w:num>
   <w:num w:numId="48">
-    <w:abstractNumId w:val="39"/>
+    <w:abstractNumId w:val="42"/>
   </w:num>
   <w:num w:numId="49">
     <w:abstractNumId w:val="1"/>
@@ -34433,100 +35933,115 @@
     <w:abstractNumId w:val="4"/>
   </w:num>
   <w:num w:numId="51">
-    <w:abstractNumId w:val="46"/>
+    <w:abstractNumId w:val="49"/>
   </w:num>
   <w:num w:numId="52">
     <w:abstractNumId w:val="7"/>
   </w:num>
   <w:num w:numId="53">
-    <w:abstractNumId w:val="72"/>
+    <w:abstractNumId w:val="76"/>
   </w:num>
   <w:num w:numId="54">
-    <w:abstractNumId w:val="36"/>
+    <w:abstractNumId w:val="39"/>
   </w:num>
   <w:num w:numId="55">
     <w:abstractNumId w:val="6"/>
   </w:num>
   <w:num w:numId="56">
-    <w:abstractNumId w:val="21"/>
+    <w:abstractNumId w:val="24"/>
   </w:num>
   <w:num w:numId="57">
-    <w:abstractNumId w:val="15"/>
+    <w:abstractNumId w:val="17"/>
   </w:num>
   <w:num w:numId="58">
-    <w:abstractNumId w:val="37"/>
+    <w:abstractNumId w:val="40"/>
   </w:num>
   <w:num w:numId="59">
-    <w:abstractNumId w:val="61"/>
+    <w:abstractNumId w:val="64"/>
   </w:num>
   <w:num w:numId="60">
-    <w:abstractNumId w:val="57"/>
+    <w:abstractNumId w:val="60"/>
   </w:num>
   <w:num w:numId="61">
-    <w:abstractNumId w:val="50"/>
+    <w:abstractNumId w:val="53"/>
   </w:num>
   <w:num w:numId="62">
-    <w:abstractNumId w:val="27"/>
+    <w:abstractNumId w:val="30"/>
   </w:num>
   <w:num w:numId="63">
-    <w:abstractNumId w:val="11"/>
+    <w:abstractNumId w:val="12"/>
   </w:num>
   <w:num w:numId="64">
     <w:abstractNumId w:val="8"/>
   </w:num>
   <w:num w:numId="65">
-    <w:abstractNumId w:val="47"/>
+    <w:abstractNumId w:val="50"/>
   </w:num>
   <w:num w:numId="66">
-    <w:abstractNumId w:val="34"/>
+    <w:abstractNumId w:val="37"/>
   </w:num>
   <w:num w:numId="67">
-    <w:abstractNumId w:val="26"/>
+    <w:abstractNumId w:val="29"/>
   </w:num>
   <w:num w:numId="68">
-    <w:abstractNumId w:val="71"/>
+    <w:abstractNumId w:val="75"/>
   </w:num>
   <w:num w:numId="69">
-    <w:abstractNumId w:val="40"/>
+    <w:abstractNumId w:val="43"/>
   </w:num>
   <w:num w:numId="70">
-    <w:abstractNumId w:val="20"/>
+    <w:abstractNumId w:val="23"/>
   </w:num>
   <w:num w:numId="71">
     <w:abstractNumId w:val="3"/>
   </w:num>
   <w:num w:numId="72">
-    <w:abstractNumId w:val="17"/>
+    <w:abstractNumId w:val="20"/>
   </w:num>
   <w:num w:numId="73">
-    <w:abstractNumId w:val="10"/>
+    <w:abstractNumId w:val="11"/>
   </w:num>
   <w:num w:numId="74">
+    <w:abstractNumId w:val="81"/>
+  </w:num>
+  <w:num w:numId="75">
+    <w:abstractNumId w:val="66"/>
+  </w:num>
+  <w:num w:numId="76">
+    <w:abstractNumId w:val="38"/>
+  </w:num>
+  <w:num w:numId="77">
+    <w:abstractNumId w:val="44"/>
+  </w:num>
+  <w:num w:numId="78">
+    <w:abstractNumId w:val="74"/>
+  </w:num>
+  <w:num w:numId="79">
+    <w:abstractNumId w:val="45"/>
+  </w:num>
+  <w:num w:numId="80">
+    <w:abstractNumId w:val="58"/>
+  </w:num>
+  <w:num w:numId="81">
     <w:abstractNumId w:val="77"/>
   </w:num>
-  <w:num w:numId="75">
-    <w:abstractNumId w:val="63"/>
+  <w:num w:numId="82">
+    <w:abstractNumId w:val="57"/>
   </w:num>
-  <w:num w:numId="76">
-    <w:abstractNumId w:val="35"/>
+  <w:num w:numId="83">
+    <w:abstractNumId w:val="18"/>
   </w:num>
-  <w:num w:numId="77">
-    <w:abstractNumId w:val="41"/>
+  <w:num w:numId="84">
+    <w:abstractNumId w:val="9"/>
   </w:num>
-  <w:num w:numId="78">
-    <w:abstractNumId w:val="70"/>
+  <w:num w:numId="85">
+    <w:abstractNumId w:val="69"/>
   </w:num>
-  <w:num w:numId="79">
-    <w:abstractNumId w:val="42"/>
+  <w:num w:numId="86">
+    <w:abstractNumId w:val="84"/>
   </w:num>
-  <w:num w:numId="80">
-    <w:abstractNumId w:val="55"/>
-  </w:num>
-  <w:num w:numId="81">
-    <w:abstractNumId w:val="73"/>
-  </w:num>
-  <w:num w:numId="82">
-    <w:abstractNumId w:val="54"/>
+  <w:num w:numId="87">
+    <w:abstractNumId w:val="16"/>
   </w:num>
   <w:numIdMacAtCleanup w:val="82"/>
 </w:numbering>
@@ -34978,7 +36493,7 @@
     <w:uiPriority w:val="9"/>
     <w:unhideWhenUsed/>
     <w:qFormat/>
-    <w:rsid w:val="0064331C"/>
+    <w:rsid w:val="003166B6"/>
     <w:pPr>
       <w:keepNext/>
       <w:keepLines/>
@@ -34987,6 +36502,7 @@
         <w:numId w:val="5"/>
       </w:numPr>
       <w:spacing w:before="200" w:line="240" w:lineRule="auto"/>
+      <w:ind w:left="709"/>
       <w:outlineLvl w:val="1"/>
     </w:pPr>
     <w:rPr>
@@ -35171,7 +36687,7 @@
     <w:basedOn w:val="Fuentedeprrafopredeter"/>
     <w:link w:val="Ttulo2"/>
     <w:uiPriority w:val="9"/>
-    <w:rsid w:val="0064331C"/>
+    <w:rsid w:val="003166B6"/>
     <w:rPr>
       <w:rFonts w:ascii="Calibri" w:eastAsiaTheme="majorEastAsia" w:hAnsi="Calibri" w:cstheme="majorBidi"/>
       <w:b/>
@@ -36274,19 +37790,17 @@
 </file>
 
 <file path=customXml/item1.xml><?xml version="1.0" encoding="utf-8"?>
-<?mso-contentType ?>
-<FormTemplates xmlns="http://schemas.microsoft.com/sharepoint/v3/contenttype/forms">
-  <Display>DocumentLibraryForm</Display>
-  <Edit>DocumentLibraryForm</Edit>
-  <New>DocumentLibraryForm</New>
-</FormTemplates>
+<p:properties xmlns:p="http://schemas.microsoft.com/office/2006/metadata/properties" xmlns:xsi="http://www.w3.org/2001/XMLSchema-instance" xmlns:pc="http://schemas.microsoft.com/office/infopath/2007/PartnerControls">
+  <documentManagement>
+    <TaxCatchAll xmlns="13c90a0b-73bc-4dc0-be5f-28d77b615beb" xsi:nil="true"/>
+    <lcf76f155ced4ddcb4097134ff3c332f xmlns="13c93bba-48ce-428c-bfe5-88b42c19b028">
+      <Terms xmlns="http://schemas.microsoft.com/office/infopath/2007/PartnerControls"/>
+    </lcf76f155ced4ddcb4097134ff3c332f>
+  </documentManagement>
+</p:properties>
 </file>
 
 <file path=customXml/item2.xml><?xml version="1.0" encoding="utf-8"?>
-<b:Sources xmlns:b="http://schemas.openxmlformats.org/officeDocument/2006/bibliography" xmlns="http://schemas.openxmlformats.org/officeDocument/2006/bibliography" SelectedStyle="\APASixthEditionOfficeOnline.xsl" StyleName="APA" Version="6"/>
-</file>
-
-<file path=customXml/item3.xml><?xml version="1.0" encoding="utf-8"?>
 <ct:contentTypeSchema xmlns:ct="http://schemas.microsoft.com/office/2006/metadata/contentType" xmlns:ma="http://schemas.microsoft.com/office/2006/metadata/properties/metaAttributes" ct:_="" ma:_="" ma:contentTypeName="Documento" ma:contentTypeID="0x0101006A81D6BD42E8DF4C91013959704817E1" ma:contentTypeVersion="15" ma:contentTypeDescription="Crear nuevo documento." ma:contentTypeScope="" ma:versionID="bf4f72ffd194f0963ff564daca6869f7">
   <xsd:schema xmlns:xsd="http://www.w3.org/2001/XMLSchema" xmlns:xs="http://www.w3.org/2001/XMLSchema" xmlns:p="http://schemas.microsoft.com/office/2006/metadata/properties" xmlns:ns2="13c90a0b-73bc-4dc0-be5f-28d77b615beb" xmlns:ns3="13c93bba-48ce-428c-bfe5-88b42c19b028" targetNamespace="http://schemas.microsoft.com/office/2006/metadata/properties" ma:root="true" ma:fieldsID="8718d6f4873a5b1392a45044efa78385" ns2:_="" ns3:_="">
     <xsd:import namespace="13c90a0b-73bc-4dc0-be5f-28d77b615beb"/>
@@ -36521,26 +38035,50 @@
 </ct:contentTypeSchema>
 </file>
 
+<file path=customXml/item3.xml><?xml version="1.0" encoding="utf-8"?>
+<b:Sources xmlns:b="http://schemas.openxmlformats.org/officeDocument/2006/bibliography" xmlns="http://schemas.openxmlformats.org/officeDocument/2006/bibliography" SelectedStyle="\APASixthEditionOfficeOnline.xsl" StyleName="APA" Version="6"/>
+</file>
+
 <file path=customXml/item4.xml><?xml version="1.0" encoding="utf-8"?>
-<p:properties xmlns:p="http://schemas.microsoft.com/office/2006/metadata/properties" xmlns:xsi="http://www.w3.org/2001/XMLSchema-instance" xmlns:pc="http://schemas.microsoft.com/office/infopath/2007/PartnerControls">
-  <documentManagement>
-    <TaxCatchAll xmlns="13c90a0b-73bc-4dc0-be5f-28d77b615beb" xsi:nil="true"/>
-    <lcf76f155ced4ddcb4097134ff3c332f xmlns="13c93bba-48ce-428c-bfe5-88b42c19b028">
-      <Terms xmlns="http://schemas.microsoft.com/office/infopath/2007/PartnerControls"/>
-    </lcf76f155ced4ddcb4097134ff3c332f>
-  </documentManagement>
-</p:properties>
+<?mso-contentType ?>
+<FormTemplates xmlns="http://schemas.microsoft.com/sharepoint/v3/contenttype/forms">
+  <Display>DocumentLibraryForm</Display>
+  <Edit>DocumentLibraryForm</Edit>
+  <New>DocumentLibraryForm</New>
+</FormTemplates>
 </file>
 
 <file path=customXml/itemProps1.xml><?xml version="1.0" encoding="utf-8"?>
-<ds:datastoreItem xmlns:ds="http://schemas.openxmlformats.org/officeDocument/2006/customXml" ds:itemID="{10663269-2064-4804-8290-36D4A57F5557}">
+<ds:datastoreItem xmlns:ds="http://schemas.openxmlformats.org/officeDocument/2006/customXml" ds:itemID="{1279454D-02BE-4A9C-A117-DCD1573E2608}">
   <ds:schemaRefs>
-    <ds:schemaRef ds:uri="http://schemas.microsoft.com/sharepoint/v3/contenttype/forms"/>
+    <ds:schemaRef ds:uri="http://schemas.microsoft.com/office/2006/metadata/properties"/>
+    <ds:schemaRef ds:uri="http://schemas.microsoft.com/office/infopath/2007/PartnerControls"/>
+    <ds:schemaRef ds:uri="13c90a0b-73bc-4dc0-be5f-28d77b615beb"/>
+    <ds:schemaRef ds:uri="13c93bba-48ce-428c-bfe5-88b42c19b028"/>
   </ds:schemaRefs>
 </ds:datastoreItem>
 </file>
 
 <file path=customXml/itemProps2.xml><?xml version="1.0" encoding="utf-8"?>
+<ds:datastoreItem xmlns:ds="http://schemas.openxmlformats.org/officeDocument/2006/customXml" ds:itemID="{315AC3BD-81F1-43B7-910E-F4DB2B3F9D7B}">
+  <ds:schemaRefs>
+    <ds:schemaRef ds:uri="http://schemas.microsoft.com/office/2006/metadata/contentType"/>
+    <ds:schemaRef ds:uri="http://schemas.microsoft.com/office/2006/metadata/properties/metaAttributes"/>
+    <ds:schemaRef ds:uri="http://www.w3.org/2001/XMLSchema"/>
+    <ds:schemaRef ds:uri="http://schemas.microsoft.com/office/2006/metadata/properties"/>
+    <ds:schemaRef ds:uri="13c90a0b-73bc-4dc0-be5f-28d77b615beb"/>
+    <ds:schemaRef ds:uri="13c93bba-48ce-428c-bfe5-88b42c19b028"/>
+    <ds:schemaRef ds:uri="http://schemas.microsoft.com/office/2006/documentManagement/types"/>
+    <ds:schemaRef ds:uri="http://schemas.microsoft.com/office/infopath/2007/PartnerControls"/>
+    <ds:schemaRef ds:uri="http://schemas.openxmlformats.org/package/2006/metadata/core-properties"/>
+    <ds:schemaRef ds:uri="http://purl.org/dc/elements/1.1/"/>
+    <ds:schemaRef ds:uri="http://purl.org/dc/terms/"/>
+    <ds:schemaRef ds:uri="http://schemas.microsoft.com/internal/obd"/>
+  </ds:schemaRefs>
+</ds:datastoreItem>
+</file>
+
+<file path=customXml/itemProps3.xml><?xml version="1.0" encoding="utf-8"?>
 <ds:datastoreItem xmlns:ds="http://schemas.openxmlformats.org/officeDocument/2006/customXml" ds:itemID="{EAE431FD-7059-4C09-804B-C9D69EB7B213}">
   <ds:schemaRefs>
     <ds:schemaRef ds:uri="http://schemas.openxmlformats.org/officeDocument/2006/bibliography"/>
@@ -36548,17 +38086,10 @@
 </ds:datastoreItem>
 </file>
 
-<file path=customXml/itemProps3.xml><?xml version="1.0" encoding="utf-8"?>
-<ds:datastoreItem xmlns:ds="http://schemas.openxmlformats.org/officeDocument/2006/customXml" ds:itemID="{315AC3BD-81F1-43B7-910E-F4DB2B3F9D7B}"/>
-</file>
-
 <file path=customXml/itemProps4.xml><?xml version="1.0" encoding="utf-8"?>
-<ds:datastoreItem xmlns:ds="http://schemas.openxmlformats.org/officeDocument/2006/customXml" ds:itemID="{1279454D-02BE-4A9C-A117-DCD1573E2608}">
+<ds:datastoreItem xmlns:ds="http://schemas.openxmlformats.org/officeDocument/2006/customXml" ds:itemID="{10663269-2064-4804-8290-36D4A57F5557}">
   <ds:schemaRefs>
-    <ds:schemaRef ds:uri="http://schemas.microsoft.com/office/2006/metadata/properties"/>
-    <ds:schemaRef ds:uri="http://schemas.microsoft.com/office/infopath/2007/PartnerControls"/>
-    <ds:schemaRef ds:uri="b250f519-6473-4480-8c44-6ee3a3a530c3"/>
-    <ds:schemaRef ds:uri="d174a4fb-80c2-4523-8d89-375030acacbf"/>
+    <ds:schemaRef ds:uri="http://schemas.microsoft.com/sharepoint/v3/contenttype/forms"/>
   </ds:schemaRefs>
 </ds:datastoreItem>
 </file>
--- a/fuentes/72312205_CF01_DU.docx
+++ b/fuentes/72312205_CF01_DU.docx
@@ -205,7 +205,7 @@
               </wp:anchor>
             </w:drawing>
           </mc:Choice>
-          <mc:Fallback xmlns:oel="http://schemas.microsoft.com/office/2019/extlst" xmlns:w16cei="http://schemas.microsoft.com/office/word/2026/wordml/cei" xmlns:w16du="http://schemas.microsoft.com/office/word/2023/wordml/word16du" xmlns:w16sdtfl="http://schemas.microsoft.com/office/word/2024/wordml/sdtformatlock">
+          <mc:Fallback xmlns:w16sdtfl="http://schemas.microsoft.com/office/word/2024/wordml/sdtformatlock" xmlns:w16du="http://schemas.microsoft.com/office/word/2023/wordml/word16du" xmlns:w16cei="http://schemas.microsoft.com/office/word/2026/wordml/cei" xmlns:oel="http://schemas.microsoft.com/office/2019/extlst">
             <w:pict>
               <v:rect w14:anchorId="4C256C62" id="Rectángulo 3" o:spid="_x0000_s1026" alt="&quot;&quot;" style="position:absolute;margin-left:-55.95pt;margin-top:26.4pt;width:613.85pt;height:164.25pt;z-index:-251655168;visibility:visible;mso-wrap-style:square;mso-height-percent:0;mso-wrap-distance-left:9pt;mso-wrap-distance-top:0;mso-wrap-distance-right:9pt;mso-wrap-distance-bottom:0;mso-position-horizontal:absolute;mso-position-horizontal-relative:text;mso-position-vertical:absolute;mso-position-vertical-relative:text;mso-height-percent:0;mso-height-relative:margin;v-text-anchor:middle" o:gfxdata="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" fillcolor="#00314d" stroked="f" strokeweight="1pt"/>
             </w:pict>
@@ -12145,14 +12145,6 @@
     </w:p>
     <w:p>
       <w:pPr>
-        <w:pStyle w:val="Ttulo4"/>
-      </w:pPr>
-      <w:r>
-        <w:t>Requisitos sanitarios</w:t>
-      </w:r>
-    </w:p>
-    <w:p>
-      <w:pPr>
         <w:pStyle w:val="Prrafodelista"/>
         <w:numPr>
           <w:ilvl w:val="0"/>
@@ -12657,7 +12649,19 @@
         <w:rPr>
           <w:lang w:val="es-ES" w:eastAsia="es-CO"/>
         </w:rPr>
-        <w:t>El bienestar animal y el uso de medicamentos están regulados por normas específicas; por lo cual, se invita a realizar la lectura de estas en los siguientes documentos anexos:</w:t>
+        <w:t>El bienestar animal y el uso de medicamentos están regulados por normas específicas; por lo cual, se invita a realizar la lectura de estas</w:t>
+      </w:r>
+      <w:r>
+        <w:rPr>
+          <w:lang w:val="es-ES" w:eastAsia="es-CO"/>
+        </w:rPr>
+        <w:t>, las cuales se encuentran en la carpeta Anexos</w:t>
+      </w:r>
+      <w:r>
+        <w:rPr>
+          <w:lang w:val="es-ES" w:eastAsia="es-CO"/>
+        </w:rPr>
+        <w:t>:</w:t>
       </w:r>
     </w:p>
     <w:p>
@@ -14750,6 +14754,129 @@
     </w:p>
     <w:p>
       <w:pPr>
+        <w:pStyle w:val="Prrafodelista"/>
+        <w:numPr>
+          <w:ilvl w:val="0"/>
+          <w:numId w:val="29"/>
+        </w:numPr>
+        <w:ind w:left="993"/>
+        <w:rPr>
+          <w:lang w:val="es-419" w:eastAsia="es-CO"/>
+        </w:rPr>
+      </w:pPr>
+      <w:r>
+        <w:rPr>
+          <w:b/>
+          <w:bCs/>
+          <w:lang w:val="es-419" w:eastAsia="es-CO"/>
+        </w:rPr>
+        <w:t>Agentes tensoactivos</w:t>
+      </w:r>
+      <w:r>
+        <w:rPr>
+          <w:b/>
+          <w:bCs/>
+          <w:lang w:val="es-419" w:eastAsia="es-CO"/>
+        </w:rPr>
+        <w:t>.</w:t>
+      </w:r>
+      <w:r>
+        <w:rPr>
+          <w:lang w:val="es-419" w:eastAsia="es-CO"/>
+        </w:rPr>
+        <w:t xml:space="preserve"> </w:t>
+      </w:r>
+      <w:r>
+        <w:rPr>
+          <w:lang w:val="es-419" w:eastAsia="es-CO"/>
+        </w:rPr>
+        <w:t>Facilitan la remoción de suciedad.</w:t>
+      </w:r>
+    </w:p>
+    <w:p>
+      <w:pPr>
+        <w:pStyle w:val="Prrafodelista"/>
+        <w:numPr>
+          <w:ilvl w:val="0"/>
+          <w:numId w:val="29"/>
+        </w:numPr>
+        <w:ind w:left="993"/>
+        <w:rPr>
+          <w:lang w:val="es-419" w:eastAsia="es-CO"/>
+        </w:rPr>
+      </w:pPr>
+      <w:r>
+        <w:rPr>
+          <w:b/>
+          <w:bCs/>
+          <w:lang w:val="es-419" w:eastAsia="es-CO"/>
+        </w:rPr>
+        <w:t>Agua potable</w:t>
+      </w:r>
+      <w:r>
+        <w:rPr>
+          <w:b/>
+          <w:bCs/>
+          <w:lang w:val="es-419" w:eastAsia="es-CO"/>
+        </w:rPr>
+        <w:t>.</w:t>
+      </w:r>
+      <w:r>
+        <w:rPr>
+          <w:lang w:val="es-419" w:eastAsia="es-CO"/>
+        </w:rPr>
+        <w:t xml:space="preserve"> </w:t>
+      </w:r>
+      <w:r>
+        <w:rPr>
+          <w:lang w:val="es-419" w:eastAsia="es-CO"/>
+        </w:rPr>
+        <w:t>Elemento esencial en todo el proceso.</w:t>
+      </w:r>
+    </w:p>
+    <w:p>
+      <w:pPr>
+        <w:pStyle w:val="Prrafodelista"/>
+        <w:numPr>
+          <w:ilvl w:val="0"/>
+          <w:numId w:val="29"/>
+        </w:numPr>
+        <w:ind w:left="993"/>
+        <w:rPr>
+          <w:lang w:val="es-419" w:eastAsia="es-CO"/>
+        </w:rPr>
+      </w:pPr>
+      <w:r>
+        <w:rPr>
+          <w:b/>
+          <w:bCs/>
+          <w:lang w:val="es-419" w:eastAsia="es-CO"/>
+        </w:rPr>
+        <w:t>Equipos de aplicación</w:t>
+      </w:r>
+      <w:r>
+        <w:rPr>
+          <w:b/>
+          <w:bCs/>
+          <w:lang w:val="es-419" w:eastAsia="es-CO"/>
+        </w:rPr>
+        <w:t>.</w:t>
+      </w:r>
+      <w:r>
+        <w:rPr>
+          <w:lang w:val="es-419" w:eastAsia="es-CO"/>
+        </w:rPr>
+        <w:t xml:space="preserve"> </w:t>
+      </w:r>
+      <w:r>
+        <w:rPr>
+          <w:lang w:val="es-419" w:eastAsia="es-CO"/>
+        </w:rPr>
+        <w:t>Aspersores, bombas y baldes.</w:t>
+      </w:r>
+    </w:p>
+    <w:p>
+      <w:pPr>
         <w:pStyle w:val="Ttulo2"/>
       </w:pPr>
       <w:bookmarkStart w:id="33" w:name="_Toc231452634"/>
@@ -14932,6 +15059,7 @@
         <w:rPr>
           <w:lang w:val="es-419" w:eastAsia="es-CO"/>
         </w:rPr>
+        <w:lastRenderedPageBreak/>
         <w:t>Amonios cuaternarios: 0.1</w:t>
       </w:r>
       <w:r>
@@ -15043,7 +15171,6 @@
         <w:ind w:left="993"/>
       </w:pPr>
       <w:r>
-        <w:lastRenderedPageBreak/>
         <w:t>Recomendaciones de uso de las preparaciones</w:t>
       </w:r>
     </w:p>
@@ -15187,27 +15314,6 @@
         </w:rPr>
         <w:t>La limpieza y desinfección son fundamentales en las BPG y la bioseguridad, ya que permiten el control sanitario, previenen enfermedades, aseguran la trazabilidad y reducen la contaminación, siendo clave para una producción bovina segura y sostenible.</w:t>
       </w:r>
-    </w:p>
-    <w:p>
-      <w:pPr>
-        <w:rPr>
-          <w:lang w:val="es-419" w:eastAsia="es-CO"/>
-        </w:rPr>
-      </w:pPr>
-    </w:p>
-    <w:p>
-      <w:pPr>
-        <w:rPr>
-          <w:lang w:val="es-419" w:eastAsia="es-CO"/>
-        </w:rPr>
-      </w:pPr>
-    </w:p>
-    <w:p>
-      <w:pPr>
-        <w:rPr>
-          <w:lang w:val="es-419" w:eastAsia="es-CO"/>
-        </w:rPr>
-      </w:pPr>
     </w:p>
     <w:p>
       <w:pPr>
@@ -24177,8 +24283,10 @@
     </w:p>
     <w:p>
       <w:r>
-        <w:t xml:space="preserve">Ministerio de Salud y Protección Social. (2013). Lineamientos para el uso prudente de antimicrobianos en producción animal. Gobierno de Colombia. </w:t>
-      </w:r>
+        <w:t>Ministerio de Salud y Protección Social. (2013). Resolución No. 1382 de 2013.</w:t>
+      </w:r>
+    </w:p>
+    <w:p>
       <w:hyperlink r:id="rId21" w:history="1">
         <w:r>
           <w:rPr>
@@ -32280,7 +32388,7 @@
   <w:abstractNum w:abstractNumId="56" w15:restartNumberingAfterBreak="0">
     <w:nsid w:val="5F546150"/>
     <w:multiLevelType w:val="hybridMultilevel"/>
-    <w:tmpl w:val="242E52B8"/>
+    <w:tmpl w:val="A7224B50"/>
     <w:lvl w:ilvl="0" w:tplc="240A0001">
       <w:start w:val="1"/>
       <w:numFmt w:val="bullet"/>
@@ -37790,17 +37898,6 @@
 </file>
 
 <file path=customXml/item1.xml><?xml version="1.0" encoding="utf-8"?>
-<p:properties xmlns:p="http://schemas.microsoft.com/office/2006/metadata/properties" xmlns:xsi="http://www.w3.org/2001/XMLSchema-instance" xmlns:pc="http://schemas.microsoft.com/office/infopath/2007/PartnerControls">
-  <documentManagement>
-    <TaxCatchAll xmlns="13c90a0b-73bc-4dc0-be5f-28d77b615beb" xsi:nil="true"/>
-    <lcf76f155ced4ddcb4097134ff3c332f xmlns="13c93bba-48ce-428c-bfe5-88b42c19b028">
-      <Terms xmlns="http://schemas.microsoft.com/office/infopath/2007/PartnerControls"/>
-    </lcf76f155ced4ddcb4097134ff3c332f>
-  </documentManagement>
-</p:properties>
-</file>
-
-<file path=customXml/item2.xml><?xml version="1.0" encoding="utf-8"?>
 <ct:contentTypeSchema xmlns:ct="http://schemas.microsoft.com/office/2006/metadata/contentType" xmlns:ma="http://schemas.microsoft.com/office/2006/metadata/properties/metaAttributes" ct:_="" ma:_="" ma:contentTypeName="Documento" ma:contentTypeID="0x0101006A81D6BD42E8DF4C91013959704817E1" ma:contentTypeVersion="15" ma:contentTypeDescription="Crear nuevo documento." ma:contentTypeScope="" ma:versionID="bf4f72ffd194f0963ff564daca6869f7">
   <xsd:schema xmlns:xsd="http://www.w3.org/2001/XMLSchema" xmlns:xs="http://www.w3.org/2001/XMLSchema" xmlns:p="http://schemas.microsoft.com/office/2006/metadata/properties" xmlns:ns2="13c90a0b-73bc-4dc0-be5f-28d77b615beb" xmlns:ns3="13c93bba-48ce-428c-bfe5-88b42c19b028" targetNamespace="http://schemas.microsoft.com/office/2006/metadata/properties" ma:root="true" ma:fieldsID="8718d6f4873a5b1392a45044efa78385" ns2:_="" ns3:_="">
     <xsd:import namespace="13c90a0b-73bc-4dc0-be5f-28d77b615beb"/>
@@ -38035,11 +38132,18 @@
 </ct:contentTypeSchema>
 </file>
 
-<file path=customXml/item3.xml><?xml version="1.0" encoding="utf-8"?>
-<b:Sources xmlns:b="http://schemas.openxmlformats.org/officeDocument/2006/bibliography" xmlns="http://schemas.openxmlformats.org/officeDocument/2006/bibliography" SelectedStyle="\APASixthEditionOfficeOnline.xsl" StyleName="APA" Version="6"/>
+<file path=customXml/item2.xml><?xml version="1.0" encoding="utf-8"?>
+<p:properties xmlns:p="http://schemas.microsoft.com/office/2006/metadata/properties" xmlns:xsi="http://www.w3.org/2001/XMLSchema-instance" xmlns:pc="http://schemas.microsoft.com/office/infopath/2007/PartnerControls">
+  <documentManagement>
+    <TaxCatchAll xmlns="13c90a0b-73bc-4dc0-be5f-28d77b615beb" xsi:nil="true"/>
+    <lcf76f155ced4ddcb4097134ff3c332f xmlns="13c93bba-48ce-428c-bfe5-88b42c19b028">
+      <Terms xmlns="http://schemas.microsoft.com/office/infopath/2007/PartnerControls"/>
+    </lcf76f155ced4ddcb4097134ff3c332f>
+  </documentManagement>
+</p:properties>
 </file>
 
-<file path=customXml/item4.xml><?xml version="1.0" encoding="utf-8"?>
+<file path=customXml/item3.xml><?xml version="1.0" encoding="utf-8"?>
 <?mso-contentType ?>
 <FormTemplates xmlns="http://schemas.microsoft.com/sharepoint/v3/contenttype/forms">
   <Display>DocumentLibraryForm</Display>
@@ -38048,18 +38152,11 @@
 </FormTemplates>
 </file>
 
-<file path=customXml/itemProps1.xml><?xml version="1.0" encoding="utf-8"?>
-<ds:datastoreItem xmlns:ds="http://schemas.openxmlformats.org/officeDocument/2006/customXml" ds:itemID="{1279454D-02BE-4A9C-A117-DCD1573E2608}">
-  <ds:schemaRefs>
-    <ds:schemaRef ds:uri="http://schemas.microsoft.com/office/2006/metadata/properties"/>
-    <ds:schemaRef ds:uri="http://schemas.microsoft.com/office/infopath/2007/PartnerControls"/>
-    <ds:schemaRef ds:uri="13c90a0b-73bc-4dc0-be5f-28d77b615beb"/>
-    <ds:schemaRef ds:uri="13c93bba-48ce-428c-bfe5-88b42c19b028"/>
-  </ds:schemaRefs>
-</ds:datastoreItem>
+<file path=customXml/item4.xml><?xml version="1.0" encoding="utf-8"?>
+<b:Sources xmlns:b="http://schemas.openxmlformats.org/officeDocument/2006/bibliography" xmlns="http://schemas.openxmlformats.org/officeDocument/2006/bibliography" SelectedStyle="\APASixthEditionOfficeOnline.xsl" StyleName="APA" Version="6"/>
 </file>
 
-<file path=customXml/itemProps2.xml><?xml version="1.0" encoding="utf-8"?>
+<file path=customXml/itemProps1.xml><?xml version="1.0" encoding="utf-8"?>
 <ds:datastoreItem xmlns:ds="http://schemas.openxmlformats.org/officeDocument/2006/customXml" ds:itemID="{315AC3BD-81F1-43B7-910E-F4DB2B3F9D7B}">
   <ds:schemaRefs>
     <ds:schemaRef ds:uri="http://schemas.microsoft.com/office/2006/metadata/contentType"/>
@@ -38078,18 +38175,29 @@
 </ds:datastoreItem>
 </file>
 
+<file path=customXml/itemProps2.xml><?xml version="1.0" encoding="utf-8"?>
+<ds:datastoreItem xmlns:ds="http://schemas.openxmlformats.org/officeDocument/2006/customXml" ds:itemID="{1279454D-02BE-4A9C-A117-DCD1573E2608}">
+  <ds:schemaRefs>
+    <ds:schemaRef ds:uri="http://schemas.microsoft.com/office/2006/metadata/properties"/>
+    <ds:schemaRef ds:uri="http://schemas.microsoft.com/office/infopath/2007/PartnerControls"/>
+    <ds:schemaRef ds:uri="13c90a0b-73bc-4dc0-be5f-28d77b615beb"/>
+    <ds:schemaRef ds:uri="13c93bba-48ce-428c-bfe5-88b42c19b028"/>
+  </ds:schemaRefs>
+</ds:datastoreItem>
+</file>
+
 <file path=customXml/itemProps3.xml><?xml version="1.0" encoding="utf-8"?>
+<ds:datastoreItem xmlns:ds="http://schemas.openxmlformats.org/officeDocument/2006/customXml" ds:itemID="{10663269-2064-4804-8290-36D4A57F5557}">
+  <ds:schemaRefs>
+    <ds:schemaRef ds:uri="http://schemas.microsoft.com/sharepoint/v3/contenttype/forms"/>
+  </ds:schemaRefs>
+</ds:datastoreItem>
+</file>
+
+<file path=customXml/itemProps4.xml><?xml version="1.0" encoding="utf-8"?>
 <ds:datastoreItem xmlns:ds="http://schemas.openxmlformats.org/officeDocument/2006/customXml" ds:itemID="{EAE431FD-7059-4C09-804B-C9D69EB7B213}">
   <ds:schemaRefs>
     <ds:schemaRef ds:uri="http://schemas.openxmlformats.org/officeDocument/2006/bibliography"/>
   </ds:schemaRefs>
 </ds:datastoreItem>
-</file>
-
-<file path=customXml/itemProps4.xml><?xml version="1.0" encoding="utf-8"?>
-<ds:datastoreItem xmlns:ds="http://schemas.openxmlformats.org/officeDocument/2006/customXml" ds:itemID="{10663269-2064-4804-8290-36D4A57F5557}">
-  <ds:schemaRefs>
-    <ds:schemaRef ds:uri="http://schemas.microsoft.com/sharepoint/v3/contenttype/forms"/>
-  </ds:schemaRefs>
-</ds:datastoreItem>
 </file>
--- a/fuentes/72312205_CF01_DU.docx
+++ b/fuentes/72312205_CF01_DU.docx
@@ -205,7 +205,7 @@
               </wp:anchor>
             </w:drawing>
           </mc:Choice>
-          <mc:Fallback xmlns:w16sdtfl="http://schemas.microsoft.com/office/word/2024/wordml/sdtformatlock" xmlns:w16du="http://schemas.microsoft.com/office/word/2023/wordml/word16du" xmlns:w16cei="http://schemas.microsoft.com/office/word/2026/wordml/cei" xmlns:oel="http://schemas.microsoft.com/office/2019/extlst">
+          <mc:Fallback xmlns:oel="http://schemas.microsoft.com/office/2019/extlst" xmlns:w16cei="http://schemas.microsoft.com/office/word/2026/wordml/cei" xmlns:w16du="http://schemas.microsoft.com/office/word/2023/wordml/word16du" xmlns:w16sdtfl="http://schemas.microsoft.com/office/word/2024/wordml/sdtformatlock">
             <w:pict>
               <v:rect w14:anchorId="4C256C62" id="Rectángulo 3" o:spid="_x0000_s1026" alt="&quot;&quot;" style="position:absolute;margin-left:-55.95pt;margin-top:26.4pt;width:613.85pt;height:164.25pt;z-index:-251655168;visibility:visible;mso-wrap-style:square;mso-height-percent:0;mso-wrap-distance-left:9pt;mso-wrap-distance-top:0;mso-wrap-distance-right:9pt;mso-wrap-distance-bottom:0;mso-position-horizontal:absolute;mso-position-horizontal-relative:text;mso-position-vertical:absolute;mso-position-vertical-relative:text;mso-height-percent:0;mso-height-relative:margin;v-text-anchor:middle" o:gfxdata="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" fillcolor="#00314d" stroked="f" strokeweight="1pt"/>
             </w:pict>
@@ -12640,9 +12640,7 @@
     <w:p>
       <w:pPr>
         <w:rPr>
-          <w:b/>
-          <w:bCs/>
-          <w:lang w:val="es-419" w:eastAsia="es-CO"/>
+          <w:lang w:val="es-ES" w:eastAsia="es-CO"/>
         </w:rPr>
       </w:pPr>
       <w:r>
@@ -12684,22 +12682,20 @@
           <w:bCs/>
           <w:lang w:val="es-419" w:eastAsia="es-CO"/>
         </w:rPr>
-        <w:t>Resolución ICA No. 136 de 2020.</w:t>
-      </w:r>
-    </w:p>
-    <w:p>
-      <w:pPr>
-        <w:rPr>
-          <w:b/>
-          <w:bCs/>
-          <w:lang w:val="es-419" w:eastAsia="es-CO"/>
-        </w:rPr>
-      </w:pPr>
-      <w:r>
+        <w:t>Decreto 2113 de 2017</w:t>
+      </w:r>
+    </w:p>
+    <w:p>
+      <w:pPr>
         <w:rPr>
           <w:lang w:val="es-ES" w:eastAsia="es-CO"/>
         </w:rPr>
-        <w:t>Establece los requisitos para el manejo adecuado de animales de producción, incluyendo transporte, manejo y condiciones de bienestar.</w:t>
+      </w:pPr>
+      <w:r>
+        <w:rPr>
+          <w:lang w:val="es-ES" w:eastAsia="es-CO"/>
+        </w:rPr>
+        <w:t>Para la movilización de animales existe el Decreto 2113 de 2017. Este define las condiciones que debe cumplir el transporte para garantizar el bienestar animal.</w:t>
       </w:r>
     </w:p>
     <w:p>
@@ -12722,20 +12718,20 @@
           <w:bCs/>
           <w:lang w:val="es-419" w:eastAsia="es-CO"/>
         </w:rPr>
-        <w:t>Resolución ICA 067449 de 2020</w:t>
-      </w:r>
-    </w:p>
-    <w:p>
-      <w:pPr>
-        <w:rPr>
-          <w:lang w:eastAsia="es-CO"/>
-        </w:rPr>
-      </w:pPr>
-      <w:r>
+        <w:t>Resolución ICA No. 136 de 2020.</w:t>
+      </w:r>
+    </w:p>
+    <w:p>
+      <w:pPr>
         <w:rPr>
           <w:lang w:val="es-ES" w:eastAsia="es-CO"/>
         </w:rPr>
-        <w:t>Condiciona la certificación en BPG al cumplimiento de estándares de bienestar animal.</w:t>
+      </w:pPr>
+      <w:r>
+        <w:rPr>
+          <w:lang w:val="es-ES" w:eastAsia="es-CO"/>
+        </w:rPr>
+        <w:t>El bienestar animal está regulado por normas específicas, tales como, la Resolución ICA No. 136 de 2020, que estable los requisitos para el manejo adecuado de animales de producción, incluyendo transporte, manejo y condiciones de bienestar.</w:t>
       </w:r>
     </w:p>
     <w:p>
@@ -12758,20 +12754,26 @@
           <w:bCs/>
           <w:lang w:val="es-419" w:eastAsia="es-CO"/>
         </w:rPr>
-        <w:t>Decreto 2113 de 2017</w:t>
-      </w:r>
-    </w:p>
-    <w:p>
-      <w:pPr>
+        <w:t>Resolución ICA 067449 de 2020</w:t>
+      </w:r>
+    </w:p>
+    <w:p>
+      <w:pPr>
+        <w:rPr>
+          <w:lang w:eastAsia="es-CO"/>
+        </w:rPr>
+      </w:pPr>
+      <w:r>
         <w:rPr>
           <w:lang w:val="es-ES" w:eastAsia="es-CO"/>
         </w:rPr>
-      </w:pPr>
+        <w:t>P</w:t>
+      </w:r>
       <w:r>
         <w:rPr>
           <w:lang w:val="es-ES" w:eastAsia="es-CO"/>
         </w:rPr>
-        <w:t>Reglamenta la movilización de animales, incluyendo condiciones de transporte que garanticen bienestar.</w:t>
+        <w:t>or medio de la cual se establecen los requisitos para obtener la certificación en Buenas Prácticas Ganaderas en la producción de leche.</w:t>
       </w:r>
     </w:p>
     <w:p>
@@ -12795,30 +12797,37 @@
           <w:lang w:eastAsia="es-CO"/>
         </w:rPr>
         <w:lastRenderedPageBreak/>
-        <w:t>Resolución ICA 1325 de 2016</w:t>
-      </w:r>
-    </w:p>
-    <w:p>
-      <w:pPr>
-        <w:rPr>
+        <w:t xml:space="preserve">Resolución ICA </w:t>
+      </w:r>
+      <w:r>
+        <w:rPr>
+          <w:b/>
+          <w:bCs/>
           <w:lang w:eastAsia="es-CO"/>
         </w:rPr>
-      </w:pPr>
-      <w:r>
+        <w:t>4703 de 2024</w:t>
+      </w:r>
+    </w:p>
+    <w:p>
+      <w:pPr>
         <w:rPr>
           <w:lang w:eastAsia="es-CO"/>
         </w:rPr>
-        <w:t>Regula la trazabilidad animal, permitiendo el seguimiento sanitario del ganado.</w:t>
+      </w:pPr>
+      <w:r>
+        <w:rPr>
+          <w:lang w:eastAsia="es-CO"/>
+        </w:rPr>
+        <w:t>En cuanto a los requisitos y condiciones para habilitar los operadores del SINIGAN como agentes del SNIITA, con sus respectivas responsabilidades, se tiene la Resolución ICA 4703 de 2024.</w:t>
       </w:r>
     </w:p>
     <w:p>
       <w:pPr>
         <w:pStyle w:val="Prrafodelista"/>
         <w:numPr>
-          <w:ilvl w:val="1"/>
-          <w:numId w:val="84"/>
+          <w:ilvl w:val="0"/>
+          <w:numId w:val="88"/>
         </w:numPr>
-        <w:ind w:left="993"/>
         <w:rPr>
           <w:b/>
           <w:bCs/>
@@ -12831,20 +12840,44 @@
           <w:bCs/>
           <w:lang w:val="es-ES" w:eastAsia="es-CO"/>
         </w:rPr>
-        <w:t>Resolución 1056 de 1996</w:t>
-      </w:r>
-    </w:p>
-    <w:p>
-      <w:pPr>
-        <w:rPr>
-          <w:lang w:val="es-419" w:eastAsia="es-CO"/>
-        </w:rPr>
-      </w:pPr>
-      <w:r>
-        <w:rPr>
+        <w:t>Resolución</w:t>
+      </w:r>
+      <w:r>
+        <w:rPr>
+          <w:b/>
+          <w:bCs/>
           <w:lang w:val="es-ES" w:eastAsia="es-CO"/>
         </w:rPr>
-        <w:t>Define medidas sanitarias básicas en predios ganaderos.</w:t>
+        <w:t xml:space="preserve"> ICA 15</w:t>
+      </w:r>
+      <w:r>
+        <w:rPr>
+          <w:b/>
+          <w:bCs/>
+          <w:lang w:val="es-ES" w:eastAsia="es-CO"/>
+        </w:rPr>
+        <w:t>8</w:t>
+      </w:r>
+      <w:r>
+        <w:rPr>
+          <w:b/>
+          <w:bCs/>
+          <w:lang w:val="es-ES" w:eastAsia="es-CO"/>
+        </w:rPr>
+        <w:t>43 de 2026</w:t>
+      </w:r>
+    </w:p>
+    <w:p>
+      <w:pPr>
+        <w:rPr>
+          <w:lang w:val="es-ES" w:eastAsia="es-CO"/>
+        </w:rPr>
+      </w:pPr>
+      <w:r>
+        <w:rPr>
+          <w:lang w:val="es-ES" w:eastAsia="es-CO"/>
+        </w:rPr>
+        <w:t>Esta norma deroga de forma definitiva la Resolución 1056 a partir del 2 de octubre de 2026. Adopta los lineamientos de la Decisión Andina 960 de 2025 para regular integralmente los insumos veterinarios.</w:t>
       </w:r>
     </w:p>
     <w:p>
@@ -12948,27 +12981,6 @@
         </w:rPr>
         <w:t>Todo uso debe registrarse en el historial sanitario del animal para asegurar la trazabilidad.</w:t>
       </w:r>
-    </w:p>
-    <w:p>
-      <w:pPr>
-        <w:rPr>
-          <w:lang w:val="es-419" w:eastAsia="es-CO"/>
-        </w:rPr>
-      </w:pPr>
-    </w:p>
-    <w:p>
-      <w:pPr>
-        <w:rPr>
-          <w:lang w:val="es-419" w:eastAsia="es-CO"/>
-        </w:rPr>
-      </w:pPr>
-    </w:p>
-    <w:p>
-      <w:pPr>
-        <w:rPr>
-          <w:lang w:val="es-419" w:eastAsia="es-CO"/>
-        </w:rPr>
-      </w:pPr>
     </w:p>
     <w:p>
       <w:pPr>
@@ -14770,27 +14782,13 @@
           <w:bCs/>
           <w:lang w:val="es-419" w:eastAsia="es-CO"/>
         </w:rPr>
-        <w:t>Agentes tensoactivos</w:t>
-      </w:r>
-      <w:r>
-        <w:rPr>
-          <w:b/>
-          <w:bCs/>
-          <w:lang w:val="es-419" w:eastAsia="es-CO"/>
-        </w:rPr>
-        <w:t>.</w:t>
-      </w:r>
-      <w:r>
-        <w:rPr>
-          <w:lang w:val="es-419" w:eastAsia="es-CO"/>
-        </w:rPr>
-        <w:t xml:space="preserve"> </w:t>
-      </w:r>
-      <w:r>
-        <w:rPr>
-          <w:lang w:val="es-419" w:eastAsia="es-CO"/>
-        </w:rPr>
-        <w:t>Facilitan la remoción de suciedad.</w:t>
+        <w:t>Agentes tensoactivos.</w:t>
+      </w:r>
+      <w:r>
+        <w:rPr>
+          <w:lang w:val="es-419" w:eastAsia="es-CO"/>
+        </w:rPr>
+        <w:t xml:space="preserve"> Facilitan la remoción de suciedad.</w:t>
       </w:r>
     </w:p>
     <w:p>
@@ -14811,27 +14809,13 @@
           <w:bCs/>
           <w:lang w:val="es-419" w:eastAsia="es-CO"/>
         </w:rPr>
-        <w:t>Agua potable</w:t>
-      </w:r>
-      <w:r>
-        <w:rPr>
-          <w:b/>
-          <w:bCs/>
-          <w:lang w:val="es-419" w:eastAsia="es-CO"/>
-        </w:rPr>
-        <w:t>.</w:t>
-      </w:r>
-      <w:r>
-        <w:rPr>
-          <w:lang w:val="es-419" w:eastAsia="es-CO"/>
-        </w:rPr>
-        <w:t xml:space="preserve"> </w:t>
-      </w:r>
-      <w:r>
-        <w:rPr>
-          <w:lang w:val="es-419" w:eastAsia="es-CO"/>
-        </w:rPr>
-        <w:t>Elemento esencial en todo el proceso.</w:t>
+        <w:t>Agua potable.</w:t>
+      </w:r>
+      <w:r>
+        <w:rPr>
+          <w:lang w:val="es-419" w:eastAsia="es-CO"/>
+        </w:rPr>
+        <w:t xml:space="preserve"> Elemento esencial en todo el proceso.</w:t>
       </w:r>
     </w:p>
     <w:p>
@@ -14852,27 +14836,13 @@
           <w:bCs/>
           <w:lang w:val="es-419" w:eastAsia="es-CO"/>
         </w:rPr>
-        <w:t>Equipos de aplicación</w:t>
-      </w:r>
-      <w:r>
-        <w:rPr>
-          <w:b/>
-          <w:bCs/>
-          <w:lang w:val="es-419" w:eastAsia="es-CO"/>
-        </w:rPr>
-        <w:t>.</w:t>
-      </w:r>
-      <w:r>
-        <w:rPr>
-          <w:lang w:val="es-419" w:eastAsia="es-CO"/>
-        </w:rPr>
-        <w:t xml:space="preserve"> </w:t>
-      </w:r>
-      <w:r>
-        <w:rPr>
-          <w:lang w:val="es-419" w:eastAsia="es-CO"/>
-        </w:rPr>
-        <w:t>Aspersores, bombas y baldes.</w:t>
+        <w:t>Equipos de aplicación.</w:t>
+      </w:r>
+      <w:r>
+        <w:rPr>
+          <w:lang w:val="es-419" w:eastAsia="es-CO"/>
+        </w:rPr>
+        <w:t xml:space="preserve"> Aspersores, bombas y baldes.</w:t>
       </w:r>
     </w:p>
     <w:p>
@@ -32499,6 +32469,119 @@
     </w:lvl>
   </w:abstractNum>
   <w:abstractNum w:abstractNumId="57" w15:restartNumberingAfterBreak="0">
+    <w:nsid w:val="60432AD0"/>
+    <w:multiLevelType w:val="hybridMultilevel"/>
+    <w:tmpl w:val="3B1C1B34"/>
+    <w:lvl w:ilvl="0" w:tplc="240A0001">
+      <w:start w:val="1"/>
+      <w:numFmt w:val="bullet"/>
+      <w:lvlText w:val=""/>
+      <w:lvlJc w:val="left"/>
+      <w:pPr>
+        <w:ind w:left="1069" w:hanging="360"/>
+      </w:pPr>
+      <w:rPr>
+        <w:rFonts w:ascii="Symbol" w:hAnsi="Symbol" w:hint="default"/>
+      </w:rPr>
+    </w:lvl>
+    <w:lvl w:ilvl="1" w:tplc="240A0003" w:tentative="1">
+      <w:start w:val="1"/>
+      <w:numFmt w:val="bullet"/>
+      <w:lvlText w:val="o"/>
+      <w:lvlJc w:val="left"/>
+      <w:pPr>
+        <w:ind w:left="1789" w:hanging="360"/>
+      </w:pPr>
+      <w:rPr>
+        <w:rFonts w:ascii="Courier New" w:hAnsi="Courier New" w:cs="Courier New" w:hint="default"/>
+      </w:rPr>
+    </w:lvl>
+    <w:lvl w:ilvl="2" w:tplc="240A0005" w:tentative="1">
+      <w:start w:val="1"/>
+      <w:numFmt w:val="bullet"/>
+      <w:lvlText w:val=""/>
+      <w:lvlJc w:val="left"/>
+      <w:pPr>
+        <w:ind w:left="2509" w:hanging="360"/>
+      </w:pPr>
+      <w:rPr>
+        <w:rFonts w:ascii="Wingdings" w:hAnsi="Wingdings" w:hint="default"/>
+      </w:rPr>
+    </w:lvl>
+    <w:lvl w:ilvl="3" w:tplc="240A0001" w:tentative="1">
+      <w:start w:val="1"/>
+      <w:numFmt w:val="bullet"/>
+      <w:lvlText w:val=""/>
+      <w:lvlJc w:val="left"/>
+      <w:pPr>
+        <w:ind w:left="3229" w:hanging="360"/>
+      </w:pPr>
+      <w:rPr>
+        <w:rFonts w:ascii="Symbol" w:hAnsi="Symbol" w:hint="default"/>
+      </w:rPr>
+    </w:lvl>
+    <w:lvl w:ilvl="4" w:tplc="240A0003" w:tentative="1">
+      <w:start w:val="1"/>
+      <w:numFmt w:val="bullet"/>
+      <w:lvlText w:val="o"/>
+      <w:lvlJc w:val="left"/>
+      <w:pPr>
+        <w:ind w:left="3949" w:hanging="360"/>
+      </w:pPr>
+      <w:rPr>
+        <w:rFonts w:ascii="Courier New" w:hAnsi="Courier New" w:cs="Courier New" w:hint="default"/>
+      </w:rPr>
+    </w:lvl>
+    <w:lvl w:ilvl="5" w:tplc="240A0005" w:tentative="1">
+      <w:start w:val="1"/>
+      <w:numFmt w:val="bullet"/>
+      <w:lvlText w:val=""/>
+      <w:lvlJc w:val="left"/>
+      <w:pPr>
+        <w:ind w:left="4669" w:hanging="360"/>
+      </w:pPr>
+      <w:rPr>
+        <w:rFonts w:ascii="Wingdings" w:hAnsi="Wingdings" w:hint="default"/>
+      </w:rPr>
+    </w:lvl>
+    <w:lvl w:ilvl="6" w:tplc="240A0001" w:tentative="1">
+      <w:start w:val="1"/>
+      <w:numFmt w:val="bullet"/>
+      <w:lvlText w:val=""/>
+      <w:lvlJc w:val="left"/>
+      <w:pPr>
+        <w:ind w:left="5389" w:hanging="360"/>
+      </w:pPr>
+      <w:rPr>
+        <w:rFonts w:ascii="Symbol" w:hAnsi="Symbol" w:hint="default"/>
+      </w:rPr>
+    </w:lvl>
+    <w:lvl w:ilvl="7" w:tplc="240A0003" w:tentative="1">
+      <w:start w:val="1"/>
+      <w:numFmt w:val="bullet"/>
+      <w:lvlText w:val="o"/>
+      <w:lvlJc w:val="left"/>
+      <w:pPr>
+        <w:ind w:left="6109" w:hanging="360"/>
+      </w:pPr>
+      <w:rPr>
+        <w:rFonts w:ascii="Courier New" w:hAnsi="Courier New" w:cs="Courier New" w:hint="default"/>
+      </w:rPr>
+    </w:lvl>
+    <w:lvl w:ilvl="8" w:tplc="240A0005" w:tentative="1">
+      <w:start w:val="1"/>
+      <w:numFmt w:val="bullet"/>
+      <w:lvlText w:val=""/>
+      <w:lvlJc w:val="left"/>
+      <w:pPr>
+        <w:ind w:left="6829" w:hanging="360"/>
+      </w:pPr>
+      <w:rPr>
+        <w:rFonts w:ascii="Wingdings" w:hAnsi="Wingdings" w:hint="default"/>
+      </w:rPr>
+    </w:lvl>
+  </w:abstractNum>
+  <w:abstractNum w:abstractNumId="58" w15:restartNumberingAfterBreak="0">
     <w:nsid w:val="60EF7E5B"/>
     <w:multiLevelType w:val="hybridMultilevel"/>
     <w:tmpl w:val="7082BFA2"/>
@@ -32611,7 +32694,7 @@
       </w:rPr>
     </w:lvl>
   </w:abstractNum>
-  <w:abstractNum w:abstractNumId="58" w15:restartNumberingAfterBreak="0">
+  <w:abstractNum w:abstractNumId="59" w15:restartNumberingAfterBreak="0">
     <w:nsid w:val="614F69CD"/>
     <w:multiLevelType w:val="hybridMultilevel"/>
     <w:tmpl w:val="A0C419C2"/>
@@ -32724,7 +32807,7 @@
       </w:rPr>
     </w:lvl>
   </w:abstractNum>
-  <w:abstractNum w:abstractNumId="59" w15:restartNumberingAfterBreak="0">
+  <w:abstractNum w:abstractNumId="60" w15:restartNumberingAfterBreak="0">
     <w:nsid w:val="61542B78"/>
     <w:multiLevelType w:val="hybridMultilevel"/>
     <w:tmpl w:val="9B325CCE"/>
@@ -32837,7 +32920,7 @@
       </w:rPr>
     </w:lvl>
   </w:abstractNum>
-  <w:abstractNum w:abstractNumId="60" w15:restartNumberingAfterBreak="0">
+  <w:abstractNum w:abstractNumId="61" w15:restartNumberingAfterBreak="0">
     <w:nsid w:val="62011AC8"/>
     <w:multiLevelType w:val="hybridMultilevel"/>
     <w:tmpl w:val="628AA8F4"/>
@@ -32950,7 +33033,7 @@
       </w:rPr>
     </w:lvl>
   </w:abstractNum>
-  <w:abstractNum w:abstractNumId="61" w15:restartNumberingAfterBreak="0">
+  <w:abstractNum w:abstractNumId="62" w15:restartNumberingAfterBreak="0">
     <w:nsid w:val="629B1D52"/>
     <w:multiLevelType w:val="hybridMultilevel"/>
     <w:tmpl w:val="09F66C7A"/>
@@ -33063,7 +33146,7 @@
       </w:rPr>
     </w:lvl>
   </w:abstractNum>
-  <w:abstractNum w:abstractNumId="62" w15:restartNumberingAfterBreak="0">
+  <w:abstractNum w:abstractNumId="63" w15:restartNumberingAfterBreak="0">
     <w:nsid w:val="637F4AF8"/>
     <w:multiLevelType w:val="hybridMultilevel"/>
     <w:tmpl w:val="800E39BA"/>
@@ -33176,7 +33259,7 @@
       </w:rPr>
     </w:lvl>
   </w:abstractNum>
-  <w:abstractNum w:abstractNumId="63" w15:restartNumberingAfterBreak="0">
+  <w:abstractNum w:abstractNumId="64" w15:restartNumberingAfterBreak="0">
     <w:nsid w:val="646E2D74"/>
     <w:multiLevelType w:val="hybridMultilevel"/>
     <w:tmpl w:val="D89EE4B0"/>
@@ -33289,7 +33372,7 @@
       </w:rPr>
     </w:lvl>
   </w:abstractNum>
-  <w:abstractNum w:abstractNumId="64" w15:restartNumberingAfterBreak="0">
+  <w:abstractNum w:abstractNumId="65" w15:restartNumberingAfterBreak="0">
     <w:nsid w:val="657A520F"/>
     <w:multiLevelType w:val="hybridMultilevel"/>
     <w:tmpl w:val="B0622B8E"/>
@@ -33402,7 +33485,7 @@
       </w:rPr>
     </w:lvl>
   </w:abstractNum>
-  <w:abstractNum w:abstractNumId="65" w15:restartNumberingAfterBreak="0">
+  <w:abstractNum w:abstractNumId="66" w15:restartNumberingAfterBreak="0">
     <w:nsid w:val="65E372B3"/>
     <w:multiLevelType w:val="hybridMultilevel"/>
     <w:tmpl w:val="C09E107C"/>
@@ -33515,7 +33598,7 @@
       </w:rPr>
     </w:lvl>
   </w:abstractNum>
-  <w:abstractNum w:abstractNumId="66" w15:restartNumberingAfterBreak="0">
+  <w:abstractNum w:abstractNumId="67" w15:restartNumberingAfterBreak="0">
     <w:nsid w:val="66E52C21"/>
     <w:multiLevelType w:val="hybridMultilevel"/>
     <w:tmpl w:val="6F823A06"/>
@@ -33628,7 +33711,7 @@
       </w:rPr>
     </w:lvl>
   </w:abstractNum>
-  <w:abstractNum w:abstractNumId="67" w15:restartNumberingAfterBreak="0">
+  <w:abstractNum w:abstractNumId="68" w15:restartNumberingAfterBreak="0">
     <w:nsid w:val="67E76249"/>
     <w:multiLevelType w:val="hybridMultilevel"/>
     <w:tmpl w:val="C36EDD4A"/>
@@ -33741,7 +33824,7 @@
       </w:rPr>
     </w:lvl>
   </w:abstractNum>
-  <w:abstractNum w:abstractNumId="68" w15:restartNumberingAfterBreak="0">
+  <w:abstractNum w:abstractNumId="69" w15:restartNumberingAfterBreak="0">
     <w:nsid w:val="693610AC"/>
     <w:multiLevelType w:val="hybridMultilevel"/>
     <w:tmpl w:val="C638CA7E"/>
@@ -33854,7 +33937,7 @@
       </w:rPr>
     </w:lvl>
   </w:abstractNum>
-  <w:abstractNum w:abstractNumId="69" w15:restartNumberingAfterBreak="0">
+  <w:abstractNum w:abstractNumId="70" w15:restartNumberingAfterBreak="0">
     <w:nsid w:val="699D6C4E"/>
     <w:multiLevelType w:val="hybridMultilevel"/>
     <w:tmpl w:val="F452B874"/>
@@ -33967,7 +34050,7 @@
       </w:rPr>
     </w:lvl>
   </w:abstractNum>
-  <w:abstractNum w:abstractNumId="70" w15:restartNumberingAfterBreak="0">
+  <w:abstractNum w:abstractNumId="71" w15:restartNumberingAfterBreak="0">
     <w:nsid w:val="6B282A1B"/>
     <w:multiLevelType w:val="hybridMultilevel"/>
     <w:tmpl w:val="0D0E4092"/>
@@ -34080,7 +34163,7 @@
       </w:rPr>
     </w:lvl>
   </w:abstractNum>
-  <w:abstractNum w:abstractNumId="71" w15:restartNumberingAfterBreak="0">
+  <w:abstractNum w:abstractNumId="72" w15:restartNumberingAfterBreak="0">
     <w:nsid w:val="6E086FA2"/>
     <w:multiLevelType w:val="hybridMultilevel"/>
     <w:tmpl w:val="E97C00EE"/>
@@ -34193,7 +34276,7 @@
       </w:rPr>
     </w:lvl>
   </w:abstractNum>
-  <w:abstractNum w:abstractNumId="72" w15:restartNumberingAfterBreak="0">
+  <w:abstractNum w:abstractNumId="73" w15:restartNumberingAfterBreak="0">
     <w:nsid w:val="70331CB8"/>
     <w:multiLevelType w:val="hybridMultilevel"/>
     <w:tmpl w:val="FCEC88A2"/>
@@ -34306,7 +34389,7 @@
       </w:rPr>
     </w:lvl>
   </w:abstractNum>
-  <w:abstractNum w:abstractNumId="73" w15:restartNumberingAfterBreak="0">
+  <w:abstractNum w:abstractNumId="74" w15:restartNumberingAfterBreak="0">
     <w:nsid w:val="707A52D7"/>
     <w:multiLevelType w:val="hybridMultilevel"/>
     <w:tmpl w:val="79E26FBA"/>
@@ -34419,7 +34502,7 @@
       </w:rPr>
     </w:lvl>
   </w:abstractNum>
-  <w:abstractNum w:abstractNumId="74" w15:restartNumberingAfterBreak="0">
+  <w:abstractNum w:abstractNumId="75" w15:restartNumberingAfterBreak="0">
     <w:nsid w:val="71B91D1D"/>
     <w:multiLevelType w:val="hybridMultilevel"/>
     <w:tmpl w:val="332452BA"/>
@@ -34532,7 +34615,7 @@
       </w:rPr>
     </w:lvl>
   </w:abstractNum>
-  <w:abstractNum w:abstractNumId="75" w15:restartNumberingAfterBreak="0">
+  <w:abstractNum w:abstractNumId="76" w15:restartNumberingAfterBreak="0">
     <w:nsid w:val="720C18C9"/>
     <w:multiLevelType w:val="hybridMultilevel"/>
     <w:tmpl w:val="32C2BC14"/>
@@ -34645,7 +34728,7 @@
       </w:rPr>
     </w:lvl>
   </w:abstractNum>
-  <w:abstractNum w:abstractNumId="76" w15:restartNumberingAfterBreak="0">
+  <w:abstractNum w:abstractNumId="77" w15:restartNumberingAfterBreak="0">
     <w:nsid w:val="72AF0517"/>
     <w:multiLevelType w:val="hybridMultilevel"/>
     <w:tmpl w:val="F56A9524"/>
@@ -34758,7 +34841,7 @@
       </w:rPr>
     </w:lvl>
   </w:abstractNum>
-  <w:abstractNum w:abstractNumId="77" w15:restartNumberingAfterBreak="0">
+  <w:abstractNum w:abstractNumId="78" w15:restartNumberingAfterBreak="0">
     <w:nsid w:val="730B4713"/>
     <w:multiLevelType w:val="hybridMultilevel"/>
     <w:tmpl w:val="66B003C0"/>
@@ -34871,7 +34954,7 @@
       </w:rPr>
     </w:lvl>
   </w:abstractNum>
-  <w:abstractNum w:abstractNumId="78" w15:restartNumberingAfterBreak="0">
+  <w:abstractNum w:abstractNumId="79" w15:restartNumberingAfterBreak="0">
     <w:nsid w:val="73803882"/>
     <w:multiLevelType w:val="hybridMultilevel"/>
     <w:tmpl w:val="E612E6DA"/>
@@ -34984,7 +35067,7 @@
       </w:rPr>
     </w:lvl>
   </w:abstractNum>
-  <w:abstractNum w:abstractNumId="79" w15:restartNumberingAfterBreak="0">
+  <w:abstractNum w:abstractNumId="80" w15:restartNumberingAfterBreak="0">
     <w:nsid w:val="75837CE5"/>
     <w:multiLevelType w:val="hybridMultilevel"/>
     <w:tmpl w:val="85EAC4EC"/>
@@ -35097,7 +35180,7 @@
       </w:rPr>
     </w:lvl>
   </w:abstractNum>
-  <w:abstractNum w:abstractNumId="80" w15:restartNumberingAfterBreak="0">
+  <w:abstractNum w:abstractNumId="81" w15:restartNumberingAfterBreak="0">
     <w:nsid w:val="75D301D0"/>
     <w:multiLevelType w:val="hybridMultilevel"/>
     <w:tmpl w:val="8FEE46F0"/>
@@ -35210,7 +35293,7 @@
       </w:rPr>
     </w:lvl>
   </w:abstractNum>
-  <w:abstractNum w:abstractNumId="81" w15:restartNumberingAfterBreak="0">
+  <w:abstractNum w:abstractNumId="82" w15:restartNumberingAfterBreak="0">
     <w:nsid w:val="75D96656"/>
     <w:multiLevelType w:val="hybridMultilevel"/>
     <w:tmpl w:val="65FAA4EA"/>
@@ -35323,7 +35406,7 @@
       </w:rPr>
     </w:lvl>
   </w:abstractNum>
-  <w:abstractNum w:abstractNumId="82" w15:restartNumberingAfterBreak="0">
+  <w:abstractNum w:abstractNumId="83" w15:restartNumberingAfterBreak="0">
     <w:nsid w:val="770963FB"/>
     <w:multiLevelType w:val="hybridMultilevel"/>
     <w:tmpl w:val="A8A448B8"/>
@@ -35436,7 +35519,7 @@
       </w:rPr>
     </w:lvl>
   </w:abstractNum>
-  <w:abstractNum w:abstractNumId="83" w15:restartNumberingAfterBreak="0">
+  <w:abstractNum w:abstractNumId="84" w15:restartNumberingAfterBreak="0">
     <w:nsid w:val="780F24AA"/>
     <w:multiLevelType w:val="hybridMultilevel"/>
     <w:tmpl w:val="9A926846"/>
@@ -35549,7 +35632,7 @@
       </w:rPr>
     </w:lvl>
   </w:abstractNum>
-  <w:abstractNum w:abstractNumId="84" w15:restartNumberingAfterBreak="0">
+  <w:abstractNum w:abstractNumId="85" w15:restartNumberingAfterBreak="0">
     <w:nsid w:val="7B507B45"/>
     <w:multiLevelType w:val="hybridMultilevel"/>
     <w:tmpl w:val="3C76C31E"/>
@@ -35664,7 +35747,7 @@
       </w:rPr>
     </w:lvl>
   </w:abstractNum>
-  <w:abstractNum w:abstractNumId="85" w15:restartNumberingAfterBreak="0">
+  <w:abstractNum w:abstractNumId="86" w15:restartNumberingAfterBreak="0">
     <w:nsid w:val="7EFC5084"/>
     <w:multiLevelType w:val="hybridMultilevel"/>
     <w:tmpl w:val="1848FAC0"/>
@@ -35777,7 +35860,7 @@
       </w:rPr>
     </w:lvl>
   </w:abstractNum>
-  <w:abstractNum w:abstractNumId="86" w15:restartNumberingAfterBreak="0">
+  <w:abstractNum w:abstractNumId="87" w15:restartNumberingAfterBreak="0">
     <w:nsid w:val="7F7D385A"/>
     <w:multiLevelType w:val="hybridMultilevel"/>
     <w:tmpl w:val="29F4FB6C"/>
@@ -35912,19 +35995,19 @@
     <w:abstractNumId w:val="48"/>
   </w:num>
   <w:num w:numId="8">
-    <w:abstractNumId w:val="73"/>
+    <w:abstractNumId w:val="74"/>
   </w:num>
   <w:num w:numId="9">
     <w:abstractNumId w:val="51"/>
   </w:num>
   <w:num w:numId="10">
-    <w:abstractNumId w:val="63"/>
+    <w:abstractNumId w:val="64"/>
   </w:num>
   <w:num w:numId="11">
-    <w:abstractNumId w:val="85"/>
+    <w:abstractNumId w:val="86"/>
   </w:num>
   <w:num w:numId="12">
-    <w:abstractNumId w:val="82"/>
+    <w:abstractNumId w:val="83"/>
   </w:num>
   <w:num w:numId="13">
     <w:abstractNumId w:val="22"/>
@@ -35933,13 +36016,13 @@
     <w:abstractNumId w:val="26"/>
   </w:num>
   <w:num w:numId="15">
-    <w:abstractNumId w:val="72"/>
+    <w:abstractNumId w:val="73"/>
   </w:num>
   <w:num w:numId="16">
-    <w:abstractNumId w:val="83"/>
+    <w:abstractNumId w:val="84"/>
   </w:num>
   <w:num w:numId="17">
-    <w:abstractNumId w:val="65"/>
+    <w:abstractNumId w:val="66"/>
   </w:num>
   <w:num w:numId="18">
     <w:abstractNumId w:val="14"/>
@@ -35948,10 +36031,10 @@
     <w:abstractNumId w:val="21"/>
   </w:num>
   <w:num w:numId="20">
-    <w:abstractNumId w:val="80"/>
+    <w:abstractNumId w:val="81"/>
   </w:num>
   <w:num w:numId="21">
-    <w:abstractNumId w:val="59"/>
+    <w:abstractNumId w:val="60"/>
   </w:num>
   <w:num w:numId="22">
     <w:abstractNumId w:val="41"/>
@@ -35963,10 +36046,10 @@
     <w:abstractNumId w:val="36"/>
   </w:num>
   <w:num w:numId="25">
-    <w:abstractNumId w:val="78"/>
+    <w:abstractNumId w:val="79"/>
   </w:num>
   <w:num w:numId="26">
-    <w:abstractNumId w:val="71"/>
+    <w:abstractNumId w:val="72"/>
   </w:num>
   <w:num w:numId="27">
     <w:abstractNumId w:val="31"/>
@@ -35978,10 +36061,10 @@
     <w:abstractNumId w:val="56"/>
   </w:num>
   <w:num w:numId="30">
-    <w:abstractNumId w:val="67"/>
+    <w:abstractNumId w:val="68"/>
   </w:num>
   <w:num w:numId="31">
-    <w:abstractNumId w:val="68"/>
+    <w:abstractNumId w:val="69"/>
   </w:num>
   <w:num w:numId="32">
     <w:abstractNumId w:val="55"/>
@@ -35990,10 +36073,10 @@
     <w:abstractNumId w:val="28"/>
   </w:num>
   <w:num w:numId="34">
-    <w:abstractNumId w:val="61"/>
+    <w:abstractNumId w:val="62"/>
   </w:num>
   <w:num w:numId="35">
-    <w:abstractNumId w:val="86"/>
+    <w:abstractNumId w:val="87"/>
   </w:num>
   <w:num w:numId="36">
     <w:abstractNumId w:val="52"/>
@@ -36005,7 +36088,7 @@
     <w:abstractNumId w:val="27"/>
   </w:num>
   <w:num w:numId="39">
-    <w:abstractNumId w:val="62"/>
+    <w:abstractNumId w:val="63"/>
   </w:num>
   <w:num w:numId="40">
     <w:abstractNumId w:val="34"/>
@@ -36017,10 +36100,10 @@
     <w:abstractNumId w:val="15"/>
   </w:num>
   <w:num w:numId="43">
-    <w:abstractNumId w:val="70"/>
+    <w:abstractNumId w:val="71"/>
   </w:num>
   <w:num w:numId="44">
-    <w:abstractNumId w:val="79"/>
+    <w:abstractNumId w:val="80"/>
   </w:num>
   <w:num w:numId="45">
     <w:abstractNumId w:val="47"/>
@@ -36047,7 +36130,7 @@
     <w:abstractNumId w:val="7"/>
   </w:num>
   <w:num w:numId="53">
-    <w:abstractNumId w:val="76"/>
+    <w:abstractNumId w:val="77"/>
   </w:num>
   <w:num w:numId="54">
     <w:abstractNumId w:val="39"/>
@@ -36065,10 +36148,10 @@
     <w:abstractNumId w:val="40"/>
   </w:num>
   <w:num w:numId="59">
-    <w:abstractNumId w:val="64"/>
+    <w:abstractNumId w:val="65"/>
   </w:num>
   <w:num w:numId="60">
-    <w:abstractNumId w:val="60"/>
+    <w:abstractNumId w:val="61"/>
   </w:num>
   <w:num w:numId="61">
     <w:abstractNumId w:val="53"/>
@@ -36092,7 +36175,7 @@
     <w:abstractNumId w:val="29"/>
   </w:num>
   <w:num w:numId="68">
-    <w:abstractNumId w:val="75"/>
+    <w:abstractNumId w:val="76"/>
   </w:num>
   <w:num w:numId="69">
     <w:abstractNumId w:val="43"/>
@@ -36110,10 +36193,10 @@
     <w:abstractNumId w:val="11"/>
   </w:num>
   <w:num w:numId="74">
-    <w:abstractNumId w:val="81"/>
+    <w:abstractNumId w:val="82"/>
   </w:num>
   <w:num w:numId="75">
-    <w:abstractNumId w:val="66"/>
+    <w:abstractNumId w:val="67"/>
   </w:num>
   <w:num w:numId="76">
     <w:abstractNumId w:val="38"/>
@@ -36122,19 +36205,19 @@
     <w:abstractNumId w:val="44"/>
   </w:num>
   <w:num w:numId="78">
-    <w:abstractNumId w:val="74"/>
+    <w:abstractNumId w:val="75"/>
   </w:num>
   <w:num w:numId="79">
     <w:abstractNumId w:val="45"/>
   </w:num>
   <w:num w:numId="80">
-    <w:abstractNumId w:val="58"/>
+    <w:abstractNumId w:val="59"/>
   </w:num>
   <w:num w:numId="81">
-    <w:abstractNumId w:val="77"/>
+    <w:abstractNumId w:val="78"/>
   </w:num>
   <w:num w:numId="82">
-    <w:abstractNumId w:val="57"/>
+    <w:abstractNumId w:val="58"/>
   </w:num>
   <w:num w:numId="83">
     <w:abstractNumId w:val="18"/>
@@ -36143,13 +36226,16 @@
     <w:abstractNumId w:val="9"/>
   </w:num>
   <w:num w:numId="85">
-    <w:abstractNumId w:val="69"/>
+    <w:abstractNumId w:val="70"/>
   </w:num>
   <w:num w:numId="86">
-    <w:abstractNumId w:val="84"/>
+    <w:abstractNumId w:val="85"/>
   </w:num>
   <w:num w:numId="87">
     <w:abstractNumId w:val="16"/>
+  </w:num>
+  <w:num w:numId="88">
+    <w:abstractNumId w:val="57"/>
   </w:num>
   <w:numIdMacAtCleanup w:val="82"/>
 </w:numbering>
@@ -37898,6 +37984,17 @@
 </file>
 
 <file path=customXml/item1.xml><?xml version="1.0" encoding="utf-8"?>
+<p:properties xmlns:p="http://schemas.microsoft.com/office/2006/metadata/properties" xmlns:xsi="http://www.w3.org/2001/XMLSchema-instance" xmlns:pc="http://schemas.microsoft.com/office/infopath/2007/PartnerControls">
+  <documentManagement>
+    <TaxCatchAll xmlns="13c90a0b-73bc-4dc0-be5f-28d77b615beb" xsi:nil="true"/>
+    <lcf76f155ced4ddcb4097134ff3c332f xmlns="13c93bba-48ce-428c-bfe5-88b42c19b028">
+      <Terms xmlns="http://schemas.microsoft.com/office/infopath/2007/PartnerControls"/>
+    </lcf76f155ced4ddcb4097134ff3c332f>
+  </documentManagement>
+</p:properties>
+</file>
+
+<file path=customXml/item2.xml><?xml version="1.0" encoding="utf-8"?>
 <ct:contentTypeSchema xmlns:ct="http://schemas.microsoft.com/office/2006/metadata/contentType" xmlns:ma="http://schemas.microsoft.com/office/2006/metadata/properties/metaAttributes" ct:_="" ma:_="" ma:contentTypeName="Documento" ma:contentTypeID="0x0101006A81D6BD42E8DF4C91013959704817E1" ma:contentTypeVersion="15" ma:contentTypeDescription="Crear nuevo documento." ma:contentTypeScope="" ma:versionID="bf4f72ffd194f0963ff564daca6869f7">
   <xsd:schema xmlns:xsd="http://www.w3.org/2001/XMLSchema" xmlns:xs="http://www.w3.org/2001/XMLSchema" xmlns:p="http://schemas.microsoft.com/office/2006/metadata/properties" xmlns:ns2="13c90a0b-73bc-4dc0-be5f-28d77b615beb" xmlns:ns3="13c93bba-48ce-428c-bfe5-88b42c19b028" targetNamespace="http://schemas.microsoft.com/office/2006/metadata/properties" ma:root="true" ma:fieldsID="8718d6f4873a5b1392a45044efa78385" ns2:_="" ns3:_="">
     <xsd:import namespace="13c90a0b-73bc-4dc0-be5f-28d77b615beb"/>
@@ -38132,18 +38229,11 @@
 </ct:contentTypeSchema>
 </file>
 
-<file path=customXml/item2.xml><?xml version="1.0" encoding="utf-8"?>
-<p:properties xmlns:p="http://schemas.microsoft.com/office/2006/metadata/properties" xmlns:xsi="http://www.w3.org/2001/XMLSchema-instance" xmlns:pc="http://schemas.microsoft.com/office/infopath/2007/PartnerControls">
-  <documentManagement>
-    <TaxCatchAll xmlns="13c90a0b-73bc-4dc0-be5f-28d77b615beb" xsi:nil="true"/>
-    <lcf76f155ced4ddcb4097134ff3c332f xmlns="13c93bba-48ce-428c-bfe5-88b42c19b028">
-      <Terms xmlns="http://schemas.microsoft.com/office/infopath/2007/PartnerControls"/>
-    </lcf76f155ced4ddcb4097134ff3c332f>
-  </documentManagement>
-</p:properties>
+<file path=customXml/item3.xml><?xml version="1.0" encoding="utf-8"?>
+<b:Sources xmlns:b="http://schemas.openxmlformats.org/officeDocument/2006/bibliography" xmlns="http://schemas.openxmlformats.org/officeDocument/2006/bibliography" SelectedStyle="\APASixthEditionOfficeOnline.xsl" StyleName="APA" Version="6"/>
 </file>
 
-<file path=customXml/item3.xml><?xml version="1.0" encoding="utf-8"?>
+<file path=customXml/item4.xml><?xml version="1.0" encoding="utf-8"?>
 <?mso-contentType ?>
 <FormTemplates xmlns="http://schemas.microsoft.com/sharepoint/v3/contenttype/forms">
   <Display>DocumentLibraryForm</Display>
@@ -38152,11 +38242,18 @@
 </FormTemplates>
 </file>
 
-<file path=customXml/item4.xml><?xml version="1.0" encoding="utf-8"?>
-<b:Sources xmlns:b="http://schemas.openxmlformats.org/officeDocument/2006/bibliography" xmlns="http://schemas.openxmlformats.org/officeDocument/2006/bibliography" SelectedStyle="\APASixthEditionOfficeOnline.xsl" StyleName="APA" Version="6"/>
+<file path=customXml/itemProps1.xml><?xml version="1.0" encoding="utf-8"?>
+<ds:datastoreItem xmlns:ds="http://schemas.openxmlformats.org/officeDocument/2006/customXml" ds:itemID="{1279454D-02BE-4A9C-A117-DCD1573E2608}">
+  <ds:schemaRefs>
+    <ds:schemaRef ds:uri="http://schemas.microsoft.com/office/2006/metadata/properties"/>
+    <ds:schemaRef ds:uri="http://schemas.microsoft.com/office/infopath/2007/PartnerControls"/>
+    <ds:schemaRef ds:uri="13c90a0b-73bc-4dc0-be5f-28d77b615beb"/>
+    <ds:schemaRef ds:uri="13c93bba-48ce-428c-bfe5-88b42c19b028"/>
+  </ds:schemaRefs>
+</ds:datastoreItem>
 </file>
 
-<file path=customXml/itemProps1.xml><?xml version="1.0" encoding="utf-8"?>
+<file path=customXml/itemProps2.xml><?xml version="1.0" encoding="utf-8"?>
 <ds:datastoreItem xmlns:ds="http://schemas.openxmlformats.org/officeDocument/2006/customXml" ds:itemID="{315AC3BD-81F1-43B7-910E-F4DB2B3F9D7B}">
   <ds:schemaRefs>
     <ds:schemaRef ds:uri="http://schemas.microsoft.com/office/2006/metadata/contentType"/>
@@ -38175,29 +38272,18 @@
 </ds:datastoreItem>
 </file>
 
-<file path=customXml/itemProps2.xml><?xml version="1.0" encoding="utf-8"?>
-<ds:datastoreItem xmlns:ds="http://schemas.openxmlformats.org/officeDocument/2006/customXml" ds:itemID="{1279454D-02BE-4A9C-A117-DCD1573E2608}">
+<file path=customXml/itemProps3.xml><?xml version="1.0" encoding="utf-8"?>
+<ds:datastoreItem xmlns:ds="http://schemas.openxmlformats.org/officeDocument/2006/customXml" ds:itemID="{EAE431FD-7059-4C09-804B-C9D69EB7B213}">
   <ds:schemaRefs>
-    <ds:schemaRef ds:uri="http://schemas.microsoft.com/office/2006/metadata/properties"/>
-    <ds:schemaRef ds:uri="http://schemas.microsoft.com/office/infopath/2007/PartnerControls"/>
-    <ds:schemaRef ds:uri="13c90a0b-73bc-4dc0-be5f-28d77b615beb"/>
-    <ds:schemaRef ds:uri="13c93bba-48ce-428c-bfe5-88b42c19b028"/>
+    <ds:schemaRef ds:uri="http://schemas.openxmlformats.org/officeDocument/2006/bibliography"/>
   </ds:schemaRefs>
 </ds:datastoreItem>
 </file>
 
-<file path=customXml/itemProps3.xml><?xml version="1.0" encoding="utf-8"?>
+<file path=customXml/itemProps4.xml><?xml version="1.0" encoding="utf-8"?>
 <ds:datastoreItem xmlns:ds="http://schemas.openxmlformats.org/officeDocument/2006/customXml" ds:itemID="{10663269-2064-4804-8290-36D4A57F5557}">
   <ds:schemaRefs>
     <ds:schemaRef ds:uri="http://schemas.microsoft.com/sharepoint/v3/contenttype/forms"/>
   </ds:schemaRefs>
 </ds:datastoreItem>
-</file>
-
-<file path=customXml/itemProps4.xml><?xml version="1.0" encoding="utf-8"?>
-<ds:datastoreItem xmlns:ds="http://schemas.openxmlformats.org/officeDocument/2006/customXml" ds:itemID="{EAE431FD-7059-4C09-804B-C9D69EB7B213}">
-  <ds:schemaRefs>
-    <ds:schemaRef ds:uri="http://schemas.openxmlformats.org/officeDocument/2006/bibliography"/>
-  </ds:schemaRefs>
-</ds:datastoreItem>
 </file>
--- a/fuentes/72312205_CF01_DU.docx
+++ b/fuentes/72312205_CF01_DU.docx
@@ -205,7 +205,7 @@
               </wp:anchor>
             </w:drawing>
           </mc:Choice>
-          <mc:Fallback xmlns:oel="http://schemas.microsoft.com/office/2019/extlst" xmlns:w16cei="http://schemas.microsoft.com/office/word/2026/wordml/cei" xmlns:w16du="http://schemas.microsoft.com/office/word/2023/wordml/word16du" xmlns:w16sdtfl="http://schemas.microsoft.com/office/word/2024/wordml/sdtformatlock">
+          <mc:Fallback xmlns:w16sdtfl="http://schemas.microsoft.com/office/word/2024/wordml/sdtformatlock" xmlns:w16du="http://schemas.microsoft.com/office/word/2023/wordml/word16du" xmlns:w16cei="http://schemas.microsoft.com/office/word/2026/wordml/cei" xmlns:oel="http://schemas.microsoft.com/office/2019/extlst">
             <w:pict>
               <v:rect w14:anchorId="4C256C62" id="Rectángulo 3" o:spid="_x0000_s1026" alt="&quot;&quot;" style="position:absolute;margin-left:-55.95pt;margin-top:26.4pt;width:613.85pt;height:164.25pt;z-index:-251655168;visibility:visible;mso-wrap-style:square;mso-height-percent:0;mso-wrap-distance-left:9pt;mso-wrap-distance-top:0;mso-wrap-distance-right:9pt;mso-wrap-distance-bottom:0;mso-position-horizontal:absolute;mso-position-horizontal-relative:text;mso-position-vertical:absolute;mso-position-vertical-relative:text;mso-height-percent:0;mso-height-relative:margin;v-text-anchor:middle" o:gfxdata="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" fillcolor="#00314d" stroked="f" strokeweight="1pt"/>
             </w:pict>
@@ -10901,21 +10901,13 @@
               <w:t>: p</w:t>
             </w:r>
             <w:r>
-              <w:t xml:space="preserve">or fin le pegó a </w:t>
-            </w:r>
-            <w:proofErr w:type="gramStart"/>
-            <w:r>
-              <w:t xml:space="preserve">una </w:t>
+              <w:t xml:space="preserve">or fin le pegó a una </w:t>
             </w:r>
             <w:r>
               <w:t>d</w:t>
             </w:r>
             <w:r>
-              <w:t>on</w:t>
-            </w:r>
-            <w:proofErr w:type="gramEnd"/>
-            <w:r>
-              <w:t xml:space="preserve"> Campos. Las BPG nos hacen más competitivos. Un ganadero organizado, que cuida su medio ambiente y tiene registros al día, ahorra en tratamientos y gana confianza en el mercado. Fácil </w:t>
+              <w:t xml:space="preserve">on Campos. Las BPG nos hacen más competitivos. Un ganadero organizado, que cuida su medio ambiente y tiene registros al día, ahorra en tratamientos y gana confianza en el mercado. Fácil </w:t>
             </w:r>
             <w:r>
               <w:t>d</w:t>
@@ -23589,13 +23581,8 @@
               <w:pStyle w:val="Tablas"/>
             </w:pPr>
             <w:r>
-              <w:t xml:space="preserve">1 </w:t>
-            </w:r>
-            <w:proofErr w:type="gramStart"/>
-            <w:r>
-              <w:t>Ml</w:t>
-            </w:r>
-            <w:proofErr w:type="gramEnd"/>
+              <w:t>1 Ml</w:t>
+            </w:r>
           </w:p>
         </w:tc>
         <w:tc>
@@ -24262,7 +24249,7 @@
           <w:rPr>
             <w:rStyle w:val="Hipervnculo"/>
           </w:rPr>
-          <w:t>https://www2.minsalud.gov.co/Normatividad_Nuevo/Resoluci%C3%B3n%205296%20del%202013.pdf</w:t>
+          <w:t>https://compilacionmsf.ica.gov.co:4443/compilacion/docs/resolucion_minsaludps_1382_2013.htm</w:t>
         </w:r>
       </w:hyperlink>
     </w:p>
@@ -37984,17 +37971,6 @@
 </file>
 
 <file path=customXml/item1.xml><?xml version="1.0" encoding="utf-8"?>
-<p:properties xmlns:p="http://schemas.microsoft.com/office/2006/metadata/properties" xmlns:xsi="http://www.w3.org/2001/XMLSchema-instance" xmlns:pc="http://schemas.microsoft.com/office/infopath/2007/PartnerControls">
-  <documentManagement>
-    <TaxCatchAll xmlns="13c90a0b-73bc-4dc0-be5f-28d77b615beb" xsi:nil="true"/>
-    <lcf76f155ced4ddcb4097134ff3c332f xmlns="13c93bba-48ce-428c-bfe5-88b42c19b028">
-      <Terms xmlns="http://schemas.microsoft.com/office/infopath/2007/PartnerControls"/>
-    </lcf76f155ced4ddcb4097134ff3c332f>
-  </documentManagement>
-</p:properties>
-</file>
-
-<file path=customXml/item2.xml><?xml version="1.0" encoding="utf-8"?>
 <ct:contentTypeSchema xmlns:ct="http://schemas.microsoft.com/office/2006/metadata/contentType" xmlns:ma="http://schemas.microsoft.com/office/2006/metadata/properties/metaAttributes" ct:_="" ma:_="" ma:contentTypeName="Documento" ma:contentTypeID="0x0101006A81D6BD42E8DF4C91013959704817E1" ma:contentTypeVersion="15" ma:contentTypeDescription="Crear nuevo documento." ma:contentTypeScope="" ma:versionID="bf4f72ffd194f0963ff564daca6869f7">
   <xsd:schema xmlns:xsd="http://www.w3.org/2001/XMLSchema" xmlns:xs="http://www.w3.org/2001/XMLSchema" xmlns:p="http://schemas.microsoft.com/office/2006/metadata/properties" xmlns:ns2="13c90a0b-73bc-4dc0-be5f-28d77b615beb" xmlns:ns3="13c93bba-48ce-428c-bfe5-88b42c19b028" targetNamespace="http://schemas.microsoft.com/office/2006/metadata/properties" ma:root="true" ma:fieldsID="8718d6f4873a5b1392a45044efa78385" ns2:_="" ns3:_="">
     <xsd:import namespace="13c90a0b-73bc-4dc0-be5f-28d77b615beb"/>
@@ -38229,11 +38205,18 @@
 </ct:contentTypeSchema>
 </file>
 
-<file path=customXml/item3.xml><?xml version="1.0" encoding="utf-8"?>
-<b:Sources xmlns:b="http://schemas.openxmlformats.org/officeDocument/2006/bibliography" xmlns="http://schemas.openxmlformats.org/officeDocument/2006/bibliography" SelectedStyle="\APASixthEditionOfficeOnline.xsl" StyleName="APA" Version="6"/>
+<file path=customXml/item2.xml><?xml version="1.0" encoding="utf-8"?>
+<p:properties xmlns:p="http://schemas.microsoft.com/office/2006/metadata/properties" xmlns:xsi="http://www.w3.org/2001/XMLSchema-instance" xmlns:pc="http://schemas.microsoft.com/office/infopath/2007/PartnerControls">
+  <documentManagement>
+    <TaxCatchAll xmlns="13c90a0b-73bc-4dc0-be5f-28d77b615beb" xsi:nil="true"/>
+    <lcf76f155ced4ddcb4097134ff3c332f xmlns="13c93bba-48ce-428c-bfe5-88b42c19b028">
+      <Terms xmlns="http://schemas.microsoft.com/office/infopath/2007/PartnerControls"/>
+    </lcf76f155ced4ddcb4097134ff3c332f>
+  </documentManagement>
+</p:properties>
 </file>
 
-<file path=customXml/item4.xml><?xml version="1.0" encoding="utf-8"?>
+<file path=customXml/item3.xml><?xml version="1.0" encoding="utf-8"?>
 <?mso-contentType ?>
 <FormTemplates xmlns="http://schemas.microsoft.com/sharepoint/v3/contenttype/forms">
   <Display>DocumentLibraryForm</Display>
@@ -38242,18 +38225,11 @@
 </FormTemplates>
 </file>
 
-<file path=customXml/itemProps1.xml><?xml version="1.0" encoding="utf-8"?>
-<ds:datastoreItem xmlns:ds="http://schemas.openxmlformats.org/officeDocument/2006/customXml" ds:itemID="{1279454D-02BE-4A9C-A117-DCD1573E2608}">
-  <ds:schemaRefs>
-    <ds:schemaRef ds:uri="http://schemas.microsoft.com/office/2006/metadata/properties"/>
-    <ds:schemaRef ds:uri="http://schemas.microsoft.com/office/infopath/2007/PartnerControls"/>
-    <ds:schemaRef ds:uri="13c90a0b-73bc-4dc0-be5f-28d77b615beb"/>
-    <ds:schemaRef ds:uri="13c93bba-48ce-428c-bfe5-88b42c19b028"/>
-  </ds:schemaRefs>
-</ds:datastoreItem>
+<file path=customXml/item4.xml><?xml version="1.0" encoding="utf-8"?>
+<b:Sources xmlns:b="http://schemas.openxmlformats.org/officeDocument/2006/bibliography" xmlns="http://schemas.openxmlformats.org/officeDocument/2006/bibliography" SelectedStyle="\APASixthEditionOfficeOnline.xsl" StyleName="APA" Version="6"/>
 </file>
 
-<file path=customXml/itemProps2.xml><?xml version="1.0" encoding="utf-8"?>
+<file path=customXml/itemProps1.xml><?xml version="1.0" encoding="utf-8"?>
 <ds:datastoreItem xmlns:ds="http://schemas.openxmlformats.org/officeDocument/2006/customXml" ds:itemID="{315AC3BD-81F1-43B7-910E-F4DB2B3F9D7B}">
   <ds:schemaRefs>
     <ds:schemaRef ds:uri="http://schemas.microsoft.com/office/2006/metadata/contentType"/>
@@ -38272,18 +38248,29 @@
 </ds:datastoreItem>
 </file>
 
+<file path=customXml/itemProps2.xml><?xml version="1.0" encoding="utf-8"?>
+<ds:datastoreItem xmlns:ds="http://schemas.openxmlformats.org/officeDocument/2006/customXml" ds:itemID="{1279454D-02BE-4A9C-A117-DCD1573E2608}">
+  <ds:schemaRefs>
+    <ds:schemaRef ds:uri="http://schemas.microsoft.com/office/2006/metadata/properties"/>
+    <ds:schemaRef ds:uri="http://schemas.microsoft.com/office/infopath/2007/PartnerControls"/>
+    <ds:schemaRef ds:uri="13c90a0b-73bc-4dc0-be5f-28d77b615beb"/>
+    <ds:schemaRef ds:uri="13c93bba-48ce-428c-bfe5-88b42c19b028"/>
+  </ds:schemaRefs>
+</ds:datastoreItem>
+</file>
+
 <file path=customXml/itemProps3.xml><?xml version="1.0" encoding="utf-8"?>
+<ds:datastoreItem xmlns:ds="http://schemas.openxmlformats.org/officeDocument/2006/customXml" ds:itemID="{10663269-2064-4804-8290-36D4A57F5557}">
+  <ds:schemaRefs>
+    <ds:schemaRef ds:uri="http://schemas.microsoft.com/sharepoint/v3/contenttype/forms"/>
+  </ds:schemaRefs>
+</ds:datastoreItem>
+</file>
+
+<file path=customXml/itemProps4.xml><?xml version="1.0" encoding="utf-8"?>
 <ds:datastoreItem xmlns:ds="http://schemas.openxmlformats.org/officeDocument/2006/customXml" ds:itemID="{EAE431FD-7059-4C09-804B-C9D69EB7B213}">
   <ds:schemaRefs>
     <ds:schemaRef ds:uri="http://schemas.openxmlformats.org/officeDocument/2006/bibliography"/>
   </ds:schemaRefs>
 </ds:datastoreItem>
-</file>
-
-<file path=customXml/itemProps4.xml><?xml version="1.0" encoding="utf-8"?>
-<ds:datastoreItem xmlns:ds="http://schemas.openxmlformats.org/officeDocument/2006/customXml" ds:itemID="{10663269-2064-4804-8290-36D4A57F5557}">
-  <ds:schemaRefs>
-    <ds:schemaRef ds:uri="http://schemas.microsoft.com/sharepoint/v3/contenttype/forms"/>
-  </ds:schemaRefs>
-</ds:datastoreItem>
 </file>